--- a/Fase1/Evidencias Grupales/1.5_GuiaEstudiante_Fase 1_Definicion Proyecto APT .docx
+++ b/Fase1/Evidencias Grupales/1.5_GuiaEstudiante_Fase 1_Definicion Proyecto APT .docx
@@ -519,35 +519,7 @@
                 <w:b/>
                 <w:bCs/>
               </w:rPr>
-              <w:t>Cristóbal</w:t>
-            </w:r>
-            <w:r>
-              <w:rPr>
-                <w:b/>
-                <w:bCs/>
-              </w:rPr>
-              <w:t xml:space="preserve"> Oyarzun - </w:t>
-            </w:r>
-            <w:r>
-              <w:rPr>
-                <w:b/>
-                <w:bCs/>
-              </w:rPr>
-              <w:t>Sebastián</w:t>
-            </w:r>
-            <w:r>
-              <w:rPr>
-                <w:b/>
-                <w:bCs/>
-              </w:rPr>
-              <w:t xml:space="preserve"> Cabrera</w:t>
-            </w:r>
-            <w:r>
-              <w:rPr>
-                <w:b/>
-                <w:bCs/>
-              </w:rPr>
-              <w:t xml:space="preserve"> – Matias Rosales</w:t>
+              <w:t>Cristóbal Oyarzun - Sebastián Cabrera – Matias Rosales</w:t>
             </w:r>
           </w:p>
         </w:tc>
@@ -1357,15 +1329,7 @@
             </w:r>
             <w:r>
               <w:lastRenderedPageBreak/>
-              <w:t xml:space="preserve">la nube junto con los datos entregados del producto </w:t>
-            </w:r>
-            <w:proofErr w:type="spellStart"/>
-            <w:r>
-              <w:t>owner</w:t>
-            </w:r>
-            <w:proofErr w:type="spellEnd"/>
-            <w:r>
-              <w:t xml:space="preserve"> para poder realizar </w:t>
+              <w:t xml:space="preserve">la nube junto con los datos entregados del producto owner para poder realizar </w:t>
             </w:r>
             <w:r>
               <w:t>la aplicación móvil, la API y la base de datos. Como facilitador se cuenta con una planificación progresiva y reuniones de seguimiento; como dificultad, la integración entre los módulos y componentes puede requerir correcciones y pruebas, situación que se aborda mediante pruebas funcionales, corrección de errores y validación de la persistencia de los datos.</w:t>
@@ -1373,21 +1337,11 @@
             <w:r>
               <w:t xml:space="preserve"> También es un riesgo la poca participación del </w:t>
             </w:r>
-            <w:proofErr w:type="spellStart"/>
-            <w:r>
-              <w:t>Product</w:t>
-            </w:r>
-            <w:proofErr w:type="spellEnd"/>
-            <w:r>
-              <w:t xml:space="preserve"> </w:t>
-            </w:r>
-            <w:proofErr w:type="spellStart"/>
-            <w:r>
-              <w:t>owner</w:t>
-            </w:r>
-            <w:proofErr w:type="spellEnd"/>
-            <w:r>
-              <w:t xml:space="preserve"> </w:t>
+            <w:r>
+              <w:t xml:space="preserve">Product </w:t>
+            </w:r>
+            <w:r>
+              <w:t xml:space="preserve">owner </w:t>
             </w:r>
             <w:r>
               <w:t xml:space="preserve">para que el equipo pueda recibir </w:t>
@@ -1849,27 +1803,16 @@
           </w:p>
           <w:p>
             <w:r>
-              <w:t xml:space="preserve">Durante el desarrollo de todos los sprint menos el 0 se </w:t>
-            </w:r>
-            <w:r>
-              <w:t>realizará</w:t>
-            </w:r>
-            <w:r>
-              <w:t xml:space="preserve"> un Sprint </w:t>
-            </w:r>
-            <w:proofErr w:type="spellStart"/>
+              <w:t xml:space="preserve">Durante el desarrollo de todos los sprint menos el 0 se realizará un Sprint </w:t>
+            </w:r>
             <w:r>
               <w:t>Planning</w:t>
             </w:r>
-            <w:proofErr w:type="spellEnd"/>
             <w:r>
               <w:t xml:space="preserve">, Durante el desarrollo de los sprint de manera diaria un </w:t>
             </w:r>
             <w:r>
-              <w:t>Daily</w:t>
-            </w:r>
-            <w:r>
-              <w:t xml:space="preserve"> </w:t>
+              <w:t xml:space="preserve">Daily </w:t>
             </w:r>
             <w:proofErr w:type="gramStart"/>
             <w:r>
@@ -1880,34 +1823,10 @@
               <w:t xml:space="preserve">, al terminar el desarrollo del módulo o módulos desarrollado durante los sprint se realizar un </w:t>
             </w:r>
             <w:r>
-              <w:t xml:space="preserve">Sprint </w:t>
-            </w:r>
-            <w:proofErr w:type="spellStart"/>
-            <w:r>
-              <w:t>Review</w:t>
-            </w:r>
-            <w:proofErr w:type="spellEnd"/>
-            <w:r>
-              <w:t xml:space="preserve"> </w:t>
-            </w:r>
-            <w:r>
-              <w:t xml:space="preserve">con el </w:t>
-            </w:r>
-            <w:proofErr w:type="spellStart"/>
-            <w:r>
-              <w:t>Product</w:t>
-            </w:r>
-            <w:proofErr w:type="spellEnd"/>
-            <w:r>
-              <w:t xml:space="preserve"> </w:t>
-            </w:r>
-            <w:proofErr w:type="spellStart"/>
-            <w:r>
-              <w:t>owner</w:t>
-            </w:r>
-            <w:proofErr w:type="spellEnd"/>
-            <w:r>
-              <w:t xml:space="preserve"> y el scrum </w:t>
+              <w:t xml:space="preserve">Sprint Review </w:t>
+            </w:r>
+            <w:r>
+              <w:t xml:space="preserve">con el Product owner y el scrum </w:t>
             </w:r>
             <w:proofErr w:type="gramStart"/>
             <w:r>
@@ -1926,15 +1845,7 @@
           </w:p>
           <w:p>
             <w:r>
-              <w:t xml:space="preserve">En el Sprint 0 se realizará la definición y planificación del proyecto, identificando necesidades, requerimientos funcionales y no funcionales, historias de usuario, arquitectura tecnológica, </w:t>
-            </w:r>
-            <w:proofErr w:type="spellStart"/>
-            <w:r>
-              <w:t>Product</w:t>
-            </w:r>
-            <w:proofErr w:type="spellEnd"/>
-            <w:r>
-              <w:t xml:space="preserve"> Backlog y prioridades de desarrollo.</w:t>
+              <w:t>En el Sprint 0 se realizará la definición y planificación del proyecto, identificando necesidades, requerimientos funcionales y no funcionales, historias de usuario, arquitectura tecnológica, Product Backlog y prioridades de desarrollo.</w:t>
             </w:r>
             <w:r>
               <w:t xml:space="preserve"> </w:t>
@@ -2639,24 +2550,7 @@
           </w:tcPr>
           <w:p>
             <w:r>
-              <w:t>Módulos</w:t>
-            </w:r>
-            <w:r>
-              <w:t xml:space="preserve"> funcionales de las características de la aplicación </w:t>
-            </w:r>
-            <w:r>
-              <w:t>RUTAGEST</w:t>
-            </w:r>
-            <w:r>
-              <w:t xml:space="preserve"> que se entregaran al completar las tareas del sprint y se le entregaran al producto </w:t>
-            </w:r>
-            <w:proofErr w:type="spellStart"/>
-            <w:r>
-              <w:t>owner</w:t>
-            </w:r>
-            <w:proofErr w:type="spellEnd"/>
-            <w:r>
-              <w:t>.</w:t>
+              <w:t>Módulos funcionales de las características de la aplicación RUTAGEST que se entregaran al completar las tareas del sprint y se le entregaran al producto owner.</w:t>
             </w:r>
           </w:p>
         </w:tc>
@@ -2712,27 +2606,8 @@
           </w:tcPr>
           <w:p>
             <w:r>
-              <w:t xml:space="preserve">Permite validar los requisitos funcionales del sistema </w:t>
-            </w:r>
-            <w:r>
-              <w:t>RUTAGEST</w:t>
-            </w:r>
-            <w:r>
-              <w:t xml:space="preserve"> y sirve como base objetiva para que la </w:t>
-            </w:r>
-            <w:proofErr w:type="spellStart"/>
-            <w:r>
-              <w:t>Product</w:t>
-            </w:r>
-            <w:proofErr w:type="spellEnd"/>
-            <w:r>
-              <w:t xml:space="preserve"> Owner realice las pruebas de aceptación en cada Sprint </w:t>
-            </w:r>
-            <w:proofErr w:type="spellStart"/>
-            <w:r>
-              <w:t>Review</w:t>
-            </w:r>
-            <w:proofErr w:type="spellEnd"/>
+              <w:t>Permite validar los requisitos funcionales del sistema RUTAGEST y sirve como base objetiva para que la Product Owner realice las pruebas de aceptación en cada Sprint Review</w:t>
+            </w:r>
           </w:p>
         </w:tc>
       </w:tr>
@@ -2902,13 +2777,8 @@
             <w:tcW w:w="1843" w:type="dxa"/>
           </w:tcPr>
           <w:p>
-            <w:proofErr w:type="spellStart"/>
-            <w:r>
-              <w:t>Product</w:t>
-            </w:r>
-            <w:proofErr w:type="spellEnd"/>
-            <w:r>
-              <w:t xml:space="preserve"> Backlog</w:t>
+            <w:r>
+              <w:t>Product Backlog</w:t>
             </w:r>
           </w:p>
         </w:tc>
@@ -2928,13 +2798,7 @@
           </w:tcPr>
           <w:p>
             <w:r>
-              <w:t xml:space="preserve">Permite evidenciar el levantamiento funcional del sistema </w:t>
-            </w:r>
-            <w:r>
-              <w:t>RUTAGEST</w:t>
-            </w:r>
-            <w:r>
-              <w:t xml:space="preserve"> y la planificación inicial del alcance.</w:t>
+              <w:t>Permite evidenciar el levantamiento funcional del sistema RUTAGEST y la planificación inicial del alcance.</w:t>
             </w:r>
           </w:p>
         </w:tc>
@@ -2996,15 +2860,7 @@
           </w:tcPr>
           <w:p>
             <w:r>
-              <w:t xml:space="preserve">Permite validar la ejecución real del marco de trabajo Scrum y la interacción con la </w:t>
-            </w:r>
-            <w:proofErr w:type="spellStart"/>
-            <w:r>
-              <w:t>Product</w:t>
-            </w:r>
-            <w:proofErr w:type="spellEnd"/>
-            <w:r>
-              <w:t xml:space="preserve"> Owner y Scrum Máster</w:t>
+              <w:t>Permite validar la ejecución real del marco de trabajo Scrum y la interacción con la Product Owner y Scrum Máster</w:t>
             </w:r>
           </w:p>
         </w:tc>
@@ -3029,13 +2885,8 @@
           </w:tcPr>
           <w:p>
             <w:r>
-              <w:t xml:space="preserve">Sprint </w:t>
-            </w:r>
-            <w:proofErr w:type="spellStart"/>
-            <w:r>
-              <w:t>Planning</w:t>
-            </w:r>
-            <w:proofErr w:type="spellEnd"/>
+              <w:t>Sprint Planning</w:t>
+            </w:r>
           </w:p>
         </w:tc>
         <w:tc>
@@ -3204,13 +3055,8 @@
           </w:tcPr>
           <w:p>
             <w:r>
-              <w:t xml:space="preserve">Sprint </w:t>
-            </w:r>
-            <w:proofErr w:type="spellStart"/>
-            <w:r>
-              <w:t>Review</w:t>
-            </w:r>
-            <w:proofErr w:type="spellEnd"/>
+              <w:t>Sprint Review</w:t>
+            </w:r>
           </w:p>
         </w:tc>
         <w:tc>
@@ -3235,15 +3081,15 @@
             </w:r>
             <w:proofErr w:type="spellEnd"/>
             <w:r>
-              <w:t xml:space="preserve"> </w:t>
+              <w:t xml:space="preserve"> owner donde este dirá las críticas que tenga con el </w:t>
             </w:r>
             <w:proofErr w:type="spellStart"/>
             <w:r>
-              <w:t>owner</w:t>
+              <w:t>modulo</w:t>
             </w:r>
             <w:proofErr w:type="spellEnd"/>
             <w:r>
-              <w:t xml:space="preserve"> donde este dirá las críticas que tenga con el modulo entregado para que así el scrum </w:t>
+              <w:t xml:space="preserve"> entregado para que así el scrum </w:t>
             </w:r>
             <w:proofErr w:type="gramStart"/>
             <w:r>
@@ -3269,15 +3115,7 @@
           </w:tcPr>
           <w:p>
             <w:r>
-              <w:t xml:space="preserve">Permite validar el incremento de software entregado directamente con el </w:t>
-            </w:r>
-            <w:proofErr w:type="spellStart"/>
-            <w:r>
-              <w:t>Product</w:t>
-            </w:r>
-            <w:proofErr w:type="spellEnd"/>
-            <w:r>
-              <w:t xml:space="preserve"> Owner, asegurando que se cumpla con las expectativas del negocio antes de avanzar</w:t>
+              <w:t>Permite validar el incremento de software entregado directamente con el Product Owner, asegurando que se cumpla con las expectativas del negocio antes de avanzar</w:t>
             </w:r>
           </w:p>
         </w:tc>
@@ -3875,35 +3713,7 @@
                 <w:rFonts w:ascii="Aptos Narrow" w:eastAsia="Times New Roman" w:hAnsi="Aptos Narrow" w:cs="Times New Roman"/>
                 <w:color w:val="1F3864"/>
               </w:rPr>
-              <w:t xml:space="preserve">Duración de la </w:t>
-            </w:r>
-            <w:r>
-              <w:rPr>
-                <w:rFonts w:ascii="Aptos Narrow" w:eastAsia="Times New Roman" w:hAnsi="Aptos Narrow" w:cs="Times New Roman"/>
-                <w:color w:val="1F3864"/>
-              </w:rPr>
-              <w:t>actividad (días</w:t>
-            </w:r>
-            <w:r>
-              <w:rPr>
-                <w:rFonts w:ascii="Aptos Narrow" w:eastAsia="Times New Roman" w:hAnsi="Aptos Narrow" w:cs="Times New Roman"/>
-                <w:color w:val="1F3864"/>
-              </w:rPr>
-              <w:t xml:space="preserve"> </w:t>
-            </w:r>
-            <w:r>
-              <w:rPr>
-                <w:rFonts w:ascii="Aptos Narrow" w:eastAsia="Times New Roman" w:hAnsi="Aptos Narrow" w:cs="Times New Roman"/>
-                <w:color w:val="1F3864"/>
-              </w:rPr>
-              <w:t>hábiles</w:t>
-            </w:r>
-            <w:r>
-              <w:rPr>
-                <w:rFonts w:ascii="Aptos Narrow" w:eastAsia="Times New Roman" w:hAnsi="Aptos Narrow" w:cs="Times New Roman"/>
-                <w:color w:val="1F3864"/>
-              </w:rPr>
-              <w:t>)</w:t>
+              <w:t>Duración de la actividad (días hábiles)</w:t>
             </w:r>
           </w:p>
         </w:tc>
@@ -3998,21 +3808,7 @@
                 <w:rFonts w:ascii="Aptos Narrow" w:eastAsia="Times New Roman" w:hAnsi="Aptos Narrow" w:cs="Times New Roman"/>
                 <w:color w:val="000000"/>
               </w:rPr>
-              <w:t xml:space="preserve"> Diseño y gestión de requisitos, Desarrollo de software, Gestión de proyectos informáticos, Gestión de riesgos, </w:t>
-            </w:r>
-            <w:r>
-              <w:rPr>
-                <w:rFonts w:ascii="Aptos Narrow" w:eastAsia="Times New Roman" w:hAnsi="Aptos Narrow" w:cs="Times New Roman"/>
-                <w:color w:val="000000"/>
-              </w:rPr>
-              <w:t>Arquitectura, Calidad</w:t>
-            </w:r>
-            <w:r>
-              <w:rPr>
-                <w:rFonts w:ascii="Aptos Narrow" w:eastAsia="Times New Roman" w:hAnsi="Aptos Narrow" w:cs="Times New Roman"/>
-                <w:color w:val="000000"/>
-              </w:rPr>
-              <w:t xml:space="preserve"> de software y Programación base de datos</w:t>
+              <w:t xml:space="preserve"> Diseño y gestión de requisitos, Desarrollo de software, Gestión de proyectos informáticos, Gestión de riesgos, Arquitectura, Calidad de software y Programación base de datos</w:t>
             </w:r>
           </w:p>
         </w:tc>
@@ -4072,23 +3868,7 @@
                 <w:rFonts w:ascii="Aptos Narrow" w:eastAsia="Times New Roman" w:hAnsi="Aptos Narrow" w:cs="Times New Roman"/>
                 <w:color w:val="000000"/>
               </w:rPr>
-              <w:t xml:space="preserve">Identificar necesidades, requerimientos funcionales y no funcionales, historias de usuario, arquitectura tecnológica, </w:t>
-            </w:r>
-            <w:proofErr w:type="spellStart"/>
-            <w:r>
-              <w:rPr>
-                <w:rFonts w:ascii="Aptos Narrow" w:eastAsia="Times New Roman" w:hAnsi="Aptos Narrow" w:cs="Times New Roman"/>
-                <w:color w:val="000000"/>
-              </w:rPr>
-              <w:t>Product</w:t>
-            </w:r>
-            <w:proofErr w:type="spellEnd"/>
-            <w:r>
-              <w:rPr>
-                <w:rFonts w:ascii="Aptos Narrow" w:eastAsia="Times New Roman" w:hAnsi="Aptos Narrow" w:cs="Times New Roman"/>
-                <w:color w:val="000000"/>
-              </w:rPr>
-              <w:t xml:space="preserve"> Backlog y prioridades.</w:t>
+              <w:t>Identificar necesidades, requerimientos funcionales y no funcionales, historias de usuario, arquitectura tecnológica, Product Backlog y prioridades.</w:t>
             </w:r>
           </w:p>
         </w:tc>
@@ -4148,14 +3928,7 @@
                 <w:rFonts w:ascii="Aptos Narrow" w:eastAsia="Times New Roman" w:hAnsi="Aptos Narrow" w:cs="Times New Roman"/>
                 <w:color w:val="000000"/>
               </w:rPr>
-              <w:t xml:space="preserve">7 </w:t>
-            </w:r>
-            <w:r>
-              <w:rPr>
-                <w:rFonts w:ascii="Aptos Narrow" w:eastAsia="Times New Roman" w:hAnsi="Aptos Narrow" w:cs="Times New Roman"/>
-                <w:color w:val="000000"/>
-              </w:rPr>
-              <w:t>días</w:t>
+              <w:t>7 días</w:t>
             </w:r>
           </w:p>
         </w:tc>
@@ -4185,21 +3958,7 @@
                 <w:rFonts w:ascii="Aptos Narrow" w:eastAsia="Times New Roman" w:hAnsi="Aptos Narrow" w:cs="Times New Roman"/>
                 <w:color w:val="000000"/>
               </w:rPr>
-              <w:t xml:space="preserve">Cristóbal </w:t>
-            </w:r>
-            <w:r>
-              <w:rPr>
-                <w:rFonts w:ascii="Aptos Narrow" w:eastAsia="Times New Roman" w:hAnsi="Aptos Narrow" w:cs="Times New Roman"/>
-                <w:color w:val="000000"/>
-              </w:rPr>
-              <w:t>Oyarzun,</w:t>
-            </w:r>
-            <w:r>
-              <w:rPr>
-                <w:rFonts w:ascii="Aptos Narrow" w:eastAsia="Times New Roman" w:hAnsi="Aptos Narrow" w:cs="Times New Roman"/>
-                <w:color w:val="000000"/>
-              </w:rPr>
-              <w:t xml:space="preserve"> Sebastián Cabrera y Matias Rosales</w:t>
+              <w:t>Cristóbal Oyarzun, Sebastián Cabrera</w:t>
             </w:r>
           </w:p>
         </w:tc>
@@ -4264,21 +4023,7 @@
                 <w:rFonts w:ascii="Aptos Narrow" w:eastAsia="Times New Roman" w:hAnsi="Aptos Narrow" w:cs="Times New Roman"/>
                 <w:color w:val="000000"/>
               </w:rPr>
-              <w:t xml:space="preserve">Diseño y </w:t>
-            </w:r>
-            <w:r>
-              <w:rPr>
-                <w:rFonts w:ascii="Aptos Narrow" w:eastAsia="Times New Roman" w:hAnsi="Aptos Narrow" w:cs="Times New Roman"/>
-                <w:color w:val="000000"/>
-              </w:rPr>
-              <w:t>gestión</w:t>
-            </w:r>
-            <w:r>
-              <w:rPr>
-                <w:rFonts w:ascii="Aptos Narrow" w:eastAsia="Times New Roman" w:hAnsi="Aptos Narrow" w:cs="Times New Roman"/>
-                <w:color w:val="000000"/>
-              </w:rPr>
-              <w:t xml:space="preserve"> de requisitos</w:t>
+              <w:t>Diseño y gestión de requisitos</w:t>
             </w:r>
           </w:p>
         </w:tc>
@@ -4427,21 +4172,7 @@
                 <w:rFonts w:ascii="Aptos Narrow" w:eastAsia="Times New Roman" w:hAnsi="Aptos Narrow" w:cs="Times New Roman"/>
                 <w:color w:val="000000"/>
               </w:rPr>
-              <w:t xml:space="preserve">Cristóbal </w:t>
-            </w:r>
-            <w:r>
-              <w:rPr>
-                <w:rFonts w:ascii="Aptos Narrow" w:eastAsia="Times New Roman" w:hAnsi="Aptos Narrow" w:cs="Times New Roman"/>
-                <w:color w:val="000000"/>
-              </w:rPr>
-              <w:t>Oyarzun,</w:t>
-            </w:r>
-            <w:r>
-              <w:rPr>
-                <w:rFonts w:ascii="Aptos Narrow" w:eastAsia="Times New Roman" w:hAnsi="Aptos Narrow" w:cs="Times New Roman"/>
-                <w:color w:val="000000"/>
-              </w:rPr>
-              <w:t xml:space="preserve"> Sebastián Cabrera y Matias Rosales</w:t>
+              <w:t>Cristóbal Oyarzun, Sebastián Cabrera</w:t>
             </w:r>
           </w:p>
         </w:tc>
@@ -4645,20 +4376,9 @@
             <w:r>
               <w:rPr>
                 <w:rFonts w:ascii="Aptos Narrow" w:eastAsia="Times New Roman" w:hAnsi="Aptos Narrow" w:cs="Times New Roman"/>
-              </w:rPr>
-              <w:t xml:space="preserve">Cristóbal </w:t>
-            </w:r>
-            <w:r>
-              <w:rPr>
-                <w:rFonts w:ascii="Aptos Narrow" w:eastAsia="Times New Roman" w:hAnsi="Aptos Narrow" w:cs="Times New Roman"/>
-              </w:rPr>
-              <w:t>Oyarzun,</w:t>
-            </w:r>
-            <w:r>
-              <w:rPr>
-                <w:rFonts w:ascii="Aptos Narrow" w:eastAsia="Times New Roman" w:hAnsi="Aptos Narrow" w:cs="Times New Roman"/>
-              </w:rPr>
-              <w:t xml:space="preserve"> Sebastián Cabrera y Matias Rosales</w:t>
+                <w:color w:val="000000"/>
+              </w:rPr>
+              <w:t>Cristóbal Oyarzun, Sebastián Cabrera</w:t>
             </w:r>
           </w:p>
         </w:tc>
@@ -4745,199 +4465,166 @@
                 <w:rFonts w:ascii="Aptos Narrow" w:eastAsia="Times New Roman" w:hAnsi="Aptos Narrow" w:cs="Times New Roman"/>
               </w:rPr>
             </w:pPr>
+            <w:r>
+              <w:rPr>
+                <w:rFonts w:ascii="Aptos Narrow" w:eastAsia="Times New Roman" w:hAnsi="Aptos Narrow" w:cs="Times New Roman"/>
+              </w:rPr>
+              <w:t>Product Backlog</w:t>
+            </w:r>
+          </w:p>
+        </w:tc>
+        <w:tc>
+          <w:tcPr>
+            <w:tcW w:w="2167" w:type="dxa"/>
+            <w:tcBorders>
+              <w:top w:val="nil"/>
+              <w:left w:val="nil"/>
+              <w:bottom w:val="single" w:sz="4" w:space="0" w:color="auto"/>
+              <w:right w:val="single" w:sz="4" w:space="0" w:color="auto"/>
+            </w:tcBorders>
+            <w:shd w:val="clear" w:color="000000" w:fill="FBE2D5"/>
+            <w:hideMark/>
+          </w:tcPr>
+          <w:p>
+            <w:pPr>
+              <w:spacing w:after="0" w:line="240" w:lineRule="auto"/>
+              <w:jc w:val="center"/>
+              <w:rPr>
+                <w:rFonts w:ascii="Aptos Narrow" w:eastAsia="Times New Roman" w:hAnsi="Aptos Narrow" w:cs="Times New Roman"/>
+              </w:rPr>
+            </w:pPr>
+            <w:r>
+              <w:rPr>
+                <w:rFonts w:ascii="Aptos Narrow" w:eastAsia="Times New Roman" w:hAnsi="Aptos Narrow" w:cs="Times New Roman"/>
+              </w:rPr>
+              <w:t>Listado de historias de usuario identificando los más importantes y en que sprint se planea que debería hacerse</w:t>
+            </w:r>
+          </w:p>
+        </w:tc>
+        <w:tc>
+          <w:tcPr>
+            <w:tcW w:w="1536" w:type="dxa"/>
+            <w:tcBorders>
+              <w:top w:val="nil"/>
+              <w:left w:val="nil"/>
+              <w:bottom w:val="single" w:sz="4" w:space="0" w:color="auto"/>
+              <w:right w:val="single" w:sz="4" w:space="0" w:color="auto"/>
+            </w:tcBorders>
+            <w:shd w:val="clear" w:color="000000" w:fill="FBE2D5"/>
+            <w:hideMark/>
+          </w:tcPr>
+          <w:p>
+            <w:pPr>
+              <w:spacing w:after="0" w:line="240" w:lineRule="auto"/>
+              <w:jc w:val="center"/>
+              <w:rPr>
+                <w:rFonts w:ascii="Aptos Narrow" w:eastAsia="Times New Roman" w:hAnsi="Aptos Narrow" w:cs="Times New Roman"/>
+              </w:rPr>
+            </w:pPr>
+            <w:r>
+              <w:rPr>
+                <w:rFonts w:ascii="Aptos Narrow" w:eastAsia="Times New Roman" w:hAnsi="Aptos Narrow" w:cs="Times New Roman"/>
+              </w:rPr>
+              <w:t>Historias de usuario + Criterios de aceptación</w:t>
+            </w:r>
+          </w:p>
+        </w:tc>
+        <w:tc>
+          <w:tcPr>
+            <w:tcW w:w="1376" w:type="dxa"/>
+            <w:tcBorders>
+              <w:top w:val="nil"/>
+              <w:left w:val="nil"/>
+              <w:bottom w:val="single" w:sz="4" w:space="0" w:color="auto"/>
+              <w:right w:val="single" w:sz="4" w:space="0" w:color="auto"/>
+            </w:tcBorders>
+            <w:shd w:val="clear" w:color="000000" w:fill="FBE2D5"/>
+            <w:hideMark/>
+          </w:tcPr>
+          <w:p>
+            <w:pPr>
+              <w:spacing w:after="0" w:line="240" w:lineRule="auto"/>
+              <w:jc w:val="center"/>
+              <w:rPr>
+                <w:rFonts w:ascii="Aptos Narrow" w:eastAsia="Times New Roman" w:hAnsi="Aptos Narrow" w:cs="Times New Roman"/>
+              </w:rPr>
+            </w:pPr>
+            <w:r>
+              <w:rPr>
+                <w:rFonts w:ascii="Aptos Narrow" w:eastAsia="Times New Roman" w:hAnsi="Aptos Narrow" w:cs="Times New Roman"/>
+              </w:rPr>
+              <w:t>2 día</w:t>
+            </w:r>
+          </w:p>
+        </w:tc>
+        <w:tc>
+          <w:tcPr>
+            <w:tcW w:w="1313" w:type="dxa"/>
+            <w:tcBorders>
+              <w:top w:val="nil"/>
+              <w:left w:val="nil"/>
+              <w:bottom w:val="single" w:sz="4" w:space="0" w:color="auto"/>
+              <w:right w:val="single" w:sz="4" w:space="0" w:color="auto"/>
+            </w:tcBorders>
+            <w:shd w:val="clear" w:color="000000" w:fill="FBE2D5"/>
+            <w:hideMark/>
+          </w:tcPr>
+          <w:p>
+            <w:pPr>
+              <w:spacing w:after="0" w:line="240" w:lineRule="auto"/>
+              <w:jc w:val="center"/>
+              <w:rPr>
+                <w:rFonts w:ascii="Aptos Narrow" w:eastAsia="Times New Roman" w:hAnsi="Aptos Narrow" w:cs="Times New Roman"/>
+              </w:rPr>
+            </w:pPr>
+            <w:r>
+              <w:rPr>
+                <w:rFonts w:ascii="Aptos Narrow" w:eastAsia="Times New Roman" w:hAnsi="Aptos Narrow" w:cs="Times New Roman"/>
+                <w:color w:val="000000"/>
+              </w:rPr>
+              <w:t>Cristóbal Oyarzun, Sebastián Cabrera</w:t>
+            </w:r>
+          </w:p>
+        </w:tc>
+        <w:tc>
+          <w:tcPr>
+            <w:tcW w:w="1260" w:type="dxa"/>
+            <w:tcBorders>
+              <w:top w:val="nil"/>
+              <w:left w:val="nil"/>
+              <w:bottom w:val="single" w:sz="4" w:space="0" w:color="auto"/>
+              <w:right w:val="single" w:sz="4" w:space="0" w:color="auto"/>
+            </w:tcBorders>
+            <w:shd w:val="clear" w:color="000000" w:fill="FBE2D5"/>
+            <w:hideMark/>
+          </w:tcPr>
+          <w:p>
+            <w:pPr>
+              <w:spacing w:after="0" w:line="240" w:lineRule="auto"/>
+              <w:jc w:val="center"/>
+              <w:rPr>
+                <w:rFonts w:ascii="Aptos Narrow" w:eastAsia="Times New Roman" w:hAnsi="Aptos Narrow" w:cs="Times New Roman"/>
+              </w:rPr>
+            </w:pPr>
+            <w:r>
+              <w:rPr>
+                <w:rFonts w:ascii="Aptos Narrow" w:eastAsia="Times New Roman" w:hAnsi="Aptos Narrow" w:cs="Times New Roman"/>
+              </w:rPr>
+              <w:t xml:space="preserve"> Debe consultarse al </w:t>
+            </w:r>
             <w:proofErr w:type="spellStart"/>
             <w:r>
               <w:rPr>
                 <w:rFonts w:ascii="Aptos Narrow" w:eastAsia="Times New Roman" w:hAnsi="Aptos Narrow" w:cs="Times New Roman"/>
               </w:rPr>
-              <w:t>Product</w:t>
+              <w:t>Produc</w:t>
             </w:r>
             <w:proofErr w:type="spellEnd"/>
             <w:r>
               <w:rPr>
                 <w:rFonts w:ascii="Aptos Narrow" w:eastAsia="Times New Roman" w:hAnsi="Aptos Narrow" w:cs="Times New Roman"/>
               </w:rPr>
-              <w:t xml:space="preserve"> Backlog</w:t>
-            </w:r>
-          </w:p>
-        </w:tc>
-        <w:tc>
-          <w:tcPr>
-            <w:tcW w:w="2167" w:type="dxa"/>
-            <w:tcBorders>
-              <w:top w:val="nil"/>
-              <w:left w:val="nil"/>
-              <w:bottom w:val="single" w:sz="4" w:space="0" w:color="auto"/>
-              <w:right w:val="single" w:sz="4" w:space="0" w:color="auto"/>
-            </w:tcBorders>
-            <w:shd w:val="clear" w:color="000000" w:fill="FBE2D5"/>
-            <w:hideMark/>
-          </w:tcPr>
-          <w:p>
-            <w:pPr>
-              <w:spacing w:after="0" w:line="240" w:lineRule="auto"/>
-              <w:jc w:val="center"/>
-              <w:rPr>
-                <w:rFonts w:ascii="Aptos Narrow" w:eastAsia="Times New Roman" w:hAnsi="Aptos Narrow" w:cs="Times New Roman"/>
-              </w:rPr>
-            </w:pPr>
-            <w:r>
-              <w:rPr>
-                <w:rFonts w:ascii="Aptos Narrow" w:eastAsia="Times New Roman" w:hAnsi="Aptos Narrow" w:cs="Times New Roman"/>
-              </w:rPr>
-              <w:t>Listado de historias de usuario identificando los más importantes y en que sprint se planea que debería hacerse</w:t>
-            </w:r>
-          </w:p>
-        </w:tc>
-        <w:tc>
-          <w:tcPr>
-            <w:tcW w:w="1536" w:type="dxa"/>
-            <w:tcBorders>
-              <w:top w:val="nil"/>
-              <w:left w:val="nil"/>
-              <w:bottom w:val="single" w:sz="4" w:space="0" w:color="auto"/>
-              <w:right w:val="single" w:sz="4" w:space="0" w:color="auto"/>
-            </w:tcBorders>
-            <w:shd w:val="clear" w:color="000000" w:fill="FBE2D5"/>
-            <w:hideMark/>
-          </w:tcPr>
-          <w:p>
-            <w:pPr>
-              <w:spacing w:after="0" w:line="240" w:lineRule="auto"/>
-              <w:jc w:val="center"/>
-              <w:rPr>
-                <w:rFonts w:ascii="Aptos Narrow" w:eastAsia="Times New Roman" w:hAnsi="Aptos Narrow" w:cs="Times New Roman"/>
-              </w:rPr>
-            </w:pPr>
-            <w:r>
-              <w:rPr>
-                <w:rFonts w:ascii="Aptos Narrow" w:eastAsia="Times New Roman" w:hAnsi="Aptos Narrow" w:cs="Times New Roman"/>
-              </w:rPr>
-              <w:t>Historias de usuario + Criterios de aceptación</w:t>
-            </w:r>
-          </w:p>
-        </w:tc>
-        <w:tc>
-          <w:tcPr>
-            <w:tcW w:w="1376" w:type="dxa"/>
-            <w:tcBorders>
-              <w:top w:val="nil"/>
-              <w:left w:val="nil"/>
-              <w:bottom w:val="single" w:sz="4" w:space="0" w:color="auto"/>
-              <w:right w:val="single" w:sz="4" w:space="0" w:color="auto"/>
-            </w:tcBorders>
-            <w:shd w:val="clear" w:color="000000" w:fill="FBE2D5"/>
-            <w:hideMark/>
-          </w:tcPr>
-          <w:p>
-            <w:pPr>
-              <w:spacing w:after="0" w:line="240" w:lineRule="auto"/>
-              <w:jc w:val="center"/>
-              <w:rPr>
-                <w:rFonts w:ascii="Aptos Narrow" w:eastAsia="Times New Roman" w:hAnsi="Aptos Narrow" w:cs="Times New Roman"/>
-              </w:rPr>
-            </w:pPr>
-            <w:r>
-              <w:rPr>
-                <w:rFonts w:ascii="Aptos Narrow" w:eastAsia="Times New Roman" w:hAnsi="Aptos Narrow" w:cs="Times New Roman"/>
-              </w:rPr>
-              <w:t>2 día</w:t>
-            </w:r>
-          </w:p>
-        </w:tc>
-        <w:tc>
-          <w:tcPr>
-            <w:tcW w:w="1313" w:type="dxa"/>
-            <w:tcBorders>
-              <w:top w:val="nil"/>
-              <w:left w:val="nil"/>
-              <w:bottom w:val="single" w:sz="4" w:space="0" w:color="auto"/>
-              <w:right w:val="single" w:sz="4" w:space="0" w:color="auto"/>
-            </w:tcBorders>
-            <w:shd w:val="clear" w:color="000000" w:fill="FBE2D5"/>
-            <w:hideMark/>
-          </w:tcPr>
-          <w:p>
-            <w:pPr>
-              <w:spacing w:after="0" w:line="240" w:lineRule="auto"/>
-              <w:jc w:val="center"/>
-              <w:rPr>
-                <w:rFonts w:ascii="Aptos Narrow" w:eastAsia="Times New Roman" w:hAnsi="Aptos Narrow" w:cs="Times New Roman"/>
-              </w:rPr>
-            </w:pPr>
-            <w:r>
-              <w:rPr>
-                <w:rFonts w:ascii="Aptos Narrow" w:eastAsia="Times New Roman" w:hAnsi="Aptos Narrow" w:cs="Times New Roman"/>
-              </w:rPr>
-              <w:t xml:space="preserve">Cristóbal </w:t>
-            </w:r>
-            <w:r>
-              <w:rPr>
-                <w:rFonts w:ascii="Aptos Narrow" w:eastAsia="Times New Roman" w:hAnsi="Aptos Narrow" w:cs="Times New Roman"/>
-              </w:rPr>
-              <w:t>Oyarzun,</w:t>
-            </w:r>
-            <w:r>
-              <w:rPr>
-                <w:rFonts w:ascii="Aptos Narrow" w:eastAsia="Times New Roman" w:hAnsi="Aptos Narrow" w:cs="Times New Roman"/>
-              </w:rPr>
-              <w:t xml:space="preserve"> Sebastián Cabrera y Matias Rosales</w:t>
-            </w:r>
-          </w:p>
-        </w:tc>
-        <w:tc>
-          <w:tcPr>
-            <w:tcW w:w="1260" w:type="dxa"/>
-            <w:tcBorders>
-              <w:top w:val="nil"/>
-              <w:left w:val="nil"/>
-              <w:bottom w:val="single" w:sz="4" w:space="0" w:color="auto"/>
-              <w:right w:val="single" w:sz="4" w:space="0" w:color="auto"/>
-            </w:tcBorders>
-            <w:shd w:val="clear" w:color="000000" w:fill="FBE2D5"/>
-            <w:hideMark/>
-          </w:tcPr>
-          <w:p>
-            <w:pPr>
-              <w:spacing w:after="0" w:line="240" w:lineRule="auto"/>
-              <w:jc w:val="center"/>
-              <w:rPr>
-                <w:rFonts w:ascii="Aptos Narrow" w:eastAsia="Times New Roman" w:hAnsi="Aptos Narrow" w:cs="Times New Roman"/>
-              </w:rPr>
-            </w:pPr>
-            <w:r>
-              <w:rPr>
-                <w:rFonts w:ascii="Aptos Narrow" w:eastAsia="Times New Roman" w:hAnsi="Aptos Narrow" w:cs="Times New Roman"/>
-              </w:rPr>
-              <w:t xml:space="preserve"> Debe consultarse al </w:t>
-            </w:r>
-            <w:proofErr w:type="spellStart"/>
-            <w:r>
-              <w:rPr>
-                <w:rFonts w:ascii="Aptos Narrow" w:eastAsia="Times New Roman" w:hAnsi="Aptos Narrow" w:cs="Times New Roman"/>
-              </w:rPr>
-              <w:t>Produc</w:t>
-            </w:r>
-            <w:proofErr w:type="spellEnd"/>
-            <w:r>
-              <w:rPr>
-                <w:rFonts w:ascii="Aptos Narrow" w:eastAsia="Times New Roman" w:hAnsi="Aptos Narrow" w:cs="Times New Roman"/>
-              </w:rPr>
-              <w:t xml:space="preserve"> </w:t>
-            </w:r>
-            <w:proofErr w:type="spellStart"/>
-            <w:r>
-              <w:rPr>
-                <w:rFonts w:ascii="Aptos Narrow" w:eastAsia="Times New Roman" w:hAnsi="Aptos Narrow" w:cs="Times New Roman"/>
-              </w:rPr>
-              <w:t>owner</w:t>
-            </w:r>
-            <w:proofErr w:type="spellEnd"/>
-            <w:r>
-              <w:rPr>
-                <w:rFonts w:ascii="Aptos Narrow" w:eastAsia="Times New Roman" w:hAnsi="Aptos Narrow" w:cs="Times New Roman"/>
-              </w:rPr>
-              <w:t xml:space="preserve"> si le gusto como quedo</w:t>
+              <w:t xml:space="preserve"> owner si le gusto como quedo</w:t>
             </w:r>
           </w:p>
         </w:tc>
@@ -4972,14 +4659,7 @@
                 <w:rFonts w:ascii="Aptos Narrow" w:eastAsia="Times New Roman" w:hAnsi="Aptos Narrow" w:cs="Times New Roman"/>
                 <w:color w:val="000000"/>
               </w:rPr>
-              <w:t>Gestión</w:t>
-            </w:r>
-            <w:r>
-              <w:rPr>
-                <w:rFonts w:ascii="Aptos Narrow" w:eastAsia="Times New Roman" w:hAnsi="Aptos Narrow" w:cs="Times New Roman"/>
-                <w:color w:val="000000"/>
-              </w:rPr>
-              <w:t xml:space="preserve"> de riesgos</w:t>
+              <w:t>Gestión de riesgos</w:t>
             </w:r>
           </w:p>
         </w:tc>
@@ -5035,19 +4715,7 @@
               <w:rPr>
                 <w:rFonts w:ascii="Aptos Narrow" w:eastAsia="Times New Roman" w:hAnsi="Aptos Narrow" w:cs="Times New Roman"/>
               </w:rPr>
-              <w:t xml:space="preserve">Tomar los riesgos iniciales del proyecto junto con el plan de </w:t>
-            </w:r>
-            <w:r>
-              <w:rPr>
-                <w:rFonts w:ascii="Aptos Narrow" w:eastAsia="Times New Roman" w:hAnsi="Aptos Narrow" w:cs="Times New Roman"/>
-              </w:rPr>
-              <w:t>mitigación</w:t>
-            </w:r>
-            <w:r>
-              <w:rPr>
-                <w:rFonts w:ascii="Aptos Narrow" w:eastAsia="Times New Roman" w:hAnsi="Aptos Narrow" w:cs="Times New Roman"/>
-              </w:rPr>
-              <w:t xml:space="preserve"> para controlar el riesgo</w:t>
+              <w:t>Tomar los riesgos iniciales del proyecto junto con el plan de mitigación para controlar el riesgo</w:t>
             </w:r>
           </w:p>
         </w:tc>
@@ -5075,43 +4743,7 @@
               <w:rPr>
                 <w:rFonts w:ascii="Aptos Narrow" w:eastAsia="Times New Roman" w:hAnsi="Aptos Narrow" w:cs="Times New Roman"/>
               </w:rPr>
-              <w:t xml:space="preserve">RF, </w:t>
-            </w:r>
-            <w:r>
-              <w:rPr>
-                <w:rFonts w:ascii="Aptos Narrow" w:eastAsia="Times New Roman" w:hAnsi="Aptos Narrow" w:cs="Times New Roman"/>
-              </w:rPr>
-              <w:t>RNF,</w:t>
-            </w:r>
-            <w:r>
-              <w:rPr>
-                <w:rFonts w:ascii="Aptos Narrow" w:eastAsia="Times New Roman" w:hAnsi="Aptos Narrow" w:cs="Times New Roman"/>
-              </w:rPr>
-              <w:t xml:space="preserve"> Carta </w:t>
-            </w:r>
-            <w:r>
-              <w:rPr>
-                <w:rFonts w:ascii="Aptos Narrow" w:eastAsia="Times New Roman" w:hAnsi="Aptos Narrow" w:cs="Times New Roman"/>
-              </w:rPr>
-              <w:t>Gantt</w:t>
-            </w:r>
-            <w:r>
-              <w:rPr>
-                <w:rFonts w:ascii="Aptos Narrow" w:eastAsia="Times New Roman" w:hAnsi="Aptos Narrow" w:cs="Times New Roman"/>
-              </w:rPr>
-              <w:t xml:space="preserve">, historias de usuario+ criterios de </w:t>
-            </w:r>
-            <w:r>
-              <w:rPr>
-                <w:rFonts w:ascii="Aptos Narrow" w:eastAsia="Times New Roman" w:hAnsi="Aptos Narrow" w:cs="Times New Roman"/>
-              </w:rPr>
-              <w:t>aceptación</w:t>
-            </w:r>
-            <w:r>
-              <w:rPr>
-                <w:rFonts w:ascii="Aptos Narrow" w:eastAsia="Times New Roman" w:hAnsi="Aptos Narrow" w:cs="Times New Roman"/>
-              </w:rPr>
-              <w:t>+ arquitectura del sistema</w:t>
+              <w:t>RF, RNF, Carta Gantt, historias de usuario+ criterios de aceptación+ arquitectura del sistema</w:t>
             </w:r>
           </w:p>
         </w:tc>
@@ -5139,13 +4771,7 @@
               <w:rPr>
                 <w:rFonts w:ascii="Aptos Narrow" w:eastAsia="Times New Roman" w:hAnsi="Aptos Narrow" w:cs="Times New Roman"/>
               </w:rPr>
-              <w:t xml:space="preserve">1 </w:t>
-            </w:r>
-            <w:r>
-              <w:rPr>
-                <w:rFonts w:ascii="Aptos Narrow" w:eastAsia="Times New Roman" w:hAnsi="Aptos Narrow" w:cs="Times New Roman"/>
-              </w:rPr>
-              <w:t>día</w:t>
+              <w:t>1 día</w:t>
             </w:r>
           </w:p>
         </w:tc>
@@ -5173,7 +4799,7 @@
               <w:rPr>
                 <w:rFonts w:ascii="Aptos Narrow" w:eastAsia="Times New Roman" w:hAnsi="Aptos Narrow" w:cs="Times New Roman"/>
               </w:rPr>
-              <w:t>Matias Rosales</w:t>
+              <w:t>Cristóbal Oyarzun</w:t>
             </w:r>
           </w:p>
         </w:tc>
@@ -5201,26 +4827,7 @@
               <w:rPr>
                 <w:rFonts w:ascii="Aptos Narrow" w:eastAsia="Times New Roman" w:hAnsi="Aptos Narrow" w:cs="Times New Roman"/>
               </w:rPr>
-              <w:t xml:space="preserve">Debe revisarse por los miembros del equipo y poder establecer el </w:t>
-            </w:r>
-            <w:r>
-              <w:rPr>
-                <w:rFonts w:ascii="Aptos Narrow" w:eastAsia="Times New Roman" w:hAnsi="Aptos Narrow" w:cs="Times New Roman"/>
-              </w:rPr>
-              <w:t>colchón</w:t>
-            </w:r>
-            <w:r>
-              <w:rPr>
-                <w:rFonts w:ascii="Aptos Narrow" w:eastAsia="Times New Roman" w:hAnsi="Aptos Narrow" w:cs="Times New Roman"/>
-              </w:rPr>
-              <w:t xml:space="preserve"> </w:t>
-            </w:r>
-            <w:r>
-              <w:rPr>
-                <w:rFonts w:ascii="Aptos Narrow" w:eastAsia="Times New Roman" w:hAnsi="Aptos Narrow" w:cs="Times New Roman"/>
-              </w:rPr>
-              <w:lastRenderedPageBreak/>
-              <w:t>para los riesgos</w:t>
+              <w:t>Debe revisarse por los miembros del equipo y poder establecer el colchón para los riesgos</w:t>
             </w:r>
           </w:p>
         </w:tc>
@@ -5368,13 +4975,7 @@
               <w:rPr>
                 <w:rFonts w:ascii="Aptos Narrow" w:eastAsia="Times New Roman" w:hAnsi="Aptos Narrow" w:cs="Times New Roman"/>
               </w:rPr>
-              <w:t xml:space="preserve">2 </w:t>
-            </w:r>
-            <w:r>
-              <w:rPr>
-                <w:rFonts w:ascii="Aptos Narrow" w:eastAsia="Times New Roman" w:hAnsi="Aptos Narrow" w:cs="Times New Roman"/>
-              </w:rPr>
-              <w:t>día</w:t>
+              <w:t>2 día</w:t>
             </w:r>
           </w:p>
         </w:tc>
@@ -5402,19 +5003,7 @@
               <w:rPr>
                 <w:rFonts w:ascii="Aptos Narrow" w:eastAsia="Times New Roman" w:hAnsi="Aptos Narrow" w:cs="Times New Roman"/>
               </w:rPr>
-              <w:t xml:space="preserve">Cristóbal </w:t>
-            </w:r>
-            <w:r>
-              <w:rPr>
-                <w:rFonts w:ascii="Aptos Narrow" w:eastAsia="Times New Roman" w:hAnsi="Aptos Narrow" w:cs="Times New Roman"/>
-              </w:rPr>
-              <w:t>Oyarzun,</w:t>
-            </w:r>
-            <w:r>
-              <w:rPr>
-                <w:rFonts w:ascii="Aptos Narrow" w:eastAsia="Times New Roman" w:hAnsi="Aptos Narrow" w:cs="Times New Roman"/>
-              </w:rPr>
-              <w:t xml:space="preserve"> Sebastián Cabrera </w:t>
+              <w:t xml:space="preserve">Cristóbal Oyarzun, Sebastián Cabrera </w:t>
             </w:r>
           </w:p>
         </w:tc>
@@ -5507,14 +5096,7 @@
                 <w:rFonts w:ascii="Aptos Narrow" w:eastAsia="Times New Roman" w:hAnsi="Aptos Narrow" w:cs="Times New Roman"/>
                 <w:color w:val="000000"/>
               </w:rPr>
-              <w:t xml:space="preserve">Carta </w:t>
-            </w:r>
-            <w:r>
-              <w:rPr>
-                <w:rFonts w:ascii="Aptos Narrow" w:eastAsia="Times New Roman" w:hAnsi="Aptos Narrow" w:cs="Times New Roman"/>
-                <w:color w:val="000000"/>
-              </w:rPr>
-              <w:t>Gantt</w:t>
+              <w:t>Carta Gantt</w:t>
             </w:r>
           </w:p>
         </w:tc>
@@ -5544,28 +5126,7 @@
                 <w:rFonts w:ascii="Aptos Narrow" w:eastAsia="Times New Roman" w:hAnsi="Aptos Narrow" w:cs="Times New Roman"/>
                 <w:color w:val="000000"/>
               </w:rPr>
-              <w:t>Desarrollar</w:t>
-            </w:r>
-            <w:r>
-              <w:rPr>
-                <w:rFonts w:ascii="Aptos Narrow" w:eastAsia="Times New Roman" w:hAnsi="Aptos Narrow" w:cs="Times New Roman"/>
-                <w:color w:val="000000"/>
-              </w:rPr>
-              <w:t xml:space="preserve"> una </w:t>
-            </w:r>
-            <w:r>
-              <w:rPr>
-                <w:rFonts w:ascii="Aptos Narrow" w:eastAsia="Times New Roman" w:hAnsi="Aptos Narrow" w:cs="Times New Roman"/>
-                <w:color w:val="000000"/>
-              </w:rPr>
-              <w:t>planificación</w:t>
-            </w:r>
-            <w:r>
-              <w:rPr>
-                <w:rFonts w:ascii="Aptos Narrow" w:eastAsia="Times New Roman" w:hAnsi="Aptos Narrow" w:cs="Times New Roman"/>
-                <w:color w:val="000000"/>
-              </w:rPr>
-              <w:t xml:space="preserve"> de a lo largo del proyecto con hitos importantes </w:t>
+              <w:t xml:space="preserve">Desarrollar una planificación de a lo largo del proyecto con hitos importantes </w:t>
             </w:r>
             <w:proofErr w:type="spellStart"/>
             <w:r>
@@ -5611,49 +5172,7 @@
                 <w:rFonts w:ascii="Aptos Narrow" w:eastAsia="Times New Roman" w:hAnsi="Aptos Narrow" w:cs="Times New Roman"/>
                 <w:color w:val="000000"/>
               </w:rPr>
-              <w:t xml:space="preserve">RF, </w:t>
-            </w:r>
-            <w:r>
-              <w:rPr>
-                <w:rFonts w:ascii="Aptos Narrow" w:eastAsia="Times New Roman" w:hAnsi="Aptos Narrow" w:cs="Times New Roman"/>
-                <w:color w:val="000000"/>
-              </w:rPr>
-              <w:t>RNF,</w:t>
-            </w:r>
-            <w:r>
-              <w:rPr>
-                <w:rFonts w:ascii="Aptos Narrow" w:eastAsia="Times New Roman" w:hAnsi="Aptos Narrow" w:cs="Times New Roman"/>
-                <w:color w:val="000000"/>
-              </w:rPr>
-              <w:t xml:space="preserve"> Carta </w:t>
-            </w:r>
-            <w:r>
-              <w:rPr>
-                <w:rFonts w:ascii="Aptos Narrow" w:eastAsia="Times New Roman" w:hAnsi="Aptos Narrow" w:cs="Times New Roman"/>
-                <w:color w:val="000000"/>
-              </w:rPr>
-              <w:t>Gantt</w:t>
-            </w:r>
-            <w:r>
-              <w:rPr>
-                <w:rFonts w:ascii="Aptos Narrow" w:eastAsia="Times New Roman" w:hAnsi="Aptos Narrow" w:cs="Times New Roman"/>
-                <w:color w:val="000000"/>
-              </w:rPr>
-              <w:t xml:space="preserve">, historias de usuario+ criterios de </w:t>
-            </w:r>
-            <w:r>
-              <w:rPr>
-                <w:rFonts w:ascii="Aptos Narrow" w:eastAsia="Times New Roman" w:hAnsi="Aptos Narrow" w:cs="Times New Roman"/>
-                <w:color w:val="000000"/>
-              </w:rPr>
-              <w:t>aceptación</w:t>
-            </w:r>
-            <w:r>
-              <w:rPr>
-                <w:rFonts w:ascii="Aptos Narrow" w:eastAsia="Times New Roman" w:hAnsi="Aptos Narrow" w:cs="Times New Roman"/>
-                <w:color w:val="000000"/>
-              </w:rPr>
-              <w:t>+ arquitectura del sistema</w:t>
+              <w:t>RF, RNF, Carta Gantt, historias de usuario+ criterios de aceptación+ arquitectura del sistema</w:t>
             </w:r>
           </w:p>
         </w:tc>
@@ -5683,14 +5202,7 @@
                 <w:rFonts w:ascii="Aptos Narrow" w:eastAsia="Times New Roman" w:hAnsi="Aptos Narrow" w:cs="Times New Roman"/>
                 <w:color w:val="000000"/>
               </w:rPr>
-              <w:t xml:space="preserve">1 </w:t>
-            </w:r>
-            <w:r>
-              <w:rPr>
-                <w:rFonts w:ascii="Aptos Narrow" w:eastAsia="Times New Roman" w:hAnsi="Aptos Narrow" w:cs="Times New Roman"/>
-                <w:color w:val="000000"/>
-              </w:rPr>
-              <w:t>día</w:t>
+              <w:t>1 día</w:t>
             </w:r>
           </w:p>
         </w:tc>
@@ -5718,9 +5230,8 @@
             <w:r>
               <w:rPr>
                 <w:rFonts w:ascii="Aptos Narrow" w:eastAsia="Times New Roman" w:hAnsi="Aptos Narrow" w:cs="Times New Roman"/>
-                <w:color w:val="000000"/>
-              </w:rPr>
-              <w:t>Matias Rosales</w:t>
+              </w:rPr>
+              <w:t>Cristóbal Oyarzun</w:t>
             </w:r>
           </w:p>
         </w:tc>
@@ -5750,35 +5261,7 @@
                 <w:rFonts w:ascii="Aptos Narrow" w:eastAsia="Times New Roman" w:hAnsi="Aptos Narrow" w:cs="Times New Roman"/>
                 <w:color w:val="000000"/>
               </w:rPr>
-              <w:t xml:space="preserve">Mostar con el cliente para comprobar que </w:t>
-            </w:r>
-            <w:r>
-              <w:rPr>
-                <w:rFonts w:ascii="Aptos Narrow" w:eastAsia="Times New Roman" w:hAnsi="Aptos Narrow" w:cs="Times New Roman"/>
-                <w:color w:val="000000"/>
-              </w:rPr>
-              <w:t>esté</w:t>
-            </w:r>
-            <w:r>
-              <w:rPr>
-                <w:rFonts w:ascii="Aptos Narrow" w:eastAsia="Times New Roman" w:hAnsi="Aptos Narrow" w:cs="Times New Roman"/>
-                <w:color w:val="000000"/>
-              </w:rPr>
-              <w:t xml:space="preserve"> </w:t>
-            </w:r>
-            <w:r>
-              <w:rPr>
-                <w:rFonts w:ascii="Aptos Narrow" w:eastAsia="Times New Roman" w:hAnsi="Aptos Narrow" w:cs="Times New Roman"/>
-                <w:color w:val="000000"/>
-              </w:rPr>
-              <w:t>de acuerdo</w:t>
-            </w:r>
-            <w:r>
-              <w:rPr>
-                <w:rFonts w:ascii="Aptos Narrow" w:eastAsia="Times New Roman" w:hAnsi="Aptos Narrow" w:cs="Times New Roman"/>
-                <w:color w:val="000000"/>
-              </w:rPr>
-              <w:t xml:space="preserve"> con los tiempos pactados</w:t>
+              <w:t>Mostar con el cliente para comprobar que esté de acuerdo con los tiempos pactados</w:t>
             </w:r>
           </w:p>
         </w:tc>
@@ -6024,14 +5507,7 @@
                 <w:rFonts w:ascii="Aptos Narrow" w:eastAsia="Times New Roman" w:hAnsi="Aptos Narrow" w:cs="Times New Roman"/>
                 <w:color w:val="000000"/>
               </w:rPr>
-              <w:t>Programación</w:t>
-            </w:r>
-            <w:r>
-              <w:rPr>
-                <w:rFonts w:ascii="Aptos Narrow" w:eastAsia="Times New Roman" w:hAnsi="Aptos Narrow" w:cs="Times New Roman"/>
-                <w:color w:val="000000"/>
-              </w:rPr>
-              <w:t xml:space="preserve"> base de datos</w:t>
+              <w:t>Programación base de datos</w:t>
             </w:r>
           </w:p>
         </w:tc>
@@ -6090,21 +5566,7 @@
                 <w:rFonts w:ascii="Aptos Narrow" w:eastAsia="Times New Roman" w:hAnsi="Aptos Narrow" w:cs="Times New Roman"/>
                 <w:color w:val="000000"/>
               </w:rPr>
-              <w:t xml:space="preserve">Diseñar las estructuras necesarias para Empleados, </w:t>
-            </w:r>
-            <w:r>
-              <w:rPr>
-                <w:rFonts w:ascii="Aptos Narrow" w:eastAsia="Times New Roman" w:hAnsi="Aptos Narrow" w:cs="Times New Roman"/>
-                <w:color w:val="000000"/>
-              </w:rPr>
-              <w:t>Vehículos</w:t>
-            </w:r>
-            <w:r>
-              <w:rPr>
-                <w:rFonts w:ascii="Aptos Narrow" w:eastAsia="Times New Roman" w:hAnsi="Aptos Narrow" w:cs="Times New Roman"/>
-                <w:color w:val="000000"/>
-              </w:rPr>
-              <w:t>, Usuarios</w:t>
+              <w:t>Diseñar las estructuras necesarias para Empleados, Vehículos, Usuarios</w:t>
             </w:r>
           </w:p>
         </w:tc>
@@ -6415,13 +5877,7 @@
               <w:rPr>
                 <w:rFonts w:ascii="Aptos Narrow" w:eastAsia="Times New Roman" w:hAnsi="Aptos Narrow" w:cs="Times New Roman"/>
               </w:rPr>
-              <w:t xml:space="preserve">1 </w:t>
-            </w:r>
-            <w:r>
-              <w:rPr>
-                <w:rFonts w:ascii="Aptos Narrow" w:eastAsia="Times New Roman" w:hAnsi="Aptos Narrow" w:cs="Times New Roman"/>
-              </w:rPr>
-              <w:t>día</w:t>
+              <w:t>1 día</w:t>
             </w:r>
           </w:p>
         </w:tc>
@@ -6449,23 +5905,20 @@
             <w:r>
               <w:rPr>
                 <w:rFonts w:ascii="Aptos Narrow" w:eastAsia="Times New Roman" w:hAnsi="Aptos Narrow" w:cs="Times New Roman"/>
-                <w:color w:val="000000"/>
-              </w:rPr>
-              <w:t xml:space="preserve">Cristóbal </w:t>
-            </w:r>
-            <w:r>
-              <w:rPr>
-                <w:rFonts w:ascii="Aptos Narrow" w:eastAsia="Times New Roman" w:hAnsi="Aptos Narrow" w:cs="Times New Roman"/>
-                <w:color w:val="000000"/>
-              </w:rPr>
-              <w:t>Oyarzun,</w:t>
-            </w:r>
-            <w:r>
-              <w:rPr>
-                <w:rFonts w:ascii="Aptos Narrow" w:eastAsia="Times New Roman" w:hAnsi="Aptos Narrow" w:cs="Times New Roman"/>
-                <w:color w:val="000000"/>
-              </w:rPr>
-              <w:t xml:space="preserve"> Sebastián Cabrera y Matias Rosales</w:t>
+              </w:rPr>
+              <w:t>Cristóbal Oyarzun</w:t>
+            </w:r>
+            <w:r>
+              <w:rPr>
+                <w:rFonts w:ascii="Aptos Narrow" w:eastAsia="Times New Roman" w:hAnsi="Aptos Narrow" w:cs="Times New Roman"/>
+              </w:rPr>
+              <w:t xml:space="preserve"> y </w:t>
+            </w:r>
+            <w:r>
+              <w:rPr>
+                <w:rFonts w:ascii="Aptos Narrow" w:eastAsia="Times New Roman" w:hAnsi="Aptos Narrow" w:cs="Times New Roman"/>
+              </w:rPr>
+              <w:t>Sebastián Cabrera</w:t>
             </w:r>
           </w:p>
         </w:tc>
@@ -6556,226 +6009,177 @@
               <w:rPr>
                 <w:rFonts w:ascii="Aptos Narrow" w:eastAsia="Times New Roman" w:hAnsi="Aptos Narrow" w:cs="Times New Roman"/>
               </w:rPr>
-              <w:t xml:space="preserve">Sprint </w:t>
-            </w:r>
+              <w:t>Sprint Planning Sprint 1</w:t>
+            </w:r>
+          </w:p>
+        </w:tc>
+        <w:tc>
+          <w:tcPr>
+            <w:tcW w:w="2167" w:type="dxa"/>
+            <w:tcBorders>
+              <w:top w:val="nil"/>
+              <w:left w:val="nil"/>
+              <w:bottom w:val="single" w:sz="4" w:space="0" w:color="auto"/>
+              <w:right w:val="single" w:sz="4" w:space="0" w:color="auto"/>
+            </w:tcBorders>
+            <w:hideMark/>
+          </w:tcPr>
+          <w:p>
+            <w:pPr>
+              <w:spacing w:after="0" w:line="240" w:lineRule="auto"/>
+              <w:jc w:val="center"/>
+              <w:rPr>
+                <w:rFonts w:ascii="Aptos Narrow" w:eastAsia="Times New Roman" w:hAnsi="Aptos Narrow" w:cs="Times New Roman"/>
+              </w:rPr>
+            </w:pPr>
+            <w:r>
+              <w:rPr>
+                <w:rFonts w:ascii="Aptos Narrow" w:eastAsia="Times New Roman" w:hAnsi="Aptos Narrow" w:cs="Times New Roman"/>
+              </w:rPr>
+              <w:t>Reunión para plantear como se hará el sprint 1</w:t>
+            </w:r>
+          </w:p>
+        </w:tc>
+        <w:tc>
+          <w:tcPr>
+            <w:tcW w:w="1536" w:type="dxa"/>
+            <w:tcBorders>
+              <w:top w:val="nil"/>
+              <w:left w:val="nil"/>
+              <w:bottom w:val="single" w:sz="4" w:space="0" w:color="auto"/>
+              <w:right w:val="single" w:sz="4" w:space="0" w:color="auto"/>
+            </w:tcBorders>
+            <w:hideMark/>
+          </w:tcPr>
+          <w:p>
+            <w:pPr>
+              <w:spacing w:after="0" w:line="240" w:lineRule="auto"/>
+              <w:jc w:val="center"/>
+              <w:rPr>
+                <w:rFonts w:ascii="Aptos Narrow" w:eastAsia="Times New Roman" w:hAnsi="Aptos Narrow" w:cs="Times New Roman"/>
+              </w:rPr>
+            </w:pPr>
+            <w:r>
+              <w:rPr>
+                <w:rFonts w:ascii="Aptos Narrow" w:eastAsia="Times New Roman" w:hAnsi="Aptos Narrow" w:cs="Times New Roman"/>
+              </w:rPr>
+              <w:t>Pc, cámara y Discord</w:t>
+            </w:r>
+          </w:p>
+        </w:tc>
+        <w:tc>
+          <w:tcPr>
+            <w:tcW w:w="1376" w:type="dxa"/>
+            <w:tcBorders>
+              <w:top w:val="nil"/>
+              <w:left w:val="nil"/>
+              <w:bottom w:val="single" w:sz="4" w:space="0" w:color="auto"/>
+              <w:right w:val="single" w:sz="4" w:space="0" w:color="auto"/>
+            </w:tcBorders>
+            <w:hideMark/>
+          </w:tcPr>
+          <w:p>
+            <w:pPr>
+              <w:spacing w:after="0" w:line="240" w:lineRule="auto"/>
+              <w:jc w:val="center"/>
+              <w:rPr>
+                <w:rFonts w:ascii="Aptos Narrow" w:eastAsia="Times New Roman" w:hAnsi="Aptos Narrow" w:cs="Times New Roman"/>
+              </w:rPr>
+            </w:pPr>
+            <w:r>
+              <w:rPr>
+                <w:rFonts w:ascii="Aptos Narrow" w:eastAsia="Times New Roman" w:hAnsi="Aptos Narrow" w:cs="Times New Roman"/>
+              </w:rPr>
+              <w:t>1 día </w:t>
+            </w:r>
+          </w:p>
+        </w:tc>
+        <w:tc>
+          <w:tcPr>
+            <w:tcW w:w="1313" w:type="dxa"/>
+            <w:tcBorders>
+              <w:top w:val="nil"/>
+              <w:left w:val="nil"/>
+              <w:bottom w:val="single" w:sz="4" w:space="0" w:color="auto"/>
+              <w:right w:val="single" w:sz="4" w:space="0" w:color="auto"/>
+            </w:tcBorders>
+            <w:hideMark/>
+          </w:tcPr>
+          <w:p>
+            <w:pPr>
+              <w:spacing w:after="0" w:line="240" w:lineRule="auto"/>
+              <w:jc w:val="center"/>
+              <w:rPr>
+                <w:rFonts w:ascii="Aptos Narrow" w:eastAsia="Times New Roman" w:hAnsi="Aptos Narrow" w:cs="Times New Roman"/>
+                <w:color w:val="000000"/>
+              </w:rPr>
+            </w:pPr>
+            <w:r>
+              <w:rPr>
+                <w:rFonts w:ascii="Aptos Narrow" w:eastAsia="Times New Roman" w:hAnsi="Aptos Narrow" w:cs="Times New Roman"/>
+              </w:rPr>
+              <w:t>Cristóbal Oyarzun</w:t>
+            </w:r>
+            <w:r>
+              <w:rPr>
+                <w:rFonts w:ascii="Aptos Narrow" w:eastAsia="Times New Roman" w:hAnsi="Aptos Narrow" w:cs="Times New Roman"/>
+              </w:rPr>
+              <w:t xml:space="preserve"> y </w:t>
+            </w:r>
+            <w:r>
+              <w:rPr>
+                <w:rFonts w:ascii="Aptos Narrow" w:eastAsia="Times New Roman" w:hAnsi="Aptos Narrow" w:cs="Times New Roman"/>
+              </w:rPr>
+              <w:t>Sebastián Cabrera</w:t>
+            </w:r>
+          </w:p>
+        </w:tc>
+        <w:tc>
+          <w:tcPr>
+            <w:tcW w:w="1260" w:type="dxa"/>
+            <w:tcBorders>
+              <w:top w:val="nil"/>
+              <w:left w:val="nil"/>
+              <w:bottom w:val="single" w:sz="4" w:space="0" w:color="auto"/>
+              <w:right w:val="single" w:sz="4" w:space="0" w:color="auto"/>
+            </w:tcBorders>
+            <w:hideMark/>
+          </w:tcPr>
+          <w:p>
+            <w:pPr>
+              <w:spacing w:after="0" w:line="240" w:lineRule="auto"/>
+              <w:jc w:val="center"/>
+              <w:rPr>
+                <w:rFonts w:ascii="Aptos Narrow" w:eastAsia="Times New Roman" w:hAnsi="Aptos Narrow" w:cs="Times New Roman"/>
+                <w:color w:val="000000"/>
+                <w:lang w:val="en-US"/>
+              </w:rPr>
+            </w:pPr>
             <w:proofErr w:type="spellStart"/>
             <w:r>
               <w:rPr>
                 <w:rFonts w:ascii="Aptos Narrow" w:eastAsia="Times New Roman" w:hAnsi="Aptos Narrow" w:cs="Times New Roman"/>
-              </w:rPr>
-              <w:t>Planning</w:t>
+                <w:color w:val="000000"/>
+                <w:lang w:val="en-US"/>
+              </w:rPr>
+              <w:t>A</w:t>
+            </w:r>
+            <w:r>
+              <w:rPr>
+                <w:rFonts w:ascii="Aptos Narrow" w:eastAsia="Times New Roman" w:hAnsi="Aptos Narrow" w:cs="Times New Roman"/>
+                <w:color w:val="000000"/>
+                <w:lang w:val="en-US"/>
+              </w:rPr>
+              <w:t>ctualizar</w:t>
             </w:r>
             <w:proofErr w:type="spellEnd"/>
             <w:r>
               <w:rPr>
                 <w:rFonts w:ascii="Aptos Narrow" w:eastAsia="Times New Roman" w:hAnsi="Aptos Narrow" w:cs="Times New Roman"/>
-              </w:rPr>
-              <w:t xml:space="preserve"> Sprint 1</w:t>
-            </w:r>
-          </w:p>
-        </w:tc>
-        <w:tc>
-          <w:tcPr>
-            <w:tcW w:w="2167" w:type="dxa"/>
-            <w:tcBorders>
-              <w:top w:val="nil"/>
-              <w:left w:val="nil"/>
-              <w:bottom w:val="single" w:sz="4" w:space="0" w:color="auto"/>
-              <w:right w:val="single" w:sz="4" w:space="0" w:color="auto"/>
-            </w:tcBorders>
-            <w:hideMark/>
-          </w:tcPr>
-          <w:p>
-            <w:pPr>
-              <w:spacing w:after="0" w:line="240" w:lineRule="auto"/>
-              <w:jc w:val="center"/>
-              <w:rPr>
-                <w:rFonts w:ascii="Aptos Narrow" w:eastAsia="Times New Roman" w:hAnsi="Aptos Narrow" w:cs="Times New Roman"/>
-              </w:rPr>
-            </w:pPr>
-            <w:r>
-              <w:rPr>
-                <w:rFonts w:ascii="Aptos Narrow" w:eastAsia="Times New Roman" w:hAnsi="Aptos Narrow" w:cs="Times New Roman"/>
-              </w:rPr>
-              <w:t>Reunión</w:t>
-            </w:r>
-            <w:r>
-              <w:rPr>
-                <w:rFonts w:ascii="Aptos Narrow" w:eastAsia="Times New Roman" w:hAnsi="Aptos Narrow" w:cs="Times New Roman"/>
-              </w:rPr>
-              <w:t xml:space="preserve"> para plantear como se hará el sprint 1</w:t>
-            </w:r>
-          </w:p>
-        </w:tc>
-        <w:tc>
-          <w:tcPr>
-            <w:tcW w:w="1536" w:type="dxa"/>
-            <w:tcBorders>
-              <w:top w:val="nil"/>
-              <w:left w:val="nil"/>
-              <w:bottom w:val="single" w:sz="4" w:space="0" w:color="auto"/>
-              <w:right w:val="single" w:sz="4" w:space="0" w:color="auto"/>
-            </w:tcBorders>
-            <w:hideMark/>
-          </w:tcPr>
-          <w:p>
-            <w:pPr>
-              <w:spacing w:after="0" w:line="240" w:lineRule="auto"/>
-              <w:jc w:val="center"/>
-              <w:rPr>
-                <w:rFonts w:ascii="Aptos Narrow" w:eastAsia="Times New Roman" w:hAnsi="Aptos Narrow" w:cs="Times New Roman"/>
-              </w:rPr>
-            </w:pPr>
-            <w:r>
-              <w:rPr>
-                <w:rFonts w:ascii="Aptos Narrow" w:eastAsia="Times New Roman" w:hAnsi="Aptos Narrow" w:cs="Times New Roman"/>
-              </w:rPr>
-              <w:t xml:space="preserve">Pc, </w:t>
-            </w:r>
-            <w:r>
-              <w:rPr>
-                <w:rFonts w:ascii="Aptos Narrow" w:eastAsia="Times New Roman" w:hAnsi="Aptos Narrow" w:cs="Times New Roman"/>
-              </w:rPr>
-              <w:t>cámara y</w:t>
-            </w:r>
-            <w:r>
-              <w:rPr>
-                <w:rFonts w:ascii="Aptos Narrow" w:eastAsia="Times New Roman" w:hAnsi="Aptos Narrow" w:cs="Times New Roman"/>
-              </w:rPr>
-              <w:t xml:space="preserve"> </w:t>
-            </w:r>
-            <w:r>
-              <w:rPr>
-                <w:rFonts w:ascii="Aptos Narrow" w:eastAsia="Times New Roman" w:hAnsi="Aptos Narrow" w:cs="Times New Roman"/>
-              </w:rPr>
-              <w:t>Discord</w:t>
-            </w:r>
-          </w:p>
-        </w:tc>
-        <w:tc>
-          <w:tcPr>
-            <w:tcW w:w="1376" w:type="dxa"/>
-            <w:tcBorders>
-              <w:top w:val="nil"/>
-              <w:left w:val="nil"/>
-              <w:bottom w:val="single" w:sz="4" w:space="0" w:color="auto"/>
-              <w:right w:val="single" w:sz="4" w:space="0" w:color="auto"/>
-            </w:tcBorders>
-            <w:hideMark/>
-          </w:tcPr>
-          <w:p>
-            <w:pPr>
-              <w:spacing w:after="0" w:line="240" w:lineRule="auto"/>
-              <w:jc w:val="center"/>
-              <w:rPr>
-                <w:rFonts w:ascii="Aptos Narrow" w:eastAsia="Times New Roman" w:hAnsi="Aptos Narrow" w:cs="Times New Roman"/>
-              </w:rPr>
-            </w:pPr>
-            <w:r>
-              <w:rPr>
-                <w:rFonts w:ascii="Aptos Narrow" w:eastAsia="Times New Roman" w:hAnsi="Aptos Narrow" w:cs="Times New Roman"/>
-              </w:rPr>
-              <w:t>1 día </w:t>
-            </w:r>
-          </w:p>
-        </w:tc>
-        <w:tc>
-          <w:tcPr>
-            <w:tcW w:w="1313" w:type="dxa"/>
-            <w:tcBorders>
-              <w:top w:val="nil"/>
-              <w:left w:val="nil"/>
-              <w:bottom w:val="single" w:sz="4" w:space="0" w:color="auto"/>
-              <w:right w:val="single" w:sz="4" w:space="0" w:color="auto"/>
-            </w:tcBorders>
-            <w:hideMark/>
-          </w:tcPr>
-          <w:p>
-            <w:pPr>
-              <w:spacing w:after="0" w:line="240" w:lineRule="auto"/>
-              <w:jc w:val="center"/>
-              <w:rPr>
-                <w:rFonts w:ascii="Aptos Narrow" w:eastAsia="Times New Roman" w:hAnsi="Aptos Narrow" w:cs="Times New Roman"/>
-                <w:color w:val="000000"/>
-              </w:rPr>
-            </w:pPr>
-            <w:r>
-              <w:rPr>
-                <w:rFonts w:ascii="Aptos Narrow" w:eastAsia="Times New Roman" w:hAnsi="Aptos Narrow" w:cs="Times New Roman"/>
-                <w:color w:val="000000"/>
-              </w:rPr>
-              <w:t xml:space="preserve">Cristóbal </w:t>
-            </w:r>
-            <w:r>
-              <w:rPr>
-                <w:rFonts w:ascii="Aptos Narrow" w:eastAsia="Times New Roman" w:hAnsi="Aptos Narrow" w:cs="Times New Roman"/>
-                <w:color w:val="000000"/>
-              </w:rPr>
-              <w:t>Oyarzun,</w:t>
-            </w:r>
-            <w:r>
-              <w:rPr>
-                <w:rFonts w:ascii="Aptos Narrow" w:eastAsia="Times New Roman" w:hAnsi="Aptos Narrow" w:cs="Times New Roman"/>
-                <w:color w:val="000000"/>
-              </w:rPr>
-              <w:t xml:space="preserve"> Sebastián Cabrera y Matias Rosales</w:t>
-            </w:r>
-          </w:p>
-        </w:tc>
-        <w:tc>
-          <w:tcPr>
-            <w:tcW w:w="1260" w:type="dxa"/>
-            <w:tcBorders>
-              <w:top w:val="nil"/>
-              <w:left w:val="nil"/>
-              <w:bottom w:val="single" w:sz="4" w:space="0" w:color="auto"/>
-              <w:right w:val="single" w:sz="4" w:space="0" w:color="auto"/>
-            </w:tcBorders>
-            <w:hideMark/>
-          </w:tcPr>
-          <w:p>
-            <w:pPr>
-              <w:spacing w:after="0" w:line="240" w:lineRule="auto"/>
-              <w:jc w:val="center"/>
-              <w:rPr>
-                <w:rFonts w:ascii="Aptos Narrow" w:eastAsia="Times New Roman" w:hAnsi="Aptos Narrow" w:cs="Times New Roman"/>
                 <w:color w:val="000000"/>
                 <w:lang w:val="en-US"/>
               </w:rPr>
-            </w:pPr>
-            <w:proofErr w:type="spellStart"/>
-            <w:r>
-              <w:rPr>
-                <w:rFonts w:ascii="Aptos Narrow" w:eastAsia="Times New Roman" w:hAnsi="Aptos Narrow" w:cs="Times New Roman"/>
-                <w:color w:val="000000"/>
-                <w:lang w:val="en-US"/>
-              </w:rPr>
-              <w:t>A</w:t>
-            </w:r>
-            <w:r>
-              <w:rPr>
-                <w:rFonts w:ascii="Aptos Narrow" w:eastAsia="Times New Roman" w:hAnsi="Aptos Narrow" w:cs="Times New Roman"/>
-                <w:color w:val="000000"/>
-                <w:lang w:val="en-US"/>
-              </w:rPr>
-              <w:t>ctualizar</w:t>
-            </w:r>
-            <w:proofErr w:type="spellEnd"/>
-            <w:r>
-              <w:rPr>
-                <w:rFonts w:ascii="Aptos Narrow" w:eastAsia="Times New Roman" w:hAnsi="Aptos Narrow" w:cs="Times New Roman"/>
-                <w:color w:val="000000"/>
-                <w:lang w:val="en-US"/>
-              </w:rPr>
-              <w:t xml:space="preserve"> </w:t>
-            </w:r>
-            <w:r>
-              <w:rPr>
-                <w:rFonts w:ascii="Aptos Narrow" w:eastAsia="Times New Roman" w:hAnsi="Aptos Narrow" w:cs="Times New Roman"/>
-                <w:color w:val="000000"/>
-                <w:lang w:val="en-US"/>
-              </w:rPr>
-              <w:t>Kanban y sprint backlog</w:t>
+              <w:t xml:space="preserve"> Kanban y sprint backlog</w:t>
             </w:r>
           </w:p>
         </w:tc>
@@ -6810,22 +6214,7 @@
                 <w:rFonts w:ascii="Aptos Narrow" w:eastAsia="Times New Roman" w:hAnsi="Aptos Narrow" w:cs="Times New Roman"/>
                 <w:color w:val="000000"/>
               </w:rPr>
-              <w:lastRenderedPageBreak/>
-              <w:t xml:space="preserve">Gestión de proyectos informáticos, </w:t>
-            </w:r>
-            <w:r>
-              <w:rPr>
-                <w:rFonts w:ascii="Aptos Narrow" w:eastAsia="Times New Roman" w:hAnsi="Aptos Narrow" w:cs="Times New Roman"/>
-                <w:color w:val="000000"/>
-              </w:rPr>
-              <w:t>Programación</w:t>
-            </w:r>
-            <w:r>
-              <w:rPr>
-                <w:rFonts w:ascii="Aptos Narrow" w:eastAsia="Times New Roman" w:hAnsi="Aptos Narrow" w:cs="Times New Roman"/>
-                <w:color w:val="000000"/>
-              </w:rPr>
-              <w:t xml:space="preserve"> base de datos, Desarrollo de software </w:t>
+              <w:t xml:space="preserve">Gestión de proyectos informáticos, Programación base de datos, Desarrollo de software </w:t>
             </w:r>
             <w:proofErr w:type="spellStart"/>
             <w:r>
@@ -6841,21 +6230,7 @@
                 <w:rFonts w:ascii="Aptos Narrow" w:eastAsia="Times New Roman" w:hAnsi="Aptos Narrow" w:cs="Times New Roman"/>
                 <w:color w:val="000000"/>
               </w:rPr>
-              <w:t xml:space="preserve"> </w:t>
-            </w:r>
-            <w:r>
-              <w:rPr>
-                <w:rFonts w:ascii="Aptos Narrow" w:eastAsia="Times New Roman" w:hAnsi="Aptos Narrow" w:cs="Times New Roman"/>
-                <w:color w:val="000000"/>
-              </w:rPr>
-              <w:t>Integración</w:t>
-            </w:r>
-            <w:r>
-              <w:rPr>
-                <w:rFonts w:ascii="Aptos Narrow" w:eastAsia="Times New Roman" w:hAnsi="Aptos Narrow" w:cs="Times New Roman"/>
-                <w:color w:val="000000"/>
-              </w:rPr>
-              <w:t xml:space="preserve"> de plataformas.</w:t>
+              <w:t xml:space="preserve"> Integración de plataformas.</w:t>
             </w:r>
           </w:p>
         </w:tc>
@@ -6975,14 +6350,7 @@
                 <w:rFonts w:ascii="Aptos Narrow" w:eastAsia="Times New Roman" w:hAnsi="Aptos Narrow" w:cs="Times New Roman"/>
                 <w:color w:val="000000"/>
               </w:rPr>
-              <w:t xml:space="preserve">20 </w:t>
-            </w:r>
-            <w:r>
-              <w:rPr>
-                <w:rFonts w:ascii="Aptos Narrow" w:eastAsia="Times New Roman" w:hAnsi="Aptos Narrow" w:cs="Times New Roman"/>
-                <w:color w:val="000000"/>
-              </w:rPr>
-              <w:t>días</w:t>
+              <w:t>20 días</w:t>
             </w:r>
           </w:p>
         </w:tc>
@@ -7012,21 +6380,7 @@
                 <w:rFonts w:ascii="Aptos Narrow" w:eastAsia="Times New Roman" w:hAnsi="Aptos Narrow" w:cs="Times New Roman"/>
                 <w:color w:val="000000"/>
               </w:rPr>
-              <w:t xml:space="preserve">Sebastián </w:t>
-            </w:r>
-            <w:r>
-              <w:rPr>
-                <w:rFonts w:ascii="Aptos Narrow" w:eastAsia="Times New Roman" w:hAnsi="Aptos Narrow" w:cs="Times New Roman"/>
-                <w:color w:val="000000"/>
-              </w:rPr>
-              <w:t>Cabrera (</w:t>
-            </w:r>
-            <w:r>
-              <w:rPr>
-                <w:rFonts w:ascii="Aptos Narrow" w:eastAsia="Times New Roman" w:hAnsi="Aptos Narrow" w:cs="Times New Roman"/>
-                <w:color w:val="000000"/>
-              </w:rPr>
-              <w:t>scrum master</w:t>
+              <w:t xml:space="preserve">Sebastián Cabrera (scrum </w:t>
             </w:r>
             <w:proofErr w:type="gramStart"/>
             <w:r>
@@ -7034,7 +6388,7 @@
                 <w:rFonts w:ascii="Aptos Narrow" w:eastAsia="Times New Roman" w:hAnsi="Aptos Narrow" w:cs="Times New Roman"/>
                 <w:color w:val="000000"/>
               </w:rPr>
-              <w:t>) ,Matias</w:t>
+              <w:t>master</w:t>
             </w:r>
             <w:proofErr w:type="gramEnd"/>
             <w:r>
@@ -7042,46 +6396,14 @@
                 <w:rFonts w:ascii="Aptos Narrow" w:eastAsia="Times New Roman" w:hAnsi="Aptos Narrow" w:cs="Times New Roman"/>
                 <w:color w:val="000000"/>
               </w:rPr>
-              <w:t xml:space="preserve"> Rosales, Cristóbal Oyarzun y Guillermo </w:t>
-            </w:r>
-            <w:r>
-              <w:rPr>
-                <w:rFonts w:ascii="Aptos Narrow" w:eastAsia="Times New Roman" w:hAnsi="Aptos Narrow" w:cs="Times New Roman"/>
-                <w:color w:val="000000"/>
-              </w:rPr>
-              <w:t>Varas (</w:t>
-            </w:r>
-            <w:proofErr w:type="spellStart"/>
-            <w:r>
-              <w:rPr>
-                <w:rFonts w:ascii="Aptos Narrow" w:eastAsia="Times New Roman" w:hAnsi="Aptos Narrow" w:cs="Times New Roman"/>
-                <w:color w:val="000000"/>
-              </w:rPr>
-              <w:t>Product</w:t>
-            </w:r>
-            <w:proofErr w:type="spellEnd"/>
-            <w:r>
-              <w:rPr>
-                <w:rFonts w:ascii="Aptos Narrow" w:eastAsia="Times New Roman" w:hAnsi="Aptos Narrow" w:cs="Times New Roman"/>
-                <w:color w:val="000000"/>
-              </w:rPr>
-              <w:t xml:space="preserve"> </w:t>
-            </w:r>
-            <w:proofErr w:type="spellStart"/>
-            <w:r>
-              <w:rPr>
-                <w:rFonts w:ascii="Aptos Narrow" w:eastAsia="Times New Roman" w:hAnsi="Aptos Narrow" w:cs="Times New Roman"/>
-                <w:color w:val="000000"/>
-              </w:rPr>
-              <w:t>owner</w:t>
-            </w:r>
-            <w:proofErr w:type="spellEnd"/>
-            <w:r>
-              <w:rPr>
-                <w:rFonts w:ascii="Aptos Narrow" w:eastAsia="Times New Roman" w:hAnsi="Aptos Narrow" w:cs="Times New Roman"/>
-                <w:color w:val="000000"/>
-              </w:rPr>
-              <w:t>)</w:t>
+              <w:t>),</w:t>
+            </w:r>
+            <w:r>
+              <w:rPr>
+                <w:rFonts w:ascii="Aptos Narrow" w:eastAsia="Times New Roman" w:hAnsi="Aptos Narrow" w:cs="Times New Roman"/>
+                <w:color w:val="000000"/>
+              </w:rPr>
+              <w:t xml:space="preserve"> Cristóbal Oyarzun y Guillermo Varas (Product owner)</w:t>
             </w:r>
           </w:p>
         </w:tc>
@@ -7202,13 +6524,7 @@
               <w:rPr>
                 <w:rFonts w:ascii="Aptos Narrow" w:eastAsia="Times New Roman" w:hAnsi="Aptos Narrow" w:cs="Times New Roman"/>
               </w:rPr>
-              <w:t>Reunión</w:t>
-            </w:r>
-            <w:r>
-              <w:rPr>
-                <w:rFonts w:ascii="Aptos Narrow" w:eastAsia="Times New Roman" w:hAnsi="Aptos Narrow" w:cs="Times New Roman"/>
-              </w:rPr>
-              <w:t xml:space="preserve"> diaria del equipo para evidenciar avances o retrasos y pedir ayuda a compañeros</w:t>
+              <w:t>Reunión diaria del equipo para evidenciar avances o retrasos y pedir ayuda a compañeros</w:t>
             </w:r>
           </w:p>
         </w:tc>
@@ -7264,7 +6580,14 @@
               <w:rPr>
                 <w:rFonts w:ascii="Aptos Narrow" w:eastAsia="Times New Roman" w:hAnsi="Aptos Narrow" w:cs="Times New Roman"/>
               </w:rPr>
-              <w:t>Todos los días del comienzo de los sprint hasta el último día de los sprint</w:t>
+              <w:t xml:space="preserve">Todos los días del comienzo de los sprint hasta el </w:t>
+            </w:r>
+            <w:r>
+              <w:rPr>
+                <w:rFonts w:ascii="Aptos Narrow" w:eastAsia="Times New Roman" w:hAnsi="Aptos Narrow" w:cs="Times New Roman"/>
+              </w:rPr>
+              <w:lastRenderedPageBreak/>
+              <w:t>último día de los sprint</w:t>
             </w:r>
           </w:p>
         </w:tc>
@@ -7292,19 +6615,20 @@
               <w:rPr>
                 <w:rFonts w:ascii="Aptos Narrow" w:eastAsia="Times New Roman" w:hAnsi="Aptos Narrow" w:cs="Times New Roman"/>
               </w:rPr>
-              <w:t xml:space="preserve">Cristóbal </w:t>
-            </w:r>
-            <w:r>
-              <w:rPr>
-                <w:rFonts w:ascii="Aptos Narrow" w:eastAsia="Times New Roman" w:hAnsi="Aptos Narrow" w:cs="Times New Roman"/>
-              </w:rPr>
-              <w:t>Oyarzun,</w:t>
-            </w:r>
-            <w:r>
-              <w:rPr>
-                <w:rFonts w:ascii="Aptos Narrow" w:eastAsia="Times New Roman" w:hAnsi="Aptos Narrow" w:cs="Times New Roman"/>
-              </w:rPr>
-              <w:t xml:space="preserve"> Sebastián Cabrera y Matias Rosales</w:t>
+              <w:lastRenderedPageBreak/>
+              <w:t>Cristóbal Oyarzun</w:t>
+            </w:r>
+            <w:r>
+              <w:rPr>
+                <w:rFonts w:ascii="Aptos Narrow" w:eastAsia="Times New Roman" w:hAnsi="Aptos Narrow" w:cs="Times New Roman"/>
+              </w:rPr>
+              <w:t xml:space="preserve"> y </w:t>
+            </w:r>
+            <w:r>
+              <w:rPr>
+                <w:rFonts w:ascii="Aptos Narrow" w:eastAsia="Times New Roman" w:hAnsi="Aptos Narrow" w:cs="Times New Roman"/>
+              </w:rPr>
+              <w:t>Sebastián Cabrera</w:t>
             </w:r>
           </w:p>
         </w:tc>
@@ -7332,19 +6656,7 @@
               <w:rPr>
                 <w:rFonts w:ascii="Aptos Narrow" w:eastAsia="Times New Roman" w:hAnsi="Aptos Narrow" w:cs="Times New Roman"/>
               </w:rPr>
-              <w:t xml:space="preserve">Reunión por </w:t>
-            </w:r>
-            <w:r>
-              <w:rPr>
-                <w:rFonts w:ascii="Aptos Narrow" w:eastAsia="Times New Roman" w:hAnsi="Aptos Narrow" w:cs="Times New Roman"/>
-              </w:rPr>
-              <w:t>Discord</w:t>
-            </w:r>
-            <w:r>
-              <w:rPr>
-                <w:rFonts w:ascii="Aptos Narrow" w:eastAsia="Times New Roman" w:hAnsi="Aptos Narrow" w:cs="Times New Roman"/>
-              </w:rPr>
-              <w:t xml:space="preserve"> grabado </w:t>
+              <w:t>Reunión por Discord grabado </w:t>
             </w:r>
           </w:p>
         </w:tc>
@@ -7379,14 +6691,7 @@
                 <w:rFonts w:ascii="Aptos Narrow" w:eastAsia="Times New Roman" w:hAnsi="Aptos Narrow" w:cs="Times New Roman"/>
                 <w:color w:val="000000"/>
               </w:rPr>
-              <w:t>Programación</w:t>
-            </w:r>
-            <w:r>
-              <w:rPr>
-                <w:rFonts w:ascii="Aptos Narrow" w:eastAsia="Times New Roman" w:hAnsi="Aptos Narrow" w:cs="Times New Roman"/>
-                <w:color w:val="000000"/>
-              </w:rPr>
-              <w:t xml:space="preserve"> base de datos</w:t>
+              <w:t>Programación base de datos</w:t>
             </w:r>
           </w:p>
         </w:tc>
@@ -7416,14 +6721,7 @@
                 <w:rFonts w:ascii="Aptos Narrow" w:eastAsia="Times New Roman" w:hAnsi="Aptos Narrow" w:cs="Times New Roman"/>
                 <w:color w:val="000000"/>
               </w:rPr>
-              <w:t xml:space="preserve">Base de datos de </w:t>
-            </w:r>
-            <w:r>
-              <w:rPr>
-                <w:rFonts w:ascii="Aptos Narrow" w:eastAsia="Times New Roman" w:hAnsi="Aptos Narrow" w:cs="Times New Roman"/>
-                <w:color w:val="000000"/>
-              </w:rPr>
-              <w:t>vehículos</w:t>
+              <w:t>Base de datos de vehículos</w:t>
             </w:r>
           </w:p>
         </w:tc>
@@ -7529,14 +6827,7 @@
                 <w:rFonts w:ascii="Aptos Narrow" w:eastAsia="Times New Roman" w:hAnsi="Aptos Narrow" w:cs="Times New Roman"/>
                 <w:color w:val="000000"/>
               </w:rPr>
-              <w:t xml:space="preserve">2 </w:t>
-            </w:r>
-            <w:r>
-              <w:rPr>
-                <w:rFonts w:ascii="Aptos Narrow" w:eastAsia="Times New Roman" w:hAnsi="Aptos Narrow" w:cs="Times New Roman"/>
-                <w:color w:val="000000"/>
-              </w:rPr>
-              <w:t>días</w:t>
+              <w:t>2 días</w:t>
             </w:r>
           </w:p>
         </w:tc>
@@ -7596,42 +6887,7 @@
                 <w:rFonts w:ascii="Aptos Narrow" w:eastAsia="Times New Roman" w:hAnsi="Aptos Narrow" w:cs="Times New Roman"/>
                 <w:color w:val="000000"/>
               </w:rPr>
-              <w:t>Podrían</w:t>
-            </w:r>
-            <w:r>
-              <w:rPr>
-                <w:rFonts w:ascii="Aptos Narrow" w:eastAsia="Times New Roman" w:hAnsi="Aptos Narrow" w:cs="Times New Roman"/>
-                <w:color w:val="000000"/>
-              </w:rPr>
-              <w:t xml:space="preserve"> existir cambios en el </w:t>
-            </w:r>
-            <w:r>
-              <w:rPr>
-                <w:rFonts w:ascii="Aptos Narrow" w:eastAsia="Times New Roman" w:hAnsi="Aptos Narrow" w:cs="Times New Roman"/>
-                <w:color w:val="000000"/>
-              </w:rPr>
-              <w:t>planteamiento</w:t>
-            </w:r>
-            <w:r>
-              <w:rPr>
-                <w:rFonts w:ascii="Aptos Narrow" w:eastAsia="Times New Roman" w:hAnsi="Aptos Narrow" w:cs="Times New Roman"/>
-                <w:color w:val="000000"/>
-              </w:rPr>
-              <w:t xml:space="preserve"> de la estructura de los datos y </w:t>
-            </w:r>
-            <w:r>
-              <w:rPr>
-                <w:rFonts w:ascii="Aptos Narrow" w:eastAsia="Times New Roman" w:hAnsi="Aptos Narrow" w:cs="Times New Roman"/>
-                <w:color w:val="000000"/>
-              </w:rPr>
-              <w:t>habría</w:t>
-            </w:r>
-            <w:r>
-              <w:rPr>
-                <w:rFonts w:ascii="Aptos Narrow" w:eastAsia="Times New Roman" w:hAnsi="Aptos Narrow" w:cs="Times New Roman"/>
-                <w:color w:val="000000"/>
-              </w:rPr>
-              <w:t xml:space="preserve"> que cambiar la estructura de la tabla </w:t>
+              <w:t xml:space="preserve">Podrían existir cambios en el planteamiento de la estructura de los datos y habría que cambiar la estructura de la tabla </w:t>
             </w:r>
           </w:p>
         </w:tc>
@@ -7696,35 +6952,7 @@
                 <w:rFonts w:ascii="Aptos Narrow" w:eastAsia="Times New Roman" w:hAnsi="Aptos Narrow" w:cs="Times New Roman"/>
                 <w:color w:val="000000"/>
               </w:rPr>
-              <w:t xml:space="preserve">Diseño del </w:t>
-            </w:r>
-            <w:r>
-              <w:rPr>
-                <w:rFonts w:ascii="Aptos Narrow" w:eastAsia="Times New Roman" w:hAnsi="Aptos Narrow" w:cs="Times New Roman"/>
-                <w:color w:val="000000"/>
-              </w:rPr>
-              <w:t>módulo</w:t>
-            </w:r>
-            <w:r>
-              <w:rPr>
-                <w:rFonts w:ascii="Aptos Narrow" w:eastAsia="Times New Roman" w:hAnsi="Aptos Narrow" w:cs="Times New Roman"/>
-                <w:color w:val="000000"/>
-              </w:rPr>
-              <w:t xml:space="preserve"> </w:t>
-            </w:r>
-            <w:r>
-              <w:rPr>
-                <w:rFonts w:ascii="Aptos Narrow" w:eastAsia="Times New Roman" w:hAnsi="Aptos Narrow" w:cs="Times New Roman"/>
-                <w:color w:val="000000"/>
-              </w:rPr>
-              <w:t>vehículos</w:t>
-            </w:r>
-            <w:r>
-              <w:rPr>
-                <w:rFonts w:ascii="Aptos Narrow" w:eastAsia="Times New Roman" w:hAnsi="Aptos Narrow" w:cs="Times New Roman"/>
-                <w:color w:val="000000"/>
-              </w:rPr>
-              <w:t xml:space="preserve"> en la aplicación</w:t>
+              <w:t>Diseño del módulo vehículos en la aplicación</w:t>
             </w:r>
           </w:p>
         </w:tc>
@@ -7768,21 +6996,7 @@
                 <w:rFonts w:ascii="Aptos Narrow" w:eastAsia="Times New Roman" w:hAnsi="Aptos Narrow" w:cs="Times New Roman"/>
                 <w:color w:val="000000"/>
               </w:rPr>
-              <w:t xml:space="preserve"> </w:t>
-            </w:r>
-            <w:r>
-              <w:rPr>
-                <w:rFonts w:ascii="Aptos Narrow" w:eastAsia="Times New Roman" w:hAnsi="Aptos Narrow" w:cs="Times New Roman"/>
-                <w:color w:val="000000"/>
-              </w:rPr>
-              <w:t>vehículos</w:t>
-            </w:r>
-            <w:r>
-              <w:rPr>
-                <w:rFonts w:ascii="Aptos Narrow" w:eastAsia="Times New Roman" w:hAnsi="Aptos Narrow" w:cs="Times New Roman"/>
-                <w:color w:val="000000"/>
-              </w:rPr>
-              <w:t xml:space="preserve"> en la aplicación</w:t>
+              <w:t xml:space="preserve"> vehículos en la aplicación</w:t>
             </w:r>
           </w:p>
         </w:tc>
@@ -7842,14 +7056,7 @@
                 <w:rFonts w:ascii="Aptos Narrow" w:eastAsia="Times New Roman" w:hAnsi="Aptos Narrow" w:cs="Times New Roman"/>
                 <w:color w:val="000000"/>
               </w:rPr>
-              <w:t xml:space="preserve">5 </w:t>
-            </w:r>
-            <w:r>
-              <w:rPr>
-                <w:rFonts w:ascii="Aptos Narrow" w:eastAsia="Times New Roman" w:hAnsi="Aptos Narrow" w:cs="Times New Roman"/>
-                <w:color w:val="000000"/>
-              </w:rPr>
-              <w:t>días</w:t>
+              <w:t>5 días</w:t>
             </w:r>
           </w:p>
         </w:tc>
@@ -7944,14 +7151,7 @@
                 <w:rFonts w:ascii="Aptos Narrow" w:eastAsia="Times New Roman" w:hAnsi="Aptos Narrow" w:cs="Times New Roman"/>
                 <w:color w:val="000000"/>
               </w:rPr>
-              <w:t>Integración</w:t>
-            </w:r>
-            <w:r>
-              <w:rPr>
-                <w:rFonts w:ascii="Aptos Narrow" w:eastAsia="Times New Roman" w:hAnsi="Aptos Narrow" w:cs="Times New Roman"/>
-                <w:color w:val="000000"/>
-              </w:rPr>
-              <w:t xml:space="preserve"> de plataformas</w:t>
+              <w:t>Integración de plataformas</w:t>
             </w:r>
           </w:p>
         </w:tc>
@@ -7981,14 +7181,97 @@
                 <w:rFonts w:ascii="Aptos Narrow" w:eastAsia="Times New Roman" w:hAnsi="Aptos Narrow" w:cs="Times New Roman"/>
                 <w:color w:val="000000"/>
               </w:rPr>
-              <w:t xml:space="preserve">Desarrollo </w:t>
-            </w:r>
-            <w:r>
-              <w:rPr>
-                <w:rFonts w:ascii="Aptos Narrow" w:eastAsia="Times New Roman" w:hAnsi="Aptos Narrow" w:cs="Times New Roman"/>
-                <w:color w:val="000000"/>
-              </w:rPr>
-              <w:t>del api</w:t>
+              <w:t>Desarrollo del api vehículos</w:t>
+            </w:r>
+          </w:p>
+        </w:tc>
+        <w:tc>
+          <w:tcPr>
+            <w:tcW w:w="2167" w:type="dxa"/>
+            <w:tcBorders>
+              <w:top w:val="nil"/>
+              <w:left w:val="nil"/>
+              <w:bottom w:val="single" w:sz="4" w:space="0" w:color="auto"/>
+              <w:right w:val="single" w:sz="4" w:space="0" w:color="auto"/>
+            </w:tcBorders>
+            <w:shd w:val="clear" w:color="000000" w:fill="C0E6F5"/>
+            <w:hideMark/>
+          </w:tcPr>
+          <w:p>
+            <w:pPr>
+              <w:spacing w:after="0" w:line="240" w:lineRule="auto"/>
+              <w:jc w:val="center"/>
+              <w:rPr>
+                <w:rFonts w:ascii="Aptos Narrow" w:eastAsia="Times New Roman" w:hAnsi="Aptos Narrow" w:cs="Times New Roman"/>
+                <w:color w:val="000000"/>
+              </w:rPr>
+            </w:pPr>
+            <w:r>
+              <w:rPr>
+                <w:rFonts w:ascii="Aptos Narrow" w:eastAsia="Times New Roman" w:hAnsi="Aptos Narrow" w:cs="Times New Roman"/>
+                <w:color w:val="000000"/>
+              </w:rPr>
+              <w:t>Crear un api para vehículos por petición del cliente</w:t>
+            </w:r>
+          </w:p>
+        </w:tc>
+        <w:tc>
+          <w:tcPr>
+            <w:tcW w:w="1536" w:type="dxa"/>
+            <w:tcBorders>
+              <w:top w:val="nil"/>
+              <w:left w:val="nil"/>
+              <w:bottom w:val="single" w:sz="4" w:space="0" w:color="auto"/>
+              <w:right w:val="single" w:sz="4" w:space="0" w:color="auto"/>
+            </w:tcBorders>
+            <w:shd w:val="clear" w:color="000000" w:fill="C0E6F5"/>
+            <w:hideMark/>
+          </w:tcPr>
+          <w:p>
+            <w:pPr>
+              <w:spacing w:after="0" w:line="240" w:lineRule="auto"/>
+              <w:jc w:val="center"/>
+              <w:rPr>
+                <w:rFonts w:ascii="Aptos Narrow" w:eastAsia="Times New Roman" w:hAnsi="Aptos Narrow" w:cs="Times New Roman"/>
+                <w:color w:val="000000"/>
+              </w:rPr>
+            </w:pPr>
+            <w:r>
+              <w:rPr>
+                <w:rFonts w:ascii="Aptos Narrow" w:eastAsia="Times New Roman" w:hAnsi="Aptos Narrow" w:cs="Times New Roman"/>
+                <w:color w:val="000000"/>
+              </w:rPr>
+              <w:t>Pc, entorno de desarrollo</w:t>
+            </w:r>
+          </w:p>
+        </w:tc>
+        <w:tc>
+          <w:tcPr>
+            <w:tcW w:w="1376" w:type="dxa"/>
+            <w:tcBorders>
+              <w:top w:val="nil"/>
+              <w:left w:val="nil"/>
+              <w:bottom w:val="single" w:sz="4" w:space="0" w:color="auto"/>
+              <w:right w:val="single" w:sz="4" w:space="0" w:color="auto"/>
+            </w:tcBorders>
+            <w:shd w:val="clear" w:color="000000" w:fill="C0E6F5"/>
+            <w:hideMark/>
+          </w:tcPr>
+          <w:p>
+            <w:pPr>
+              <w:spacing w:after="0" w:line="240" w:lineRule="auto"/>
+              <w:jc w:val="center"/>
+              <w:rPr>
+                <w:rFonts w:ascii="Aptos Narrow" w:eastAsia="Times New Roman" w:hAnsi="Aptos Narrow" w:cs="Times New Roman"/>
+                <w:color w:val="000000"/>
+              </w:rPr>
+            </w:pPr>
+            <w:r>
+              <w:rPr>
+                <w:rFonts w:ascii="Aptos Narrow" w:eastAsia="Times New Roman" w:hAnsi="Aptos Narrow" w:cs="Times New Roman"/>
+                <w:color w:val="000000"/>
+              </w:rPr>
+              <w:t>5</w:t>
             </w:r>
             <w:r>
               <w:rPr>
@@ -8002,13 +7285,13 @@
                 <w:rFonts w:ascii="Aptos Narrow" w:eastAsia="Times New Roman" w:hAnsi="Aptos Narrow" w:cs="Times New Roman"/>
                 <w:color w:val="000000"/>
               </w:rPr>
-              <w:t>vehículos</w:t>
-            </w:r>
-          </w:p>
-        </w:tc>
-        <w:tc>
-          <w:tcPr>
-            <w:tcW w:w="2167" w:type="dxa"/>
+              <w:t>días</w:t>
+            </w:r>
+          </w:p>
+        </w:tc>
+        <w:tc>
+          <w:tcPr>
+            <w:tcW w:w="1313" w:type="dxa"/>
             <w:tcBorders>
               <w:top w:val="nil"/>
               <w:left w:val="nil"/>
@@ -8032,55 +7315,13 @@
                 <w:rFonts w:ascii="Aptos Narrow" w:eastAsia="Times New Roman" w:hAnsi="Aptos Narrow" w:cs="Times New Roman"/>
                 <w:color w:val="000000"/>
               </w:rPr>
-              <w:t xml:space="preserve">Crear </w:t>
-            </w:r>
-            <w:r>
-              <w:rPr>
-                <w:rFonts w:ascii="Aptos Narrow" w:eastAsia="Times New Roman" w:hAnsi="Aptos Narrow" w:cs="Times New Roman"/>
-                <w:color w:val="000000"/>
-              </w:rPr>
-              <w:t>un api</w:t>
-            </w:r>
-            <w:r>
-              <w:rPr>
-                <w:rFonts w:ascii="Aptos Narrow" w:eastAsia="Times New Roman" w:hAnsi="Aptos Narrow" w:cs="Times New Roman"/>
-                <w:color w:val="000000"/>
-              </w:rPr>
-              <w:t xml:space="preserve"> para </w:t>
-            </w:r>
-            <w:r>
-              <w:rPr>
-                <w:rFonts w:ascii="Aptos Narrow" w:eastAsia="Times New Roman" w:hAnsi="Aptos Narrow" w:cs="Times New Roman"/>
-                <w:color w:val="000000"/>
-              </w:rPr>
-              <w:t>vehículos</w:t>
-            </w:r>
-            <w:r>
-              <w:rPr>
-                <w:rFonts w:ascii="Aptos Narrow" w:eastAsia="Times New Roman" w:hAnsi="Aptos Narrow" w:cs="Times New Roman"/>
-                <w:color w:val="000000"/>
-              </w:rPr>
-              <w:t xml:space="preserve"> por </w:t>
-            </w:r>
-            <w:r>
-              <w:rPr>
-                <w:rFonts w:ascii="Aptos Narrow" w:eastAsia="Times New Roman" w:hAnsi="Aptos Narrow" w:cs="Times New Roman"/>
-                <w:color w:val="000000"/>
-              </w:rPr>
-              <w:t>petición</w:t>
-            </w:r>
-            <w:r>
-              <w:rPr>
-                <w:rFonts w:ascii="Aptos Narrow" w:eastAsia="Times New Roman" w:hAnsi="Aptos Narrow" w:cs="Times New Roman"/>
-                <w:color w:val="000000"/>
-              </w:rPr>
-              <w:t xml:space="preserve"> del cliente</w:t>
-            </w:r>
-          </w:p>
-        </w:tc>
-        <w:tc>
-          <w:tcPr>
-            <w:tcW w:w="1536" w:type="dxa"/>
+              <w:t>Sebastián Cabrera</w:t>
+            </w:r>
+          </w:p>
+        </w:tc>
+        <w:tc>
+          <w:tcPr>
+            <w:tcW w:w="1260" w:type="dxa"/>
             <w:tcBorders>
               <w:top w:val="nil"/>
               <w:left w:val="nil"/>
@@ -8104,125 +7345,7 @@
                 <w:rFonts w:ascii="Aptos Narrow" w:eastAsia="Times New Roman" w:hAnsi="Aptos Narrow" w:cs="Times New Roman"/>
                 <w:color w:val="000000"/>
               </w:rPr>
-              <w:t>Pc, entorno de desarrollo</w:t>
-            </w:r>
-          </w:p>
-        </w:tc>
-        <w:tc>
-          <w:tcPr>
-            <w:tcW w:w="1376" w:type="dxa"/>
-            <w:tcBorders>
-              <w:top w:val="nil"/>
-              <w:left w:val="nil"/>
-              <w:bottom w:val="single" w:sz="4" w:space="0" w:color="auto"/>
-              <w:right w:val="single" w:sz="4" w:space="0" w:color="auto"/>
-            </w:tcBorders>
-            <w:shd w:val="clear" w:color="000000" w:fill="C0E6F5"/>
-            <w:hideMark/>
-          </w:tcPr>
-          <w:p>
-            <w:pPr>
-              <w:spacing w:after="0" w:line="240" w:lineRule="auto"/>
-              <w:jc w:val="center"/>
-              <w:rPr>
-                <w:rFonts w:ascii="Aptos Narrow" w:eastAsia="Times New Roman" w:hAnsi="Aptos Narrow" w:cs="Times New Roman"/>
-                <w:color w:val="000000"/>
-              </w:rPr>
-            </w:pPr>
-            <w:r>
-              <w:rPr>
-                <w:rFonts w:ascii="Aptos Narrow" w:eastAsia="Times New Roman" w:hAnsi="Aptos Narrow" w:cs="Times New Roman"/>
-                <w:color w:val="000000"/>
-              </w:rPr>
-              <w:t>5</w:t>
-            </w:r>
-            <w:r>
-              <w:rPr>
-                <w:rFonts w:ascii="Aptos Narrow" w:eastAsia="Times New Roman" w:hAnsi="Aptos Narrow" w:cs="Times New Roman"/>
-                <w:color w:val="000000"/>
-              </w:rPr>
-              <w:t xml:space="preserve"> </w:t>
-            </w:r>
-            <w:r>
-              <w:rPr>
-                <w:rFonts w:ascii="Aptos Narrow" w:eastAsia="Times New Roman" w:hAnsi="Aptos Narrow" w:cs="Times New Roman"/>
-                <w:color w:val="000000"/>
-              </w:rPr>
-              <w:t>días</w:t>
-            </w:r>
-          </w:p>
-        </w:tc>
-        <w:tc>
-          <w:tcPr>
-            <w:tcW w:w="1313" w:type="dxa"/>
-            <w:tcBorders>
-              <w:top w:val="nil"/>
-              <w:left w:val="nil"/>
-              <w:bottom w:val="single" w:sz="4" w:space="0" w:color="auto"/>
-              <w:right w:val="single" w:sz="4" w:space="0" w:color="auto"/>
-            </w:tcBorders>
-            <w:shd w:val="clear" w:color="000000" w:fill="C0E6F5"/>
-            <w:hideMark/>
-          </w:tcPr>
-          <w:p>
-            <w:pPr>
-              <w:spacing w:after="0" w:line="240" w:lineRule="auto"/>
-              <w:jc w:val="center"/>
-              <w:rPr>
-                <w:rFonts w:ascii="Aptos Narrow" w:eastAsia="Times New Roman" w:hAnsi="Aptos Narrow" w:cs="Times New Roman"/>
-                <w:color w:val="000000"/>
-              </w:rPr>
-            </w:pPr>
-            <w:r>
-              <w:rPr>
-                <w:rFonts w:ascii="Aptos Narrow" w:eastAsia="Times New Roman" w:hAnsi="Aptos Narrow" w:cs="Times New Roman"/>
-                <w:color w:val="000000"/>
-              </w:rPr>
-              <w:t>Sebastián Cabrera</w:t>
-            </w:r>
-          </w:p>
-        </w:tc>
-        <w:tc>
-          <w:tcPr>
-            <w:tcW w:w="1260" w:type="dxa"/>
-            <w:tcBorders>
-              <w:top w:val="nil"/>
-              <w:left w:val="nil"/>
-              <w:bottom w:val="single" w:sz="4" w:space="0" w:color="auto"/>
-              <w:right w:val="single" w:sz="4" w:space="0" w:color="auto"/>
-            </w:tcBorders>
-            <w:shd w:val="clear" w:color="000000" w:fill="C0E6F5"/>
-            <w:hideMark/>
-          </w:tcPr>
-          <w:p>
-            <w:pPr>
-              <w:spacing w:after="0" w:line="240" w:lineRule="auto"/>
-              <w:jc w:val="center"/>
-              <w:rPr>
-                <w:rFonts w:ascii="Aptos Narrow" w:eastAsia="Times New Roman" w:hAnsi="Aptos Narrow" w:cs="Times New Roman"/>
-                <w:color w:val="000000"/>
-              </w:rPr>
-            </w:pPr>
-            <w:r>
-              <w:rPr>
-                <w:rFonts w:ascii="Aptos Narrow" w:eastAsia="Times New Roman" w:hAnsi="Aptos Narrow" w:cs="Times New Roman"/>
-                <w:color w:val="000000"/>
-              </w:rPr>
-              <w:t>una versión</w:t>
-            </w:r>
-            <w:r>
-              <w:rPr>
-                <w:rFonts w:ascii="Aptos Narrow" w:eastAsia="Times New Roman" w:hAnsi="Aptos Narrow" w:cs="Times New Roman"/>
-                <w:color w:val="000000"/>
-              </w:rPr>
-              <w:t xml:space="preserve"> beta ya existe </w:t>
-            </w:r>
-            <w:r>
-              <w:rPr>
-                <w:rFonts w:ascii="Aptos Narrow" w:eastAsia="Times New Roman" w:hAnsi="Aptos Narrow" w:cs="Times New Roman"/>
-                <w:color w:val="000000"/>
-              </w:rPr>
-              <w:t>del api</w:t>
+              <w:t>una versión beta ya existe del api</w:t>
             </w:r>
           </w:p>
         </w:tc>
@@ -8257,7 +7380,6 @@
                 <w:rFonts w:ascii="Aptos Narrow" w:eastAsia="Times New Roman" w:hAnsi="Aptos Narrow" w:cs="Times New Roman"/>
                 <w:color w:val="000000"/>
               </w:rPr>
-              <w:lastRenderedPageBreak/>
               <w:t xml:space="preserve">Calidad de software </w:t>
             </w:r>
             <w:proofErr w:type="spellStart"/>
@@ -8274,21 +7396,7 @@
                 <w:rFonts w:ascii="Aptos Narrow" w:eastAsia="Times New Roman" w:hAnsi="Aptos Narrow" w:cs="Times New Roman"/>
                 <w:color w:val="000000"/>
               </w:rPr>
-              <w:t xml:space="preserve"> </w:t>
-            </w:r>
-            <w:r>
-              <w:rPr>
-                <w:rFonts w:ascii="Aptos Narrow" w:eastAsia="Times New Roman" w:hAnsi="Aptos Narrow" w:cs="Times New Roman"/>
-                <w:color w:val="000000"/>
-              </w:rPr>
-              <w:t>Integración</w:t>
-            </w:r>
-            <w:r>
-              <w:rPr>
-                <w:rFonts w:ascii="Aptos Narrow" w:eastAsia="Times New Roman" w:hAnsi="Aptos Narrow" w:cs="Times New Roman"/>
-                <w:color w:val="000000"/>
-              </w:rPr>
-              <w:t xml:space="preserve"> de plataformas</w:t>
+              <w:t xml:space="preserve"> Integración de plataformas</w:t>
             </w:r>
           </w:p>
         </w:tc>
@@ -8348,35 +7456,7 @@
                 <w:rFonts w:ascii="Aptos Narrow" w:eastAsia="Times New Roman" w:hAnsi="Aptos Narrow" w:cs="Times New Roman"/>
                 <w:color w:val="000000"/>
               </w:rPr>
-              <w:t xml:space="preserve">Poner a prueba el </w:t>
-            </w:r>
-            <w:r>
-              <w:rPr>
-                <w:rFonts w:ascii="Aptos Narrow" w:eastAsia="Times New Roman" w:hAnsi="Aptos Narrow" w:cs="Times New Roman"/>
-                <w:color w:val="000000"/>
-              </w:rPr>
-              <w:t>módulo</w:t>
-            </w:r>
-            <w:r>
-              <w:rPr>
-                <w:rFonts w:ascii="Aptos Narrow" w:eastAsia="Times New Roman" w:hAnsi="Aptos Narrow" w:cs="Times New Roman"/>
-                <w:color w:val="000000"/>
-              </w:rPr>
-              <w:t xml:space="preserve"> desarrollado </w:t>
-            </w:r>
-            <w:r>
-              <w:rPr>
-                <w:rFonts w:ascii="Aptos Narrow" w:eastAsia="Times New Roman" w:hAnsi="Aptos Narrow" w:cs="Times New Roman"/>
-                <w:color w:val="000000"/>
-              </w:rPr>
-              <w:t>a través</w:t>
-            </w:r>
-            <w:r>
-              <w:rPr>
-                <w:rFonts w:ascii="Aptos Narrow" w:eastAsia="Times New Roman" w:hAnsi="Aptos Narrow" w:cs="Times New Roman"/>
-                <w:color w:val="000000"/>
-              </w:rPr>
-              <w:t xml:space="preserve"> del plan de pruebas y rellenar la base de datos con los datos de la empresa </w:t>
+              <w:t xml:space="preserve">Poner a prueba el módulo desarrollado a través del plan de pruebas y rellenar la base de datos con los datos de la empresa </w:t>
             </w:r>
           </w:p>
         </w:tc>
@@ -8436,14 +7516,7 @@
                 <w:rFonts w:ascii="Aptos Narrow" w:eastAsia="Times New Roman" w:hAnsi="Aptos Narrow" w:cs="Times New Roman"/>
                 <w:color w:val="000000"/>
               </w:rPr>
-              <w:t xml:space="preserve">5 </w:t>
-            </w:r>
-            <w:r>
-              <w:rPr>
-                <w:rFonts w:ascii="Aptos Narrow" w:eastAsia="Times New Roman" w:hAnsi="Aptos Narrow" w:cs="Times New Roman"/>
-                <w:color w:val="000000"/>
-              </w:rPr>
-              <w:t>días</w:t>
+              <w:t>5 días</w:t>
             </w:r>
           </w:p>
         </w:tc>
@@ -8471,23 +7544,20 @@
             <w:r>
               <w:rPr>
                 <w:rFonts w:ascii="Aptos Narrow" w:eastAsia="Times New Roman" w:hAnsi="Aptos Narrow" w:cs="Times New Roman"/>
-                <w:color w:val="000000"/>
-              </w:rPr>
-              <w:t xml:space="preserve">Cristóbal </w:t>
-            </w:r>
-            <w:r>
-              <w:rPr>
-                <w:rFonts w:ascii="Aptos Narrow" w:eastAsia="Times New Roman" w:hAnsi="Aptos Narrow" w:cs="Times New Roman"/>
-                <w:color w:val="000000"/>
-              </w:rPr>
-              <w:t>Oyarzun,</w:t>
-            </w:r>
-            <w:r>
-              <w:rPr>
-                <w:rFonts w:ascii="Aptos Narrow" w:eastAsia="Times New Roman" w:hAnsi="Aptos Narrow" w:cs="Times New Roman"/>
-                <w:color w:val="000000"/>
-              </w:rPr>
-              <w:t xml:space="preserve"> Sebastián Cabrera y Matias Rosales</w:t>
+              </w:rPr>
+              <w:t>Cristóbal Oyarzun</w:t>
+            </w:r>
+            <w:r>
+              <w:rPr>
+                <w:rFonts w:ascii="Aptos Narrow" w:eastAsia="Times New Roman" w:hAnsi="Aptos Narrow" w:cs="Times New Roman"/>
+              </w:rPr>
+              <w:t xml:space="preserve"> y </w:t>
+            </w:r>
+            <w:r>
+              <w:rPr>
+                <w:rFonts w:ascii="Aptos Narrow" w:eastAsia="Times New Roman" w:hAnsi="Aptos Narrow" w:cs="Times New Roman"/>
+              </w:rPr>
+              <w:t>Sebastián Cabrera</w:t>
             </w:r>
           </w:p>
         </w:tc>
@@ -8517,21 +7587,7 @@
                 <w:rFonts w:ascii="Aptos Narrow" w:eastAsia="Times New Roman" w:hAnsi="Aptos Narrow" w:cs="Times New Roman"/>
                 <w:color w:val="000000"/>
               </w:rPr>
-              <w:t xml:space="preserve">La existencia del plan de pruebas </w:t>
-            </w:r>
-            <w:r>
-              <w:rPr>
-                <w:rFonts w:ascii="Aptos Narrow" w:eastAsia="Times New Roman" w:hAnsi="Aptos Narrow" w:cs="Times New Roman"/>
-                <w:color w:val="000000"/>
-              </w:rPr>
-              <w:t>establecerá</w:t>
-            </w:r>
-            <w:r>
-              <w:rPr>
-                <w:rFonts w:ascii="Aptos Narrow" w:eastAsia="Times New Roman" w:hAnsi="Aptos Narrow" w:cs="Times New Roman"/>
-                <w:color w:val="000000"/>
-              </w:rPr>
-              <w:t xml:space="preserve"> objetivos claros facilitando el desarrollo</w:t>
+              <w:t>La existencia del plan de pruebas establecerá objetivos claros facilitando el desarrollo</w:t>
             </w:r>
           </w:p>
         </w:tc>
@@ -8596,56 +7652,7 @@
                 <w:rFonts w:ascii="Aptos Narrow" w:eastAsia="Times New Roman" w:hAnsi="Aptos Narrow" w:cs="Times New Roman"/>
                 <w:color w:val="000000"/>
               </w:rPr>
-              <w:t xml:space="preserve">Entrega a cliente el </w:t>
-            </w:r>
-            <w:r>
-              <w:rPr>
-                <w:rFonts w:ascii="Aptos Narrow" w:eastAsia="Times New Roman" w:hAnsi="Aptos Narrow" w:cs="Times New Roman"/>
-                <w:color w:val="000000"/>
-              </w:rPr>
-              <w:t>módulo</w:t>
-            </w:r>
-            <w:r>
-              <w:rPr>
-                <w:rFonts w:ascii="Aptos Narrow" w:eastAsia="Times New Roman" w:hAnsi="Aptos Narrow" w:cs="Times New Roman"/>
-                <w:color w:val="000000"/>
-              </w:rPr>
-              <w:t xml:space="preserve"> funcional </w:t>
-            </w:r>
-            <w:r>
-              <w:rPr>
-                <w:rFonts w:ascii="Aptos Narrow" w:eastAsia="Times New Roman" w:hAnsi="Aptos Narrow" w:cs="Times New Roman"/>
-                <w:color w:val="000000"/>
-              </w:rPr>
-              <w:t>gestión</w:t>
-            </w:r>
-            <w:r>
-              <w:rPr>
-                <w:rFonts w:ascii="Aptos Narrow" w:eastAsia="Times New Roman" w:hAnsi="Aptos Narrow" w:cs="Times New Roman"/>
-                <w:color w:val="000000"/>
-              </w:rPr>
-              <w:t xml:space="preserve"> </w:t>
-            </w:r>
-            <w:r>
-              <w:rPr>
-                <w:rFonts w:ascii="Aptos Narrow" w:eastAsia="Times New Roman" w:hAnsi="Aptos Narrow" w:cs="Times New Roman"/>
-                <w:color w:val="000000"/>
-              </w:rPr>
-              <w:t>vehículos</w:t>
-            </w:r>
-            <w:r>
-              <w:rPr>
-                <w:rFonts w:ascii="Aptos Narrow" w:eastAsia="Times New Roman" w:hAnsi="Aptos Narrow" w:cs="Times New Roman"/>
-                <w:color w:val="000000"/>
-              </w:rPr>
-              <w:t xml:space="preserve"> + api </w:t>
-            </w:r>
-            <w:r>
-              <w:rPr>
-                <w:rFonts w:ascii="Aptos Narrow" w:eastAsia="Times New Roman" w:hAnsi="Aptos Narrow" w:cs="Times New Roman"/>
-                <w:color w:val="000000"/>
-              </w:rPr>
-              <w:t>vehículos</w:t>
+              <w:t>Entrega a cliente el módulo funcional gestión vehículos + api vehículos</w:t>
             </w:r>
           </w:p>
         </w:tc>
@@ -8675,63 +7682,7 @@
                 <w:rFonts w:ascii="Aptos Narrow" w:eastAsia="Times New Roman" w:hAnsi="Aptos Narrow" w:cs="Times New Roman"/>
                 <w:color w:val="000000"/>
               </w:rPr>
-              <w:t xml:space="preserve">Entrega del </w:t>
-            </w:r>
-            <w:r>
-              <w:rPr>
-                <w:rFonts w:ascii="Aptos Narrow" w:eastAsia="Times New Roman" w:hAnsi="Aptos Narrow" w:cs="Times New Roman"/>
-                <w:color w:val="000000"/>
-              </w:rPr>
-              <w:t>modelo</w:t>
-            </w:r>
-            <w:r>
-              <w:rPr>
-                <w:rFonts w:ascii="Aptos Narrow" w:eastAsia="Times New Roman" w:hAnsi="Aptos Narrow" w:cs="Times New Roman"/>
-                <w:color w:val="000000"/>
-              </w:rPr>
-              <w:t xml:space="preserve"> funcional desarrollado </w:t>
-            </w:r>
-            <w:r>
-              <w:rPr>
-                <w:rFonts w:ascii="Aptos Narrow" w:eastAsia="Times New Roman" w:hAnsi="Aptos Narrow" w:cs="Times New Roman"/>
-                <w:color w:val="000000"/>
-              </w:rPr>
-              <w:t>a través</w:t>
-            </w:r>
-            <w:r>
-              <w:rPr>
-                <w:rFonts w:ascii="Aptos Narrow" w:eastAsia="Times New Roman" w:hAnsi="Aptos Narrow" w:cs="Times New Roman"/>
-                <w:color w:val="000000"/>
-              </w:rPr>
-              <w:t xml:space="preserve"> de una </w:t>
-            </w:r>
-            <w:r>
-              <w:rPr>
-                <w:rFonts w:ascii="Aptos Narrow" w:eastAsia="Times New Roman" w:hAnsi="Aptos Narrow" w:cs="Times New Roman"/>
-                <w:color w:val="000000"/>
-              </w:rPr>
-              <w:t>página</w:t>
-            </w:r>
-            <w:r>
-              <w:rPr>
-                <w:rFonts w:ascii="Aptos Narrow" w:eastAsia="Times New Roman" w:hAnsi="Aptos Narrow" w:cs="Times New Roman"/>
-                <w:color w:val="000000"/>
-              </w:rPr>
-              <w:t xml:space="preserve"> web/una aplicación </w:t>
-            </w:r>
-            <w:r>
-              <w:rPr>
-                <w:rFonts w:ascii="Aptos Narrow" w:eastAsia="Times New Roman" w:hAnsi="Aptos Narrow" w:cs="Times New Roman"/>
-                <w:color w:val="000000"/>
-              </w:rPr>
-              <w:t>móvil</w:t>
-            </w:r>
-            <w:r>
-              <w:rPr>
-                <w:rFonts w:ascii="Aptos Narrow" w:eastAsia="Times New Roman" w:hAnsi="Aptos Narrow" w:cs="Times New Roman"/>
-                <w:color w:val="000000"/>
-              </w:rPr>
-              <w:t xml:space="preserve"> para que lo revise el cliente</w:t>
+              <w:t>Entrega del modelo funcional desarrollado a través de una página web/una aplicación móvil para que lo revise el cliente</w:t>
             </w:r>
           </w:p>
         </w:tc>
@@ -8791,14 +7742,7 @@
                 <w:rFonts w:ascii="Aptos Narrow" w:eastAsia="Times New Roman" w:hAnsi="Aptos Narrow" w:cs="Times New Roman"/>
                 <w:color w:val="000000"/>
               </w:rPr>
-              <w:t xml:space="preserve">1 </w:t>
-            </w:r>
-            <w:r>
-              <w:rPr>
-                <w:rFonts w:ascii="Aptos Narrow" w:eastAsia="Times New Roman" w:hAnsi="Aptos Narrow" w:cs="Times New Roman"/>
-                <w:color w:val="000000"/>
-              </w:rPr>
-              <w:t>día</w:t>
+              <w:t>1 día</w:t>
             </w:r>
           </w:p>
         </w:tc>
@@ -8858,56 +7802,15 @@
                 <w:rFonts w:ascii="Aptos Narrow" w:eastAsia="Times New Roman" w:hAnsi="Aptos Narrow" w:cs="Times New Roman"/>
                 <w:color w:val="000000"/>
               </w:rPr>
-              <w:t xml:space="preserve">Si no ce cuenta con buena comunicación con el cliente </w:t>
-            </w:r>
-            <w:r>
-              <w:rPr>
-                <w:rFonts w:ascii="Aptos Narrow" w:eastAsia="Times New Roman" w:hAnsi="Aptos Narrow" w:cs="Times New Roman"/>
-                <w:color w:val="000000"/>
-              </w:rPr>
-              <w:t>podría</w:t>
-            </w:r>
-            <w:r>
-              <w:rPr>
-                <w:rFonts w:ascii="Aptos Narrow" w:eastAsia="Times New Roman" w:hAnsi="Aptos Narrow" w:cs="Times New Roman"/>
-                <w:color w:val="000000"/>
-              </w:rPr>
-              <w:t xml:space="preserve"> </w:t>
-            </w:r>
-            <w:r>
-              <w:rPr>
-                <w:rFonts w:ascii="Aptos Narrow" w:eastAsia="Times New Roman" w:hAnsi="Aptos Narrow" w:cs="Times New Roman"/>
-                <w:color w:val="000000"/>
-              </w:rPr>
-              <w:t>retrasarse</w:t>
-            </w:r>
-            <w:r>
-              <w:rPr>
-                <w:rFonts w:ascii="Aptos Narrow" w:eastAsia="Times New Roman" w:hAnsi="Aptos Narrow" w:cs="Times New Roman"/>
-                <w:color w:val="000000"/>
-              </w:rPr>
-              <w:t xml:space="preserve"> la entrega del </w:t>
-            </w:r>
-            <w:r>
-              <w:rPr>
-                <w:rFonts w:ascii="Aptos Narrow" w:eastAsia="Times New Roman" w:hAnsi="Aptos Narrow" w:cs="Times New Roman"/>
-                <w:color w:val="000000"/>
-              </w:rPr>
-              <w:t>módulo</w:t>
-            </w:r>
-            <w:r>
-              <w:rPr>
-                <w:rFonts w:ascii="Aptos Narrow" w:eastAsia="Times New Roman" w:hAnsi="Aptos Narrow" w:cs="Times New Roman"/>
-                <w:color w:val="000000"/>
-              </w:rPr>
-              <w:t xml:space="preserve"> para su </w:t>
-            </w:r>
-            <w:r>
-              <w:rPr>
-                <w:rFonts w:ascii="Aptos Narrow" w:eastAsia="Times New Roman" w:hAnsi="Aptos Narrow" w:cs="Times New Roman"/>
-                <w:color w:val="000000"/>
-              </w:rPr>
-              <w:t>revisión</w:t>
+              <w:t xml:space="preserve">Si no ce cuenta con buena comunicación con el cliente podría retrasarse la entrega del </w:t>
+            </w:r>
+            <w:r>
+              <w:rPr>
+                <w:rFonts w:ascii="Aptos Narrow" w:eastAsia="Times New Roman" w:hAnsi="Aptos Narrow" w:cs="Times New Roman"/>
+                <w:color w:val="000000"/>
+              </w:rPr>
+              <w:lastRenderedPageBreak/>
+              <w:t>módulo para su revisión</w:t>
             </w:r>
           </w:p>
         </w:tc>
@@ -8942,6 +7845,7 @@
                 <w:rFonts w:ascii="Aptos Narrow" w:eastAsia="Times New Roman" w:hAnsi="Aptos Narrow" w:cs="Times New Roman"/>
                 <w:color w:val="1D2763"/>
               </w:rPr>
+              <w:lastRenderedPageBreak/>
               <w:t>Gestión de proyectos informáticos</w:t>
             </w:r>
           </w:p>
@@ -8972,17 +7876,8 @@
                 <w:rFonts w:ascii="Aptos Narrow" w:eastAsia="Times New Roman" w:hAnsi="Aptos Narrow" w:cs="Times New Roman"/>
                 <w:color w:val="000000"/>
               </w:rPr>
-              <w:t xml:space="preserve">Sprint </w:t>
-            </w:r>
-            <w:proofErr w:type="spellStart"/>
-            <w:r>
-              <w:rPr>
-                <w:rFonts w:ascii="Aptos Narrow" w:eastAsia="Times New Roman" w:hAnsi="Aptos Narrow" w:cs="Times New Roman"/>
-                <w:color w:val="000000"/>
-              </w:rPr>
-              <w:t>Review</w:t>
-            </w:r>
-            <w:proofErr w:type="spellEnd"/>
+              <w:t>Sprint Review</w:t>
+            </w:r>
           </w:p>
         </w:tc>
         <w:tc>
@@ -9011,37 +7906,7 @@
                 <w:rFonts w:ascii="Aptos Narrow" w:eastAsia="Times New Roman" w:hAnsi="Aptos Narrow" w:cs="Times New Roman"/>
                 <w:color w:val="000000"/>
               </w:rPr>
-              <w:t xml:space="preserve">Reunión con el producto </w:t>
-            </w:r>
-            <w:proofErr w:type="spellStart"/>
-            <w:r>
-              <w:rPr>
-                <w:rFonts w:ascii="Aptos Narrow" w:eastAsia="Times New Roman" w:hAnsi="Aptos Narrow" w:cs="Times New Roman"/>
-                <w:color w:val="000000"/>
-              </w:rPr>
-              <w:t>owner</w:t>
-            </w:r>
-            <w:proofErr w:type="spellEnd"/>
-            <w:r>
-              <w:rPr>
-                <w:rFonts w:ascii="Aptos Narrow" w:eastAsia="Times New Roman" w:hAnsi="Aptos Narrow" w:cs="Times New Roman"/>
-                <w:color w:val="000000"/>
-              </w:rPr>
-              <w:t xml:space="preserve"> y Scrum </w:t>
-            </w:r>
-            <w:r>
-              <w:rPr>
-                <w:rFonts w:ascii="Aptos Narrow" w:eastAsia="Times New Roman" w:hAnsi="Aptos Narrow" w:cs="Times New Roman"/>
-                <w:color w:val="000000"/>
-              </w:rPr>
-              <w:t>máster</w:t>
-            </w:r>
-            <w:r>
-              <w:rPr>
-                <w:rFonts w:ascii="Aptos Narrow" w:eastAsia="Times New Roman" w:hAnsi="Aptos Narrow" w:cs="Times New Roman"/>
-                <w:color w:val="000000"/>
-              </w:rPr>
-              <w:t xml:space="preserve"> para confirmar si le gusto el modulo</w:t>
+              <w:t>Reunión con el producto owner y Scrum máster para confirmar si le gusto el modulo</w:t>
             </w:r>
           </w:p>
         </w:tc>
@@ -9101,21 +7966,7 @@
                 <w:rFonts w:ascii="Aptos Narrow" w:eastAsia="Times New Roman" w:hAnsi="Aptos Narrow" w:cs="Times New Roman"/>
                 <w:color w:val="000000"/>
               </w:rPr>
-              <w:t xml:space="preserve">1 </w:t>
-            </w:r>
-            <w:r>
-              <w:rPr>
-                <w:rFonts w:ascii="Aptos Narrow" w:eastAsia="Times New Roman" w:hAnsi="Aptos Narrow" w:cs="Times New Roman"/>
-                <w:color w:val="000000"/>
-              </w:rPr>
-              <w:t>día</w:t>
-            </w:r>
-            <w:r>
-              <w:rPr>
-                <w:rFonts w:ascii="Aptos Narrow" w:eastAsia="Times New Roman" w:hAnsi="Aptos Narrow" w:cs="Times New Roman"/>
-                <w:color w:val="000000"/>
-              </w:rPr>
-              <w:t xml:space="preserve"> </w:t>
+              <w:t xml:space="preserve">1 día </w:t>
             </w:r>
           </w:p>
         </w:tc>
@@ -9175,21 +8026,7 @@
                 <w:rFonts w:ascii="Aptos Narrow" w:eastAsia="Times New Roman" w:hAnsi="Aptos Narrow" w:cs="Times New Roman"/>
                 <w:color w:val="000000"/>
               </w:rPr>
-              <w:t xml:space="preserve">Reunión por </w:t>
-            </w:r>
-            <w:r>
-              <w:rPr>
-                <w:rFonts w:ascii="Aptos Narrow" w:eastAsia="Times New Roman" w:hAnsi="Aptos Narrow" w:cs="Times New Roman"/>
-                <w:color w:val="000000"/>
-              </w:rPr>
-              <w:t>Discord</w:t>
-            </w:r>
-            <w:r>
-              <w:rPr>
-                <w:rFonts w:ascii="Aptos Narrow" w:eastAsia="Times New Roman" w:hAnsi="Aptos Narrow" w:cs="Times New Roman"/>
-                <w:color w:val="000000"/>
-              </w:rPr>
-              <w:t xml:space="preserve"> grabado deben estar todos los nombrados</w:t>
+              <w:t>Reunión por Discord grabado deben estar todos los nombrados</w:t>
             </w:r>
           </w:p>
         </w:tc>
@@ -9300,23 +8137,7 @@
                 <w:rFonts w:ascii="Aptos Narrow" w:eastAsia="Times New Roman" w:hAnsi="Aptos Narrow" w:cs="Times New Roman"/>
                 <w:color w:val="000000"/>
               </w:rPr>
-              <w:t xml:space="preserve"> y Equipo de desarrollo para corregir si es que al producto </w:t>
-            </w:r>
-            <w:proofErr w:type="spellStart"/>
-            <w:r>
-              <w:rPr>
-                <w:rFonts w:ascii="Aptos Narrow" w:eastAsia="Times New Roman" w:hAnsi="Aptos Narrow" w:cs="Times New Roman"/>
-                <w:color w:val="000000"/>
-              </w:rPr>
-              <w:t>owner</w:t>
-            </w:r>
-            <w:proofErr w:type="spellEnd"/>
-            <w:r>
-              <w:rPr>
-                <w:rFonts w:ascii="Aptos Narrow" w:eastAsia="Times New Roman" w:hAnsi="Aptos Narrow" w:cs="Times New Roman"/>
-                <w:color w:val="000000"/>
-              </w:rPr>
-              <w:t xml:space="preserve"> no le gusto el modulo</w:t>
+              <w:t xml:space="preserve"> y Equipo de desarrollo para corregir si es que al producto owner no le gusto el modulo</w:t>
             </w:r>
           </w:p>
         </w:tc>
@@ -9376,14 +8197,7 @@
                 <w:rFonts w:ascii="Aptos Narrow" w:eastAsia="Times New Roman" w:hAnsi="Aptos Narrow" w:cs="Times New Roman"/>
                 <w:color w:val="000000"/>
               </w:rPr>
-              <w:t xml:space="preserve">1 </w:t>
-            </w:r>
-            <w:r>
-              <w:rPr>
-                <w:rFonts w:ascii="Aptos Narrow" w:eastAsia="Times New Roman" w:hAnsi="Aptos Narrow" w:cs="Times New Roman"/>
-                <w:color w:val="000000"/>
-              </w:rPr>
-              <w:t>día</w:t>
+              <w:t>1 día</w:t>
             </w:r>
           </w:p>
         </w:tc>
@@ -9411,23 +8225,20 @@
             <w:r>
               <w:rPr>
                 <w:rFonts w:ascii="Aptos Narrow" w:eastAsia="Times New Roman" w:hAnsi="Aptos Narrow" w:cs="Times New Roman"/>
-                <w:color w:val="000000"/>
-              </w:rPr>
-              <w:t xml:space="preserve">Cristóbal </w:t>
-            </w:r>
-            <w:r>
-              <w:rPr>
-                <w:rFonts w:ascii="Aptos Narrow" w:eastAsia="Times New Roman" w:hAnsi="Aptos Narrow" w:cs="Times New Roman"/>
-                <w:color w:val="000000"/>
-              </w:rPr>
-              <w:t>Oyarzun,</w:t>
-            </w:r>
-            <w:r>
-              <w:rPr>
-                <w:rFonts w:ascii="Aptos Narrow" w:eastAsia="Times New Roman" w:hAnsi="Aptos Narrow" w:cs="Times New Roman"/>
-                <w:color w:val="000000"/>
-              </w:rPr>
-              <w:t xml:space="preserve"> Sebastián Cabrera y Matias Rosales</w:t>
+              </w:rPr>
+              <w:t>Cristóbal Oyarzun</w:t>
+            </w:r>
+            <w:r>
+              <w:rPr>
+                <w:rFonts w:ascii="Aptos Narrow" w:eastAsia="Times New Roman" w:hAnsi="Aptos Narrow" w:cs="Times New Roman"/>
+              </w:rPr>
+              <w:t xml:space="preserve"> y </w:t>
+            </w:r>
+            <w:r>
+              <w:rPr>
+                <w:rFonts w:ascii="Aptos Narrow" w:eastAsia="Times New Roman" w:hAnsi="Aptos Narrow" w:cs="Times New Roman"/>
+              </w:rPr>
+              <w:t>Sebastián Cabrera</w:t>
             </w:r>
           </w:p>
         </w:tc>
@@ -9457,35 +8268,7 @@
                 <w:rFonts w:ascii="Aptos Narrow" w:eastAsia="Times New Roman" w:hAnsi="Aptos Narrow" w:cs="Times New Roman"/>
                 <w:color w:val="000000"/>
               </w:rPr>
-              <w:t xml:space="preserve">Deben estar por lo menos el scrum </w:t>
-            </w:r>
-            <w:r>
-              <w:rPr>
-                <w:rFonts w:ascii="Aptos Narrow" w:eastAsia="Times New Roman" w:hAnsi="Aptos Narrow" w:cs="Times New Roman"/>
-                <w:color w:val="000000"/>
-              </w:rPr>
-              <w:t>máster</w:t>
-            </w:r>
-            <w:r>
-              <w:rPr>
-                <w:rFonts w:ascii="Aptos Narrow" w:eastAsia="Times New Roman" w:hAnsi="Aptos Narrow" w:cs="Times New Roman"/>
-                <w:color w:val="000000"/>
-              </w:rPr>
-              <w:t xml:space="preserve"> y </w:t>
-            </w:r>
-            <w:r>
-              <w:rPr>
-                <w:rFonts w:ascii="Aptos Narrow" w:eastAsia="Times New Roman" w:hAnsi="Aptos Narrow" w:cs="Times New Roman"/>
-                <w:color w:val="000000"/>
-              </w:rPr>
-              <w:t>otra persona</w:t>
-            </w:r>
-            <w:r>
-              <w:rPr>
-                <w:rFonts w:ascii="Aptos Narrow" w:eastAsia="Times New Roman" w:hAnsi="Aptos Narrow" w:cs="Times New Roman"/>
-                <w:color w:val="000000"/>
-              </w:rPr>
-              <w:t xml:space="preserve"> del equipo de desarrollo</w:t>
+              <w:t>Deben estar por lo menos el scrum máster y otra persona del equipo de desarrollo</w:t>
             </w:r>
           </w:p>
         </w:tc>
@@ -9548,23 +8331,7 @@
                 <w:rFonts w:ascii="Aptos Narrow" w:eastAsia="Times New Roman" w:hAnsi="Aptos Narrow" w:cs="Times New Roman"/>
                 <w:color w:val="000000"/>
               </w:rPr>
-              <w:t xml:space="preserve">Sprint </w:t>
-            </w:r>
-            <w:proofErr w:type="spellStart"/>
-            <w:r>
-              <w:rPr>
-                <w:rFonts w:ascii="Aptos Narrow" w:eastAsia="Times New Roman" w:hAnsi="Aptos Narrow" w:cs="Times New Roman"/>
-                <w:color w:val="000000"/>
-              </w:rPr>
-              <w:t>Planning</w:t>
-            </w:r>
-            <w:proofErr w:type="spellEnd"/>
-            <w:r>
-              <w:rPr>
-                <w:rFonts w:ascii="Aptos Narrow" w:eastAsia="Times New Roman" w:hAnsi="Aptos Narrow" w:cs="Times New Roman"/>
-                <w:color w:val="000000"/>
-              </w:rPr>
-              <w:t xml:space="preserve"> Sprint 2</w:t>
+              <w:t>Sprint Planning Sprint 2</w:t>
             </w:r>
           </w:p>
         </w:tc>
@@ -9651,14 +8418,7 @@
                 <w:rFonts w:ascii="Aptos Narrow" w:eastAsia="Times New Roman" w:hAnsi="Aptos Narrow" w:cs="Times New Roman"/>
                 <w:color w:val="000000"/>
               </w:rPr>
-              <w:t xml:space="preserve">1 </w:t>
-            </w:r>
-            <w:r>
-              <w:rPr>
-                <w:rFonts w:ascii="Aptos Narrow" w:eastAsia="Times New Roman" w:hAnsi="Aptos Narrow" w:cs="Times New Roman"/>
-                <w:color w:val="000000"/>
-              </w:rPr>
-              <w:t>día</w:t>
+              <w:t>1 día</w:t>
             </w:r>
           </w:p>
         </w:tc>
@@ -9687,21 +8447,7 @@
                 <w:rFonts w:ascii="Aptos Narrow" w:eastAsia="Times New Roman" w:hAnsi="Aptos Narrow" w:cs="Times New Roman"/>
                 <w:color w:val="000000"/>
               </w:rPr>
-              <w:t xml:space="preserve">Sebastián </w:t>
-            </w:r>
-            <w:r>
-              <w:rPr>
-                <w:rFonts w:ascii="Aptos Narrow" w:eastAsia="Times New Roman" w:hAnsi="Aptos Narrow" w:cs="Times New Roman"/>
-                <w:color w:val="000000"/>
-              </w:rPr>
-              <w:t>Cabrera (</w:t>
-            </w:r>
-            <w:r>
-              <w:rPr>
-                <w:rFonts w:ascii="Aptos Narrow" w:eastAsia="Times New Roman" w:hAnsi="Aptos Narrow" w:cs="Times New Roman"/>
-                <w:color w:val="000000"/>
-              </w:rPr>
-              <w:t xml:space="preserve">scrum </w:t>
+              <w:t xml:space="preserve">Sebastián Cabrera (scrum </w:t>
             </w:r>
             <w:proofErr w:type="gramStart"/>
             <w:r>
@@ -9717,53 +8463,7 @@
                 <w:rFonts w:ascii="Aptos Narrow" w:eastAsia="Times New Roman" w:hAnsi="Aptos Narrow" w:cs="Times New Roman"/>
                 <w:color w:val="000000"/>
               </w:rPr>
-              <w:t>), Matias</w:t>
-            </w:r>
-            <w:r>
-              <w:rPr>
-                <w:rFonts w:ascii="Aptos Narrow" w:eastAsia="Times New Roman" w:hAnsi="Aptos Narrow" w:cs="Times New Roman"/>
-                <w:color w:val="000000"/>
-              </w:rPr>
-              <w:t xml:space="preserve"> Rosales, Cristóbal Oyarzun y Guillermo </w:t>
-            </w:r>
-            <w:r>
-              <w:rPr>
-                <w:rFonts w:ascii="Aptos Narrow" w:eastAsia="Times New Roman" w:hAnsi="Aptos Narrow" w:cs="Times New Roman"/>
-                <w:color w:val="000000"/>
-              </w:rPr>
-              <w:t>Varas (</w:t>
-            </w:r>
-            <w:proofErr w:type="spellStart"/>
-            <w:r>
-              <w:rPr>
-                <w:rFonts w:ascii="Aptos Narrow" w:eastAsia="Times New Roman" w:hAnsi="Aptos Narrow" w:cs="Times New Roman"/>
-                <w:color w:val="000000"/>
-              </w:rPr>
-              <w:t>Product</w:t>
-            </w:r>
-            <w:proofErr w:type="spellEnd"/>
-            <w:r>
-              <w:rPr>
-                <w:rFonts w:ascii="Aptos Narrow" w:eastAsia="Times New Roman" w:hAnsi="Aptos Narrow" w:cs="Times New Roman"/>
-                <w:color w:val="000000"/>
-              </w:rPr>
-              <w:t xml:space="preserve"> </w:t>
-            </w:r>
-            <w:proofErr w:type="spellStart"/>
-            <w:r>
-              <w:rPr>
-                <w:rFonts w:ascii="Aptos Narrow" w:eastAsia="Times New Roman" w:hAnsi="Aptos Narrow" w:cs="Times New Roman"/>
-                <w:color w:val="000000"/>
-              </w:rPr>
-              <w:t>owner</w:t>
-            </w:r>
-            <w:proofErr w:type="spellEnd"/>
-            <w:r>
-              <w:rPr>
-                <w:rFonts w:ascii="Aptos Narrow" w:eastAsia="Times New Roman" w:hAnsi="Aptos Narrow" w:cs="Times New Roman"/>
-                <w:color w:val="000000"/>
-              </w:rPr>
-              <w:t>)</w:t>
+              <w:t>), Cristóbal Oyarzun y Guillermo Varas (Product owner)</w:t>
             </w:r>
           </w:p>
         </w:tc>
@@ -9827,22 +8527,7 @@
                 <w:rFonts w:ascii="Aptos Narrow" w:eastAsia="Times New Roman" w:hAnsi="Aptos Narrow" w:cs="Times New Roman"/>
                 <w:color w:val="000000"/>
               </w:rPr>
-              <w:lastRenderedPageBreak/>
-              <w:t xml:space="preserve">Gestión de proyectos informáticos, </w:t>
-            </w:r>
-            <w:r>
-              <w:rPr>
-                <w:rFonts w:ascii="Aptos Narrow" w:eastAsia="Times New Roman" w:hAnsi="Aptos Narrow" w:cs="Times New Roman"/>
-                <w:color w:val="000000"/>
-              </w:rPr>
-              <w:t>Programación</w:t>
-            </w:r>
-            <w:r>
-              <w:rPr>
-                <w:rFonts w:ascii="Aptos Narrow" w:eastAsia="Times New Roman" w:hAnsi="Aptos Narrow" w:cs="Times New Roman"/>
-                <w:color w:val="000000"/>
-              </w:rPr>
-              <w:t xml:space="preserve"> base de datos, Desarrollo de software </w:t>
+              <w:t xml:space="preserve">Gestión de proyectos informáticos, Programación base de datos, Desarrollo de software </w:t>
             </w:r>
             <w:proofErr w:type="spellStart"/>
             <w:r>
@@ -9858,21 +8543,7 @@
                 <w:rFonts w:ascii="Aptos Narrow" w:eastAsia="Times New Roman" w:hAnsi="Aptos Narrow" w:cs="Times New Roman"/>
                 <w:color w:val="000000"/>
               </w:rPr>
-              <w:t xml:space="preserve"> </w:t>
-            </w:r>
-            <w:r>
-              <w:rPr>
-                <w:rFonts w:ascii="Aptos Narrow" w:eastAsia="Times New Roman" w:hAnsi="Aptos Narrow" w:cs="Times New Roman"/>
-                <w:color w:val="000000"/>
-              </w:rPr>
-              <w:t>Integración</w:t>
-            </w:r>
-            <w:r>
-              <w:rPr>
-                <w:rFonts w:ascii="Aptos Narrow" w:eastAsia="Times New Roman" w:hAnsi="Aptos Narrow" w:cs="Times New Roman"/>
-                <w:color w:val="000000"/>
-              </w:rPr>
-              <w:t xml:space="preserve"> de plataformas.</w:t>
+              <w:t xml:space="preserve"> Integración de plataformas.</w:t>
             </w:r>
           </w:p>
         </w:tc>
@@ -9992,14 +8663,7 @@
                 <w:rFonts w:ascii="Aptos Narrow" w:eastAsia="Times New Roman" w:hAnsi="Aptos Narrow" w:cs="Times New Roman"/>
                 <w:color w:val="000000"/>
               </w:rPr>
-              <w:t xml:space="preserve">20 </w:t>
-            </w:r>
-            <w:r>
-              <w:rPr>
-                <w:rFonts w:ascii="Aptos Narrow" w:eastAsia="Times New Roman" w:hAnsi="Aptos Narrow" w:cs="Times New Roman"/>
-                <w:color w:val="000000"/>
-              </w:rPr>
-              <w:t>días</w:t>
+              <w:t>20 días</w:t>
             </w:r>
           </w:p>
         </w:tc>
@@ -10029,21 +8693,7 @@
                 <w:rFonts w:ascii="Aptos Narrow" w:eastAsia="Times New Roman" w:hAnsi="Aptos Narrow" w:cs="Times New Roman"/>
                 <w:color w:val="000000"/>
               </w:rPr>
-              <w:t xml:space="preserve">Sebastián </w:t>
-            </w:r>
-            <w:r>
-              <w:rPr>
-                <w:rFonts w:ascii="Aptos Narrow" w:eastAsia="Times New Roman" w:hAnsi="Aptos Narrow" w:cs="Times New Roman"/>
-                <w:color w:val="000000"/>
-              </w:rPr>
-              <w:t>Cabrera (</w:t>
-            </w:r>
-            <w:r>
-              <w:rPr>
-                <w:rFonts w:ascii="Aptos Narrow" w:eastAsia="Times New Roman" w:hAnsi="Aptos Narrow" w:cs="Times New Roman"/>
-                <w:color w:val="000000"/>
-              </w:rPr>
-              <w:t xml:space="preserve">scrum </w:t>
+              <w:t xml:space="preserve">Sebastián Cabrera (scrum </w:t>
             </w:r>
             <w:proofErr w:type="gramStart"/>
             <w:r>
@@ -10059,53 +8709,7 @@
                 <w:rFonts w:ascii="Aptos Narrow" w:eastAsia="Times New Roman" w:hAnsi="Aptos Narrow" w:cs="Times New Roman"/>
                 <w:color w:val="000000"/>
               </w:rPr>
-              <w:t>), Matias</w:t>
-            </w:r>
-            <w:r>
-              <w:rPr>
-                <w:rFonts w:ascii="Aptos Narrow" w:eastAsia="Times New Roman" w:hAnsi="Aptos Narrow" w:cs="Times New Roman"/>
-                <w:color w:val="000000"/>
-              </w:rPr>
-              <w:t xml:space="preserve"> Rosales, Cristóbal Oyarzun y Guillermo </w:t>
-            </w:r>
-            <w:r>
-              <w:rPr>
-                <w:rFonts w:ascii="Aptos Narrow" w:eastAsia="Times New Roman" w:hAnsi="Aptos Narrow" w:cs="Times New Roman"/>
-                <w:color w:val="000000"/>
-              </w:rPr>
-              <w:t>Varas (</w:t>
-            </w:r>
-            <w:proofErr w:type="spellStart"/>
-            <w:r>
-              <w:rPr>
-                <w:rFonts w:ascii="Aptos Narrow" w:eastAsia="Times New Roman" w:hAnsi="Aptos Narrow" w:cs="Times New Roman"/>
-                <w:color w:val="000000"/>
-              </w:rPr>
-              <w:t>Product</w:t>
-            </w:r>
-            <w:proofErr w:type="spellEnd"/>
-            <w:r>
-              <w:rPr>
-                <w:rFonts w:ascii="Aptos Narrow" w:eastAsia="Times New Roman" w:hAnsi="Aptos Narrow" w:cs="Times New Roman"/>
-                <w:color w:val="000000"/>
-              </w:rPr>
-              <w:t xml:space="preserve"> </w:t>
-            </w:r>
-            <w:proofErr w:type="spellStart"/>
-            <w:r>
-              <w:rPr>
-                <w:rFonts w:ascii="Aptos Narrow" w:eastAsia="Times New Roman" w:hAnsi="Aptos Narrow" w:cs="Times New Roman"/>
-                <w:color w:val="000000"/>
-              </w:rPr>
-              <w:t>owner</w:t>
-            </w:r>
-            <w:proofErr w:type="spellEnd"/>
-            <w:r>
-              <w:rPr>
-                <w:rFonts w:ascii="Aptos Narrow" w:eastAsia="Times New Roman" w:hAnsi="Aptos Narrow" w:cs="Times New Roman"/>
-                <w:color w:val="000000"/>
-              </w:rPr>
-              <w:t>)</w:t>
+              <w:t>), Cristóbal Oyarzun y Guillermo Varas (Product owner)</w:t>
             </w:r>
           </w:p>
         </w:tc>
@@ -10230,20 +8834,73 @@
                 <w:rFonts w:ascii="Aptos Narrow" w:eastAsia="Times New Roman" w:hAnsi="Aptos Narrow" w:cs="Times New Roman"/>
                 <w:color w:val="1D2763"/>
               </w:rPr>
-              <w:t>Reunión</w:t>
-            </w:r>
-            <w:r>
+              <w:t>Reunión diaria del equipo para evidenciar avances o retrasos y pedir ayuda a compañeros</w:t>
+            </w:r>
+          </w:p>
+        </w:tc>
+        <w:tc>
+          <w:tcPr>
+            <w:tcW w:w="1536" w:type="dxa"/>
+            <w:tcBorders>
+              <w:top w:val="nil"/>
+              <w:left w:val="nil"/>
+              <w:bottom w:val="single" w:sz="4" w:space="0" w:color="auto"/>
+              <w:right w:val="single" w:sz="4" w:space="0" w:color="auto"/>
+            </w:tcBorders>
+            <w:shd w:val="clear" w:color="000000" w:fill="DAF2D0"/>
+            <w:hideMark/>
+          </w:tcPr>
+          <w:p>
+            <w:pPr>
+              <w:spacing w:after="0" w:line="240" w:lineRule="auto"/>
+              <w:jc w:val="center"/>
+              <w:rPr>
+                <w:rFonts w:ascii="Aptos Narrow" w:eastAsia="Times New Roman" w:hAnsi="Aptos Narrow" w:cs="Times New Roman"/>
+                <w:color w:val="000000"/>
+              </w:rPr>
+            </w:pPr>
+            <w:r>
+              <w:rPr>
+                <w:rFonts w:ascii="Aptos Narrow" w:eastAsia="Times New Roman" w:hAnsi="Aptos Narrow" w:cs="Times New Roman"/>
+                <w:color w:val="000000"/>
+              </w:rPr>
+              <w:t xml:space="preserve">Pc, cámara  </w:t>
+            </w:r>
+          </w:p>
+        </w:tc>
+        <w:tc>
+          <w:tcPr>
+            <w:tcW w:w="1376" w:type="dxa"/>
+            <w:tcBorders>
+              <w:top w:val="nil"/>
+              <w:left w:val="nil"/>
+              <w:bottom w:val="single" w:sz="4" w:space="0" w:color="auto"/>
+              <w:right w:val="single" w:sz="4" w:space="0" w:color="auto"/>
+            </w:tcBorders>
+            <w:shd w:val="clear" w:color="000000" w:fill="DAF2D0"/>
+            <w:hideMark/>
+          </w:tcPr>
+          <w:p>
+            <w:pPr>
+              <w:spacing w:after="0" w:line="240" w:lineRule="auto"/>
+              <w:jc w:val="center"/>
               <w:rPr>
                 <w:rFonts w:ascii="Aptos Narrow" w:eastAsia="Times New Roman" w:hAnsi="Aptos Narrow" w:cs="Times New Roman"/>
                 <w:color w:val="1D2763"/>
               </w:rPr>
-              <w:t xml:space="preserve"> diaria del equipo para evidenciar avances o retrasos y pedir ayuda a compañeros</w:t>
-            </w:r>
-          </w:p>
-        </w:tc>
-        <w:tc>
-          <w:tcPr>
-            <w:tcW w:w="1536" w:type="dxa"/>
+            </w:pPr>
+            <w:r>
+              <w:rPr>
+                <w:rFonts w:ascii="Aptos Narrow" w:eastAsia="Times New Roman" w:hAnsi="Aptos Narrow" w:cs="Times New Roman"/>
+                <w:color w:val="1D2763"/>
+              </w:rPr>
+              <w:t>Todos los días del comienzo de los sprint hasta el último día de los sprint</w:t>
+            </w:r>
+          </w:p>
+        </w:tc>
+        <w:tc>
+          <w:tcPr>
+            <w:tcW w:w="1313" w:type="dxa"/>
             <w:tcBorders>
               <w:top w:val="nil"/>
               <w:left w:val="nil"/>
@@ -10265,15 +8922,26 @@
             <w:r>
               <w:rPr>
                 <w:rFonts w:ascii="Aptos Narrow" w:eastAsia="Times New Roman" w:hAnsi="Aptos Narrow" w:cs="Times New Roman"/>
-                <w:color w:val="000000"/>
-              </w:rPr>
-              <w:t xml:space="preserve">Pc, cámara  </w:t>
-            </w:r>
-          </w:p>
-        </w:tc>
-        <w:tc>
-          <w:tcPr>
-            <w:tcW w:w="1376" w:type="dxa"/>
+              </w:rPr>
+              <w:t>Cristóbal Oyarzun</w:t>
+            </w:r>
+            <w:r>
+              <w:rPr>
+                <w:rFonts w:ascii="Aptos Narrow" w:eastAsia="Times New Roman" w:hAnsi="Aptos Narrow" w:cs="Times New Roman"/>
+              </w:rPr>
+              <w:t xml:space="preserve"> y </w:t>
+            </w:r>
+            <w:r>
+              <w:rPr>
+                <w:rFonts w:ascii="Aptos Narrow" w:eastAsia="Times New Roman" w:hAnsi="Aptos Narrow" w:cs="Times New Roman"/>
+              </w:rPr>
+              <w:t>Sebastián Cabrera</w:t>
+            </w:r>
+          </w:p>
+        </w:tc>
+        <w:tc>
+          <w:tcPr>
+            <w:tcW w:w="1260" w:type="dxa"/>
             <w:tcBorders>
               <w:top w:val="nil"/>
               <w:left w:val="nil"/>
@@ -10297,95 +8965,7 @@
                 <w:rFonts w:ascii="Aptos Narrow" w:eastAsia="Times New Roman" w:hAnsi="Aptos Narrow" w:cs="Times New Roman"/>
                 <w:color w:val="1D2763"/>
               </w:rPr>
-              <w:t>Todos los días del comienzo de los sprint hasta el último día de los sprint</w:t>
-            </w:r>
-          </w:p>
-        </w:tc>
-        <w:tc>
-          <w:tcPr>
-            <w:tcW w:w="1313" w:type="dxa"/>
-            <w:tcBorders>
-              <w:top w:val="nil"/>
-              <w:left w:val="nil"/>
-              <w:bottom w:val="single" w:sz="4" w:space="0" w:color="auto"/>
-              <w:right w:val="single" w:sz="4" w:space="0" w:color="auto"/>
-            </w:tcBorders>
-            <w:shd w:val="clear" w:color="000000" w:fill="DAF2D0"/>
-            <w:hideMark/>
-          </w:tcPr>
-          <w:p>
-            <w:pPr>
-              <w:spacing w:after="0" w:line="240" w:lineRule="auto"/>
-              <w:jc w:val="center"/>
-              <w:rPr>
-                <w:rFonts w:ascii="Aptos Narrow" w:eastAsia="Times New Roman" w:hAnsi="Aptos Narrow" w:cs="Times New Roman"/>
-                <w:color w:val="000000"/>
-              </w:rPr>
-            </w:pPr>
-            <w:r>
-              <w:rPr>
-                <w:rFonts w:ascii="Aptos Narrow" w:eastAsia="Times New Roman" w:hAnsi="Aptos Narrow" w:cs="Times New Roman"/>
-                <w:color w:val="000000"/>
-              </w:rPr>
-              <w:t xml:space="preserve">Cristóbal </w:t>
-            </w:r>
-            <w:r>
-              <w:rPr>
-                <w:rFonts w:ascii="Aptos Narrow" w:eastAsia="Times New Roman" w:hAnsi="Aptos Narrow" w:cs="Times New Roman"/>
-                <w:color w:val="000000"/>
-              </w:rPr>
-              <w:t>Oyarzun,</w:t>
-            </w:r>
-            <w:r>
-              <w:rPr>
-                <w:rFonts w:ascii="Aptos Narrow" w:eastAsia="Times New Roman" w:hAnsi="Aptos Narrow" w:cs="Times New Roman"/>
-                <w:color w:val="000000"/>
-              </w:rPr>
-              <w:t xml:space="preserve"> Sebastián Cabrera y Matias Rosales</w:t>
-            </w:r>
-          </w:p>
-        </w:tc>
-        <w:tc>
-          <w:tcPr>
-            <w:tcW w:w="1260" w:type="dxa"/>
-            <w:tcBorders>
-              <w:top w:val="nil"/>
-              <w:left w:val="nil"/>
-              <w:bottom w:val="single" w:sz="4" w:space="0" w:color="auto"/>
-              <w:right w:val="single" w:sz="4" w:space="0" w:color="auto"/>
-            </w:tcBorders>
-            <w:shd w:val="clear" w:color="000000" w:fill="DAF2D0"/>
-            <w:hideMark/>
-          </w:tcPr>
-          <w:p>
-            <w:pPr>
-              <w:spacing w:after="0" w:line="240" w:lineRule="auto"/>
-              <w:jc w:val="center"/>
-              <w:rPr>
-                <w:rFonts w:ascii="Aptos Narrow" w:eastAsia="Times New Roman" w:hAnsi="Aptos Narrow" w:cs="Times New Roman"/>
-                <w:color w:val="1D2763"/>
-              </w:rPr>
-            </w:pPr>
-            <w:r>
-              <w:rPr>
-                <w:rFonts w:ascii="Aptos Narrow" w:eastAsia="Times New Roman" w:hAnsi="Aptos Narrow" w:cs="Times New Roman"/>
-                <w:color w:val="1D2763"/>
-              </w:rPr>
-              <w:t xml:space="preserve">Reunión por </w:t>
-            </w:r>
-            <w:r>
-              <w:rPr>
-                <w:rFonts w:ascii="Aptos Narrow" w:eastAsia="Times New Roman" w:hAnsi="Aptos Narrow" w:cs="Times New Roman"/>
-                <w:color w:val="1D2763"/>
-              </w:rPr>
-              <w:t>Discord</w:t>
-            </w:r>
-            <w:r>
-              <w:rPr>
-                <w:rFonts w:ascii="Aptos Narrow" w:eastAsia="Times New Roman" w:hAnsi="Aptos Narrow" w:cs="Times New Roman"/>
-                <w:color w:val="1D2763"/>
-              </w:rPr>
-              <w:t xml:space="preserve"> grabado </w:t>
+              <w:t>Reunión por Discord grabado </w:t>
             </w:r>
           </w:p>
         </w:tc>
@@ -10420,6 +9000,7 @@
                 <w:rFonts w:ascii="Aptos Narrow" w:eastAsia="Times New Roman" w:hAnsi="Aptos Narrow" w:cs="Times New Roman"/>
                 <w:color w:val="000000"/>
               </w:rPr>
+              <w:lastRenderedPageBreak/>
               <w:t>Desarrollo de software</w:t>
             </w:r>
           </w:p>
@@ -10480,35 +9061,7 @@
                 <w:rFonts w:ascii="Aptos Narrow" w:eastAsia="Times New Roman" w:hAnsi="Aptos Narrow" w:cs="Times New Roman"/>
                 <w:color w:val="000000"/>
               </w:rPr>
-              <w:t xml:space="preserve">Generar reportes con información resumida de </w:t>
-            </w:r>
-            <w:r>
-              <w:rPr>
-                <w:rFonts w:ascii="Aptos Narrow" w:eastAsia="Times New Roman" w:hAnsi="Aptos Narrow" w:cs="Times New Roman"/>
-                <w:color w:val="000000"/>
-              </w:rPr>
-              <w:t>las operaciones</w:t>
-            </w:r>
-            <w:r>
-              <w:rPr>
-                <w:rFonts w:ascii="Aptos Narrow" w:eastAsia="Times New Roman" w:hAnsi="Aptos Narrow" w:cs="Times New Roman"/>
-                <w:color w:val="000000"/>
-              </w:rPr>
-              <w:t xml:space="preserve"> en la </w:t>
-            </w:r>
-            <w:r>
-              <w:rPr>
-                <w:rFonts w:ascii="Aptos Narrow" w:eastAsia="Times New Roman" w:hAnsi="Aptos Narrow" w:cs="Times New Roman"/>
-                <w:color w:val="000000"/>
-              </w:rPr>
-              <w:t>aplicación</w:t>
-            </w:r>
-            <w:r>
-              <w:rPr>
-                <w:rFonts w:ascii="Aptos Narrow" w:eastAsia="Times New Roman" w:hAnsi="Aptos Narrow" w:cs="Times New Roman"/>
-                <w:color w:val="000000"/>
-              </w:rPr>
-              <w:t>.</w:t>
+              <w:t>Generar reportes con información resumida de las operaciones en la aplicación.</w:t>
             </w:r>
           </w:p>
         </w:tc>
@@ -10568,14 +9121,7 @@
                 <w:rFonts w:ascii="Aptos Narrow" w:eastAsia="Times New Roman" w:hAnsi="Aptos Narrow" w:cs="Times New Roman"/>
                 <w:color w:val="000000"/>
               </w:rPr>
-              <w:t xml:space="preserve">4 </w:t>
-            </w:r>
-            <w:r>
-              <w:rPr>
-                <w:rFonts w:ascii="Aptos Narrow" w:eastAsia="Times New Roman" w:hAnsi="Aptos Narrow" w:cs="Times New Roman"/>
-                <w:color w:val="000000"/>
-              </w:rPr>
-              <w:t>días</w:t>
+              <w:t>4 días</w:t>
             </w:r>
           </w:p>
         </w:tc>
@@ -10603,9 +9149,8 @@
             <w:r>
               <w:rPr>
                 <w:rFonts w:ascii="Aptos Narrow" w:eastAsia="Times New Roman" w:hAnsi="Aptos Narrow" w:cs="Times New Roman"/>
-                <w:color w:val="000000"/>
-              </w:rPr>
-              <w:t>Matias Rosales</w:t>
+              </w:rPr>
+              <w:t>Cristóbal Oyarzun</w:t>
             </w:r>
           </w:p>
         </w:tc>
@@ -10635,35 +9180,7 @@
                 <w:rFonts w:ascii="Aptos Narrow" w:eastAsia="Times New Roman" w:hAnsi="Aptos Narrow" w:cs="Times New Roman"/>
                 <w:color w:val="000000"/>
               </w:rPr>
-              <w:t xml:space="preserve">una mala toma de </w:t>
-            </w:r>
-            <w:r>
-              <w:rPr>
-                <w:rFonts w:ascii="Aptos Narrow" w:eastAsia="Times New Roman" w:hAnsi="Aptos Narrow" w:cs="Times New Roman"/>
-                <w:color w:val="000000"/>
-              </w:rPr>
-              <w:t>cómo</w:t>
-            </w:r>
-            <w:r>
-              <w:rPr>
-                <w:rFonts w:ascii="Aptos Narrow" w:eastAsia="Times New Roman" w:hAnsi="Aptos Narrow" w:cs="Times New Roman"/>
-                <w:color w:val="000000"/>
-              </w:rPr>
-              <w:t xml:space="preserve"> se debe hacer un reporte puede llevar a </w:t>
-            </w:r>
-            <w:r>
-              <w:rPr>
-                <w:rFonts w:ascii="Aptos Narrow" w:eastAsia="Times New Roman" w:hAnsi="Aptos Narrow" w:cs="Times New Roman"/>
-                <w:color w:val="000000"/>
-              </w:rPr>
-              <w:t>rehacer</w:t>
-            </w:r>
-            <w:r>
-              <w:rPr>
-                <w:rFonts w:ascii="Aptos Narrow" w:eastAsia="Times New Roman" w:hAnsi="Aptos Narrow" w:cs="Times New Roman"/>
-                <w:color w:val="000000"/>
-              </w:rPr>
-              <w:t xml:space="preserve"> toda la actividad</w:t>
+              <w:t>una mala toma de cómo se debe hacer un reporte puede llevar a rehacer toda la actividad</w:t>
             </w:r>
           </w:p>
         </w:tc>
@@ -10682,7 +9199,6 @@
               <w:right w:val="single" w:sz="4" w:space="0" w:color="auto"/>
             </w:tcBorders>
             <w:shd w:val="clear" w:color="000000" w:fill="DAF2D0"/>
-            <w:hideMark/>
           </w:tcPr>
           <w:p>
             <w:pPr>
@@ -10712,30 +9228,22 @@
               <w:right w:val="single" w:sz="4" w:space="0" w:color="auto"/>
             </w:tcBorders>
             <w:shd w:val="clear" w:color="000000" w:fill="DAF2D0"/>
-            <w:hideMark/>
-          </w:tcPr>
-          <w:p>
-            <w:pPr>
-              <w:spacing w:after="0" w:line="240" w:lineRule="auto"/>
-              <w:jc w:val="center"/>
-              <w:rPr>
-                <w:rFonts w:ascii="Aptos Narrow" w:eastAsia="Times New Roman" w:hAnsi="Aptos Narrow" w:cs="Times New Roman"/>
-                <w:color w:val="000000"/>
-              </w:rPr>
-            </w:pPr>
-            <w:r>
-              <w:rPr>
-                <w:rFonts w:ascii="Aptos Narrow" w:eastAsia="Times New Roman" w:hAnsi="Aptos Narrow" w:cs="Times New Roman"/>
-                <w:color w:val="000000"/>
-              </w:rPr>
-              <w:t>Gestión</w:t>
-            </w:r>
-            <w:r>
-              <w:rPr>
-                <w:rFonts w:ascii="Aptos Narrow" w:eastAsia="Times New Roman" w:hAnsi="Aptos Narrow" w:cs="Times New Roman"/>
-                <w:color w:val="000000"/>
-              </w:rPr>
-              <w:t xml:space="preserve"> de mantenimiento</w:t>
+          </w:tcPr>
+          <w:p>
+            <w:pPr>
+              <w:spacing w:after="0" w:line="240" w:lineRule="auto"/>
+              <w:jc w:val="center"/>
+              <w:rPr>
+                <w:rFonts w:ascii="Aptos Narrow" w:eastAsia="Times New Roman" w:hAnsi="Aptos Narrow" w:cs="Times New Roman"/>
+                <w:color w:val="000000"/>
+              </w:rPr>
+            </w:pPr>
+            <w:r>
+              <w:rPr>
+                <w:rFonts w:ascii="Aptos Narrow" w:eastAsia="Times New Roman" w:hAnsi="Aptos Narrow" w:cs="Times New Roman"/>
+                <w:color w:val="000000"/>
+              </w:rPr>
+              <w:t>Gestión de servicios/viajes</w:t>
             </w:r>
           </w:p>
         </w:tc>
@@ -10749,23 +9257,22 @@
               <w:right w:val="single" w:sz="4" w:space="0" w:color="auto"/>
             </w:tcBorders>
             <w:shd w:val="clear" w:color="000000" w:fill="DAF2D0"/>
-            <w:hideMark/>
-          </w:tcPr>
-          <w:p>
-            <w:pPr>
-              <w:spacing w:after="0" w:line="240" w:lineRule="auto"/>
-              <w:jc w:val="center"/>
-              <w:rPr>
-                <w:rFonts w:ascii="Aptos Narrow" w:eastAsia="Times New Roman" w:hAnsi="Aptos Narrow" w:cs="Times New Roman"/>
-                <w:color w:val="000000"/>
-              </w:rPr>
-            </w:pPr>
-            <w:r>
-              <w:rPr>
-                <w:rFonts w:ascii="Aptos Narrow" w:eastAsia="Times New Roman" w:hAnsi="Aptos Narrow" w:cs="Times New Roman"/>
-                <w:color w:val="000000"/>
-              </w:rPr>
-              <w:t>Registrar y consultar mantenimientos de los vehículos.</w:t>
+          </w:tcPr>
+          <w:p>
+            <w:pPr>
+              <w:spacing w:after="0" w:line="240" w:lineRule="auto"/>
+              <w:jc w:val="center"/>
+              <w:rPr>
+                <w:rFonts w:ascii="Aptos Narrow" w:eastAsia="Times New Roman" w:hAnsi="Aptos Narrow" w:cs="Times New Roman"/>
+                <w:color w:val="000000"/>
+              </w:rPr>
+            </w:pPr>
+            <w:r>
+              <w:rPr>
+                <w:rFonts w:ascii="Aptos Narrow" w:eastAsia="Times New Roman" w:hAnsi="Aptos Narrow" w:cs="Times New Roman"/>
+                <w:color w:val="000000"/>
+              </w:rPr>
+              <w:t>Guardar las rutas de los transportes de la empresa</w:t>
             </w:r>
           </w:p>
         </w:tc>
@@ -10779,7 +9286,6 @@
               <w:right w:val="single" w:sz="4" w:space="0" w:color="auto"/>
             </w:tcBorders>
             <w:shd w:val="clear" w:color="000000" w:fill="DAF2D0"/>
-            <w:hideMark/>
           </w:tcPr>
           <w:p>
             <w:pPr>
@@ -10809,37 +9315,22 @@
               <w:right w:val="single" w:sz="4" w:space="0" w:color="auto"/>
             </w:tcBorders>
             <w:shd w:val="clear" w:color="000000" w:fill="DAF2D0"/>
-            <w:hideMark/>
-          </w:tcPr>
-          <w:p>
-            <w:pPr>
-              <w:spacing w:after="0" w:line="240" w:lineRule="auto"/>
-              <w:jc w:val="center"/>
-              <w:rPr>
-                <w:rFonts w:ascii="Aptos Narrow" w:eastAsia="Times New Roman" w:hAnsi="Aptos Narrow" w:cs="Times New Roman"/>
-                <w:color w:val="000000"/>
-              </w:rPr>
-            </w:pPr>
-            <w:r>
-              <w:rPr>
-                <w:rFonts w:ascii="Aptos Narrow" w:eastAsia="Times New Roman" w:hAnsi="Aptos Narrow" w:cs="Times New Roman"/>
-                <w:color w:val="000000"/>
-              </w:rPr>
-              <w:t xml:space="preserve">4 </w:t>
-            </w:r>
-            <w:r>
-              <w:rPr>
-                <w:rFonts w:ascii="Aptos Narrow" w:eastAsia="Times New Roman" w:hAnsi="Aptos Narrow" w:cs="Times New Roman"/>
-                <w:color w:val="000000"/>
-              </w:rPr>
-              <w:t>días</w:t>
-            </w:r>
-            <w:r>
-              <w:rPr>
-                <w:rFonts w:ascii="Aptos Narrow" w:eastAsia="Times New Roman" w:hAnsi="Aptos Narrow" w:cs="Times New Roman"/>
-                <w:color w:val="000000"/>
-              </w:rPr>
-              <w:t xml:space="preserve"> </w:t>
+          </w:tcPr>
+          <w:p>
+            <w:pPr>
+              <w:spacing w:after="0" w:line="240" w:lineRule="auto"/>
+              <w:jc w:val="center"/>
+              <w:rPr>
+                <w:rFonts w:ascii="Aptos Narrow" w:eastAsia="Times New Roman" w:hAnsi="Aptos Narrow" w:cs="Times New Roman"/>
+                <w:color w:val="000000"/>
+              </w:rPr>
+            </w:pPr>
+            <w:r>
+              <w:rPr>
+                <w:rFonts w:ascii="Aptos Narrow" w:eastAsia="Times New Roman" w:hAnsi="Aptos Narrow" w:cs="Times New Roman"/>
+                <w:color w:val="000000"/>
+              </w:rPr>
+              <w:t>2 días</w:t>
             </w:r>
           </w:p>
         </w:tc>
@@ -10853,7 +9344,6 @@
               <w:right w:val="single" w:sz="4" w:space="0" w:color="auto"/>
             </w:tcBorders>
             <w:shd w:val="clear" w:color="000000" w:fill="DAF2D0"/>
-            <w:hideMark/>
           </w:tcPr>
           <w:p>
             <w:pPr>
@@ -10883,37 +9373,29 @@
               <w:right w:val="single" w:sz="4" w:space="0" w:color="auto"/>
             </w:tcBorders>
             <w:shd w:val="clear" w:color="000000" w:fill="DAF2D0"/>
-            <w:hideMark/>
-          </w:tcPr>
-          <w:p>
-            <w:pPr>
-              <w:spacing w:after="0" w:line="240" w:lineRule="auto"/>
-              <w:jc w:val="center"/>
-              <w:rPr>
-                <w:rFonts w:ascii="Aptos Narrow" w:eastAsia="Times New Roman" w:hAnsi="Aptos Narrow" w:cs="Times New Roman"/>
-                <w:color w:val="000000"/>
-              </w:rPr>
-            </w:pPr>
-            <w:r>
-              <w:rPr>
-                <w:rFonts w:ascii="Aptos Narrow" w:eastAsia="Times New Roman" w:hAnsi="Aptos Narrow" w:cs="Times New Roman"/>
-                <w:color w:val="000000"/>
-              </w:rPr>
-              <w:t xml:space="preserve">por el modelamiento de datos echo en el sprint 0 la tabla ya </w:t>
-            </w:r>
-            <w:r>
-              <w:rPr>
-                <w:rFonts w:ascii="Aptos Narrow" w:eastAsia="Times New Roman" w:hAnsi="Aptos Narrow" w:cs="Times New Roman"/>
-                <w:color w:val="000000"/>
-              </w:rPr>
-              <w:t>estará</w:t>
-            </w:r>
-            <w:r>
-              <w:rPr>
-                <w:rFonts w:ascii="Aptos Narrow" w:eastAsia="Times New Roman" w:hAnsi="Aptos Narrow" w:cs="Times New Roman"/>
-                <w:color w:val="000000"/>
-              </w:rPr>
-              <w:t xml:space="preserve"> creada con los campos correctamente definidos</w:t>
+          </w:tcPr>
+          <w:p>
+            <w:pPr>
+              <w:spacing w:after="0" w:line="240" w:lineRule="auto"/>
+              <w:jc w:val="center"/>
+              <w:rPr>
+                <w:rFonts w:ascii="Aptos Narrow" w:eastAsia="Times New Roman" w:hAnsi="Aptos Narrow" w:cs="Times New Roman"/>
+                <w:color w:val="000000"/>
+              </w:rPr>
+            </w:pPr>
+            <w:r>
+              <w:rPr>
+                <w:rFonts w:ascii="Aptos Narrow" w:eastAsia="Times New Roman" w:hAnsi="Aptos Narrow" w:cs="Times New Roman"/>
+                <w:color w:val="000000"/>
+              </w:rPr>
+              <w:t xml:space="preserve">La estructura de los viajes ya existe en la empresa de Transporte </w:t>
+            </w:r>
+            <w:r>
+              <w:rPr>
+                <w:rFonts w:ascii="Aptos Narrow" w:eastAsia="Times New Roman" w:hAnsi="Aptos Narrow" w:cs="Times New Roman"/>
+                <w:color w:val="000000"/>
+              </w:rPr>
+              <w:t>Guillermo Varas</w:t>
             </w:r>
           </w:p>
         </w:tc>
@@ -10978,14 +9460,7 @@
                 <w:rFonts w:ascii="Aptos Narrow" w:eastAsia="Times New Roman" w:hAnsi="Aptos Narrow" w:cs="Times New Roman"/>
                 <w:color w:val="000000"/>
               </w:rPr>
-              <w:t>Gestión</w:t>
-            </w:r>
-            <w:r>
-              <w:rPr>
-                <w:rFonts w:ascii="Aptos Narrow" w:eastAsia="Times New Roman" w:hAnsi="Aptos Narrow" w:cs="Times New Roman"/>
-                <w:color w:val="000000"/>
-              </w:rPr>
-              <w:t xml:space="preserve"> de repuestos</w:t>
+              <w:t>Gestión de mantenimiento</w:t>
             </w:r>
           </w:p>
         </w:tc>
@@ -11015,21 +9490,7 @@
                 <w:rFonts w:ascii="Aptos Narrow" w:eastAsia="Times New Roman" w:hAnsi="Aptos Narrow" w:cs="Times New Roman"/>
                 <w:color w:val="000000"/>
               </w:rPr>
-              <w:t xml:space="preserve">Hacer que el sistema gestione los repuestos de los </w:t>
-            </w:r>
-            <w:r>
-              <w:rPr>
-                <w:rFonts w:ascii="Aptos Narrow" w:eastAsia="Times New Roman" w:hAnsi="Aptos Narrow" w:cs="Times New Roman"/>
-                <w:color w:val="000000"/>
-              </w:rPr>
-              <w:t>vehículos</w:t>
-            </w:r>
-            <w:r>
-              <w:rPr>
-                <w:rFonts w:ascii="Aptos Narrow" w:eastAsia="Times New Roman" w:hAnsi="Aptos Narrow" w:cs="Times New Roman"/>
-                <w:color w:val="000000"/>
-              </w:rPr>
-              <w:t xml:space="preserve"> </w:t>
+              <w:t>Registrar y consultar mantenimientos de los vehículos.</w:t>
             </w:r>
           </w:p>
         </w:tc>
@@ -11089,14 +9550,7 @@
                 <w:rFonts w:ascii="Aptos Narrow" w:eastAsia="Times New Roman" w:hAnsi="Aptos Narrow" w:cs="Times New Roman"/>
                 <w:color w:val="000000"/>
               </w:rPr>
-              <w:t xml:space="preserve">2 </w:t>
-            </w:r>
-            <w:r>
-              <w:rPr>
-                <w:rFonts w:ascii="Aptos Narrow" w:eastAsia="Times New Roman" w:hAnsi="Aptos Narrow" w:cs="Times New Roman"/>
-                <w:color w:val="000000"/>
-              </w:rPr>
-              <w:t>días</w:t>
+              <w:t xml:space="preserve">4 días </w:t>
             </w:r>
           </w:p>
         </w:tc>
@@ -11126,7 +9580,7 @@
                 <w:rFonts w:ascii="Aptos Narrow" w:eastAsia="Times New Roman" w:hAnsi="Aptos Narrow" w:cs="Times New Roman"/>
                 <w:color w:val="000000"/>
               </w:rPr>
-              <w:t>Cristóbal Oyarzun</w:t>
+              <w:t>Sebastián Cabrera</w:t>
             </w:r>
           </w:p>
         </w:tc>
@@ -11156,43 +9610,7 @@
                 <w:rFonts w:ascii="Aptos Narrow" w:eastAsia="Times New Roman" w:hAnsi="Aptos Narrow" w:cs="Times New Roman"/>
                 <w:color w:val="000000"/>
               </w:rPr>
-              <w:t xml:space="preserve">debido a que este es un campo que no existe en la empresa Transporte Guillermo Varas el </w:t>
-            </w:r>
-            <w:r>
-              <w:rPr>
-                <w:rFonts w:ascii="Aptos Narrow" w:eastAsia="Times New Roman" w:hAnsi="Aptos Narrow" w:cs="Times New Roman"/>
-                <w:color w:val="000000"/>
-              </w:rPr>
-              <w:lastRenderedPageBreak/>
-              <w:t xml:space="preserve">desarrollo de </w:t>
-            </w:r>
-            <w:r>
-              <w:rPr>
-                <w:rFonts w:ascii="Aptos Narrow" w:eastAsia="Times New Roman" w:hAnsi="Aptos Narrow" w:cs="Times New Roman"/>
-                <w:color w:val="000000"/>
-              </w:rPr>
-              <w:t>esta característica</w:t>
-            </w:r>
-            <w:r>
-              <w:rPr>
-                <w:rFonts w:ascii="Aptos Narrow" w:eastAsia="Times New Roman" w:hAnsi="Aptos Narrow" w:cs="Times New Roman"/>
-                <w:color w:val="000000"/>
-              </w:rPr>
-              <w:t xml:space="preserve"> </w:t>
-            </w:r>
-            <w:r>
-              <w:rPr>
-                <w:rFonts w:ascii="Aptos Narrow" w:eastAsia="Times New Roman" w:hAnsi="Aptos Narrow" w:cs="Times New Roman"/>
-                <w:color w:val="000000"/>
-              </w:rPr>
-              <w:t>podría</w:t>
-            </w:r>
-            <w:r>
-              <w:rPr>
-                <w:rFonts w:ascii="Aptos Narrow" w:eastAsia="Times New Roman" w:hAnsi="Aptos Narrow" w:cs="Times New Roman"/>
-                <w:color w:val="000000"/>
-              </w:rPr>
-              <w:t xml:space="preserve"> presentar errores</w:t>
+              <w:t>por el modelamiento de datos echo en el sprint 0 la tabla ya estará creada con los campos correctamente definidos</w:t>
             </w:r>
           </w:p>
         </w:tc>
@@ -11227,7 +9645,6 @@
                 <w:rFonts w:ascii="Aptos Narrow" w:eastAsia="Times New Roman" w:hAnsi="Aptos Narrow" w:cs="Times New Roman"/>
                 <w:color w:val="000000"/>
               </w:rPr>
-              <w:lastRenderedPageBreak/>
               <w:t xml:space="preserve">Calidad de software </w:t>
             </w:r>
             <w:proofErr w:type="spellStart"/>
@@ -11244,6 +9661,133 @@
                 <w:rFonts w:ascii="Aptos Narrow" w:eastAsia="Times New Roman" w:hAnsi="Aptos Narrow" w:cs="Times New Roman"/>
                 <w:color w:val="000000"/>
               </w:rPr>
+              <w:t xml:space="preserve"> Integración de plataformas</w:t>
+            </w:r>
+          </w:p>
+        </w:tc>
+        <w:tc>
+          <w:tcPr>
+            <w:tcW w:w="1978" w:type="dxa"/>
+            <w:tcBorders>
+              <w:top w:val="nil"/>
+              <w:left w:val="nil"/>
+              <w:bottom w:val="single" w:sz="4" w:space="0" w:color="auto"/>
+              <w:right w:val="single" w:sz="4" w:space="0" w:color="auto"/>
+            </w:tcBorders>
+            <w:shd w:val="clear" w:color="000000" w:fill="DAF2D0"/>
+            <w:hideMark/>
+          </w:tcPr>
+          <w:p>
+            <w:pPr>
+              <w:spacing w:after="0" w:line="240" w:lineRule="auto"/>
+              <w:jc w:val="center"/>
+              <w:rPr>
+                <w:rFonts w:ascii="Aptos Narrow" w:eastAsia="Times New Roman" w:hAnsi="Aptos Narrow" w:cs="Times New Roman"/>
+                <w:color w:val="000000"/>
+              </w:rPr>
+            </w:pPr>
+            <w:r>
+              <w:rPr>
+                <w:rFonts w:ascii="Aptos Narrow" w:eastAsia="Times New Roman" w:hAnsi="Aptos Narrow" w:cs="Times New Roman"/>
+                <w:color w:val="000000"/>
+              </w:rPr>
+              <w:t>Pruebas e integraciones</w:t>
+            </w:r>
+          </w:p>
+        </w:tc>
+        <w:tc>
+          <w:tcPr>
+            <w:tcW w:w="2167" w:type="dxa"/>
+            <w:tcBorders>
+              <w:top w:val="nil"/>
+              <w:left w:val="nil"/>
+              <w:bottom w:val="single" w:sz="4" w:space="0" w:color="auto"/>
+              <w:right w:val="single" w:sz="4" w:space="0" w:color="auto"/>
+            </w:tcBorders>
+            <w:shd w:val="clear" w:color="000000" w:fill="DAF2D0"/>
+            <w:hideMark/>
+          </w:tcPr>
+          <w:p>
+            <w:pPr>
+              <w:spacing w:after="0" w:line="240" w:lineRule="auto"/>
+              <w:jc w:val="center"/>
+              <w:rPr>
+                <w:rFonts w:ascii="Aptos Narrow" w:eastAsia="Times New Roman" w:hAnsi="Aptos Narrow" w:cs="Times New Roman"/>
+                <w:color w:val="000000"/>
+              </w:rPr>
+            </w:pPr>
+            <w:r>
+              <w:rPr>
+                <w:rFonts w:ascii="Aptos Narrow" w:eastAsia="Times New Roman" w:hAnsi="Aptos Narrow" w:cs="Times New Roman"/>
+                <w:color w:val="000000"/>
+              </w:rPr>
+              <w:t xml:space="preserve">Poner a prueba el módulo desarrollado a través del plan de pruebas y rellenar la base de datos con los datos de la empresa </w:t>
+            </w:r>
+          </w:p>
+        </w:tc>
+        <w:tc>
+          <w:tcPr>
+            <w:tcW w:w="1536" w:type="dxa"/>
+            <w:tcBorders>
+              <w:top w:val="nil"/>
+              <w:left w:val="nil"/>
+              <w:bottom w:val="single" w:sz="4" w:space="0" w:color="auto"/>
+              <w:right w:val="single" w:sz="4" w:space="0" w:color="auto"/>
+            </w:tcBorders>
+            <w:shd w:val="clear" w:color="000000" w:fill="DAF2D0"/>
+            <w:hideMark/>
+          </w:tcPr>
+          <w:p>
+            <w:pPr>
+              <w:spacing w:after="0" w:line="240" w:lineRule="auto"/>
+              <w:jc w:val="center"/>
+              <w:rPr>
+                <w:rFonts w:ascii="Aptos Narrow" w:eastAsia="Times New Roman" w:hAnsi="Aptos Narrow" w:cs="Times New Roman"/>
+                <w:color w:val="000000"/>
+              </w:rPr>
+            </w:pPr>
+            <w:r>
+              <w:rPr>
+                <w:rFonts w:ascii="Aptos Narrow" w:eastAsia="Times New Roman" w:hAnsi="Aptos Narrow" w:cs="Times New Roman"/>
+                <w:color w:val="000000"/>
+              </w:rPr>
+              <w:t>pc, entorno de desarrollo, plan de pruebas</w:t>
+            </w:r>
+          </w:p>
+        </w:tc>
+        <w:tc>
+          <w:tcPr>
+            <w:tcW w:w="1376" w:type="dxa"/>
+            <w:tcBorders>
+              <w:top w:val="nil"/>
+              <w:left w:val="nil"/>
+              <w:bottom w:val="single" w:sz="4" w:space="0" w:color="auto"/>
+              <w:right w:val="single" w:sz="4" w:space="0" w:color="auto"/>
+            </w:tcBorders>
+            <w:shd w:val="clear" w:color="000000" w:fill="DAF2D0"/>
+            <w:hideMark/>
+          </w:tcPr>
+          <w:p>
+            <w:pPr>
+              <w:spacing w:after="0" w:line="240" w:lineRule="auto"/>
+              <w:jc w:val="center"/>
+              <w:rPr>
+                <w:rFonts w:ascii="Aptos Narrow" w:eastAsia="Times New Roman" w:hAnsi="Aptos Narrow" w:cs="Times New Roman"/>
+                <w:color w:val="000000"/>
+              </w:rPr>
+            </w:pPr>
+            <w:r>
+              <w:rPr>
+                <w:rFonts w:ascii="Aptos Narrow" w:eastAsia="Times New Roman" w:hAnsi="Aptos Narrow" w:cs="Times New Roman"/>
+                <w:color w:val="000000"/>
+              </w:rPr>
+              <w:t>3</w:t>
+            </w:r>
+            <w:r>
+              <w:rPr>
+                <w:rFonts w:ascii="Aptos Narrow" w:eastAsia="Times New Roman" w:hAnsi="Aptos Narrow" w:cs="Times New Roman"/>
+                <w:color w:val="000000"/>
+              </w:rPr>
               <w:t xml:space="preserve"> </w:t>
             </w:r>
             <w:r>
@@ -11251,20 +9795,13 @@
                 <w:rFonts w:ascii="Aptos Narrow" w:eastAsia="Times New Roman" w:hAnsi="Aptos Narrow" w:cs="Times New Roman"/>
                 <w:color w:val="000000"/>
               </w:rPr>
-              <w:t>Integración</w:t>
-            </w:r>
-            <w:r>
-              <w:rPr>
-                <w:rFonts w:ascii="Aptos Narrow" w:eastAsia="Times New Roman" w:hAnsi="Aptos Narrow" w:cs="Times New Roman"/>
-                <w:color w:val="000000"/>
-              </w:rPr>
-              <w:t xml:space="preserve"> de plataformas</w:t>
-            </w:r>
-          </w:p>
-        </w:tc>
-        <w:tc>
-          <w:tcPr>
-            <w:tcW w:w="1978" w:type="dxa"/>
+              <w:t>días</w:t>
+            </w:r>
+          </w:p>
+        </w:tc>
+        <w:tc>
+          <w:tcPr>
+            <w:tcW w:w="1313" w:type="dxa"/>
             <w:tcBorders>
               <w:top w:val="nil"/>
               <w:left w:val="nil"/>
@@ -11286,15 +9823,26 @@
             <w:r>
               <w:rPr>
                 <w:rFonts w:ascii="Aptos Narrow" w:eastAsia="Times New Roman" w:hAnsi="Aptos Narrow" w:cs="Times New Roman"/>
-                <w:color w:val="000000"/>
-              </w:rPr>
-              <w:t>Pruebas e integraciones</w:t>
-            </w:r>
-          </w:p>
-        </w:tc>
-        <w:tc>
-          <w:tcPr>
-            <w:tcW w:w="2167" w:type="dxa"/>
+              </w:rPr>
+              <w:t>Cristóbal Oyarzun</w:t>
+            </w:r>
+            <w:r>
+              <w:rPr>
+                <w:rFonts w:ascii="Aptos Narrow" w:eastAsia="Times New Roman" w:hAnsi="Aptos Narrow" w:cs="Times New Roman"/>
+              </w:rPr>
+              <w:t xml:space="preserve"> y </w:t>
+            </w:r>
+            <w:r>
+              <w:rPr>
+                <w:rFonts w:ascii="Aptos Narrow" w:eastAsia="Times New Roman" w:hAnsi="Aptos Narrow" w:cs="Times New Roman"/>
+              </w:rPr>
+              <w:t>Sebastián Cabrera</w:t>
+            </w:r>
+          </w:p>
+        </w:tc>
+        <w:tc>
+          <w:tcPr>
+            <w:tcW w:w="1260" w:type="dxa"/>
             <w:tcBorders>
               <w:top w:val="nil"/>
               <w:left w:val="nil"/>
@@ -11318,183 +9866,7 @@
                 <w:rFonts w:ascii="Aptos Narrow" w:eastAsia="Times New Roman" w:hAnsi="Aptos Narrow" w:cs="Times New Roman"/>
                 <w:color w:val="000000"/>
               </w:rPr>
-              <w:t xml:space="preserve">Poner a prueba el </w:t>
-            </w:r>
-            <w:r>
-              <w:rPr>
-                <w:rFonts w:ascii="Aptos Narrow" w:eastAsia="Times New Roman" w:hAnsi="Aptos Narrow" w:cs="Times New Roman"/>
-                <w:color w:val="000000"/>
-              </w:rPr>
-              <w:t>módulo</w:t>
-            </w:r>
-            <w:r>
-              <w:rPr>
-                <w:rFonts w:ascii="Aptos Narrow" w:eastAsia="Times New Roman" w:hAnsi="Aptos Narrow" w:cs="Times New Roman"/>
-                <w:color w:val="000000"/>
-              </w:rPr>
-              <w:t xml:space="preserve"> desarrollado </w:t>
-            </w:r>
-            <w:r>
-              <w:rPr>
-                <w:rFonts w:ascii="Aptos Narrow" w:eastAsia="Times New Roman" w:hAnsi="Aptos Narrow" w:cs="Times New Roman"/>
-                <w:color w:val="000000"/>
-              </w:rPr>
-              <w:t>a través</w:t>
-            </w:r>
-            <w:r>
-              <w:rPr>
-                <w:rFonts w:ascii="Aptos Narrow" w:eastAsia="Times New Roman" w:hAnsi="Aptos Narrow" w:cs="Times New Roman"/>
-                <w:color w:val="000000"/>
-              </w:rPr>
-              <w:t xml:space="preserve"> del plan de pruebas y rellenar la base de datos con los datos de la empresa </w:t>
-            </w:r>
-          </w:p>
-        </w:tc>
-        <w:tc>
-          <w:tcPr>
-            <w:tcW w:w="1536" w:type="dxa"/>
-            <w:tcBorders>
-              <w:top w:val="nil"/>
-              <w:left w:val="nil"/>
-              <w:bottom w:val="single" w:sz="4" w:space="0" w:color="auto"/>
-              <w:right w:val="single" w:sz="4" w:space="0" w:color="auto"/>
-            </w:tcBorders>
-            <w:shd w:val="clear" w:color="000000" w:fill="DAF2D0"/>
-            <w:hideMark/>
-          </w:tcPr>
-          <w:p>
-            <w:pPr>
-              <w:spacing w:after="0" w:line="240" w:lineRule="auto"/>
-              <w:jc w:val="center"/>
-              <w:rPr>
-                <w:rFonts w:ascii="Aptos Narrow" w:eastAsia="Times New Roman" w:hAnsi="Aptos Narrow" w:cs="Times New Roman"/>
-                <w:color w:val="000000"/>
-              </w:rPr>
-            </w:pPr>
-            <w:r>
-              <w:rPr>
-                <w:rFonts w:ascii="Aptos Narrow" w:eastAsia="Times New Roman" w:hAnsi="Aptos Narrow" w:cs="Times New Roman"/>
-                <w:color w:val="000000"/>
-              </w:rPr>
-              <w:t>pc, entorno de desarrollo, plan de pruebas</w:t>
-            </w:r>
-          </w:p>
-        </w:tc>
-        <w:tc>
-          <w:tcPr>
-            <w:tcW w:w="1376" w:type="dxa"/>
-            <w:tcBorders>
-              <w:top w:val="nil"/>
-              <w:left w:val="nil"/>
-              <w:bottom w:val="single" w:sz="4" w:space="0" w:color="auto"/>
-              <w:right w:val="single" w:sz="4" w:space="0" w:color="auto"/>
-            </w:tcBorders>
-            <w:shd w:val="clear" w:color="000000" w:fill="DAF2D0"/>
-            <w:hideMark/>
-          </w:tcPr>
-          <w:p>
-            <w:pPr>
-              <w:spacing w:after="0" w:line="240" w:lineRule="auto"/>
-              <w:jc w:val="center"/>
-              <w:rPr>
-                <w:rFonts w:ascii="Aptos Narrow" w:eastAsia="Times New Roman" w:hAnsi="Aptos Narrow" w:cs="Times New Roman"/>
-                <w:color w:val="000000"/>
-              </w:rPr>
-            </w:pPr>
-            <w:r>
-              <w:rPr>
-                <w:rFonts w:ascii="Aptos Narrow" w:eastAsia="Times New Roman" w:hAnsi="Aptos Narrow" w:cs="Times New Roman"/>
-                <w:color w:val="000000"/>
-              </w:rPr>
-              <w:t>3dias</w:t>
-            </w:r>
-          </w:p>
-        </w:tc>
-        <w:tc>
-          <w:tcPr>
-            <w:tcW w:w="1313" w:type="dxa"/>
-            <w:tcBorders>
-              <w:top w:val="nil"/>
-              <w:left w:val="nil"/>
-              <w:bottom w:val="single" w:sz="4" w:space="0" w:color="auto"/>
-              <w:right w:val="single" w:sz="4" w:space="0" w:color="auto"/>
-            </w:tcBorders>
-            <w:shd w:val="clear" w:color="000000" w:fill="DAF2D0"/>
-            <w:hideMark/>
-          </w:tcPr>
-          <w:p>
-            <w:pPr>
-              <w:spacing w:after="0" w:line="240" w:lineRule="auto"/>
-              <w:jc w:val="center"/>
-              <w:rPr>
-                <w:rFonts w:ascii="Aptos Narrow" w:eastAsia="Times New Roman" w:hAnsi="Aptos Narrow" w:cs="Times New Roman"/>
-                <w:color w:val="000000"/>
-              </w:rPr>
-            </w:pPr>
-            <w:r>
-              <w:rPr>
-                <w:rFonts w:ascii="Aptos Narrow" w:eastAsia="Times New Roman" w:hAnsi="Aptos Narrow" w:cs="Times New Roman"/>
-                <w:color w:val="000000"/>
-              </w:rPr>
-              <w:t xml:space="preserve">Cristóbal </w:t>
-            </w:r>
-            <w:r>
-              <w:rPr>
-                <w:rFonts w:ascii="Aptos Narrow" w:eastAsia="Times New Roman" w:hAnsi="Aptos Narrow" w:cs="Times New Roman"/>
-                <w:color w:val="000000"/>
-              </w:rPr>
-              <w:t>Oyarzun,</w:t>
-            </w:r>
-            <w:r>
-              <w:rPr>
-                <w:rFonts w:ascii="Aptos Narrow" w:eastAsia="Times New Roman" w:hAnsi="Aptos Narrow" w:cs="Times New Roman"/>
-                <w:color w:val="000000"/>
-              </w:rPr>
-              <w:t xml:space="preserve"> Sebastián Cabrera y Matias Rosales</w:t>
-            </w:r>
-          </w:p>
-        </w:tc>
-        <w:tc>
-          <w:tcPr>
-            <w:tcW w:w="1260" w:type="dxa"/>
-            <w:tcBorders>
-              <w:top w:val="nil"/>
-              <w:left w:val="nil"/>
-              <w:bottom w:val="single" w:sz="4" w:space="0" w:color="auto"/>
-              <w:right w:val="single" w:sz="4" w:space="0" w:color="auto"/>
-            </w:tcBorders>
-            <w:shd w:val="clear" w:color="000000" w:fill="DAF2D0"/>
-            <w:hideMark/>
-          </w:tcPr>
-          <w:p>
-            <w:pPr>
-              <w:spacing w:after="0" w:line="240" w:lineRule="auto"/>
-              <w:jc w:val="center"/>
-              <w:rPr>
-                <w:rFonts w:ascii="Aptos Narrow" w:eastAsia="Times New Roman" w:hAnsi="Aptos Narrow" w:cs="Times New Roman"/>
-                <w:color w:val="000000"/>
-              </w:rPr>
-            </w:pPr>
-            <w:r>
-              <w:rPr>
-                <w:rFonts w:ascii="Aptos Narrow" w:eastAsia="Times New Roman" w:hAnsi="Aptos Narrow" w:cs="Times New Roman"/>
-                <w:color w:val="000000"/>
-              </w:rPr>
-              <w:t xml:space="preserve">La existencia del plan de pruebas </w:t>
-            </w:r>
-            <w:r>
-              <w:rPr>
-                <w:rFonts w:ascii="Aptos Narrow" w:eastAsia="Times New Roman" w:hAnsi="Aptos Narrow" w:cs="Times New Roman"/>
-                <w:color w:val="000000"/>
-              </w:rPr>
-              <w:t>establecerá</w:t>
-            </w:r>
-            <w:r>
-              <w:rPr>
-                <w:rFonts w:ascii="Aptos Narrow" w:eastAsia="Times New Roman" w:hAnsi="Aptos Narrow" w:cs="Times New Roman"/>
-                <w:color w:val="000000"/>
-              </w:rPr>
-              <w:t xml:space="preserve"> objetivos claros facilitando el desarrollo</w:t>
+              <w:t>La existencia del plan de pruebas establecerá objetivos claros facilitando el desarrollo</w:t>
             </w:r>
           </w:p>
         </w:tc>
@@ -11559,35 +9931,7 @@
                 <w:rFonts w:ascii="Aptos Narrow" w:eastAsia="Times New Roman" w:hAnsi="Aptos Narrow" w:cs="Times New Roman"/>
                 <w:color w:val="000000"/>
               </w:rPr>
-              <w:t xml:space="preserve">Entrega a cliente modulo </w:t>
-            </w:r>
-            <w:r>
-              <w:rPr>
-                <w:rFonts w:ascii="Aptos Narrow" w:eastAsia="Times New Roman" w:hAnsi="Aptos Narrow" w:cs="Times New Roman"/>
-                <w:color w:val="000000"/>
-              </w:rPr>
-              <w:t>funcionales reportes</w:t>
-            </w:r>
-            <w:r>
-              <w:rPr>
-                <w:rFonts w:ascii="Aptos Narrow" w:eastAsia="Times New Roman" w:hAnsi="Aptos Narrow" w:cs="Times New Roman"/>
-                <w:color w:val="000000"/>
-              </w:rPr>
-              <w:t xml:space="preserve"> + </w:t>
-            </w:r>
-            <w:r>
-              <w:rPr>
-                <w:rFonts w:ascii="Aptos Narrow" w:eastAsia="Times New Roman" w:hAnsi="Aptos Narrow" w:cs="Times New Roman"/>
-                <w:color w:val="000000"/>
-              </w:rPr>
-              <w:t>gestión</w:t>
-            </w:r>
-            <w:r>
-              <w:rPr>
-                <w:rFonts w:ascii="Aptos Narrow" w:eastAsia="Times New Roman" w:hAnsi="Aptos Narrow" w:cs="Times New Roman"/>
-                <w:color w:val="000000"/>
-              </w:rPr>
-              <w:t xml:space="preserve"> mantenimientos/ repuestos</w:t>
+              <w:t>Entrega a cliente modulo funcionales reportes + gestión mantenimientos/ repuestos</w:t>
             </w:r>
           </w:p>
         </w:tc>
@@ -11617,14 +9961,7 @@
                 <w:rFonts w:ascii="Aptos Narrow" w:eastAsia="Times New Roman" w:hAnsi="Aptos Narrow" w:cs="Times New Roman"/>
                 <w:color w:val="000000"/>
               </w:rPr>
-              <w:t xml:space="preserve">Entrega del </w:t>
-            </w:r>
-            <w:r>
-              <w:rPr>
-                <w:rFonts w:ascii="Aptos Narrow" w:eastAsia="Times New Roman" w:hAnsi="Aptos Narrow" w:cs="Times New Roman"/>
-                <w:color w:val="000000"/>
-              </w:rPr>
-              <w:t>mó</w:t>
+              <w:t>Entrega del mó</w:t>
             </w:r>
             <w:r>
               <w:rPr>
@@ -11638,49 +9975,7 @@
                 <w:rFonts w:ascii="Aptos Narrow" w:eastAsia="Times New Roman" w:hAnsi="Aptos Narrow" w:cs="Times New Roman"/>
                 <w:color w:val="000000"/>
               </w:rPr>
-              <w:t xml:space="preserve"> funcional desarrollado </w:t>
-            </w:r>
-            <w:r>
-              <w:rPr>
-                <w:rFonts w:ascii="Aptos Narrow" w:eastAsia="Times New Roman" w:hAnsi="Aptos Narrow" w:cs="Times New Roman"/>
-                <w:color w:val="000000"/>
-              </w:rPr>
-              <w:t>a través</w:t>
-            </w:r>
-            <w:r>
-              <w:rPr>
-                <w:rFonts w:ascii="Aptos Narrow" w:eastAsia="Times New Roman" w:hAnsi="Aptos Narrow" w:cs="Times New Roman"/>
-                <w:color w:val="000000"/>
-              </w:rPr>
-              <w:t xml:space="preserve"> de una </w:t>
-            </w:r>
-            <w:r>
-              <w:rPr>
-                <w:rFonts w:ascii="Aptos Narrow" w:eastAsia="Times New Roman" w:hAnsi="Aptos Narrow" w:cs="Times New Roman"/>
-                <w:color w:val="000000"/>
-              </w:rPr>
-              <w:t>página</w:t>
-            </w:r>
-            <w:r>
-              <w:rPr>
-                <w:rFonts w:ascii="Aptos Narrow" w:eastAsia="Times New Roman" w:hAnsi="Aptos Narrow" w:cs="Times New Roman"/>
-                <w:color w:val="000000"/>
-              </w:rPr>
-              <w:t xml:space="preserve"> web/una aplicación </w:t>
-            </w:r>
-            <w:r>
-              <w:rPr>
-                <w:rFonts w:ascii="Aptos Narrow" w:eastAsia="Times New Roman" w:hAnsi="Aptos Narrow" w:cs="Times New Roman"/>
-                <w:color w:val="000000"/>
-              </w:rPr>
-              <w:t>móvil</w:t>
-            </w:r>
-            <w:r>
-              <w:rPr>
-                <w:rFonts w:ascii="Aptos Narrow" w:eastAsia="Times New Roman" w:hAnsi="Aptos Narrow" w:cs="Times New Roman"/>
-                <w:color w:val="000000"/>
-              </w:rPr>
-              <w:t xml:space="preserve"> para que lo revise el cliente</w:t>
+              <w:t xml:space="preserve"> funcional desarrollado a través de una página web/una aplicación móvil para que lo revise el cliente</w:t>
             </w:r>
           </w:p>
         </w:tc>
@@ -11740,14 +10035,7 @@
                 <w:rFonts w:ascii="Aptos Narrow" w:eastAsia="Times New Roman" w:hAnsi="Aptos Narrow" w:cs="Times New Roman"/>
                 <w:color w:val="000000"/>
               </w:rPr>
-              <w:t xml:space="preserve">1 </w:t>
-            </w:r>
-            <w:r>
-              <w:rPr>
-                <w:rFonts w:ascii="Aptos Narrow" w:eastAsia="Times New Roman" w:hAnsi="Aptos Narrow" w:cs="Times New Roman"/>
-                <w:color w:val="000000"/>
-              </w:rPr>
-              <w:t>días</w:t>
+              <w:t>1 días</w:t>
             </w:r>
           </w:p>
         </w:tc>
@@ -11807,56 +10095,15 @@
                 <w:rFonts w:ascii="Aptos Narrow" w:eastAsia="Times New Roman" w:hAnsi="Aptos Narrow" w:cs="Times New Roman"/>
                 <w:color w:val="000000"/>
               </w:rPr>
-              <w:t xml:space="preserve">Si no ce cuenta con buena comunicación con el cliente </w:t>
-            </w:r>
-            <w:r>
-              <w:rPr>
-                <w:rFonts w:ascii="Aptos Narrow" w:eastAsia="Times New Roman" w:hAnsi="Aptos Narrow" w:cs="Times New Roman"/>
-                <w:color w:val="000000"/>
-              </w:rPr>
-              <w:t>podría</w:t>
-            </w:r>
-            <w:r>
-              <w:rPr>
-                <w:rFonts w:ascii="Aptos Narrow" w:eastAsia="Times New Roman" w:hAnsi="Aptos Narrow" w:cs="Times New Roman"/>
-                <w:color w:val="000000"/>
-              </w:rPr>
-              <w:t xml:space="preserve"> </w:t>
-            </w:r>
-            <w:r>
-              <w:rPr>
-                <w:rFonts w:ascii="Aptos Narrow" w:eastAsia="Times New Roman" w:hAnsi="Aptos Narrow" w:cs="Times New Roman"/>
-                <w:color w:val="000000"/>
-              </w:rPr>
-              <w:t>retrasarse</w:t>
-            </w:r>
-            <w:r>
-              <w:rPr>
-                <w:rFonts w:ascii="Aptos Narrow" w:eastAsia="Times New Roman" w:hAnsi="Aptos Narrow" w:cs="Times New Roman"/>
-                <w:color w:val="000000"/>
-              </w:rPr>
-              <w:t xml:space="preserve"> la entrega del </w:t>
-            </w:r>
-            <w:r>
-              <w:rPr>
-                <w:rFonts w:ascii="Aptos Narrow" w:eastAsia="Times New Roman" w:hAnsi="Aptos Narrow" w:cs="Times New Roman"/>
-                <w:color w:val="000000"/>
-              </w:rPr>
-              <w:t>módulo</w:t>
-            </w:r>
-            <w:r>
-              <w:rPr>
-                <w:rFonts w:ascii="Aptos Narrow" w:eastAsia="Times New Roman" w:hAnsi="Aptos Narrow" w:cs="Times New Roman"/>
-                <w:color w:val="000000"/>
-              </w:rPr>
-              <w:t xml:space="preserve"> para su </w:t>
-            </w:r>
-            <w:r>
-              <w:rPr>
-                <w:rFonts w:ascii="Aptos Narrow" w:eastAsia="Times New Roman" w:hAnsi="Aptos Narrow" w:cs="Times New Roman"/>
-                <w:color w:val="000000"/>
-              </w:rPr>
-              <w:t>revisión</w:t>
+              <w:t xml:space="preserve">Si no ce cuenta con buena comunicación con el cliente podría retrasarse la entrega del </w:t>
+            </w:r>
+            <w:r>
+              <w:rPr>
+                <w:rFonts w:ascii="Aptos Narrow" w:eastAsia="Times New Roman" w:hAnsi="Aptos Narrow" w:cs="Times New Roman"/>
+                <w:color w:val="000000"/>
+              </w:rPr>
+              <w:lastRenderedPageBreak/>
+              <w:t>módulo para su revisión</w:t>
             </w:r>
           </w:p>
         </w:tc>
@@ -11891,6 +10138,7 @@
                 <w:rFonts w:ascii="Aptos Narrow" w:eastAsia="Times New Roman" w:hAnsi="Aptos Narrow" w:cs="Times New Roman"/>
                 <w:color w:val="1D2763"/>
               </w:rPr>
+              <w:lastRenderedPageBreak/>
               <w:t>Gestión de proyectos informáticos</w:t>
             </w:r>
           </w:p>
@@ -11921,17 +10169,8 @@
                 <w:rFonts w:ascii="Aptos Narrow" w:eastAsia="Times New Roman" w:hAnsi="Aptos Narrow" w:cs="Times New Roman"/>
                 <w:color w:val="000000"/>
               </w:rPr>
-              <w:t xml:space="preserve">Sprint </w:t>
-            </w:r>
-            <w:proofErr w:type="spellStart"/>
-            <w:r>
-              <w:rPr>
-                <w:rFonts w:ascii="Aptos Narrow" w:eastAsia="Times New Roman" w:hAnsi="Aptos Narrow" w:cs="Times New Roman"/>
-                <w:color w:val="000000"/>
-              </w:rPr>
-              <w:t>Review</w:t>
-            </w:r>
-            <w:proofErr w:type="spellEnd"/>
+              <w:t>Sprint Review</w:t>
+            </w:r>
           </w:p>
         </w:tc>
         <w:tc>
@@ -11960,37 +10199,7 @@
                 <w:rFonts w:ascii="Aptos Narrow" w:eastAsia="Times New Roman" w:hAnsi="Aptos Narrow" w:cs="Times New Roman"/>
                 <w:color w:val="000000"/>
               </w:rPr>
-              <w:t xml:space="preserve">Reunión con el producto </w:t>
-            </w:r>
-            <w:proofErr w:type="spellStart"/>
-            <w:r>
-              <w:rPr>
-                <w:rFonts w:ascii="Aptos Narrow" w:eastAsia="Times New Roman" w:hAnsi="Aptos Narrow" w:cs="Times New Roman"/>
-                <w:color w:val="000000"/>
-              </w:rPr>
-              <w:t>owner</w:t>
-            </w:r>
-            <w:proofErr w:type="spellEnd"/>
-            <w:r>
-              <w:rPr>
-                <w:rFonts w:ascii="Aptos Narrow" w:eastAsia="Times New Roman" w:hAnsi="Aptos Narrow" w:cs="Times New Roman"/>
-                <w:color w:val="000000"/>
-              </w:rPr>
-              <w:t xml:space="preserve"> y Scrum </w:t>
-            </w:r>
-            <w:r>
-              <w:rPr>
-                <w:rFonts w:ascii="Aptos Narrow" w:eastAsia="Times New Roman" w:hAnsi="Aptos Narrow" w:cs="Times New Roman"/>
-                <w:color w:val="000000"/>
-              </w:rPr>
-              <w:t>máster</w:t>
-            </w:r>
-            <w:r>
-              <w:rPr>
-                <w:rFonts w:ascii="Aptos Narrow" w:eastAsia="Times New Roman" w:hAnsi="Aptos Narrow" w:cs="Times New Roman"/>
-                <w:color w:val="000000"/>
-              </w:rPr>
-              <w:t xml:space="preserve"> para confirmar si le gusto el modulo</w:t>
+              <w:t>Reunión con el producto owner y Scrum máster para confirmar si le gusto el modulo</w:t>
             </w:r>
           </w:p>
         </w:tc>
@@ -12050,21 +10259,7 @@
                 <w:rFonts w:ascii="Aptos Narrow" w:eastAsia="Times New Roman" w:hAnsi="Aptos Narrow" w:cs="Times New Roman"/>
                 <w:color w:val="000000"/>
               </w:rPr>
-              <w:t xml:space="preserve">1 </w:t>
-            </w:r>
-            <w:r>
-              <w:rPr>
-                <w:rFonts w:ascii="Aptos Narrow" w:eastAsia="Times New Roman" w:hAnsi="Aptos Narrow" w:cs="Times New Roman"/>
-                <w:color w:val="000000"/>
-              </w:rPr>
-              <w:t>día</w:t>
-            </w:r>
-            <w:r>
-              <w:rPr>
-                <w:rFonts w:ascii="Aptos Narrow" w:eastAsia="Times New Roman" w:hAnsi="Aptos Narrow" w:cs="Times New Roman"/>
-                <w:color w:val="000000"/>
-              </w:rPr>
-              <w:t xml:space="preserve"> </w:t>
+              <w:t xml:space="preserve">1 día </w:t>
             </w:r>
           </w:p>
         </w:tc>
@@ -12124,21 +10319,7 @@
                 <w:rFonts w:ascii="Aptos Narrow" w:eastAsia="Times New Roman" w:hAnsi="Aptos Narrow" w:cs="Times New Roman"/>
                 <w:color w:val="000000"/>
               </w:rPr>
-              <w:t xml:space="preserve">Reunión por </w:t>
-            </w:r>
-            <w:r>
-              <w:rPr>
-                <w:rFonts w:ascii="Aptos Narrow" w:eastAsia="Times New Roman" w:hAnsi="Aptos Narrow" w:cs="Times New Roman"/>
-                <w:color w:val="000000"/>
-              </w:rPr>
-              <w:t>Discord</w:t>
-            </w:r>
-            <w:r>
-              <w:rPr>
-                <w:rFonts w:ascii="Aptos Narrow" w:eastAsia="Times New Roman" w:hAnsi="Aptos Narrow" w:cs="Times New Roman"/>
-                <w:color w:val="000000"/>
-              </w:rPr>
-              <w:t xml:space="preserve"> grabado deben estar todos los nombrados</w:t>
+              <w:t>Reunión por Discord grabado deben estar todos los nombrados</w:t>
             </w:r>
           </w:p>
         </w:tc>
@@ -12227,33 +10408,7 @@
               <w:rPr>
                 <w:rFonts w:ascii="Aptos Narrow" w:eastAsia="Times New Roman" w:hAnsi="Aptos Narrow" w:cs="Times New Roman"/>
               </w:rPr>
-              <w:t xml:space="preserve">Reunión con el Scrum </w:t>
-            </w:r>
-            <w:r>
-              <w:rPr>
-                <w:rFonts w:ascii="Aptos Narrow" w:eastAsia="Times New Roman" w:hAnsi="Aptos Narrow" w:cs="Times New Roman"/>
-              </w:rPr>
-              <w:t>máster</w:t>
-            </w:r>
-            <w:r>
-              <w:rPr>
-                <w:rFonts w:ascii="Aptos Narrow" w:eastAsia="Times New Roman" w:hAnsi="Aptos Narrow" w:cs="Times New Roman"/>
-              </w:rPr>
-              <w:t xml:space="preserve"> y Equipo de desarrollo para corregir si es que al producto </w:t>
-            </w:r>
-            <w:proofErr w:type="spellStart"/>
-            <w:r>
-              <w:rPr>
-                <w:rFonts w:ascii="Aptos Narrow" w:eastAsia="Times New Roman" w:hAnsi="Aptos Narrow" w:cs="Times New Roman"/>
-              </w:rPr>
-              <w:t>owner</w:t>
-            </w:r>
-            <w:proofErr w:type="spellEnd"/>
-            <w:r>
-              <w:rPr>
-                <w:rFonts w:ascii="Aptos Narrow" w:eastAsia="Times New Roman" w:hAnsi="Aptos Narrow" w:cs="Times New Roman"/>
-              </w:rPr>
-              <w:t xml:space="preserve"> no le gusto el modulo</w:t>
+              <w:t>Reunión con el Scrum máster y Equipo de desarrollo para corregir si es que al producto owner no le gusto el modulo</w:t>
             </w:r>
           </w:p>
         </w:tc>
@@ -12309,13 +10464,7 @@
               <w:rPr>
                 <w:rFonts w:ascii="Aptos Narrow" w:eastAsia="Times New Roman" w:hAnsi="Aptos Narrow" w:cs="Times New Roman"/>
               </w:rPr>
-              <w:t xml:space="preserve">1 </w:t>
-            </w:r>
-            <w:r>
-              <w:rPr>
-                <w:rFonts w:ascii="Aptos Narrow" w:eastAsia="Times New Roman" w:hAnsi="Aptos Narrow" w:cs="Times New Roman"/>
-              </w:rPr>
-              <w:t>día</w:t>
+              <w:t>1 día</w:t>
             </w:r>
           </w:p>
         </w:tc>
@@ -12343,19 +10492,19 @@
               <w:rPr>
                 <w:rFonts w:ascii="Aptos Narrow" w:eastAsia="Times New Roman" w:hAnsi="Aptos Narrow" w:cs="Times New Roman"/>
               </w:rPr>
-              <w:t xml:space="preserve">Cristóbal </w:t>
-            </w:r>
-            <w:r>
-              <w:rPr>
-                <w:rFonts w:ascii="Aptos Narrow" w:eastAsia="Times New Roman" w:hAnsi="Aptos Narrow" w:cs="Times New Roman"/>
-              </w:rPr>
-              <w:t>Oyarzun,</w:t>
-            </w:r>
-            <w:r>
-              <w:rPr>
-                <w:rFonts w:ascii="Aptos Narrow" w:eastAsia="Times New Roman" w:hAnsi="Aptos Narrow" w:cs="Times New Roman"/>
-              </w:rPr>
-              <w:t xml:space="preserve"> Sebastián Cabrera y Matias Rosales</w:t>
+              <w:t>Cristóbal Oyarzun</w:t>
+            </w:r>
+            <w:r>
+              <w:rPr>
+                <w:rFonts w:ascii="Aptos Narrow" w:eastAsia="Times New Roman" w:hAnsi="Aptos Narrow" w:cs="Times New Roman"/>
+              </w:rPr>
+              <w:t xml:space="preserve"> y </w:t>
+            </w:r>
+            <w:r>
+              <w:rPr>
+                <w:rFonts w:ascii="Aptos Narrow" w:eastAsia="Times New Roman" w:hAnsi="Aptos Narrow" w:cs="Times New Roman"/>
+              </w:rPr>
+              <w:t>Sebastián Cabrera</w:t>
             </w:r>
           </w:p>
         </w:tc>
@@ -12397,19 +10546,7 @@
               <w:rPr>
                 <w:rFonts w:ascii="Aptos Narrow" w:eastAsia="Times New Roman" w:hAnsi="Aptos Narrow" w:cs="Times New Roman"/>
               </w:rPr>
-              <w:t xml:space="preserve"> y </w:t>
-            </w:r>
-            <w:r>
-              <w:rPr>
-                <w:rFonts w:ascii="Aptos Narrow" w:eastAsia="Times New Roman" w:hAnsi="Aptos Narrow" w:cs="Times New Roman"/>
-              </w:rPr>
-              <w:t>otra persona</w:t>
-            </w:r>
-            <w:r>
-              <w:rPr>
-                <w:rFonts w:ascii="Aptos Narrow" w:eastAsia="Times New Roman" w:hAnsi="Aptos Narrow" w:cs="Times New Roman"/>
-              </w:rPr>
-              <w:t xml:space="preserve"> del equipo de desarrollo</w:t>
+              <w:t xml:space="preserve"> y otra persona del equipo de desarrollo</w:t>
             </w:r>
           </w:p>
         </w:tc>
@@ -12468,21 +10605,7 @@
               <w:rPr>
                 <w:rFonts w:ascii="Aptos Narrow" w:eastAsia="Times New Roman" w:hAnsi="Aptos Narrow" w:cs="Times New Roman"/>
               </w:rPr>
-              <w:t xml:space="preserve">Sprint </w:t>
-            </w:r>
-            <w:proofErr w:type="spellStart"/>
-            <w:r>
-              <w:rPr>
-                <w:rFonts w:ascii="Aptos Narrow" w:eastAsia="Times New Roman" w:hAnsi="Aptos Narrow" w:cs="Times New Roman"/>
-              </w:rPr>
-              <w:t>Planning</w:t>
-            </w:r>
-            <w:proofErr w:type="spellEnd"/>
-            <w:r>
-              <w:rPr>
-                <w:rFonts w:ascii="Aptos Narrow" w:eastAsia="Times New Roman" w:hAnsi="Aptos Narrow" w:cs="Times New Roman"/>
-              </w:rPr>
-              <w:t xml:space="preserve"> Sprint 3</w:t>
+              <w:t>Sprint Planning Sprint 3</w:t>
             </w:r>
           </w:p>
         </w:tc>
@@ -12563,13 +10686,7 @@
               <w:rPr>
                 <w:rFonts w:ascii="Aptos Narrow" w:eastAsia="Times New Roman" w:hAnsi="Aptos Narrow" w:cs="Times New Roman"/>
               </w:rPr>
-              <w:t xml:space="preserve">1 </w:t>
-            </w:r>
-            <w:r>
-              <w:rPr>
-                <w:rFonts w:ascii="Aptos Narrow" w:eastAsia="Times New Roman" w:hAnsi="Aptos Narrow" w:cs="Times New Roman"/>
-              </w:rPr>
-              <w:t>día</w:t>
+              <w:t>1 día</w:t>
             </w:r>
           </w:p>
         </w:tc>
@@ -12596,19 +10713,7 @@
               <w:rPr>
                 <w:rFonts w:ascii="Aptos Narrow" w:eastAsia="Times New Roman" w:hAnsi="Aptos Narrow" w:cs="Times New Roman"/>
               </w:rPr>
-              <w:t xml:space="preserve">Sebastián </w:t>
-            </w:r>
-            <w:r>
-              <w:rPr>
-                <w:rFonts w:ascii="Aptos Narrow" w:eastAsia="Times New Roman" w:hAnsi="Aptos Narrow" w:cs="Times New Roman"/>
-              </w:rPr>
-              <w:t>Cabrera (</w:t>
-            </w:r>
-            <w:r>
-              <w:rPr>
-                <w:rFonts w:ascii="Aptos Narrow" w:eastAsia="Times New Roman" w:hAnsi="Aptos Narrow" w:cs="Times New Roman"/>
-              </w:rPr>
-              <w:t xml:space="preserve">scrum </w:t>
+              <w:t xml:space="preserve">Sebastián Cabrera (scrum </w:t>
             </w:r>
             <w:proofErr w:type="gramStart"/>
             <w:r>
@@ -12622,54 +10727,7 @@
               <w:rPr>
                 <w:rFonts w:ascii="Aptos Narrow" w:eastAsia="Times New Roman" w:hAnsi="Aptos Narrow" w:cs="Times New Roman"/>
               </w:rPr>
-              <w:t>), Matias</w:t>
-            </w:r>
-            <w:r>
-              <w:rPr>
-                <w:rFonts w:ascii="Aptos Narrow" w:eastAsia="Times New Roman" w:hAnsi="Aptos Narrow" w:cs="Times New Roman"/>
-              </w:rPr>
-              <w:t xml:space="preserve"> Rosales, Cristóbal Oyarzun y </w:t>
-            </w:r>
-            <w:r>
-              <w:rPr>
-                <w:rFonts w:ascii="Aptos Narrow" w:eastAsia="Times New Roman" w:hAnsi="Aptos Narrow" w:cs="Times New Roman"/>
-              </w:rPr>
-              <w:lastRenderedPageBreak/>
-              <w:t xml:space="preserve">Guillermo </w:t>
-            </w:r>
-            <w:r>
-              <w:rPr>
-                <w:rFonts w:ascii="Aptos Narrow" w:eastAsia="Times New Roman" w:hAnsi="Aptos Narrow" w:cs="Times New Roman"/>
-              </w:rPr>
-              <w:t>Varas (</w:t>
-            </w:r>
-            <w:proofErr w:type="spellStart"/>
-            <w:r>
-              <w:rPr>
-                <w:rFonts w:ascii="Aptos Narrow" w:eastAsia="Times New Roman" w:hAnsi="Aptos Narrow" w:cs="Times New Roman"/>
-              </w:rPr>
-              <w:t>Product</w:t>
-            </w:r>
-            <w:proofErr w:type="spellEnd"/>
-            <w:r>
-              <w:rPr>
-                <w:rFonts w:ascii="Aptos Narrow" w:eastAsia="Times New Roman" w:hAnsi="Aptos Narrow" w:cs="Times New Roman"/>
-              </w:rPr>
-              <w:t xml:space="preserve"> </w:t>
-            </w:r>
-            <w:proofErr w:type="spellStart"/>
-            <w:r>
-              <w:rPr>
-                <w:rFonts w:ascii="Aptos Narrow" w:eastAsia="Times New Roman" w:hAnsi="Aptos Narrow" w:cs="Times New Roman"/>
-              </w:rPr>
-              <w:t>owner</w:t>
-            </w:r>
-            <w:proofErr w:type="spellEnd"/>
-            <w:r>
-              <w:rPr>
-                <w:rFonts w:ascii="Aptos Narrow" w:eastAsia="Times New Roman" w:hAnsi="Aptos Narrow" w:cs="Times New Roman"/>
-              </w:rPr>
-              <w:t>)</w:t>
+              <w:t>), Cristóbal Oyarzun y Guillermo Varas (Product owner)</w:t>
             </w:r>
           </w:p>
         </w:tc>
@@ -12696,7 +10754,6 @@
               <w:rPr>
                 <w:rFonts w:ascii="Aptos Narrow" w:eastAsia="Times New Roman" w:hAnsi="Aptos Narrow" w:cs="Times New Roman"/>
               </w:rPr>
-              <w:lastRenderedPageBreak/>
               <w:t xml:space="preserve">Actualizar Kanban </w:t>
             </w:r>
           </w:p>
@@ -12732,49 +10789,7 @@
                 <w:rFonts w:ascii="Aptos Narrow" w:eastAsia="Times New Roman" w:hAnsi="Aptos Narrow" w:cs="Times New Roman"/>
                 <w:color w:val="000000"/>
               </w:rPr>
-              <w:t xml:space="preserve">Gestión de proyectos informáticos, </w:t>
-            </w:r>
-            <w:r>
-              <w:rPr>
-                <w:rFonts w:ascii="Aptos Narrow" w:eastAsia="Times New Roman" w:hAnsi="Aptos Narrow" w:cs="Times New Roman"/>
-                <w:color w:val="000000"/>
-              </w:rPr>
-              <w:t>Programación</w:t>
-            </w:r>
-            <w:r>
-              <w:rPr>
-                <w:rFonts w:ascii="Aptos Narrow" w:eastAsia="Times New Roman" w:hAnsi="Aptos Narrow" w:cs="Times New Roman"/>
-                <w:color w:val="000000"/>
-              </w:rPr>
-              <w:t xml:space="preserve"> base de datos, Desarrollo de software </w:t>
-            </w:r>
-            <w:r>
-              <w:rPr>
-                <w:rFonts w:ascii="Aptos Narrow" w:eastAsia="Times New Roman" w:hAnsi="Aptos Narrow" w:cs="Times New Roman"/>
-                <w:color w:val="000000"/>
-              </w:rPr>
-              <w:t>e</w:t>
-            </w:r>
-            <w:r>
-              <w:rPr>
-                <w:rFonts w:ascii="Aptos Narrow" w:eastAsia="Times New Roman" w:hAnsi="Aptos Narrow" w:cs="Times New Roman"/>
-                <w:color w:val="000000"/>
-              </w:rPr>
-              <w:t xml:space="preserve"> </w:t>
-            </w:r>
-            <w:r>
-              <w:rPr>
-                <w:rFonts w:ascii="Aptos Narrow" w:eastAsia="Times New Roman" w:hAnsi="Aptos Narrow" w:cs="Times New Roman"/>
-                <w:color w:val="000000"/>
-              </w:rPr>
-              <w:t>Integración</w:t>
-            </w:r>
-            <w:r>
-              <w:rPr>
-                <w:rFonts w:ascii="Aptos Narrow" w:eastAsia="Times New Roman" w:hAnsi="Aptos Narrow" w:cs="Times New Roman"/>
-                <w:color w:val="000000"/>
-              </w:rPr>
-              <w:t xml:space="preserve"> de plataformas.</w:t>
+              <w:t>Gestión de proyectos informáticos, Programación base de datos, Desarrollo de software e Integración de plataformas.</w:t>
             </w:r>
           </w:p>
         </w:tc>
@@ -12834,21 +10849,7 @@
                 <w:rFonts w:ascii="Aptos Narrow" w:eastAsia="Times New Roman" w:hAnsi="Aptos Narrow" w:cs="Times New Roman"/>
                 <w:color w:val="000000"/>
               </w:rPr>
-              <w:t xml:space="preserve">El </w:t>
-            </w:r>
-            <w:r>
-              <w:rPr>
-                <w:rFonts w:ascii="Aptos Narrow" w:eastAsia="Times New Roman" w:hAnsi="Aptos Narrow" w:cs="Times New Roman"/>
-                <w:color w:val="000000"/>
-              </w:rPr>
-              <w:t>objetivo</w:t>
-            </w:r>
-            <w:r>
-              <w:rPr>
-                <w:rFonts w:ascii="Aptos Narrow" w:eastAsia="Times New Roman" w:hAnsi="Aptos Narrow" w:cs="Times New Roman"/>
-                <w:color w:val="000000"/>
-              </w:rPr>
-              <w:t xml:space="preserve"> principal del sprint 3 es el correcto desarrollo del objetivo principal de </w:t>
+              <w:t xml:space="preserve">El objetivo principal del sprint 3 es el correcto desarrollo del objetivo principal de </w:t>
             </w:r>
             <w:r>
               <w:rPr>
@@ -12862,21 +10863,7 @@
                 <w:rFonts w:ascii="Aptos Narrow" w:eastAsia="Times New Roman" w:hAnsi="Aptos Narrow" w:cs="Times New Roman"/>
                 <w:color w:val="000000"/>
               </w:rPr>
-              <w:t xml:space="preserve"> </w:t>
-            </w:r>
-            <w:r>
-              <w:rPr>
-                <w:rFonts w:ascii="Aptos Narrow" w:eastAsia="Times New Roman" w:hAnsi="Aptos Narrow" w:cs="Times New Roman"/>
-                <w:color w:val="000000"/>
-              </w:rPr>
-              <w:t>predicciones</w:t>
-            </w:r>
-            <w:r>
-              <w:rPr>
-                <w:rFonts w:ascii="Aptos Narrow" w:eastAsia="Times New Roman" w:hAnsi="Aptos Narrow" w:cs="Times New Roman"/>
-                <w:color w:val="000000"/>
-              </w:rPr>
-              <w:t xml:space="preserve"> de ruta seguido por el </w:t>
+              <w:t xml:space="preserve"> predicciones de ruta seguido por el </w:t>
             </w:r>
             <w:r>
               <w:rPr>
@@ -12950,14 +10937,7 @@
                 <w:rFonts w:ascii="Aptos Narrow" w:eastAsia="Times New Roman" w:hAnsi="Aptos Narrow" w:cs="Times New Roman"/>
                 <w:color w:val="000000"/>
               </w:rPr>
-              <w:t xml:space="preserve">20 </w:t>
-            </w:r>
-            <w:r>
-              <w:rPr>
-                <w:rFonts w:ascii="Aptos Narrow" w:eastAsia="Times New Roman" w:hAnsi="Aptos Narrow" w:cs="Times New Roman"/>
-                <w:color w:val="000000"/>
-              </w:rPr>
-              <w:t>días</w:t>
+              <w:t>20 días</w:t>
             </w:r>
           </w:p>
         </w:tc>
@@ -12987,21 +10967,7 @@
                 <w:rFonts w:ascii="Aptos Narrow" w:eastAsia="Times New Roman" w:hAnsi="Aptos Narrow" w:cs="Times New Roman"/>
                 <w:color w:val="000000"/>
               </w:rPr>
-              <w:t xml:space="preserve">Sebastián </w:t>
-            </w:r>
-            <w:r>
-              <w:rPr>
-                <w:rFonts w:ascii="Aptos Narrow" w:eastAsia="Times New Roman" w:hAnsi="Aptos Narrow" w:cs="Times New Roman"/>
-                <w:color w:val="000000"/>
-              </w:rPr>
-              <w:t>Cabrera (</w:t>
-            </w:r>
-            <w:r>
-              <w:rPr>
-                <w:rFonts w:ascii="Aptos Narrow" w:eastAsia="Times New Roman" w:hAnsi="Aptos Narrow" w:cs="Times New Roman"/>
-                <w:color w:val="000000"/>
-              </w:rPr>
-              <w:t xml:space="preserve">scrum </w:t>
+              <w:t xml:space="preserve">Sebastián Cabrera (scrum </w:t>
             </w:r>
             <w:proofErr w:type="gramStart"/>
             <w:r>
@@ -13017,53 +10983,7 @@
                 <w:rFonts w:ascii="Aptos Narrow" w:eastAsia="Times New Roman" w:hAnsi="Aptos Narrow" w:cs="Times New Roman"/>
                 <w:color w:val="000000"/>
               </w:rPr>
-              <w:t>), Matias</w:t>
-            </w:r>
-            <w:r>
-              <w:rPr>
-                <w:rFonts w:ascii="Aptos Narrow" w:eastAsia="Times New Roman" w:hAnsi="Aptos Narrow" w:cs="Times New Roman"/>
-                <w:color w:val="000000"/>
-              </w:rPr>
-              <w:t xml:space="preserve"> Rosales, Cristóbal Oyarzun y Guillermo </w:t>
-            </w:r>
-            <w:r>
-              <w:rPr>
-                <w:rFonts w:ascii="Aptos Narrow" w:eastAsia="Times New Roman" w:hAnsi="Aptos Narrow" w:cs="Times New Roman"/>
-                <w:color w:val="000000"/>
-              </w:rPr>
-              <w:t>Varas (</w:t>
-            </w:r>
-            <w:proofErr w:type="spellStart"/>
-            <w:r>
-              <w:rPr>
-                <w:rFonts w:ascii="Aptos Narrow" w:eastAsia="Times New Roman" w:hAnsi="Aptos Narrow" w:cs="Times New Roman"/>
-                <w:color w:val="000000"/>
-              </w:rPr>
-              <w:t>Product</w:t>
-            </w:r>
-            <w:proofErr w:type="spellEnd"/>
-            <w:r>
-              <w:rPr>
-                <w:rFonts w:ascii="Aptos Narrow" w:eastAsia="Times New Roman" w:hAnsi="Aptos Narrow" w:cs="Times New Roman"/>
-                <w:color w:val="000000"/>
-              </w:rPr>
-              <w:t xml:space="preserve"> </w:t>
-            </w:r>
-            <w:proofErr w:type="spellStart"/>
-            <w:r>
-              <w:rPr>
-                <w:rFonts w:ascii="Aptos Narrow" w:eastAsia="Times New Roman" w:hAnsi="Aptos Narrow" w:cs="Times New Roman"/>
-                <w:color w:val="000000"/>
-              </w:rPr>
-              <w:t>owner</w:t>
-            </w:r>
-            <w:proofErr w:type="spellEnd"/>
-            <w:r>
-              <w:rPr>
-                <w:rFonts w:ascii="Aptos Narrow" w:eastAsia="Times New Roman" w:hAnsi="Aptos Narrow" w:cs="Times New Roman"/>
-                <w:color w:val="000000"/>
-              </w:rPr>
-              <w:t>)</w:t>
+              <w:t>), Cristóbal Oyarzun y Guillermo Varas (Product owner)</w:t>
             </w:r>
           </w:p>
         </w:tc>
@@ -13093,28 +11013,7 @@
                 <w:rFonts w:ascii="Aptos Narrow" w:eastAsia="Times New Roman" w:hAnsi="Aptos Narrow" w:cs="Times New Roman"/>
                 <w:color w:val="000000"/>
               </w:rPr>
-              <w:t>Podría</w:t>
-            </w:r>
-            <w:r>
-              <w:rPr>
-                <w:rFonts w:ascii="Aptos Narrow" w:eastAsia="Times New Roman" w:hAnsi="Aptos Narrow" w:cs="Times New Roman"/>
-                <w:color w:val="000000"/>
-              </w:rPr>
-              <w:t xml:space="preserve"> acarrear </w:t>
-            </w:r>
-            <w:r>
-              <w:rPr>
-                <w:rFonts w:ascii="Aptos Narrow" w:eastAsia="Times New Roman" w:hAnsi="Aptos Narrow" w:cs="Times New Roman"/>
-                <w:color w:val="000000"/>
-              </w:rPr>
-              <w:t>correcciones</w:t>
-            </w:r>
-            <w:r>
-              <w:rPr>
-                <w:rFonts w:ascii="Aptos Narrow" w:eastAsia="Times New Roman" w:hAnsi="Aptos Narrow" w:cs="Times New Roman"/>
-                <w:color w:val="000000"/>
-              </w:rPr>
-              <w:t xml:space="preserve"> del sprint 2</w:t>
+              <w:t>Podría acarrear correcciones del sprint 2</w:t>
             </w:r>
           </w:p>
         </w:tc>
@@ -13209,20 +11108,73 @@
                 <w:rFonts w:ascii="Aptos Narrow" w:eastAsia="Times New Roman" w:hAnsi="Aptos Narrow" w:cs="Times New Roman"/>
                 <w:color w:val="1D2763"/>
               </w:rPr>
-              <w:t>Reunión</w:t>
-            </w:r>
-            <w:r>
+              <w:t>Reunión diaria del equipo para evidenciar avances o retrasos y pedir ayuda a compañeros</w:t>
+            </w:r>
+          </w:p>
+        </w:tc>
+        <w:tc>
+          <w:tcPr>
+            <w:tcW w:w="1536" w:type="dxa"/>
+            <w:tcBorders>
+              <w:top w:val="nil"/>
+              <w:left w:val="nil"/>
+              <w:bottom w:val="single" w:sz="4" w:space="0" w:color="auto"/>
+              <w:right w:val="single" w:sz="4" w:space="0" w:color="auto"/>
+            </w:tcBorders>
+            <w:shd w:val="clear" w:color="000000" w:fill="F2CEEF"/>
+            <w:hideMark/>
+          </w:tcPr>
+          <w:p>
+            <w:pPr>
+              <w:spacing w:after="0" w:line="240" w:lineRule="auto"/>
+              <w:jc w:val="center"/>
+              <w:rPr>
+                <w:rFonts w:ascii="Aptos Narrow" w:eastAsia="Times New Roman" w:hAnsi="Aptos Narrow" w:cs="Times New Roman"/>
+                <w:color w:val="000000"/>
+              </w:rPr>
+            </w:pPr>
+            <w:r>
+              <w:rPr>
+                <w:rFonts w:ascii="Aptos Narrow" w:eastAsia="Times New Roman" w:hAnsi="Aptos Narrow" w:cs="Times New Roman"/>
+                <w:color w:val="000000"/>
+              </w:rPr>
+              <w:t xml:space="preserve">Pc, cámara  </w:t>
+            </w:r>
+          </w:p>
+        </w:tc>
+        <w:tc>
+          <w:tcPr>
+            <w:tcW w:w="1376" w:type="dxa"/>
+            <w:tcBorders>
+              <w:top w:val="nil"/>
+              <w:left w:val="nil"/>
+              <w:bottom w:val="single" w:sz="4" w:space="0" w:color="auto"/>
+              <w:right w:val="single" w:sz="4" w:space="0" w:color="auto"/>
+            </w:tcBorders>
+            <w:shd w:val="clear" w:color="000000" w:fill="F2CEEF"/>
+            <w:hideMark/>
+          </w:tcPr>
+          <w:p>
+            <w:pPr>
+              <w:spacing w:after="0" w:line="240" w:lineRule="auto"/>
+              <w:jc w:val="center"/>
               <w:rPr>
                 <w:rFonts w:ascii="Aptos Narrow" w:eastAsia="Times New Roman" w:hAnsi="Aptos Narrow" w:cs="Times New Roman"/>
                 <w:color w:val="1D2763"/>
               </w:rPr>
-              <w:t xml:space="preserve"> diaria del equipo para evidenciar avances o retrasos y pedir ayuda a compañeros</w:t>
-            </w:r>
-          </w:p>
-        </w:tc>
-        <w:tc>
-          <w:tcPr>
-            <w:tcW w:w="1536" w:type="dxa"/>
+            </w:pPr>
+            <w:r>
+              <w:rPr>
+                <w:rFonts w:ascii="Aptos Narrow" w:eastAsia="Times New Roman" w:hAnsi="Aptos Narrow" w:cs="Times New Roman"/>
+                <w:color w:val="1D2763"/>
+              </w:rPr>
+              <w:t>Todos los días del comienzo de los sprint hasta el último día de los sprint</w:t>
+            </w:r>
+          </w:p>
+        </w:tc>
+        <w:tc>
+          <w:tcPr>
+            <w:tcW w:w="1313" w:type="dxa"/>
             <w:tcBorders>
               <w:top w:val="nil"/>
               <w:left w:val="nil"/>
@@ -13244,15 +11196,26 @@
             <w:r>
               <w:rPr>
                 <w:rFonts w:ascii="Aptos Narrow" w:eastAsia="Times New Roman" w:hAnsi="Aptos Narrow" w:cs="Times New Roman"/>
-                <w:color w:val="000000"/>
-              </w:rPr>
-              <w:t xml:space="preserve">Pc, cámara  </w:t>
-            </w:r>
-          </w:p>
-        </w:tc>
-        <w:tc>
-          <w:tcPr>
-            <w:tcW w:w="1376" w:type="dxa"/>
+              </w:rPr>
+              <w:t>Cristóbal Oyarzun</w:t>
+            </w:r>
+            <w:r>
+              <w:rPr>
+                <w:rFonts w:ascii="Aptos Narrow" w:eastAsia="Times New Roman" w:hAnsi="Aptos Narrow" w:cs="Times New Roman"/>
+              </w:rPr>
+              <w:t xml:space="preserve"> y </w:t>
+            </w:r>
+            <w:r>
+              <w:rPr>
+                <w:rFonts w:ascii="Aptos Narrow" w:eastAsia="Times New Roman" w:hAnsi="Aptos Narrow" w:cs="Times New Roman"/>
+              </w:rPr>
+              <w:t>Sebastián Cabrera</w:t>
+            </w:r>
+          </w:p>
+        </w:tc>
+        <w:tc>
+          <w:tcPr>
+            <w:tcW w:w="1260" w:type="dxa"/>
             <w:tcBorders>
               <w:top w:val="nil"/>
               <w:left w:val="nil"/>
@@ -13276,95 +11239,7 @@
                 <w:rFonts w:ascii="Aptos Narrow" w:eastAsia="Times New Roman" w:hAnsi="Aptos Narrow" w:cs="Times New Roman"/>
                 <w:color w:val="1D2763"/>
               </w:rPr>
-              <w:t>Todos los días del comienzo de los sprint hasta el último día de los sprint</w:t>
-            </w:r>
-          </w:p>
-        </w:tc>
-        <w:tc>
-          <w:tcPr>
-            <w:tcW w:w="1313" w:type="dxa"/>
-            <w:tcBorders>
-              <w:top w:val="nil"/>
-              <w:left w:val="nil"/>
-              <w:bottom w:val="single" w:sz="4" w:space="0" w:color="auto"/>
-              <w:right w:val="single" w:sz="4" w:space="0" w:color="auto"/>
-            </w:tcBorders>
-            <w:shd w:val="clear" w:color="000000" w:fill="F2CEEF"/>
-            <w:hideMark/>
-          </w:tcPr>
-          <w:p>
-            <w:pPr>
-              <w:spacing w:after="0" w:line="240" w:lineRule="auto"/>
-              <w:jc w:val="center"/>
-              <w:rPr>
-                <w:rFonts w:ascii="Aptos Narrow" w:eastAsia="Times New Roman" w:hAnsi="Aptos Narrow" w:cs="Times New Roman"/>
-                <w:color w:val="000000"/>
-              </w:rPr>
-            </w:pPr>
-            <w:r>
-              <w:rPr>
-                <w:rFonts w:ascii="Aptos Narrow" w:eastAsia="Times New Roman" w:hAnsi="Aptos Narrow" w:cs="Times New Roman"/>
-                <w:color w:val="000000"/>
-              </w:rPr>
-              <w:t xml:space="preserve">Cristóbal </w:t>
-            </w:r>
-            <w:r>
-              <w:rPr>
-                <w:rFonts w:ascii="Aptos Narrow" w:eastAsia="Times New Roman" w:hAnsi="Aptos Narrow" w:cs="Times New Roman"/>
-                <w:color w:val="000000"/>
-              </w:rPr>
-              <w:t>Oyarzun,</w:t>
-            </w:r>
-            <w:r>
-              <w:rPr>
-                <w:rFonts w:ascii="Aptos Narrow" w:eastAsia="Times New Roman" w:hAnsi="Aptos Narrow" w:cs="Times New Roman"/>
-                <w:color w:val="000000"/>
-              </w:rPr>
-              <w:t xml:space="preserve"> Sebastián Cabrera y Matias Rosales</w:t>
-            </w:r>
-          </w:p>
-        </w:tc>
-        <w:tc>
-          <w:tcPr>
-            <w:tcW w:w="1260" w:type="dxa"/>
-            <w:tcBorders>
-              <w:top w:val="nil"/>
-              <w:left w:val="nil"/>
-              <w:bottom w:val="single" w:sz="4" w:space="0" w:color="auto"/>
-              <w:right w:val="single" w:sz="4" w:space="0" w:color="auto"/>
-            </w:tcBorders>
-            <w:shd w:val="clear" w:color="000000" w:fill="F2CEEF"/>
-            <w:hideMark/>
-          </w:tcPr>
-          <w:p>
-            <w:pPr>
-              <w:spacing w:after="0" w:line="240" w:lineRule="auto"/>
-              <w:jc w:val="center"/>
-              <w:rPr>
-                <w:rFonts w:ascii="Aptos Narrow" w:eastAsia="Times New Roman" w:hAnsi="Aptos Narrow" w:cs="Times New Roman"/>
-                <w:color w:val="1D2763"/>
-              </w:rPr>
-            </w:pPr>
-            <w:r>
-              <w:rPr>
-                <w:rFonts w:ascii="Aptos Narrow" w:eastAsia="Times New Roman" w:hAnsi="Aptos Narrow" w:cs="Times New Roman"/>
-                <w:color w:val="1D2763"/>
-              </w:rPr>
-              <w:t xml:space="preserve">Reunión por </w:t>
-            </w:r>
-            <w:r>
-              <w:rPr>
-                <w:rFonts w:ascii="Aptos Narrow" w:eastAsia="Times New Roman" w:hAnsi="Aptos Narrow" w:cs="Times New Roman"/>
-                <w:color w:val="1D2763"/>
-              </w:rPr>
-              <w:t>Discord</w:t>
-            </w:r>
-            <w:r>
-              <w:rPr>
-                <w:rFonts w:ascii="Aptos Narrow" w:eastAsia="Times New Roman" w:hAnsi="Aptos Narrow" w:cs="Times New Roman"/>
-                <w:color w:val="1D2763"/>
-              </w:rPr>
-              <w:t xml:space="preserve"> grabado </w:t>
+              <w:t>Reunión por Discord grabado </w:t>
             </w:r>
           </w:p>
         </w:tc>
@@ -13399,6 +11274,7 @@
                 <w:rFonts w:ascii="Aptos Narrow" w:eastAsia="Times New Roman" w:hAnsi="Aptos Narrow" w:cs="Times New Roman"/>
                 <w:color w:val="000000"/>
               </w:rPr>
+              <w:lastRenderedPageBreak/>
               <w:t>Desarrollo de software</w:t>
             </w:r>
           </w:p>
@@ -13429,28 +11305,7 @@
                 <w:rFonts w:ascii="Aptos Narrow" w:eastAsia="Times New Roman" w:hAnsi="Aptos Narrow" w:cs="Times New Roman"/>
                 <w:color w:val="000000"/>
               </w:rPr>
-              <w:t>Desarrollo</w:t>
-            </w:r>
-            <w:r>
-              <w:rPr>
-                <w:rFonts w:ascii="Aptos Narrow" w:eastAsia="Times New Roman" w:hAnsi="Aptos Narrow" w:cs="Times New Roman"/>
-                <w:color w:val="000000"/>
-              </w:rPr>
-              <w:t xml:space="preserve"> del </w:t>
-            </w:r>
-            <w:r>
-              <w:rPr>
-                <w:rFonts w:ascii="Aptos Narrow" w:eastAsia="Times New Roman" w:hAnsi="Aptos Narrow" w:cs="Times New Roman"/>
-                <w:color w:val="000000"/>
-              </w:rPr>
-              <w:t>módulo</w:t>
-            </w:r>
-            <w:r>
-              <w:rPr>
-                <w:rFonts w:ascii="Aptos Narrow" w:eastAsia="Times New Roman" w:hAnsi="Aptos Narrow" w:cs="Times New Roman"/>
-                <w:color w:val="000000"/>
-              </w:rPr>
-              <w:t xml:space="preserve"> empleados</w:t>
+              <w:t>Desarrollo del módulo empleados</w:t>
             </w:r>
           </w:p>
         </w:tc>
@@ -13480,14 +11335,7 @@
                 <w:rFonts w:ascii="Aptos Narrow" w:eastAsia="Times New Roman" w:hAnsi="Aptos Narrow" w:cs="Times New Roman"/>
                 <w:color w:val="000000"/>
               </w:rPr>
-              <w:t>Desarrollo</w:t>
-            </w:r>
-            <w:r>
-              <w:rPr>
-                <w:rFonts w:ascii="Aptos Narrow" w:eastAsia="Times New Roman" w:hAnsi="Aptos Narrow" w:cs="Times New Roman"/>
-                <w:color w:val="000000"/>
-              </w:rPr>
-              <w:t xml:space="preserve"> de un </w:t>
+              <w:t xml:space="preserve">Desarrollo de un </w:t>
             </w:r>
             <w:r>
               <w:rPr>
@@ -13577,14 +11425,7 @@
                 <w:rFonts w:ascii="Aptos Narrow" w:eastAsia="Times New Roman" w:hAnsi="Aptos Narrow" w:cs="Times New Roman"/>
                 <w:color w:val="000000"/>
               </w:rPr>
-              <w:t xml:space="preserve">5 </w:t>
-            </w:r>
-            <w:r>
-              <w:rPr>
-                <w:rFonts w:ascii="Aptos Narrow" w:eastAsia="Times New Roman" w:hAnsi="Aptos Narrow" w:cs="Times New Roman"/>
-                <w:color w:val="000000"/>
-              </w:rPr>
-              <w:t>días</w:t>
+              <w:t>5 días</w:t>
             </w:r>
           </w:p>
         </w:tc>
@@ -13644,21 +11485,7 @@
                 <w:rFonts w:ascii="Aptos Narrow" w:eastAsia="Times New Roman" w:hAnsi="Aptos Narrow" w:cs="Times New Roman"/>
                 <w:color w:val="000000"/>
               </w:rPr>
-              <w:t xml:space="preserve">Debido al modelamiento de la base de datos no hay que planear la estructura de los datos para </w:t>
-            </w:r>
-            <w:r>
-              <w:rPr>
-                <w:rFonts w:ascii="Aptos Narrow" w:eastAsia="Times New Roman" w:hAnsi="Aptos Narrow" w:cs="Times New Roman"/>
-                <w:color w:val="000000"/>
-              </w:rPr>
-              <w:t>empleados en</w:t>
-            </w:r>
-            <w:r>
-              <w:rPr>
-                <w:rFonts w:ascii="Aptos Narrow" w:eastAsia="Times New Roman" w:hAnsi="Aptos Narrow" w:cs="Times New Roman"/>
-                <w:color w:val="000000"/>
-              </w:rPr>
-              <w:t xml:space="preserve"> la aplicación</w:t>
+              <w:t>Debido al modelamiento de la base de datos no hay que planear la estructura de los datos para empleados en la aplicación</w:t>
             </w:r>
           </w:p>
         </w:tc>
@@ -13822,14 +11649,7 @@
                 <w:rFonts w:ascii="Aptos Narrow" w:eastAsia="Times New Roman" w:hAnsi="Aptos Narrow" w:cs="Times New Roman"/>
                 <w:color w:val="000000"/>
               </w:rPr>
-              <w:t xml:space="preserve">2 </w:t>
-            </w:r>
-            <w:r>
-              <w:rPr>
-                <w:rFonts w:ascii="Aptos Narrow" w:eastAsia="Times New Roman" w:hAnsi="Aptos Narrow" w:cs="Times New Roman"/>
-                <w:color w:val="000000"/>
-              </w:rPr>
-              <w:t>día</w:t>
+              <w:t>2 día</w:t>
             </w:r>
           </w:p>
         </w:tc>
@@ -13859,7 +11679,7 @@
                 <w:rFonts w:ascii="Aptos Narrow" w:eastAsia="Times New Roman" w:hAnsi="Aptos Narrow" w:cs="Times New Roman"/>
                 <w:color w:val="000000"/>
               </w:rPr>
-              <w:t>Matias Rosales</w:t>
+              <w:t>Cristóbal Oyarzun</w:t>
             </w:r>
           </w:p>
         </w:tc>
@@ -13889,21 +11709,7 @@
                 <w:rFonts w:ascii="Aptos Narrow" w:eastAsia="Times New Roman" w:hAnsi="Aptos Narrow" w:cs="Times New Roman"/>
                 <w:color w:val="000000"/>
               </w:rPr>
-              <w:t xml:space="preserve">Debido al modelamiento de la base de datos no hay que planear la estructura de los datos para los </w:t>
-            </w:r>
-            <w:r>
-              <w:rPr>
-                <w:rFonts w:ascii="Aptos Narrow" w:eastAsia="Times New Roman" w:hAnsi="Aptos Narrow" w:cs="Times New Roman"/>
-                <w:color w:val="000000"/>
-              </w:rPr>
-              <w:t>contratos en</w:t>
-            </w:r>
-            <w:r>
-              <w:rPr>
-                <w:rFonts w:ascii="Aptos Narrow" w:eastAsia="Times New Roman" w:hAnsi="Aptos Narrow" w:cs="Times New Roman"/>
-                <w:color w:val="000000"/>
-              </w:rPr>
-              <w:t xml:space="preserve"> la aplicación</w:t>
+              <w:t>Debido al modelamiento de la base de datos no hay que planear la estructura de los datos para los contratos en la aplicación</w:t>
             </w:r>
           </w:p>
         </w:tc>
@@ -13938,7 +11744,6 @@
                 <w:rFonts w:ascii="Aptos Narrow" w:eastAsia="Times New Roman" w:hAnsi="Aptos Narrow" w:cs="Times New Roman"/>
                 <w:color w:val="000000"/>
               </w:rPr>
-              <w:lastRenderedPageBreak/>
               <w:t>Desarrollo de software</w:t>
             </w:r>
           </w:p>
@@ -14073,14 +11878,7 @@
                 <w:rFonts w:ascii="Aptos Narrow" w:eastAsia="Times New Roman" w:hAnsi="Aptos Narrow" w:cs="Times New Roman"/>
                 <w:color w:val="000000"/>
               </w:rPr>
-              <w:t xml:space="preserve">1 </w:t>
-            </w:r>
-            <w:r>
-              <w:rPr>
-                <w:rFonts w:ascii="Aptos Narrow" w:eastAsia="Times New Roman" w:hAnsi="Aptos Narrow" w:cs="Times New Roman"/>
-                <w:color w:val="000000"/>
-              </w:rPr>
-              <w:t>día</w:t>
+              <w:t>1 día</w:t>
             </w:r>
           </w:p>
         </w:tc>
@@ -14140,35 +11938,7 @@
                 <w:rFonts w:ascii="Aptos Narrow" w:eastAsia="Times New Roman" w:hAnsi="Aptos Narrow" w:cs="Times New Roman"/>
                 <w:color w:val="000000"/>
               </w:rPr>
-              <w:t xml:space="preserve">la hora de obtener la </w:t>
-            </w:r>
-            <w:r>
-              <w:rPr>
-                <w:rFonts w:ascii="Aptos Narrow" w:eastAsia="Times New Roman" w:hAnsi="Aptos Narrow" w:cs="Times New Roman"/>
-                <w:color w:val="000000"/>
-              </w:rPr>
-              <w:t>información</w:t>
-            </w:r>
-            <w:r>
-              <w:rPr>
-                <w:rFonts w:ascii="Aptos Narrow" w:eastAsia="Times New Roman" w:hAnsi="Aptos Narrow" w:cs="Times New Roman"/>
-                <w:color w:val="000000"/>
-              </w:rPr>
-              <w:t xml:space="preserve"> de los empleados despedidos </w:t>
-            </w:r>
-            <w:r>
-              <w:rPr>
-                <w:rFonts w:ascii="Aptos Narrow" w:eastAsia="Times New Roman" w:hAnsi="Aptos Narrow" w:cs="Times New Roman"/>
-                <w:color w:val="000000"/>
-              </w:rPr>
-              <w:t>podría</w:t>
-            </w:r>
-            <w:r>
-              <w:rPr>
-                <w:rFonts w:ascii="Aptos Narrow" w:eastAsia="Times New Roman" w:hAnsi="Aptos Narrow" w:cs="Times New Roman"/>
-                <w:color w:val="000000"/>
-              </w:rPr>
-              <w:t xml:space="preserve"> existir complicaciones en caso de que no se haya guardado registro</w:t>
+              <w:t>la hora de obtener la información de los empleados despedidos podría existir complicaciones en caso de que no se haya guardado registro</w:t>
             </w:r>
           </w:p>
         </w:tc>
@@ -14233,21 +12003,7 @@
                 <w:rFonts w:ascii="Aptos Narrow" w:eastAsia="Times New Roman" w:hAnsi="Aptos Narrow" w:cs="Times New Roman"/>
                 <w:color w:val="000000"/>
               </w:rPr>
-              <w:t xml:space="preserve">IA </w:t>
-            </w:r>
-            <w:r>
-              <w:rPr>
-                <w:rFonts w:ascii="Aptos Narrow" w:eastAsia="Times New Roman" w:hAnsi="Aptos Narrow" w:cs="Times New Roman"/>
-                <w:color w:val="000000"/>
-              </w:rPr>
-              <w:t>predicciones</w:t>
-            </w:r>
-            <w:r>
-              <w:rPr>
-                <w:rFonts w:ascii="Aptos Narrow" w:eastAsia="Times New Roman" w:hAnsi="Aptos Narrow" w:cs="Times New Roman"/>
-                <w:color w:val="000000"/>
-              </w:rPr>
-              <w:t xml:space="preserve"> de ruta</w:t>
+              <w:t>IA predicciones de ruta</w:t>
             </w:r>
           </w:p>
         </w:tc>
@@ -14353,14 +12109,7 @@
                 <w:rFonts w:ascii="Aptos Narrow" w:eastAsia="Times New Roman" w:hAnsi="Aptos Narrow" w:cs="Times New Roman"/>
                 <w:color w:val="000000"/>
               </w:rPr>
-              <w:t xml:space="preserve">12 </w:t>
-            </w:r>
-            <w:r>
-              <w:rPr>
-                <w:rFonts w:ascii="Aptos Narrow" w:eastAsia="Times New Roman" w:hAnsi="Aptos Narrow" w:cs="Times New Roman"/>
-                <w:color w:val="000000"/>
-              </w:rPr>
-              <w:t>días</w:t>
+              <w:t>12 días</w:t>
             </w:r>
           </w:p>
         </w:tc>
@@ -14388,23 +12137,20 @@
             <w:r>
               <w:rPr>
                 <w:rFonts w:ascii="Aptos Narrow" w:eastAsia="Times New Roman" w:hAnsi="Aptos Narrow" w:cs="Times New Roman"/>
-                <w:color w:val="000000"/>
-              </w:rPr>
-              <w:t xml:space="preserve">Cristóbal </w:t>
-            </w:r>
-            <w:r>
-              <w:rPr>
-                <w:rFonts w:ascii="Aptos Narrow" w:eastAsia="Times New Roman" w:hAnsi="Aptos Narrow" w:cs="Times New Roman"/>
-                <w:color w:val="000000"/>
-              </w:rPr>
-              <w:t>Oyarzun,</w:t>
-            </w:r>
-            <w:r>
-              <w:rPr>
-                <w:rFonts w:ascii="Aptos Narrow" w:eastAsia="Times New Roman" w:hAnsi="Aptos Narrow" w:cs="Times New Roman"/>
-                <w:color w:val="000000"/>
-              </w:rPr>
-              <w:t xml:space="preserve"> Sebastián Cabrera y Matias Rosales</w:t>
+              </w:rPr>
+              <w:t>Cristóbal Oyarzun</w:t>
+            </w:r>
+            <w:r>
+              <w:rPr>
+                <w:rFonts w:ascii="Aptos Narrow" w:eastAsia="Times New Roman" w:hAnsi="Aptos Narrow" w:cs="Times New Roman"/>
+              </w:rPr>
+              <w:t xml:space="preserve"> y </w:t>
+            </w:r>
+            <w:r>
+              <w:rPr>
+                <w:rFonts w:ascii="Aptos Narrow" w:eastAsia="Times New Roman" w:hAnsi="Aptos Narrow" w:cs="Times New Roman"/>
+              </w:rPr>
+              <w:t>Sebastián Cabrera</w:t>
             </w:r>
           </w:p>
         </w:tc>
@@ -14434,49 +12180,15 @@
                 <w:rFonts w:ascii="Aptos Narrow" w:eastAsia="Times New Roman" w:hAnsi="Aptos Narrow" w:cs="Times New Roman"/>
                 <w:color w:val="000000"/>
               </w:rPr>
-              <w:t xml:space="preserve">Es posible a que debido al carácter semi informal de la </w:t>
-            </w:r>
-            <w:r>
-              <w:rPr>
-                <w:rFonts w:ascii="Aptos Narrow" w:eastAsia="Times New Roman" w:hAnsi="Aptos Narrow" w:cs="Times New Roman"/>
-                <w:color w:val="000000"/>
-              </w:rPr>
-              <w:t>documentación</w:t>
-            </w:r>
-            <w:r>
-              <w:rPr>
-                <w:rFonts w:ascii="Aptos Narrow" w:eastAsia="Times New Roman" w:hAnsi="Aptos Narrow" w:cs="Times New Roman"/>
-                <w:color w:val="000000"/>
-              </w:rPr>
-              <w:t xml:space="preserve"> de las rutas el modelo de </w:t>
-            </w:r>
-            <w:r>
-              <w:rPr>
-                <w:rFonts w:ascii="Aptos Narrow" w:eastAsia="Times New Roman" w:hAnsi="Aptos Narrow" w:cs="Times New Roman"/>
-                <w:color w:val="000000"/>
-              </w:rPr>
-              <w:t>predicción</w:t>
-            </w:r>
-            <w:r>
-              <w:rPr>
-                <w:rFonts w:ascii="Aptos Narrow" w:eastAsia="Times New Roman" w:hAnsi="Aptos Narrow" w:cs="Times New Roman"/>
-                <w:color w:val="000000"/>
-              </w:rPr>
-              <w:t xml:space="preserve"> no cuente con suficientes datos confiables y se </w:t>
-            </w:r>
-            <w:r>
-              <w:rPr>
-                <w:rFonts w:ascii="Aptos Narrow" w:eastAsia="Times New Roman" w:hAnsi="Aptos Narrow" w:cs="Times New Roman"/>
-                <w:color w:val="000000"/>
-              </w:rPr>
-              <w:t>produzca</w:t>
-            </w:r>
-            <w:r>
-              <w:rPr>
-                <w:rFonts w:ascii="Aptos Narrow" w:eastAsia="Times New Roman" w:hAnsi="Aptos Narrow" w:cs="Times New Roman"/>
-                <w:color w:val="000000"/>
-              </w:rPr>
-              <w:t xml:space="preserve"> un </w:t>
+              <w:t xml:space="preserve">Es posible a que debido al carácter semi informal de la documentación de las rutas el modelo de predicción no cuente </w:t>
+            </w:r>
+            <w:r>
+              <w:rPr>
+                <w:rFonts w:ascii="Aptos Narrow" w:eastAsia="Times New Roman" w:hAnsi="Aptos Narrow" w:cs="Times New Roman"/>
+                <w:color w:val="000000"/>
+              </w:rPr>
+              <w:lastRenderedPageBreak/>
+              <w:t xml:space="preserve">con suficientes datos confiables y se produzca un </w:t>
             </w:r>
             <w:proofErr w:type="spellStart"/>
             <w:r>
@@ -14520,6 +12232,7 @@
                 <w:rFonts w:ascii="Aptos Narrow" w:eastAsia="Times New Roman" w:hAnsi="Aptos Narrow" w:cs="Times New Roman"/>
                 <w:color w:val="000000"/>
               </w:rPr>
+              <w:lastRenderedPageBreak/>
               <w:t xml:space="preserve">Calidad de software </w:t>
             </w:r>
             <w:proofErr w:type="spellStart"/>
@@ -14536,21 +12249,7 @@
                 <w:rFonts w:ascii="Aptos Narrow" w:eastAsia="Times New Roman" w:hAnsi="Aptos Narrow" w:cs="Times New Roman"/>
                 <w:color w:val="000000"/>
               </w:rPr>
-              <w:t xml:space="preserve"> </w:t>
-            </w:r>
-            <w:r>
-              <w:rPr>
-                <w:rFonts w:ascii="Aptos Narrow" w:eastAsia="Times New Roman" w:hAnsi="Aptos Narrow" w:cs="Times New Roman"/>
-                <w:color w:val="000000"/>
-              </w:rPr>
-              <w:t>Integración</w:t>
-            </w:r>
-            <w:r>
-              <w:rPr>
-                <w:rFonts w:ascii="Aptos Narrow" w:eastAsia="Times New Roman" w:hAnsi="Aptos Narrow" w:cs="Times New Roman"/>
-                <w:color w:val="000000"/>
-              </w:rPr>
-              <w:t xml:space="preserve"> de plataformas</w:t>
+              <w:t xml:space="preserve"> Integración de plataformas</w:t>
             </w:r>
           </w:p>
         </w:tc>
@@ -14610,35 +12309,7 @@
                 <w:rFonts w:ascii="Aptos Narrow" w:eastAsia="Times New Roman" w:hAnsi="Aptos Narrow" w:cs="Times New Roman"/>
                 <w:color w:val="000000"/>
               </w:rPr>
-              <w:t xml:space="preserve">Poner a prueba el </w:t>
-            </w:r>
-            <w:r>
-              <w:rPr>
-                <w:rFonts w:ascii="Aptos Narrow" w:eastAsia="Times New Roman" w:hAnsi="Aptos Narrow" w:cs="Times New Roman"/>
-                <w:color w:val="000000"/>
-              </w:rPr>
-              <w:t>módulo</w:t>
-            </w:r>
-            <w:r>
-              <w:rPr>
-                <w:rFonts w:ascii="Aptos Narrow" w:eastAsia="Times New Roman" w:hAnsi="Aptos Narrow" w:cs="Times New Roman"/>
-                <w:color w:val="000000"/>
-              </w:rPr>
-              <w:t xml:space="preserve"> desarrollado </w:t>
-            </w:r>
-            <w:r>
-              <w:rPr>
-                <w:rFonts w:ascii="Aptos Narrow" w:eastAsia="Times New Roman" w:hAnsi="Aptos Narrow" w:cs="Times New Roman"/>
-                <w:color w:val="000000"/>
-              </w:rPr>
-              <w:t>a través</w:t>
-            </w:r>
-            <w:r>
-              <w:rPr>
-                <w:rFonts w:ascii="Aptos Narrow" w:eastAsia="Times New Roman" w:hAnsi="Aptos Narrow" w:cs="Times New Roman"/>
-                <w:color w:val="000000"/>
-              </w:rPr>
-              <w:t xml:space="preserve"> del plan de pruebas y rellenar la base de datos con los datos de la empresa </w:t>
+              <w:t xml:space="preserve">Poner a prueba el módulo desarrollado a través del plan de pruebas y rellenar la base de datos con los datos de la empresa </w:t>
             </w:r>
           </w:p>
         </w:tc>
@@ -14726,23 +12397,20 @@
             <w:r>
               <w:rPr>
                 <w:rFonts w:ascii="Aptos Narrow" w:eastAsia="Times New Roman" w:hAnsi="Aptos Narrow" w:cs="Times New Roman"/>
-                <w:color w:val="000000"/>
-              </w:rPr>
-              <w:t xml:space="preserve">Cristóbal </w:t>
-            </w:r>
-            <w:r>
-              <w:rPr>
-                <w:rFonts w:ascii="Aptos Narrow" w:eastAsia="Times New Roman" w:hAnsi="Aptos Narrow" w:cs="Times New Roman"/>
-                <w:color w:val="000000"/>
-              </w:rPr>
-              <w:t>Oyarzun,</w:t>
-            </w:r>
-            <w:r>
-              <w:rPr>
-                <w:rFonts w:ascii="Aptos Narrow" w:eastAsia="Times New Roman" w:hAnsi="Aptos Narrow" w:cs="Times New Roman"/>
-                <w:color w:val="000000"/>
-              </w:rPr>
-              <w:t xml:space="preserve"> Sebastián Cabrera y Matias Rosales</w:t>
+              </w:rPr>
+              <w:t>Cristóbal Oyarzun</w:t>
+            </w:r>
+            <w:r>
+              <w:rPr>
+                <w:rFonts w:ascii="Aptos Narrow" w:eastAsia="Times New Roman" w:hAnsi="Aptos Narrow" w:cs="Times New Roman"/>
+              </w:rPr>
+              <w:t xml:space="preserve"> y </w:t>
+            </w:r>
+            <w:r>
+              <w:rPr>
+                <w:rFonts w:ascii="Aptos Narrow" w:eastAsia="Times New Roman" w:hAnsi="Aptos Narrow" w:cs="Times New Roman"/>
+              </w:rPr>
+              <w:t>Sebastián Cabrera</w:t>
             </w:r>
           </w:p>
         </w:tc>
@@ -14772,21 +12440,7 @@
                 <w:rFonts w:ascii="Aptos Narrow" w:eastAsia="Times New Roman" w:hAnsi="Aptos Narrow" w:cs="Times New Roman"/>
                 <w:color w:val="000000"/>
               </w:rPr>
-              <w:t xml:space="preserve">La existencia del plan de pruebas </w:t>
-            </w:r>
-            <w:r>
-              <w:rPr>
-                <w:rFonts w:ascii="Aptos Narrow" w:eastAsia="Times New Roman" w:hAnsi="Aptos Narrow" w:cs="Times New Roman"/>
-                <w:color w:val="000000"/>
-              </w:rPr>
-              <w:t>establecerá</w:t>
-            </w:r>
-            <w:r>
-              <w:rPr>
-                <w:rFonts w:ascii="Aptos Narrow" w:eastAsia="Times New Roman" w:hAnsi="Aptos Narrow" w:cs="Times New Roman"/>
-                <w:color w:val="000000"/>
-              </w:rPr>
-              <w:t xml:space="preserve"> objetivos claros facilitando el desarrollo</w:t>
+              <w:t>La existencia del plan de pruebas establecerá objetivos claros facilitando el desarrollo</w:t>
             </w:r>
           </w:p>
         </w:tc>
@@ -14895,14 +12549,7 @@
                 <w:rFonts w:ascii="Aptos Narrow" w:eastAsia="Times New Roman" w:hAnsi="Aptos Narrow" w:cs="Times New Roman"/>
                 <w:color w:val="000000"/>
               </w:rPr>
-              <w:t xml:space="preserve">Entrega del </w:t>
-            </w:r>
-            <w:r>
-              <w:rPr>
-                <w:rFonts w:ascii="Aptos Narrow" w:eastAsia="Times New Roman" w:hAnsi="Aptos Narrow" w:cs="Times New Roman"/>
-                <w:color w:val="000000"/>
-              </w:rPr>
-              <w:t>mód</w:t>
+              <w:t>Entrega del mód</w:t>
             </w:r>
             <w:r>
               <w:rPr>
@@ -14916,45 +12563,15 @@
                 <w:rFonts w:ascii="Aptos Narrow" w:eastAsia="Times New Roman" w:hAnsi="Aptos Narrow" w:cs="Times New Roman"/>
                 <w:color w:val="000000"/>
               </w:rPr>
-              <w:t xml:space="preserve">funcional desarrollado </w:t>
-            </w:r>
-            <w:r>
-              <w:rPr>
-                <w:rFonts w:ascii="Aptos Narrow" w:eastAsia="Times New Roman" w:hAnsi="Aptos Narrow" w:cs="Times New Roman"/>
-                <w:color w:val="000000"/>
-              </w:rPr>
-              <w:t>a través</w:t>
-            </w:r>
-            <w:r>
-              <w:rPr>
-                <w:rFonts w:ascii="Aptos Narrow" w:eastAsia="Times New Roman" w:hAnsi="Aptos Narrow" w:cs="Times New Roman"/>
-                <w:color w:val="000000"/>
-              </w:rPr>
-              <w:t xml:space="preserve"> de una </w:t>
-            </w:r>
-            <w:r>
-              <w:rPr>
-                <w:rFonts w:ascii="Aptos Narrow" w:eastAsia="Times New Roman" w:hAnsi="Aptos Narrow" w:cs="Times New Roman"/>
-                <w:color w:val="000000"/>
-              </w:rPr>
-              <w:t>página</w:t>
-            </w:r>
-            <w:r>
-              <w:rPr>
-                <w:rFonts w:ascii="Aptos Narrow" w:eastAsia="Times New Roman" w:hAnsi="Aptos Narrow" w:cs="Times New Roman"/>
-                <w:color w:val="000000"/>
-              </w:rPr>
-              <w:t xml:space="preserve"> web/una aplicación </w:t>
-            </w:r>
-            <w:proofErr w:type="spellStart"/>
-            <w:r>
-              <w:rPr>
-                <w:rFonts w:ascii="Aptos Narrow" w:eastAsia="Times New Roman" w:hAnsi="Aptos Narrow" w:cs="Times New Roman"/>
-                <w:color w:val="000000"/>
-              </w:rPr>
-              <w:t>movil</w:t>
-            </w:r>
-            <w:proofErr w:type="spellEnd"/>
+              <w:t xml:space="preserve">funcional desarrollado a través de una página web/una aplicación </w:t>
+            </w:r>
+            <w:r>
+              <w:rPr>
+                <w:rFonts w:ascii="Aptos Narrow" w:eastAsia="Times New Roman" w:hAnsi="Aptos Narrow" w:cs="Times New Roman"/>
+                <w:color w:val="000000"/>
+              </w:rPr>
+              <w:t>móvil</w:t>
+            </w:r>
             <w:r>
               <w:rPr>
                 <w:rFonts w:ascii="Aptos Narrow" w:eastAsia="Times New Roman" w:hAnsi="Aptos Narrow" w:cs="Times New Roman"/>
@@ -15020,14 +12637,7 @@
                 <w:rFonts w:ascii="Aptos Narrow" w:eastAsia="Times New Roman" w:hAnsi="Aptos Narrow" w:cs="Times New Roman"/>
                 <w:color w:val="000000"/>
               </w:rPr>
-              <w:t xml:space="preserve">1 </w:t>
-            </w:r>
-            <w:r>
-              <w:rPr>
-                <w:rFonts w:ascii="Aptos Narrow" w:eastAsia="Times New Roman" w:hAnsi="Aptos Narrow" w:cs="Times New Roman"/>
-                <w:color w:val="000000"/>
-              </w:rPr>
-              <w:t>días</w:t>
+              <w:t>1 días</w:t>
             </w:r>
           </w:p>
         </w:tc>
@@ -15087,59 +12697,21 @@
                 <w:rFonts w:ascii="Aptos Narrow" w:eastAsia="Times New Roman" w:hAnsi="Aptos Narrow" w:cs="Times New Roman"/>
                 <w:color w:val="000000"/>
               </w:rPr>
-              <w:t xml:space="preserve">Si no ce cuenta con buena comunicación con el cliente </w:t>
-            </w:r>
-            <w:r>
-              <w:rPr>
-                <w:rFonts w:ascii="Aptos Narrow" w:eastAsia="Times New Roman" w:hAnsi="Aptos Narrow" w:cs="Times New Roman"/>
-                <w:color w:val="000000"/>
-              </w:rPr>
-              <w:t>podría</w:t>
-            </w:r>
-            <w:r>
-              <w:rPr>
-                <w:rFonts w:ascii="Aptos Narrow" w:eastAsia="Times New Roman" w:hAnsi="Aptos Narrow" w:cs="Times New Roman"/>
-                <w:color w:val="000000"/>
-              </w:rPr>
-              <w:t xml:space="preserve"> </w:t>
-            </w:r>
-            <w:proofErr w:type="spellStart"/>
-            <w:r>
-              <w:rPr>
-                <w:rFonts w:ascii="Aptos Narrow" w:eastAsia="Times New Roman" w:hAnsi="Aptos Narrow" w:cs="Times New Roman"/>
-                <w:color w:val="000000"/>
-              </w:rPr>
-              <w:lastRenderedPageBreak/>
-              <w:t>retrasarce</w:t>
-            </w:r>
-            <w:proofErr w:type="spellEnd"/>
-            <w:r>
-              <w:rPr>
-                <w:rFonts w:ascii="Aptos Narrow" w:eastAsia="Times New Roman" w:hAnsi="Aptos Narrow" w:cs="Times New Roman"/>
-                <w:color w:val="000000"/>
-              </w:rPr>
-              <w:t xml:space="preserve"> la entrega del </w:t>
-            </w:r>
-            <w:r>
-              <w:rPr>
-                <w:rFonts w:ascii="Aptos Narrow" w:eastAsia="Times New Roman" w:hAnsi="Aptos Narrow" w:cs="Times New Roman"/>
-                <w:color w:val="000000"/>
-              </w:rPr>
-              <w:t>módulo</w:t>
-            </w:r>
-            <w:r>
-              <w:rPr>
-                <w:rFonts w:ascii="Aptos Narrow" w:eastAsia="Times New Roman" w:hAnsi="Aptos Narrow" w:cs="Times New Roman"/>
-                <w:color w:val="000000"/>
-              </w:rPr>
-              <w:t xml:space="preserve"> para su </w:t>
-            </w:r>
-            <w:r>
-              <w:rPr>
-                <w:rFonts w:ascii="Aptos Narrow" w:eastAsia="Times New Roman" w:hAnsi="Aptos Narrow" w:cs="Times New Roman"/>
-                <w:color w:val="000000"/>
-              </w:rPr>
-              <w:t>revisión</w:t>
+              <w:t xml:space="preserve">Si no ce cuenta con buena comunicación con el cliente podría </w:t>
+            </w:r>
+            <w:r>
+              <w:rPr>
+                <w:rFonts w:ascii="Aptos Narrow" w:eastAsia="Times New Roman" w:hAnsi="Aptos Narrow" w:cs="Times New Roman"/>
+                <w:color w:val="000000"/>
+              </w:rPr>
+              <w:t>retrasarse</w:t>
+            </w:r>
+            <w:r>
+              <w:rPr>
+                <w:rFonts w:ascii="Aptos Narrow" w:eastAsia="Times New Roman" w:hAnsi="Aptos Narrow" w:cs="Times New Roman"/>
+                <w:color w:val="000000"/>
+              </w:rPr>
+              <w:t xml:space="preserve"> la entrega del módulo para su revisión</w:t>
             </w:r>
           </w:p>
         </w:tc>
@@ -15172,7 +12744,6 @@
               <w:rPr>
                 <w:rFonts w:ascii="Aptos Narrow" w:eastAsia="Times New Roman" w:hAnsi="Aptos Narrow" w:cs="Times New Roman"/>
               </w:rPr>
-              <w:lastRenderedPageBreak/>
               <w:t>Gestión de proyectos informáticos</w:t>
             </w:r>
           </w:p>
@@ -15201,16 +12772,8 @@
               <w:rPr>
                 <w:rFonts w:ascii="Aptos Narrow" w:eastAsia="Times New Roman" w:hAnsi="Aptos Narrow" w:cs="Times New Roman"/>
               </w:rPr>
-              <w:t xml:space="preserve">Sprint </w:t>
-            </w:r>
-            <w:proofErr w:type="spellStart"/>
-            <w:r>
-              <w:rPr>
-                <w:rFonts w:ascii="Aptos Narrow" w:eastAsia="Times New Roman" w:hAnsi="Aptos Narrow" w:cs="Times New Roman"/>
-              </w:rPr>
-              <w:t>Review</w:t>
-            </w:r>
-            <w:proofErr w:type="spellEnd"/>
+              <w:t>Sprint Review</w:t>
+            </w:r>
           </w:p>
         </w:tc>
         <w:tc>
@@ -15237,21 +12800,7 @@
               <w:rPr>
                 <w:rFonts w:ascii="Aptos Narrow" w:eastAsia="Times New Roman" w:hAnsi="Aptos Narrow" w:cs="Times New Roman"/>
               </w:rPr>
-              <w:t xml:space="preserve">Reunión con el producto </w:t>
-            </w:r>
-            <w:proofErr w:type="spellStart"/>
-            <w:r>
-              <w:rPr>
-                <w:rFonts w:ascii="Aptos Narrow" w:eastAsia="Times New Roman" w:hAnsi="Aptos Narrow" w:cs="Times New Roman"/>
-              </w:rPr>
-              <w:t>owner</w:t>
-            </w:r>
-            <w:proofErr w:type="spellEnd"/>
-            <w:r>
-              <w:rPr>
-                <w:rFonts w:ascii="Aptos Narrow" w:eastAsia="Times New Roman" w:hAnsi="Aptos Narrow" w:cs="Times New Roman"/>
-              </w:rPr>
-              <w:t xml:space="preserve"> y Scrum </w:t>
+              <w:t xml:space="preserve">Reunión con el producto owner y Scrum </w:t>
             </w:r>
             <w:proofErr w:type="gramStart"/>
             <w:r>
@@ -15321,19 +12870,7 @@
               <w:rPr>
                 <w:rFonts w:ascii="Aptos Narrow" w:eastAsia="Times New Roman" w:hAnsi="Aptos Narrow" w:cs="Times New Roman"/>
               </w:rPr>
-              <w:t xml:space="preserve">1 </w:t>
-            </w:r>
-            <w:r>
-              <w:rPr>
-                <w:rFonts w:ascii="Aptos Narrow" w:eastAsia="Times New Roman" w:hAnsi="Aptos Narrow" w:cs="Times New Roman"/>
-              </w:rPr>
-              <w:t>día</w:t>
-            </w:r>
-            <w:r>
-              <w:rPr>
-                <w:rFonts w:ascii="Aptos Narrow" w:eastAsia="Times New Roman" w:hAnsi="Aptos Narrow" w:cs="Times New Roman"/>
-              </w:rPr>
-              <w:t xml:space="preserve"> </w:t>
+              <w:t xml:space="preserve">1 día </w:t>
             </w:r>
           </w:p>
         </w:tc>
@@ -15389,19 +12926,7 @@
               <w:rPr>
                 <w:rFonts w:ascii="Aptos Narrow" w:eastAsia="Times New Roman" w:hAnsi="Aptos Narrow" w:cs="Times New Roman"/>
               </w:rPr>
-              <w:t xml:space="preserve">Reunión por </w:t>
-            </w:r>
-            <w:r>
-              <w:rPr>
-                <w:rFonts w:ascii="Aptos Narrow" w:eastAsia="Times New Roman" w:hAnsi="Aptos Narrow" w:cs="Times New Roman"/>
-              </w:rPr>
-              <w:t>Discord</w:t>
-            </w:r>
-            <w:r>
-              <w:rPr>
-                <w:rFonts w:ascii="Aptos Narrow" w:eastAsia="Times New Roman" w:hAnsi="Aptos Narrow" w:cs="Times New Roman"/>
-              </w:rPr>
-              <w:t xml:space="preserve"> grabado deben estar todos los nombrados</w:t>
+              <w:t>Reunión por Discord grabado deben estar todos los nombrados</w:t>
             </w:r>
           </w:p>
         </w:tc>
@@ -15504,21 +13029,7 @@
               <w:rPr>
                 <w:rFonts w:ascii="Aptos Narrow" w:eastAsia="Times New Roman" w:hAnsi="Aptos Narrow" w:cs="Times New Roman"/>
               </w:rPr>
-              <w:t xml:space="preserve"> y Equipo de desarrollo para corregir si es que al producto </w:t>
-            </w:r>
-            <w:proofErr w:type="spellStart"/>
-            <w:r>
-              <w:rPr>
-                <w:rFonts w:ascii="Aptos Narrow" w:eastAsia="Times New Roman" w:hAnsi="Aptos Narrow" w:cs="Times New Roman"/>
-              </w:rPr>
-              <w:t>owner</w:t>
-            </w:r>
-            <w:proofErr w:type="spellEnd"/>
-            <w:r>
-              <w:rPr>
-                <w:rFonts w:ascii="Aptos Narrow" w:eastAsia="Times New Roman" w:hAnsi="Aptos Narrow" w:cs="Times New Roman"/>
-              </w:rPr>
-              <w:t xml:space="preserve"> no le gusto el modulo</w:t>
+              <w:t xml:space="preserve"> y Equipo de desarrollo para corregir si es que al producto owner no le gusto el modulo</w:t>
             </w:r>
           </w:p>
         </w:tc>
@@ -15574,13 +13085,7 @@
               <w:rPr>
                 <w:rFonts w:ascii="Aptos Narrow" w:eastAsia="Times New Roman" w:hAnsi="Aptos Narrow" w:cs="Times New Roman"/>
               </w:rPr>
-              <w:t xml:space="preserve">1 </w:t>
-            </w:r>
-            <w:r>
-              <w:rPr>
-                <w:rFonts w:ascii="Aptos Narrow" w:eastAsia="Times New Roman" w:hAnsi="Aptos Narrow" w:cs="Times New Roman"/>
-              </w:rPr>
-              <w:t>día</w:t>
+              <w:t>1 día</w:t>
             </w:r>
           </w:p>
         </w:tc>
@@ -15608,19 +13113,19 @@
               <w:rPr>
                 <w:rFonts w:ascii="Aptos Narrow" w:eastAsia="Times New Roman" w:hAnsi="Aptos Narrow" w:cs="Times New Roman"/>
               </w:rPr>
-              <w:t xml:space="preserve">Cristóbal </w:t>
-            </w:r>
-            <w:r>
-              <w:rPr>
-                <w:rFonts w:ascii="Aptos Narrow" w:eastAsia="Times New Roman" w:hAnsi="Aptos Narrow" w:cs="Times New Roman"/>
-              </w:rPr>
-              <w:t>Oyarzun,</w:t>
-            </w:r>
-            <w:r>
-              <w:rPr>
-                <w:rFonts w:ascii="Aptos Narrow" w:eastAsia="Times New Roman" w:hAnsi="Aptos Narrow" w:cs="Times New Roman"/>
-              </w:rPr>
-              <w:t xml:space="preserve"> Sebastián Cabrera y Matias Rosales</w:t>
+              <w:t>Cristóbal Oyarzun</w:t>
+            </w:r>
+            <w:r>
+              <w:rPr>
+                <w:rFonts w:ascii="Aptos Narrow" w:eastAsia="Times New Roman" w:hAnsi="Aptos Narrow" w:cs="Times New Roman"/>
+              </w:rPr>
+              <w:t xml:space="preserve"> y </w:t>
+            </w:r>
+            <w:r>
+              <w:rPr>
+                <w:rFonts w:ascii="Aptos Narrow" w:eastAsia="Times New Roman" w:hAnsi="Aptos Narrow" w:cs="Times New Roman"/>
+              </w:rPr>
+              <w:t>Sebastián Cabrera</w:t>
             </w:r>
           </w:p>
         </w:tc>
@@ -15648,31 +13153,7 @@
               <w:rPr>
                 <w:rFonts w:ascii="Aptos Narrow" w:eastAsia="Times New Roman" w:hAnsi="Aptos Narrow" w:cs="Times New Roman"/>
               </w:rPr>
-              <w:t xml:space="preserve">Deben estar por lo menos el scrum </w:t>
-            </w:r>
-            <w:r>
-              <w:rPr>
-                <w:rFonts w:ascii="Aptos Narrow" w:eastAsia="Times New Roman" w:hAnsi="Aptos Narrow" w:cs="Times New Roman"/>
-              </w:rPr>
-              <w:t>máster</w:t>
-            </w:r>
-            <w:r>
-              <w:rPr>
-                <w:rFonts w:ascii="Aptos Narrow" w:eastAsia="Times New Roman" w:hAnsi="Aptos Narrow" w:cs="Times New Roman"/>
-              </w:rPr>
-              <w:t xml:space="preserve"> y </w:t>
-            </w:r>
-            <w:r>
-              <w:rPr>
-                <w:rFonts w:ascii="Aptos Narrow" w:eastAsia="Times New Roman" w:hAnsi="Aptos Narrow" w:cs="Times New Roman"/>
-              </w:rPr>
-              <w:t>otra persona</w:t>
-            </w:r>
-            <w:r>
-              <w:rPr>
-                <w:rFonts w:ascii="Aptos Narrow" w:eastAsia="Times New Roman" w:hAnsi="Aptos Narrow" w:cs="Times New Roman"/>
-              </w:rPr>
-              <w:t xml:space="preserve"> del equipo de desarrollo</w:t>
+              <w:t>Deben estar por lo menos el scrum máster y otra persona del equipo de desarrollo</w:t>
             </w:r>
           </w:p>
         </w:tc>
@@ -15802,18 +13283,10 @@
           <w:noProof/>
         </w:rPr>
         <w:drawing>
-          <wp:anchor distT="0" distB="0" distL="114300" distR="114300" simplePos="0" relativeHeight="251659264" behindDoc="0" locked="0" layoutInCell="1" allowOverlap="1" wp14:anchorId="6FF31497" wp14:editId="015BCA15">
-            <wp:simplePos x="0" y="0"/>
-            <wp:positionH relativeFrom="margin">
-              <wp:posOffset>-489585</wp:posOffset>
-            </wp:positionH>
-            <wp:positionV relativeFrom="paragraph">
-              <wp:posOffset>259080</wp:posOffset>
-            </wp:positionV>
-            <wp:extent cx="6138252" cy="6868160"/>
-            <wp:effectExtent l="0" t="0" r="0" b="8890"/>
-            <wp:wrapNone/>
-            <wp:docPr id="488727220" name="Imagen 7"/>
+          <wp:inline distT="0" distB="0" distL="0" distR="0" wp14:anchorId="55FB6798" wp14:editId="0AB3B871">
+            <wp:extent cx="5391150" cy="6086475"/>
+            <wp:effectExtent l="0" t="0" r="0" b="9525"/>
+            <wp:docPr id="2121888436" name="Imagen 5"/>
             <wp:cNvGraphicFramePr>
               <a:graphicFrameLocks xmlns:a="http://schemas.openxmlformats.org/drawingml/2006/main" noChangeAspect="1"/>
             </wp:cNvGraphicFramePr>
@@ -15827,7 +13300,7 @@
                     </pic:cNvPicPr>
                   </pic:nvPicPr>
                   <pic:blipFill>
-                    <a:blip r:embed="rId8" cstate="print">
+                    <a:blip r:embed="rId9" cstate="print">
                       <a:extLst>
                         <a:ext uri="{28A0092B-C50C-407E-A947-70E740481C1C}">
                           <a14:useLocalDpi xmlns:a14="http://schemas.microsoft.com/office/drawing/2010/main" val="0"/>
@@ -15842,7 +13315,7 @@
                   <pic:spPr bwMode="auto">
                     <a:xfrm>
                       <a:off x="0" y="0"/>
-                      <a:ext cx="6148118" cy="6879199"/>
+                      <a:ext cx="5391150" cy="6086475"/>
                     </a:xfrm>
                     <a:prstGeom prst="rect">
                       <a:avLst/>
@@ -15855,19 +13328,13 @@
                 </pic:pic>
               </a:graphicData>
             </a:graphic>
-            <wp14:sizeRelH relativeFrom="margin">
-              <wp14:pctWidth>0</wp14:pctWidth>
-            </wp14:sizeRelH>
-            <wp14:sizeRelV relativeFrom="margin">
-              <wp14:pctHeight>0</wp14:pctHeight>
-            </wp14:sizeRelV>
-          </wp:anchor>
+          </wp:inline>
         </w:drawing>
       </w:r>
     </w:p>
     <w:p/>
     <w:sectPr>
-      <w:headerReference w:type="default" r:id="rId9"/>
+      <w:headerReference w:type="default" r:id="rId10"/>
       <w:pgSz w:w="11906" w:h="16838"/>
       <w:pgMar w:top="1417" w:right="1701" w:bottom="1417" w:left="1701" w:header="708" w:footer="708" w:gutter="0"/>
       <w:pgNumType w:start="1"/>
@@ -16853,6 +14320,7 @@
   <w:style w:type="character" w:default="1" w:styleId="Fuentedeprrafopredeter">
     <w:name w:val="Default Paragraph Font"/>
     <w:uiPriority w:val="1"/>
+    <w:semiHidden/>
     <w:unhideWhenUsed/>
   </w:style>
   <w:style w:type="table" w:default="1" w:styleId="Tablanormal">
@@ -17916,12 +15384,24 @@
 </file>
 
 <file path=customXml/item1.xml><?xml version="1.0" encoding="utf-8"?>
+<b:Sources xmlns:b="http://schemas.openxmlformats.org/officeDocument/2006/bibliography" xmlns="http://schemas.openxmlformats.org/officeDocument/2006/bibliography" SelectedStyle="\APASixthEditionOfficeOnline.xsl" StyleName="APA" Version="6"/>
+</file>
+
+<file path=customXml/item2.xml><?xml version="1.0" encoding="utf-8"?>
 <go:gDocsCustomXmlDataStorage xmlns:go="http://customooxmlschemas.google.com/" xmlns:r="http://schemas.openxmlformats.org/officeDocument/2006/relationships" uri="GoogleDocsCustomDataVersion2">
   <go:docsCustomData xmlns:go="http://customooxmlschemas.google.com/" roundtripDataSignature="AMtx7milIbG4QMKSUStA+gU8gryblqXONA==">CgMxLjA4AHIhMWZQSElhbWdsNmlWVnZ4elVSOVd3bHZuZHhtTDlRakxU</go:docsCustomData>
 </go:gDocsCustomXmlDataStorage>
 </file>
 
 <file path=customXml/itemProps1.xml><?xml version="1.0" encoding="utf-8"?>
+<ds:datastoreItem xmlns:ds="http://schemas.openxmlformats.org/officeDocument/2006/customXml" ds:itemID="{923B5468-88A6-4D9A-A444-A4F22387BE70}">
+  <ds:schemaRefs>
+    <ds:schemaRef ds:uri="http://schemas.openxmlformats.org/officeDocument/2006/bibliography"/>
+  </ds:schemaRefs>
+</ds:datastoreItem>
+</file>
+
+<file path=customXml/itemProps2.xml><?xml version="1.0" encoding="utf-8"?>
 <ds:datastoreItem xmlns:ds="http://schemas.openxmlformats.org/officeDocument/2006/customXml" ds:itemID="{11111111-1234-1234-1234-123412341234}">
   <ds:schemaRefs>
     <ds:schemaRef ds:uri="http://customooxmlschemas.google.com/"/>

--- a/Fase1/Evidencias Grupales/1.5_GuiaEstudiante_Fase 1_Definicion Proyecto APT .docx
+++ b/Fase1/Evidencias Grupales/1.5_GuiaEstudiante_Fase 1_Definicion Proyecto APT .docx
@@ -519,7 +519,35 @@
                 <w:b/>
                 <w:bCs/>
               </w:rPr>
-              <w:t>Cristóbal Oyarzun - Sebastián Cabrera – Matias Rosales</w:t>
+              <w:t>Cristóbal</w:t>
+            </w:r>
+            <w:r>
+              <w:rPr>
+                <w:b/>
+                <w:bCs/>
+              </w:rPr>
+              <w:t xml:space="preserve"> Oyarzun - </w:t>
+            </w:r>
+            <w:r>
+              <w:rPr>
+                <w:b/>
+                <w:bCs/>
+              </w:rPr>
+              <w:t>Sebastián</w:t>
+            </w:r>
+            <w:r>
+              <w:rPr>
+                <w:b/>
+                <w:bCs/>
+              </w:rPr>
+              <w:t xml:space="preserve"> Cabrera</w:t>
+            </w:r>
+            <w:r>
+              <w:rPr>
+                <w:b/>
+                <w:bCs/>
+              </w:rPr>
+              <w:t xml:space="preserve"> – Matias Rosales</w:t>
             </w:r>
           </w:p>
         </w:tc>
@@ -1329,7 +1357,15 @@
             </w:r>
             <w:r>
               <w:lastRenderedPageBreak/>
-              <w:t xml:space="preserve">la nube junto con los datos entregados del producto owner para poder realizar </w:t>
+              <w:t xml:space="preserve">la nube junto con los datos entregados del producto </w:t>
+            </w:r>
+            <w:proofErr w:type="spellStart"/>
+            <w:r>
+              <w:t>owner</w:t>
+            </w:r>
+            <w:proofErr w:type="spellEnd"/>
+            <w:r>
+              <w:t xml:space="preserve"> para poder realizar </w:t>
             </w:r>
             <w:r>
               <w:t>la aplicación móvil, la API y la base de datos. Como facilitador se cuenta con una planificación progresiva y reuniones de seguimiento; como dificultad, la integración entre los módulos y componentes puede requerir correcciones y pruebas, situación que se aborda mediante pruebas funcionales, corrección de errores y validación de la persistencia de los datos.</w:t>
@@ -1337,11 +1373,21 @@
             <w:r>
               <w:t xml:space="preserve"> También es un riesgo la poca participación del </w:t>
             </w:r>
-            <w:r>
-              <w:t xml:space="preserve">Product </w:t>
-            </w:r>
-            <w:r>
-              <w:t xml:space="preserve">owner </w:t>
+            <w:proofErr w:type="spellStart"/>
+            <w:r>
+              <w:t>Product</w:t>
+            </w:r>
+            <w:proofErr w:type="spellEnd"/>
+            <w:r>
+              <w:t xml:space="preserve"> </w:t>
+            </w:r>
+            <w:proofErr w:type="spellStart"/>
+            <w:r>
+              <w:t>owner</w:t>
+            </w:r>
+            <w:proofErr w:type="spellEnd"/>
+            <w:r>
+              <w:t xml:space="preserve"> </w:t>
             </w:r>
             <w:r>
               <w:t xml:space="preserve">para que el equipo pueda recibir </w:t>
@@ -1803,16 +1849,27 @@
           </w:p>
           <w:p>
             <w:r>
-              <w:t xml:space="preserve">Durante el desarrollo de todos los sprint menos el 0 se realizará un Sprint </w:t>
-            </w:r>
+              <w:t xml:space="preserve">Durante el desarrollo de todos los sprint menos el 0 se </w:t>
+            </w:r>
+            <w:r>
+              <w:t>realizará</w:t>
+            </w:r>
+            <w:r>
+              <w:t xml:space="preserve"> un Sprint </w:t>
+            </w:r>
+            <w:proofErr w:type="spellStart"/>
             <w:r>
               <w:t>Planning</w:t>
             </w:r>
+            <w:proofErr w:type="spellEnd"/>
             <w:r>
               <w:t xml:space="preserve">, Durante el desarrollo de los sprint de manera diaria un </w:t>
             </w:r>
             <w:r>
-              <w:t xml:space="preserve">Daily </w:t>
+              <w:t>Daily</w:t>
+            </w:r>
+            <w:r>
+              <w:t xml:space="preserve"> </w:t>
             </w:r>
             <w:proofErr w:type="gramStart"/>
             <w:r>
@@ -1823,10 +1880,34 @@
               <w:t xml:space="preserve">, al terminar el desarrollo del módulo o módulos desarrollado durante los sprint se realizar un </w:t>
             </w:r>
             <w:r>
-              <w:t xml:space="preserve">Sprint Review </w:t>
-            </w:r>
-            <w:r>
-              <w:t xml:space="preserve">con el Product owner y el scrum </w:t>
+              <w:t xml:space="preserve">Sprint </w:t>
+            </w:r>
+            <w:proofErr w:type="spellStart"/>
+            <w:r>
+              <w:t>Review</w:t>
+            </w:r>
+            <w:proofErr w:type="spellEnd"/>
+            <w:r>
+              <w:t xml:space="preserve"> </w:t>
+            </w:r>
+            <w:r>
+              <w:t xml:space="preserve">con el </w:t>
+            </w:r>
+            <w:proofErr w:type="spellStart"/>
+            <w:r>
+              <w:t>Product</w:t>
+            </w:r>
+            <w:proofErr w:type="spellEnd"/>
+            <w:r>
+              <w:t xml:space="preserve"> </w:t>
+            </w:r>
+            <w:proofErr w:type="spellStart"/>
+            <w:r>
+              <w:t>owner</w:t>
+            </w:r>
+            <w:proofErr w:type="spellEnd"/>
+            <w:r>
+              <w:t xml:space="preserve"> y el scrum </w:t>
             </w:r>
             <w:proofErr w:type="gramStart"/>
             <w:r>
@@ -1845,7 +1926,15 @@
           </w:p>
           <w:p>
             <w:r>
-              <w:t>En el Sprint 0 se realizará la definición y planificación del proyecto, identificando necesidades, requerimientos funcionales y no funcionales, historias de usuario, arquitectura tecnológica, Product Backlog y prioridades de desarrollo.</w:t>
+              <w:t xml:space="preserve">En el Sprint 0 se realizará la definición y planificación del proyecto, identificando necesidades, requerimientos funcionales y no funcionales, historias de usuario, arquitectura tecnológica, </w:t>
+            </w:r>
+            <w:proofErr w:type="spellStart"/>
+            <w:r>
+              <w:t>Product</w:t>
+            </w:r>
+            <w:proofErr w:type="spellEnd"/>
+            <w:r>
+              <w:t xml:space="preserve"> Backlog y prioridades de desarrollo.</w:t>
             </w:r>
             <w:r>
               <w:t xml:space="preserve"> </w:t>
@@ -2550,7 +2639,24 @@
           </w:tcPr>
           <w:p>
             <w:r>
-              <w:t>Módulos funcionales de las características de la aplicación RUTAGEST que se entregaran al completar las tareas del sprint y se le entregaran al producto owner.</w:t>
+              <w:t>Módulos</w:t>
+            </w:r>
+            <w:r>
+              <w:t xml:space="preserve"> funcionales de las características de la aplicación </w:t>
+            </w:r>
+            <w:r>
+              <w:t>RUTAGEST</w:t>
+            </w:r>
+            <w:r>
+              <w:t xml:space="preserve"> que se entregaran al completar las tareas del sprint y se le entregaran al producto </w:t>
+            </w:r>
+            <w:proofErr w:type="spellStart"/>
+            <w:r>
+              <w:t>owner</w:t>
+            </w:r>
+            <w:proofErr w:type="spellEnd"/>
+            <w:r>
+              <w:t>.</w:t>
             </w:r>
           </w:p>
         </w:tc>
@@ -2606,8 +2712,27 @@
           </w:tcPr>
           <w:p>
             <w:r>
-              <w:t>Permite validar los requisitos funcionales del sistema RUTAGEST y sirve como base objetiva para que la Product Owner realice las pruebas de aceptación en cada Sprint Review</w:t>
-            </w:r>
+              <w:t xml:space="preserve">Permite validar los requisitos funcionales del sistema </w:t>
+            </w:r>
+            <w:r>
+              <w:t>RUTAGEST</w:t>
+            </w:r>
+            <w:r>
+              <w:t xml:space="preserve"> y sirve como base objetiva para que la </w:t>
+            </w:r>
+            <w:proofErr w:type="spellStart"/>
+            <w:r>
+              <w:t>Product</w:t>
+            </w:r>
+            <w:proofErr w:type="spellEnd"/>
+            <w:r>
+              <w:t xml:space="preserve"> Owner realice las pruebas de aceptación en cada Sprint </w:t>
+            </w:r>
+            <w:proofErr w:type="spellStart"/>
+            <w:r>
+              <w:t>Review</w:t>
+            </w:r>
+            <w:proofErr w:type="spellEnd"/>
           </w:p>
         </w:tc>
       </w:tr>
@@ -2777,8 +2902,13 @@
             <w:tcW w:w="1843" w:type="dxa"/>
           </w:tcPr>
           <w:p>
-            <w:r>
-              <w:t>Product Backlog</w:t>
+            <w:proofErr w:type="spellStart"/>
+            <w:r>
+              <w:t>Product</w:t>
+            </w:r>
+            <w:proofErr w:type="spellEnd"/>
+            <w:r>
+              <w:t xml:space="preserve"> Backlog</w:t>
             </w:r>
           </w:p>
         </w:tc>
@@ -2798,7 +2928,13 @@
           </w:tcPr>
           <w:p>
             <w:r>
-              <w:t>Permite evidenciar el levantamiento funcional del sistema RUTAGEST y la planificación inicial del alcance.</w:t>
+              <w:t xml:space="preserve">Permite evidenciar el levantamiento funcional del sistema </w:t>
+            </w:r>
+            <w:r>
+              <w:t>RUTAGEST</w:t>
+            </w:r>
+            <w:r>
+              <w:t xml:space="preserve"> y la planificación inicial del alcance.</w:t>
             </w:r>
           </w:p>
         </w:tc>
@@ -2860,7 +2996,15 @@
           </w:tcPr>
           <w:p>
             <w:r>
-              <w:t>Permite validar la ejecución real del marco de trabajo Scrum y la interacción con la Product Owner y Scrum Máster</w:t>
+              <w:t xml:space="preserve">Permite validar la ejecución real del marco de trabajo Scrum y la interacción con la </w:t>
+            </w:r>
+            <w:proofErr w:type="spellStart"/>
+            <w:r>
+              <w:t>Product</w:t>
+            </w:r>
+            <w:proofErr w:type="spellEnd"/>
+            <w:r>
+              <w:t xml:space="preserve"> Owner y Scrum Máster</w:t>
             </w:r>
           </w:p>
         </w:tc>
@@ -2885,8 +3029,13 @@
           </w:tcPr>
           <w:p>
             <w:r>
-              <w:t>Sprint Planning</w:t>
-            </w:r>
+              <w:t xml:space="preserve">Sprint </w:t>
+            </w:r>
+            <w:proofErr w:type="spellStart"/>
+            <w:r>
+              <w:t>Planning</w:t>
+            </w:r>
+            <w:proofErr w:type="spellEnd"/>
           </w:p>
         </w:tc>
         <w:tc>
@@ -3055,8 +3204,13 @@
           </w:tcPr>
           <w:p>
             <w:r>
-              <w:t>Sprint Review</w:t>
-            </w:r>
+              <w:t xml:space="preserve">Sprint </w:t>
+            </w:r>
+            <w:proofErr w:type="spellStart"/>
+            <w:r>
+              <w:t>Review</w:t>
+            </w:r>
+            <w:proofErr w:type="spellEnd"/>
           </w:p>
         </w:tc>
         <w:tc>
@@ -3081,15 +3235,15 @@
             </w:r>
             <w:proofErr w:type="spellEnd"/>
             <w:r>
-              <w:t xml:space="preserve"> owner donde este dirá las críticas que tenga con el </w:t>
+              <w:t xml:space="preserve"> </w:t>
             </w:r>
             <w:proofErr w:type="spellStart"/>
             <w:r>
-              <w:t>modulo</w:t>
+              <w:t>owner</w:t>
             </w:r>
             <w:proofErr w:type="spellEnd"/>
             <w:r>
-              <w:t xml:space="preserve"> entregado para que así el scrum </w:t>
+              <w:t xml:space="preserve"> donde este dirá las críticas que tenga con el modulo entregado para que así el scrum </w:t>
             </w:r>
             <w:proofErr w:type="gramStart"/>
             <w:r>
@@ -3115,7 +3269,15 @@
           </w:tcPr>
           <w:p>
             <w:r>
-              <w:t>Permite validar el incremento de software entregado directamente con el Product Owner, asegurando que se cumpla con las expectativas del negocio antes de avanzar</w:t>
+              <w:t xml:space="preserve">Permite validar el incremento de software entregado directamente con el </w:t>
+            </w:r>
+            <w:proofErr w:type="spellStart"/>
+            <w:r>
+              <w:t>Product</w:t>
+            </w:r>
+            <w:proofErr w:type="spellEnd"/>
+            <w:r>
+              <w:t xml:space="preserve"> Owner, asegurando que se cumpla con las expectativas del negocio antes de avanzar</w:t>
             </w:r>
           </w:p>
         </w:tc>
@@ -3713,7 +3875,35 @@
                 <w:rFonts w:ascii="Aptos Narrow" w:eastAsia="Times New Roman" w:hAnsi="Aptos Narrow" w:cs="Times New Roman"/>
                 <w:color w:val="1F3864"/>
               </w:rPr>
-              <w:t>Duración de la actividad (días hábiles)</w:t>
+              <w:t xml:space="preserve">Duración de la </w:t>
+            </w:r>
+            <w:r>
+              <w:rPr>
+                <w:rFonts w:ascii="Aptos Narrow" w:eastAsia="Times New Roman" w:hAnsi="Aptos Narrow" w:cs="Times New Roman"/>
+                <w:color w:val="1F3864"/>
+              </w:rPr>
+              <w:t>actividad (días</w:t>
+            </w:r>
+            <w:r>
+              <w:rPr>
+                <w:rFonts w:ascii="Aptos Narrow" w:eastAsia="Times New Roman" w:hAnsi="Aptos Narrow" w:cs="Times New Roman"/>
+                <w:color w:val="1F3864"/>
+              </w:rPr>
+              <w:t xml:space="preserve"> </w:t>
+            </w:r>
+            <w:r>
+              <w:rPr>
+                <w:rFonts w:ascii="Aptos Narrow" w:eastAsia="Times New Roman" w:hAnsi="Aptos Narrow" w:cs="Times New Roman"/>
+                <w:color w:val="1F3864"/>
+              </w:rPr>
+              <w:t>hábiles</w:t>
+            </w:r>
+            <w:r>
+              <w:rPr>
+                <w:rFonts w:ascii="Aptos Narrow" w:eastAsia="Times New Roman" w:hAnsi="Aptos Narrow" w:cs="Times New Roman"/>
+                <w:color w:val="1F3864"/>
+              </w:rPr>
+              <w:t>)</w:t>
             </w:r>
           </w:p>
         </w:tc>
@@ -3808,7 +3998,21 @@
                 <w:rFonts w:ascii="Aptos Narrow" w:eastAsia="Times New Roman" w:hAnsi="Aptos Narrow" w:cs="Times New Roman"/>
                 <w:color w:val="000000"/>
               </w:rPr>
-              <w:t xml:space="preserve"> Diseño y gestión de requisitos, Desarrollo de software, Gestión de proyectos informáticos, Gestión de riesgos, Arquitectura, Calidad de software y Programación base de datos</w:t>
+              <w:t xml:space="preserve"> Diseño y gestión de requisitos, Desarrollo de software, Gestión de proyectos informáticos, Gestión de riesgos, </w:t>
+            </w:r>
+            <w:r>
+              <w:rPr>
+                <w:rFonts w:ascii="Aptos Narrow" w:eastAsia="Times New Roman" w:hAnsi="Aptos Narrow" w:cs="Times New Roman"/>
+                <w:color w:val="000000"/>
+              </w:rPr>
+              <w:t>Arquitectura, Calidad</w:t>
+            </w:r>
+            <w:r>
+              <w:rPr>
+                <w:rFonts w:ascii="Aptos Narrow" w:eastAsia="Times New Roman" w:hAnsi="Aptos Narrow" w:cs="Times New Roman"/>
+                <w:color w:val="000000"/>
+              </w:rPr>
+              <w:t xml:space="preserve"> de software y Programación base de datos</w:t>
             </w:r>
           </w:p>
         </w:tc>
@@ -3868,7 +4072,23 @@
                 <w:rFonts w:ascii="Aptos Narrow" w:eastAsia="Times New Roman" w:hAnsi="Aptos Narrow" w:cs="Times New Roman"/>
                 <w:color w:val="000000"/>
               </w:rPr>
-              <w:t>Identificar necesidades, requerimientos funcionales y no funcionales, historias de usuario, arquitectura tecnológica, Product Backlog y prioridades.</w:t>
+              <w:t xml:space="preserve">Identificar necesidades, requerimientos funcionales y no funcionales, historias de usuario, arquitectura tecnológica, </w:t>
+            </w:r>
+            <w:proofErr w:type="spellStart"/>
+            <w:r>
+              <w:rPr>
+                <w:rFonts w:ascii="Aptos Narrow" w:eastAsia="Times New Roman" w:hAnsi="Aptos Narrow" w:cs="Times New Roman"/>
+                <w:color w:val="000000"/>
+              </w:rPr>
+              <w:t>Product</w:t>
+            </w:r>
+            <w:proofErr w:type="spellEnd"/>
+            <w:r>
+              <w:rPr>
+                <w:rFonts w:ascii="Aptos Narrow" w:eastAsia="Times New Roman" w:hAnsi="Aptos Narrow" w:cs="Times New Roman"/>
+                <w:color w:val="000000"/>
+              </w:rPr>
+              <w:t xml:space="preserve"> Backlog y prioridades.</w:t>
             </w:r>
           </w:p>
         </w:tc>
@@ -3928,7 +4148,14 @@
                 <w:rFonts w:ascii="Aptos Narrow" w:eastAsia="Times New Roman" w:hAnsi="Aptos Narrow" w:cs="Times New Roman"/>
                 <w:color w:val="000000"/>
               </w:rPr>
-              <w:t>7 días</w:t>
+              <w:t xml:space="preserve">7 </w:t>
+            </w:r>
+            <w:r>
+              <w:rPr>
+                <w:rFonts w:ascii="Aptos Narrow" w:eastAsia="Times New Roman" w:hAnsi="Aptos Narrow" w:cs="Times New Roman"/>
+                <w:color w:val="000000"/>
+              </w:rPr>
+              <w:t>días</w:t>
             </w:r>
           </w:p>
         </w:tc>
@@ -3958,7 +4185,21 @@
                 <w:rFonts w:ascii="Aptos Narrow" w:eastAsia="Times New Roman" w:hAnsi="Aptos Narrow" w:cs="Times New Roman"/>
                 <w:color w:val="000000"/>
               </w:rPr>
-              <w:t>Cristóbal Oyarzun, Sebastián Cabrera</w:t>
+              <w:t xml:space="preserve">Cristóbal </w:t>
+            </w:r>
+            <w:r>
+              <w:rPr>
+                <w:rFonts w:ascii="Aptos Narrow" w:eastAsia="Times New Roman" w:hAnsi="Aptos Narrow" w:cs="Times New Roman"/>
+                <w:color w:val="000000"/>
+              </w:rPr>
+              <w:t>Oyarzun,</w:t>
+            </w:r>
+            <w:r>
+              <w:rPr>
+                <w:rFonts w:ascii="Aptos Narrow" w:eastAsia="Times New Roman" w:hAnsi="Aptos Narrow" w:cs="Times New Roman"/>
+                <w:color w:val="000000"/>
+              </w:rPr>
+              <w:t xml:space="preserve"> Sebastián Cabrera y Matias Rosales</w:t>
             </w:r>
           </w:p>
         </w:tc>
@@ -4023,7 +4264,21 @@
                 <w:rFonts w:ascii="Aptos Narrow" w:eastAsia="Times New Roman" w:hAnsi="Aptos Narrow" w:cs="Times New Roman"/>
                 <w:color w:val="000000"/>
               </w:rPr>
-              <w:t>Diseño y gestión de requisitos</w:t>
+              <w:t xml:space="preserve">Diseño y </w:t>
+            </w:r>
+            <w:r>
+              <w:rPr>
+                <w:rFonts w:ascii="Aptos Narrow" w:eastAsia="Times New Roman" w:hAnsi="Aptos Narrow" w:cs="Times New Roman"/>
+                <w:color w:val="000000"/>
+              </w:rPr>
+              <w:t>gestión</w:t>
+            </w:r>
+            <w:r>
+              <w:rPr>
+                <w:rFonts w:ascii="Aptos Narrow" w:eastAsia="Times New Roman" w:hAnsi="Aptos Narrow" w:cs="Times New Roman"/>
+                <w:color w:val="000000"/>
+              </w:rPr>
+              <w:t xml:space="preserve"> de requisitos</w:t>
             </w:r>
           </w:p>
         </w:tc>
@@ -4172,7 +4427,21 @@
                 <w:rFonts w:ascii="Aptos Narrow" w:eastAsia="Times New Roman" w:hAnsi="Aptos Narrow" w:cs="Times New Roman"/>
                 <w:color w:val="000000"/>
               </w:rPr>
-              <w:t>Cristóbal Oyarzun, Sebastián Cabrera</w:t>
+              <w:t xml:space="preserve">Cristóbal </w:t>
+            </w:r>
+            <w:r>
+              <w:rPr>
+                <w:rFonts w:ascii="Aptos Narrow" w:eastAsia="Times New Roman" w:hAnsi="Aptos Narrow" w:cs="Times New Roman"/>
+                <w:color w:val="000000"/>
+              </w:rPr>
+              <w:t>Oyarzun,</w:t>
+            </w:r>
+            <w:r>
+              <w:rPr>
+                <w:rFonts w:ascii="Aptos Narrow" w:eastAsia="Times New Roman" w:hAnsi="Aptos Narrow" w:cs="Times New Roman"/>
+                <w:color w:val="000000"/>
+              </w:rPr>
+              <w:t xml:space="preserve"> Sebastián Cabrera y Matias Rosales</w:t>
             </w:r>
           </w:p>
         </w:tc>
@@ -4376,9 +4645,20 @@
             <w:r>
               <w:rPr>
                 <w:rFonts w:ascii="Aptos Narrow" w:eastAsia="Times New Roman" w:hAnsi="Aptos Narrow" w:cs="Times New Roman"/>
-                <w:color w:val="000000"/>
-              </w:rPr>
-              <w:t>Cristóbal Oyarzun, Sebastián Cabrera</w:t>
+              </w:rPr>
+              <w:t xml:space="preserve">Cristóbal </w:t>
+            </w:r>
+            <w:r>
+              <w:rPr>
+                <w:rFonts w:ascii="Aptos Narrow" w:eastAsia="Times New Roman" w:hAnsi="Aptos Narrow" w:cs="Times New Roman"/>
+              </w:rPr>
+              <w:t>Oyarzun,</w:t>
+            </w:r>
+            <w:r>
+              <w:rPr>
+                <w:rFonts w:ascii="Aptos Narrow" w:eastAsia="Times New Roman" w:hAnsi="Aptos Narrow" w:cs="Times New Roman"/>
+              </w:rPr>
+              <w:t xml:space="preserve"> Sebastián Cabrera y Matias Rosales</w:t>
             </w:r>
           </w:p>
         </w:tc>
@@ -4465,11 +4745,19 @@
                 <w:rFonts w:ascii="Aptos Narrow" w:eastAsia="Times New Roman" w:hAnsi="Aptos Narrow" w:cs="Times New Roman"/>
               </w:rPr>
             </w:pPr>
-            <w:r>
-              <w:rPr>
-                <w:rFonts w:ascii="Aptos Narrow" w:eastAsia="Times New Roman" w:hAnsi="Aptos Narrow" w:cs="Times New Roman"/>
-              </w:rPr>
-              <w:t>Product Backlog</w:t>
+            <w:proofErr w:type="spellStart"/>
+            <w:r>
+              <w:rPr>
+                <w:rFonts w:ascii="Aptos Narrow" w:eastAsia="Times New Roman" w:hAnsi="Aptos Narrow" w:cs="Times New Roman"/>
+              </w:rPr>
+              <w:t>Product</w:t>
+            </w:r>
+            <w:proofErr w:type="spellEnd"/>
+            <w:r>
+              <w:rPr>
+                <w:rFonts w:ascii="Aptos Narrow" w:eastAsia="Times New Roman" w:hAnsi="Aptos Narrow" w:cs="Times New Roman"/>
+              </w:rPr>
+              <w:t xml:space="preserve"> Backlog</w:t>
             </w:r>
           </w:p>
         </w:tc>
@@ -4580,9 +4868,20 @@
             <w:r>
               <w:rPr>
                 <w:rFonts w:ascii="Aptos Narrow" w:eastAsia="Times New Roman" w:hAnsi="Aptos Narrow" w:cs="Times New Roman"/>
-                <w:color w:val="000000"/>
-              </w:rPr>
-              <w:t>Cristóbal Oyarzun, Sebastián Cabrera</w:t>
+              </w:rPr>
+              <w:t xml:space="preserve">Cristóbal </w:t>
+            </w:r>
+            <w:r>
+              <w:rPr>
+                <w:rFonts w:ascii="Aptos Narrow" w:eastAsia="Times New Roman" w:hAnsi="Aptos Narrow" w:cs="Times New Roman"/>
+              </w:rPr>
+              <w:t>Oyarzun,</w:t>
+            </w:r>
+            <w:r>
+              <w:rPr>
+                <w:rFonts w:ascii="Aptos Narrow" w:eastAsia="Times New Roman" w:hAnsi="Aptos Narrow" w:cs="Times New Roman"/>
+              </w:rPr>
+              <w:t xml:space="preserve"> Sebastián Cabrera y Matias Rosales</w:t>
             </w:r>
           </w:p>
         </w:tc>
@@ -4624,7 +4923,21 @@
               <w:rPr>
                 <w:rFonts w:ascii="Aptos Narrow" w:eastAsia="Times New Roman" w:hAnsi="Aptos Narrow" w:cs="Times New Roman"/>
               </w:rPr>
-              <w:t xml:space="preserve"> owner si le gusto como quedo</w:t>
+              <w:t xml:space="preserve"> </w:t>
+            </w:r>
+            <w:proofErr w:type="spellStart"/>
+            <w:r>
+              <w:rPr>
+                <w:rFonts w:ascii="Aptos Narrow" w:eastAsia="Times New Roman" w:hAnsi="Aptos Narrow" w:cs="Times New Roman"/>
+              </w:rPr>
+              <w:t>owner</w:t>
+            </w:r>
+            <w:proofErr w:type="spellEnd"/>
+            <w:r>
+              <w:rPr>
+                <w:rFonts w:ascii="Aptos Narrow" w:eastAsia="Times New Roman" w:hAnsi="Aptos Narrow" w:cs="Times New Roman"/>
+              </w:rPr>
+              <w:t xml:space="preserve"> si le gusto como quedo</w:t>
             </w:r>
           </w:p>
         </w:tc>
@@ -4659,7 +4972,14 @@
                 <w:rFonts w:ascii="Aptos Narrow" w:eastAsia="Times New Roman" w:hAnsi="Aptos Narrow" w:cs="Times New Roman"/>
                 <w:color w:val="000000"/>
               </w:rPr>
-              <w:t>Gestión de riesgos</w:t>
+              <w:t>Gestión</w:t>
+            </w:r>
+            <w:r>
+              <w:rPr>
+                <w:rFonts w:ascii="Aptos Narrow" w:eastAsia="Times New Roman" w:hAnsi="Aptos Narrow" w:cs="Times New Roman"/>
+                <w:color w:val="000000"/>
+              </w:rPr>
+              <w:t xml:space="preserve"> de riesgos</w:t>
             </w:r>
           </w:p>
         </w:tc>
@@ -4715,7 +5035,19 @@
               <w:rPr>
                 <w:rFonts w:ascii="Aptos Narrow" w:eastAsia="Times New Roman" w:hAnsi="Aptos Narrow" w:cs="Times New Roman"/>
               </w:rPr>
-              <w:t>Tomar los riesgos iniciales del proyecto junto con el plan de mitigación para controlar el riesgo</w:t>
+              <w:t xml:space="preserve">Tomar los riesgos iniciales del proyecto junto con el plan de </w:t>
+            </w:r>
+            <w:r>
+              <w:rPr>
+                <w:rFonts w:ascii="Aptos Narrow" w:eastAsia="Times New Roman" w:hAnsi="Aptos Narrow" w:cs="Times New Roman"/>
+              </w:rPr>
+              <w:t>mitigación</w:t>
+            </w:r>
+            <w:r>
+              <w:rPr>
+                <w:rFonts w:ascii="Aptos Narrow" w:eastAsia="Times New Roman" w:hAnsi="Aptos Narrow" w:cs="Times New Roman"/>
+              </w:rPr>
+              <w:t xml:space="preserve"> para controlar el riesgo</w:t>
             </w:r>
           </w:p>
         </w:tc>
@@ -4743,7 +5075,43 @@
               <w:rPr>
                 <w:rFonts w:ascii="Aptos Narrow" w:eastAsia="Times New Roman" w:hAnsi="Aptos Narrow" w:cs="Times New Roman"/>
               </w:rPr>
-              <w:t>RF, RNF, Carta Gantt, historias de usuario+ criterios de aceptación+ arquitectura del sistema</w:t>
+              <w:t xml:space="preserve">RF, </w:t>
+            </w:r>
+            <w:r>
+              <w:rPr>
+                <w:rFonts w:ascii="Aptos Narrow" w:eastAsia="Times New Roman" w:hAnsi="Aptos Narrow" w:cs="Times New Roman"/>
+              </w:rPr>
+              <w:t>RNF,</w:t>
+            </w:r>
+            <w:r>
+              <w:rPr>
+                <w:rFonts w:ascii="Aptos Narrow" w:eastAsia="Times New Roman" w:hAnsi="Aptos Narrow" w:cs="Times New Roman"/>
+              </w:rPr>
+              <w:t xml:space="preserve"> Carta </w:t>
+            </w:r>
+            <w:r>
+              <w:rPr>
+                <w:rFonts w:ascii="Aptos Narrow" w:eastAsia="Times New Roman" w:hAnsi="Aptos Narrow" w:cs="Times New Roman"/>
+              </w:rPr>
+              <w:t>Gantt</w:t>
+            </w:r>
+            <w:r>
+              <w:rPr>
+                <w:rFonts w:ascii="Aptos Narrow" w:eastAsia="Times New Roman" w:hAnsi="Aptos Narrow" w:cs="Times New Roman"/>
+              </w:rPr>
+              <w:t xml:space="preserve">, historias de usuario+ criterios de </w:t>
+            </w:r>
+            <w:r>
+              <w:rPr>
+                <w:rFonts w:ascii="Aptos Narrow" w:eastAsia="Times New Roman" w:hAnsi="Aptos Narrow" w:cs="Times New Roman"/>
+              </w:rPr>
+              <w:t>aceptación</w:t>
+            </w:r>
+            <w:r>
+              <w:rPr>
+                <w:rFonts w:ascii="Aptos Narrow" w:eastAsia="Times New Roman" w:hAnsi="Aptos Narrow" w:cs="Times New Roman"/>
+              </w:rPr>
+              <w:t>+ arquitectura del sistema</w:t>
             </w:r>
           </w:p>
         </w:tc>
@@ -4771,7 +5139,13 @@
               <w:rPr>
                 <w:rFonts w:ascii="Aptos Narrow" w:eastAsia="Times New Roman" w:hAnsi="Aptos Narrow" w:cs="Times New Roman"/>
               </w:rPr>
-              <w:t>1 día</w:t>
+              <w:t xml:space="preserve">1 </w:t>
+            </w:r>
+            <w:r>
+              <w:rPr>
+                <w:rFonts w:ascii="Aptos Narrow" w:eastAsia="Times New Roman" w:hAnsi="Aptos Narrow" w:cs="Times New Roman"/>
+              </w:rPr>
+              <w:t>día</w:t>
             </w:r>
           </w:p>
         </w:tc>
@@ -4799,7 +5173,7 @@
               <w:rPr>
                 <w:rFonts w:ascii="Aptos Narrow" w:eastAsia="Times New Roman" w:hAnsi="Aptos Narrow" w:cs="Times New Roman"/>
               </w:rPr>
-              <w:t>Cristóbal Oyarzun</w:t>
+              <w:t>Matias Rosales</w:t>
             </w:r>
           </w:p>
         </w:tc>
@@ -4827,7 +5201,26 @@
               <w:rPr>
                 <w:rFonts w:ascii="Aptos Narrow" w:eastAsia="Times New Roman" w:hAnsi="Aptos Narrow" w:cs="Times New Roman"/>
               </w:rPr>
-              <w:t>Debe revisarse por los miembros del equipo y poder establecer el colchón para los riesgos</w:t>
+              <w:t xml:space="preserve">Debe revisarse por los miembros del equipo y poder establecer el </w:t>
+            </w:r>
+            <w:r>
+              <w:rPr>
+                <w:rFonts w:ascii="Aptos Narrow" w:eastAsia="Times New Roman" w:hAnsi="Aptos Narrow" w:cs="Times New Roman"/>
+              </w:rPr>
+              <w:t>colchón</w:t>
+            </w:r>
+            <w:r>
+              <w:rPr>
+                <w:rFonts w:ascii="Aptos Narrow" w:eastAsia="Times New Roman" w:hAnsi="Aptos Narrow" w:cs="Times New Roman"/>
+              </w:rPr>
+              <w:t xml:space="preserve"> </w:t>
+            </w:r>
+            <w:r>
+              <w:rPr>
+                <w:rFonts w:ascii="Aptos Narrow" w:eastAsia="Times New Roman" w:hAnsi="Aptos Narrow" w:cs="Times New Roman"/>
+              </w:rPr>
+              <w:lastRenderedPageBreak/>
+              <w:t>para los riesgos</w:t>
             </w:r>
           </w:p>
         </w:tc>
@@ -4975,7 +5368,13 @@
               <w:rPr>
                 <w:rFonts w:ascii="Aptos Narrow" w:eastAsia="Times New Roman" w:hAnsi="Aptos Narrow" w:cs="Times New Roman"/>
               </w:rPr>
-              <w:t>2 día</w:t>
+              <w:t xml:space="preserve">2 </w:t>
+            </w:r>
+            <w:r>
+              <w:rPr>
+                <w:rFonts w:ascii="Aptos Narrow" w:eastAsia="Times New Roman" w:hAnsi="Aptos Narrow" w:cs="Times New Roman"/>
+              </w:rPr>
+              <w:t>día</w:t>
             </w:r>
           </w:p>
         </w:tc>
@@ -5003,7 +5402,19 @@
               <w:rPr>
                 <w:rFonts w:ascii="Aptos Narrow" w:eastAsia="Times New Roman" w:hAnsi="Aptos Narrow" w:cs="Times New Roman"/>
               </w:rPr>
-              <w:t xml:space="preserve">Cristóbal Oyarzun, Sebastián Cabrera </w:t>
+              <w:t xml:space="preserve">Cristóbal </w:t>
+            </w:r>
+            <w:r>
+              <w:rPr>
+                <w:rFonts w:ascii="Aptos Narrow" w:eastAsia="Times New Roman" w:hAnsi="Aptos Narrow" w:cs="Times New Roman"/>
+              </w:rPr>
+              <w:t>Oyarzun,</w:t>
+            </w:r>
+            <w:r>
+              <w:rPr>
+                <w:rFonts w:ascii="Aptos Narrow" w:eastAsia="Times New Roman" w:hAnsi="Aptos Narrow" w:cs="Times New Roman"/>
+              </w:rPr>
+              <w:t xml:space="preserve"> Sebastián Cabrera </w:t>
             </w:r>
           </w:p>
         </w:tc>
@@ -5096,7 +5507,14 @@
                 <w:rFonts w:ascii="Aptos Narrow" w:eastAsia="Times New Roman" w:hAnsi="Aptos Narrow" w:cs="Times New Roman"/>
                 <w:color w:val="000000"/>
               </w:rPr>
-              <w:t>Carta Gantt</w:t>
+              <w:t xml:space="preserve">Carta </w:t>
+            </w:r>
+            <w:r>
+              <w:rPr>
+                <w:rFonts w:ascii="Aptos Narrow" w:eastAsia="Times New Roman" w:hAnsi="Aptos Narrow" w:cs="Times New Roman"/>
+                <w:color w:val="000000"/>
+              </w:rPr>
+              <w:t>Gantt</w:t>
             </w:r>
           </w:p>
         </w:tc>
@@ -5126,7 +5544,28 @@
                 <w:rFonts w:ascii="Aptos Narrow" w:eastAsia="Times New Roman" w:hAnsi="Aptos Narrow" w:cs="Times New Roman"/>
                 <w:color w:val="000000"/>
               </w:rPr>
-              <w:t xml:space="preserve">Desarrollar una planificación de a lo largo del proyecto con hitos importantes </w:t>
+              <w:t>Desarrollar</w:t>
+            </w:r>
+            <w:r>
+              <w:rPr>
+                <w:rFonts w:ascii="Aptos Narrow" w:eastAsia="Times New Roman" w:hAnsi="Aptos Narrow" w:cs="Times New Roman"/>
+                <w:color w:val="000000"/>
+              </w:rPr>
+              <w:t xml:space="preserve"> una </w:t>
+            </w:r>
+            <w:r>
+              <w:rPr>
+                <w:rFonts w:ascii="Aptos Narrow" w:eastAsia="Times New Roman" w:hAnsi="Aptos Narrow" w:cs="Times New Roman"/>
+                <w:color w:val="000000"/>
+              </w:rPr>
+              <w:t>planificación</w:t>
+            </w:r>
+            <w:r>
+              <w:rPr>
+                <w:rFonts w:ascii="Aptos Narrow" w:eastAsia="Times New Roman" w:hAnsi="Aptos Narrow" w:cs="Times New Roman"/>
+                <w:color w:val="000000"/>
+              </w:rPr>
+              <w:t xml:space="preserve"> de a lo largo del proyecto con hitos importantes </w:t>
             </w:r>
             <w:proofErr w:type="spellStart"/>
             <w:r>
@@ -5172,7 +5611,49 @@
                 <w:rFonts w:ascii="Aptos Narrow" w:eastAsia="Times New Roman" w:hAnsi="Aptos Narrow" w:cs="Times New Roman"/>
                 <w:color w:val="000000"/>
               </w:rPr>
-              <w:t>RF, RNF, Carta Gantt, historias de usuario+ criterios de aceptación+ arquitectura del sistema</w:t>
+              <w:t xml:space="preserve">RF, </w:t>
+            </w:r>
+            <w:r>
+              <w:rPr>
+                <w:rFonts w:ascii="Aptos Narrow" w:eastAsia="Times New Roman" w:hAnsi="Aptos Narrow" w:cs="Times New Roman"/>
+                <w:color w:val="000000"/>
+              </w:rPr>
+              <w:t>RNF,</w:t>
+            </w:r>
+            <w:r>
+              <w:rPr>
+                <w:rFonts w:ascii="Aptos Narrow" w:eastAsia="Times New Roman" w:hAnsi="Aptos Narrow" w:cs="Times New Roman"/>
+                <w:color w:val="000000"/>
+              </w:rPr>
+              <w:t xml:space="preserve"> Carta </w:t>
+            </w:r>
+            <w:r>
+              <w:rPr>
+                <w:rFonts w:ascii="Aptos Narrow" w:eastAsia="Times New Roman" w:hAnsi="Aptos Narrow" w:cs="Times New Roman"/>
+                <w:color w:val="000000"/>
+              </w:rPr>
+              <w:t>Gantt</w:t>
+            </w:r>
+            <w:r>
+              <w:rPr>
+                <w:rFonts w:ascii="Aptos Narrow" w:eastAsia="Times New Roman" w:hAnsi="Aptos Narrow" w:cs="Times New Roman"/>
+                <w:color w:val="000000"/>
+              </w:rPr>
+              <w:t xml:space="preserve">, historias de usuario+ criterios de </w:t>
+            </w:r>
+            <w:r>
+              <w:rPr>
+                <w:rFonts w:ascii="Aptos Narrow" w:eastAsia="Times New Roman" w:hAnsi="Aptos Narrow" w:cs="Times New Roman"/>
+                <w:color w:val="000000"/>
+              </w:rPr>
+              <w:t>aceptación</w:t>
+            </w:r>
+            <w:r>
+              <w:rPr>
+                <w:rFonts w:ascii="Aptos Narrow" w:eastAsia="Times New Roman" w:hAnsi="Aptos Narrow" w:cs="Times New Roman"/>
+                <w:color w:val="000000"/>
+              </w:rPr>
+              <w:t>+ arquitectura del sistema</w:t>
             </w:r>
           </w:p>
         </w:tc>
@@ -5202,7 +5683,14 @@
                 <w:rFonts w:ascii="Aptos Narrow" w:eastAsia="Times New Roman" w:hAnsi="Aptos Narrow" w:cs="Times New Roman"/>
                 <w:color w:val="000000"/>
               </w:rPr>
-              <w:t>1 día</w:t>
+              <w:t xml:space="preserve">1 </w:t>
+            </w:r>
+            <w:r>
+              <w:rPr>
+                <w:rFonts w:ascii="Aptos Narrow" w:eastAsia="Times New Roman" w:hAnsi="Aptos Narrow" w:cs="Times New Roman"/>
+                <w:color w:val="000000"/>
+              </w:rPr>
+              <w:t>día</w:t>
             </w:r>
           </w:p>
         </w:tc>
@@ -5230,8 +5718,9 @@
             <w:r>
               <w:rPr>
                 <w:rFonts w:ascii="Aptos Narrow" w:eastAsia="Times New Roman" w:hAnsi="Aptos Narrow" w:cs="Times New Roman"/>
-              </w:rPr>
-              <w:t>Cristóbal Oyarzun</w:t>
+                <w:color w:val="000000"/>
+              </w:rPr>
+              <w:t>Matias Rosales</w:t>
             </w:r>
           </w:p>
         </w:tc>
@@ -5261,7 +5750,35 @@
                 <w:rFonts w:ascii="Aptos Narrow" w:eastAsia="Times New Roman" w:hAnsi="Aptos Narrow" w:cs="Times New Roman"/>
                 <w:color w:val="000000"/>
               </w:rPr>
-              <w:t>Mostar con el cliente para comprobar que esté de acuerdo con los tiempos pactados</w:t>
+              <w:t xml:space="preserve">Mostar con el cliente para comprobar que </w:t>
+            </w:r>
+            <w:r>
+              <w:rPr>
+                <w:rFonts w:ascii="Aptos Narrow" w:eastAsia="Times New Roman" w:hAnsi="Aptos Narrow" w:cs="Times New Roman"/>
+                <w:color w:val="000000"/>
+              </w:rPr>
+              <w:t>esté</w:t>
+            </w:r>
+            <w:r>
+              <w:rPr>
+                <w:rFonts w:ascii="Aptos Narrow" w:eastAsia="Times New Roman" w:hAnsi="Aptos Narrow" w:cs="Times New Roman"/>
+                <w:color w:val="000000"/>
+              </w:rPr>
+              <w:t xml:space="preserve"> </w:t>
+            </w:r>
+            <w:r>
+              <w:rPr>
+                <w:rFonts w:ascii="Aptos Narrow" w:eastAsia="Times New Roman" w:hAnsi="Aptos Narrow" w:cs="Times New Roman"/>
+                <w:color w:val="000000"/>
+              </w:rPr>
+              <w:t>de acuerdo</w:t>
+            </w:r>
+            <w:r>
+              <w:rPr>
+                <w:rFonts w:ascii="Aptos Narrow" w:eastAsia="Times New Roman" w:hAnsi="Aptos Narrow" w:cs="Times New Roman"/>
+                <w:color w:val="000000"/>
+              </w:rPr>
+              <w:t xml:space="preserve"> con los tiempos pactados</w:t>
             </w:r>
           </w:p>
         </w:tc>
@@ -5507,7 +6024,14 @@
                 <w:rFonts w:ascii="Aptos Narrow" w:eastAsia="Times New Roman" w:hAnsi="Aptos Narrow" w:cs="Times New Roman"/>
                 <w:color w:val="000000"/>
               </w:rPr>
-              <w:t>Programación base de datos</w:t>
+              <w:t>Programación</w:t>
+            </w:r>
+            <w:r>
+              <w:rPr>
+                <w:rFonts w:ascii="Aptos Narrow" w:eastAsia="Times New Roman" w:hAnsi="Aptos Narrow" w:cs="Times New Roman"/>
+                <w:color w:val="000000"/>
+              </w:rPr>
+              <w:t xml:space="preserve"> base de datos</w:t>
             </w:r>
           </w:p>
         </w:tc>
@@ -5566,7 +6090,21 @@
                 <w:rFonts w:ascii="Aptos Narrow" w:eastAsia="Times New Roman" w:hAnsi="Aptos Narrow" w:cs="Times New Roman"/>
                 <w:color w:val="000000"/>
               </w:rPr>
-              <w:t>Diseñar las estructuras necesarias para Empleados, Vehículos, Usuarios</w:t>
+              <w:t xml:space="preserve">Diseñar las estructuras necesarias para Empleados, </w:t>
+            </w:r>
+            <w:r>
+              <w:rPr>
+                <w:rFonts w:ascii="Aptos Narrow" w:eastAsia="Times New Roman" w:hAnsi="Aptos Narrow" w:cs="Times New Roman"/>
+                <w:color w:val="000000"/>
+              </w:rPr>
+              <w:t>Vehículos</w:t>
+            </w:r>
+            <w:r>
+              <w:rPr>
+                <w:rFonts w:ascii="Aptos Narrow" w:eastAsia="Times New Roman" w:hAnsi="Aptos Narrow" w:cs="Times New Roman"/>
+                <w:color w:val="000000"/>
+              </w:rPr>
+              <w:t>, Usuarios</w:t>
             </w:r>
           </w:p>
         </w:tc>
@@ -5877,7 +6415,13 @@
               <w:rPr>
                 <w:rFonts w:ascii="Aptos Narrow" w:eastAsia="Times New Roman" w:hAnsi="Aptos Narrow" w:cs="Times New Roman"/>
               </w:rPr>
-              <w:t>1 día</w:t>
+              <w:t xml:space="preserve">1 </w:t>
+            </w:r>
+            <w:r>
+              <w:rPr>
+                <w:rFonts w:ascii="Aptos Narrow" w:eastAsia="Times New Roman" w:hAnsi="Aptos Narrow" w:cs="Times New Roman"/>
+              </w:rPr>
+              <w:t>día</w:t>
             </w:r>
           </w:p>
         </w:tc>
@@ -5905,20 +6449,23 @@
             <w:r>
               <w:rPr>
                 <w:rFonts w:ascii="Aptos Narrow" w:eastAsia="Times New Roman" w:hAnsi="Aptos Narrow" w:cs="Times New Roman"/>
-              </w:rPr>
-              <w:t>Cristóbal Oyarzun</w:t>
-            </w:r>
-            <w:r>
-              <w:rPr>
-                <w:rFonts w:ascii="Aptos Narrow" w:eastAsia="Times New Roman" w:hAnsi="Aptos Narrow" w:cs="Times New Roman"/>
-              </w:rPr>
-              <w:t xml:space="preserve"> y </w:t>
-            </w:r>
-            <w:r>
-              <w:rPr>
-                <w:rFonts w:ascii="Aptos Narrow" w:eastAsia="Times New Roman" w:hAnsi="Aptos Narrow" w:cs="Times New Roman"/>
-              </w:rPr>
-              <w:t>Sebastián Cabrera</w:t>
+                <w:color w:val="000000"/>
+              </w:rPr>
+              <w:t xml:space="preserve">Cristóbal </w:t>
+            </w:r>
+            <w:r>
+              <w:rPr>
+                <w:rFonts w:ascii="Aptos Narrow" w:eastAsia="Times New Roman" w:hAnsi="Aptos Narrow" w:cs="Times New Roman"/>
+                <w:color w:val="000000"/>
+              </w:rPr>
+              <w:t>Oyarzun,</w:t>
+            </w:r>
+            <w:r>
+              <w:rPr>
+                <w:rFonts w:ascii="Aptos Narrow" w:eastAsia="Times New Roman" w:hAnsi="Aptos Narrow" w:cs="Times New Roman"/>
+                <w:color w:val="000000"/>
+              </w:rPr>
+              <w:t xml:space="preserve"> Sebastián Cabrera y Matias Rosales</w:t>
             </w:r>
           </w:p>
         </w:tc>
@@ -6009,7 +6556,21 @@
               <w:rPr>
                 <w:rFonts w:ascii="Aptos Narrow" w:eastAsia="Times New Roman" w:hAnsi="Aptos Narrow" w:cs="Times New Roman"/>
               </w:rPr>
-              <w:t>Sprint Planning Sprint 1</w:t>
+              <w:t xml:space="preserve">Sprint </w:t>
+            </w:r>
+            <w:proofErr w:type="spellStart"/>
+            <w:r>
+              <w:rPr>
+                <w:rFonts w:ascii="Aptos Narrow" w:eastAsia="Times New Roman" w:hAnsi="Aptos Narrow" w:cs="Times New Roman"/>
+              </w:rPr>
+              <w:t>Planning</w:t>
+            </w:r>
+            <w:proofErr w:type="spellEnd"/>
+            <w:r>
+              <w:rPr>
+                <w:rFonts w:ascii="Aptos Narrow" w:eastAsia="Times New Roman" w:hAnsi="Aptos Narrow" w:cs="Times New Roman"/>
+              </w:rPr>
+              <w:t xml:space="preserve"> Sprint 1</w:t>
             </w:r>
           </w:p>
         </w:tc>
@@ -6036,7 +6597,13 @@
               <w:rPr>
                 <w:rFonts w:ascii="Aptos Narrow" w:eastAsia="Times New Roman" w:hAnsi="Aptos Narrow" w:cs="Times New Roman"/>
               </w:rPr>
-              <w:t>Reunión para plantear como se hará el sprint 1</w:t>
+              <w:t>Reunión</w:t>
+            </w:r>
+            <w:r>
+              <w:rPr>
+                <w:rFonts w:ascii="Aptos Narrow" w:eastAsia="Times New Roman" w:hAnsi="Aptos Narrow" w:cs="Times New Roman"/>
+              </w:rPr>
+              <w:t xml:space="preserve"> para plantear como se hará el sprint 1</w:t>
             </w:r>
           </w:p>
         </w:tc>
@@ -6063,7 +6630,25 @@
               <w:rPr>
                 <w:rFonts w:ascii="Aptos Narrow" w:eastAsia="Times New Roman" w:hAnsi="Aptos Narrow" w:cs="Times New Roman"/>
               </w:rPr>
-              <w:t>Pc, cámara y Discord</w:t>
+              <w:t xml:space="preserve">Pc, </w:t>
+            </w:r>
+            <w:r>
+              <w:rPr>
+                <w:rFonts w:ascii="Aptos Narrow" w:eastAsia="Times New Roman" w:hAnsi="Aptos Narrow" w:cs="Times New Roman"/>
+              </w:rPr>
+              <w:t>cámara y</w:t>
+            </w:r>
+            <w:r>
+              <w:rPr>
+                <w:rFonts w:ascii="Aptos Narrow" w:eastAsia="Times New Roman" w:hAnsi="Aptos Narrow" w:cs="Times New Roman"/>
+              </w:rPr>
+              <w:t xml:space="preserve"> </w:t>
+            </w:r>
+            <w:r>
+              <w:rPr>
+                <w:rFonts w:ascii="Aptos Narrow" w:eastAsia="Times New Roman" w:hAnsi="Aptos Narrow" w:cs="Times New Roman"/>
+              </w:rPr>
+              <w:t>Discord</w:t>
             </w:r>
           </w:p>
         </w:tc>
@@ -6117,20 +6702,23 @@
             <w:r>
               <w:rPr>
                 <w:rFonts w:ascii="Aptos Narrow" w:eastAsia="Times New Roman" w:hAnsi="Aptos Narrow" w:cs="Times New Roman"/>
-              </w:rPr>
-              <w:t>Cristóbal Oyarzun</w:t>
-            </w:r>
-            <w:r>
-              <w:rPr>
-                <w:rFonts w:ascii="Aptos Narrow" w:eastAsia="Times New Roman" w:hAnsi="Aptos Narrow" w:cs="Times New Roman"/>
-              </w:rPr>
-              <w:t xml:space="preserve"> y </w:t>
-            </w:r>
-            <w:r>
-              <w:rPr>
-                <w:rFonts w:ascii="Aptos Narrow" w:eastAsia="Times New Roman" w:hAnsi="Aptos Narrow" w:cs="Times New Roman"/>
-              </w:rPr>
-              <w:t>Sebastián Cabrera</w:t>
+                <w:color w:val="000000"/>
+              </w:rPr>
+              <w:t xml:space="preserve">Cristóbal </w:t>
+            </w:r>
+            <w:r>
+              <w:rPr>
+                <w:rFonts w:ascii="Aptos Narrow" w:eastAsia="Times New Roman" w:hAnsi="Aptos Narrow" w:cs="Times New Roman"/>
+                <w:color w:val="000000"/>
+              </w:rPr>
+              <w:t>Oyarzun,</w:t>
+            </w:r>
+            <w:r>
+              <w:rPr>
+                <w:rFonts w:ascii="Aptos Narrow" w:eastAsia="Times New Roman" w:hAnsi="Aptos Narrow" w:cs="Times New Roman"/>
+                <w:color w:val="000000"/>
+              </w:rPr>
+              <w:t xml:space="preserve"> Sebastián Cabrera y Matias Rosales</w:t>
             </w:r>
           </w:p>
         </w:tc>
@@ -6179,7 +6767,15 @@
                 <w:color w:val="000000"/>
                 <w:lang w:val="en-US"/>
               </w:rPr>
-              <w:t xml:space="preserve"> Kanban y sprint backlog</w:t>
+              <w:t xml:space="preserve"> </w:t>
+            </w:r>
+            <w:r>
+              <w:rPr>
+                <w:rFonts w:ascii="Aptos Narrow" w:eastAsia="Times New Roman" w:hAnsi="Aptos Narrow" w:cs="Times New Roman"/>
+                <w:color w:val="000000"/>
+                <w:lang w:val="en-US"/>
+              </w:rPr>
+              <w:t>Kanban y sprint backlog</w:t>
             </w:r>
           </w:p>
         </w:tc>
@@ -6214,7 +6810,22 @@
                 <w:rFonts w:ascii="Aptos Narrow" w:eastAsia="Times New Roman" w:hAnsi="Aptos Narrow" w:cs="Times New Roman"/>
                 <w:color w:val="000000"/>
               </w:rPr>
-              <w:t xml:space="preserve">Gestión de proyectos informáticos, Programación base de datos, Desarrollo de software </w:t>
+              <w:lastRenderedPageBreak/>
+              <w:t xml:space="preserve">Gestión de proyectos informáticos, </w:t>
+            </w:r>
+            <w:r>
+              <w:rPr>
+                <w:rFonts w:ascii="Aptos Narrow" w:eastAsia="Times New Roman" w:hAnsi="Aptos Narrow" w:cs="Times New Roman"/>
+                <w:color w:val="000000"/>
+              </w:rPr>
+              <w:t>Programación</w:t>
+            </w:r>
+            <w:r>
+              <w:rPr>
+                <w:rFonts w:ascii="Aptos Narrow" w:eastAsia="Times New Roman" w:hAnsi="Aptos Narrow" w:cs="Times New Roman"/>
+                <w:color w:val="000000"/>
+              </w:rPr>
+              <w:t xml:space="preserve"> base de datos, Desarrollo de software </w:t>
             </w:r>
             <w:proofErr w:type="spellStart"/>
             <w:r>
@@ -6230,7 +6841,21 @@
                 <w:rFonts w:ascii="Aptos Narrow" w:eastAsia="Times New Roman" w:hAnsi="Aptos Narrow" w:cs="Times New Roman"/>
                 <w:color w:val="000000"/>
               </w:rPr>
-              <w:t xml:space="preserve"> Integración de plataformas.</w:t>
+              <w:t xml:space="preserve"> </w:t>
+            </w:r>
+            <w:r>
+              <w:rPr>
+                <w:rFonts w:ascii="Aptos Narrow" w:eastAsia="Times New Roman" w:hAnsi="Aptos Narrow" w:cs="Times New Roman"/>
+                <w:color w:val="000000"/>
+              </w:rPr>
+              <w:t>Integración</w:t>
+            </w:r>
+            <w:r>
+              <w:rPr>
+                <w:rFonts w:ascii="Aptos Narrow" w:eastAsia="Times New Roman" w:hAnsi="Aptos Narrow" w:cs="Times New Roman"/>
+                <w:color w:val="000000"/>
+              </w:rPr>
+              <w:t xml:space="preserve"> de plataformas.</w:t>
             </w:r>
           </w:p>
         </w:tc>
@@ -6350,7 +6975,14 @@
                 <w:rFonts w:ascii="Aptos Narrow" w:eastAsia="Times New Roman" w:hAnsi="Aptos Narrow" w:cs="Times New Roman"/>
                 <w:color w:val="000000"/>
               </w:rPr>
-              <w:t>20 días</w:t>
+              <w:t xml:space="preserve">20 </w:t>
+            </w:r>
+            <w:r>
+              <w:rPr>
+                <w:rFonts w:ascii="Aptos Narrow" w:eastAsia="Times New Roman" w:hAnsi="Aptos Narrow" w:cs="Times New Roman"/>
+                <w:color w:val="000000"/>
+              </w:rPr>
+              <w:t>días</w:t>
             </w:r>
           </w:p>
         </w:tc>
@@ -6380,7 +7012,21 @@
                 <w:rFonts w:ascii="Aptos Narrow" w:eastAsia="Times New Roman" w:hAnsi="Aptos Narrow" w:cs="Times New Roman"/>
                 <w:color w:val="000000"/>
               </w:rPr>
-              <w:t xml:space="preserve">Sebastián Cabrera (scrum </w:t>
+              <w:t xml:space="preserve">Sebastián </w:t>
+            </w:r>
+            <w:r>
+              <w:rPr>
+                <w:rFonts w:ascii="Aptos Narrow" w:eastAsia="Times New Roman" w:hAnsi="Aptos Narrow" w:cs="Times New Roman"/>
+                <w:color w:val="000000"/>
+              </w:rPr>
+              <w:t>Cabrera (</w:t>
+            </w:r>
+            <w:r>
+              <w:rPr>
+                <w:rFonts w:ascii="Aptos Narrow" w:eastAsia="Times New Roman" w:hAnsi="Aptos Narrow" w:cs="Times New Roman"/>
+                <w:color w:val="000000"/>
+              </w:rPr>
+              <w:t>scrum master</w:t>
             </w:r>
             <w:proofErr w:type="gramStart"/>
             <w:r>
@@ -6388,7 +7034,7 @@
                 <w:rFonts w:ascii="Aptos Narrow" w:eastAsia="Times New Roman" w:hAnsi="Aptos Narrow" w:cs="Times New Roman"/>
                 <w:color w:val="000000"/>
               </w:rPr>
-              <w:t>master</w:t>
+              <w:t>) ,Matias</w:t>
             </w:r>
             <w:proofErr w:type="gramEnd"/>
             <w:r>
@@ -6396,14 +7042,46 @@
                 <w:rFonts w:ascii="Aptos Narrow" w:eastAsia="Times New Roman" w:hAnsi="Aptos Narrow" w:cs="Times New Roman"/>
                 <w:color w:val="000000"/>
               </w:rPr>
-              <w:t>),</w:t>
-            </w:r>
-            <w:r>
-              <w:rPr>
-                <w:rFonts w:ascii="Aptos Narrow" w:eastAsia="Times New Roman" w:hAnsi="Aptos Narrow" w:cs="Times New Roman"/>
-                <w:color w:val="000000"/>
-              </w:rPr>
-              <w:t xml:space="preserve"> Cristóbal Oyarzun y Guillermo Varas (Product owner)</w:t>
+              <w:t xml:space="preserve"> Rosales, Cristóbal Oyarzun y Guillermo </w:t>
+            </w:r>
+            <w:r>
+              <w:rPr>
+                <w:rFonts w:ascii="Aptos Narrow" w:eastAsia="Times New Roman" w:hAnsi="Aptos Narrow" w:cs="Times New Roman"/>
+                <w:color w:val="000000"/>
+              </w:rPr>
+              <w:t>Varas (</w:t>
+            </w:r>
+            <w:proofErr w:type="spellStart"/>
+            <w:r>
+              <w:rPr>
+                <w:rFonts w:ascii="Aptos Narrow" w:eastAsia="Times New Roman" w:hAnsi="Aptos Narrow" w:cs="Times New Roman"/>
+                <w:color w:val="000000"/>
+              </w:rPr>
+              <w:t>Product</w:t>
+            </w:r>
+            <w:proofErr w:type="spellEnd"/>
+            <w:r>
+              <w:rPr>
+                <w:rFonts w:ascii="Aptos Narrow" w:eastAsia="Times New Roman" w:hAnsi="Aptos Narrow" w:cs="Times New Roman"/>
+                <w:color w:val="000000"/>
+              </w:rPr>
+              <w:t xml:space="preserve"> </w:t>
+            </w:r>
+            <w:proofErr w:type="spellStart"/>
+            <w:r>
+              <w:rPr>
+                <w:rFonts w:ascii="Aptos Narrow" w:eastAsia="Times New Roman" w:hAnsi="Aptos Narrow" w:cs="Times New Roman"/>
+                <w:color w:val="000000"/>
+              </w:rPr>
+              <w:t>owner</w:t>
+            </w:r>
+            <w:proofErr w:type="spellEnd"/>
+            <w:r>
+              <w:rPr>
+                <w:rFonts w:ascii="Aptos Narrow" w:eastAsia="Times New Roman" w:hAnsi="Aptos Narrow" w:cs="Times New Roman"/>
+                <w:color w:val="000000"/>
+              </w:rPr>
+              <w:t>)</w:t>
             </w:r>
           </w:p>
         </w:tc>
@@ -6524,7 +7202,13 @@
               <w:rPr>
                 <w:rFonts w:ascii="Aptos Narrow" w:eastAsia="Times New Roman" w:hAnsi="Aptos Narrow" w:cs="Times New Roman"/>
               </w:rPr>
-              <w:t>Reunión diaria del equipo para evidenciar avances o retrasos y pedir ayuda a compañeros</w:t>
+              <w:t>Reunión</w:t>
+            </w:r>
+            <w:r>
+              <w:rPr>
+                <w:rFonts w:ascii="Aptos Narrow" w:eastAsia="Times New Roman" w:hAnsi="Aptos Narrow" w:cs="Times New Roman"/>
+              </w:rPr>
+              <w:t xml:space="preserve"> diaria del equipo para evidenciar avances o retrasos y pedir ayuda a compañeros</w:t>
             </w:r>
           </w:p>
         </w:tc>
@@ -6580,14 +7264,7 @@
               <w:rPr>
                 <w:rFonts w:ascii="Aptos Narrow" w:eastAsia="Times New Roman" w:hAnsi="Aptos Narrow" w:cs="Times New Roman"/>
               </w:rPr>
-              <w:t xml:space="preserve">Todos los días del comienzo de los sprint hasta el </w:t>
-            </w:r>
-            <w:r>
-              <w:rPr>
-                <w:rFonts w:ascii="Aptos Narrow" w:eastAsia="Times New Roman" w:hAnsi="Aptos Narrow" w:cs="Times New Roman"/>
-              </w:rPr>
-              <w:lastRenderedPageBreak/>
-              <w:t>último día de los sprint</w:t>
+              <w:t>Todos los días del comienzo de los sprint hasta el último día de los sprint</w:t>
             </w:r>
           </w:p>
         </w:tc>
@@ -6615,20 +7292,19 @@
               <w:rPr>
                 <w:rFonts w:ascii="Aptos Narrow" w:eastAsia="Times New Roman" w:hAnsi="Aptos Narrow" w:cs="Times New Roman"/>
               </w:rPr>
-              <w:lastRenderedPageBreak/>
-              <w:t>Cristóbal Oyarzun</w:t>
-            </w:r>
-            <w:r>
-              <w:rPr>
-                <w:rFonts w:ascii="Aptos Narrow" w:eastAsia="Times New Roman" w:hAnsi="Aptos Narrow" w:cs="Times New Roman"/>
-              </w:rPr>
-              <w:t xml:space="preserve"> y </w:t>
-            </w:r>
-            <w:r>
-              <w:rPr>
-                <w:rFonts w:ascii="Aptos Narrow" w:eastAsia="Times New Roman" w:hAnsi="Aptos Narrow" w:cs="Times New Roman"/>
-              </w:rPr>
-              <w:t>Sebastián Cabrera</w:t>
+              <w:t xml:space="preserve">Cristóbal </w:t>
+            </w:r>
+            <w:r>
+              <w:rPr>
+                <w:rFonts w:ascii="Aptos Narrow" w:eastAsia="Times New Roman" w:hAnsi="Aptos Narrow" w:cs="Times New Roman"/>
+              </w:rPr>
+              <w:t>Oyarzun,</w:t>
+            </w:r>
+            <w:r>
+              <w:rPr>
+                <w:rFonts w:ascii="Aptos Narrow" w:eastAsia="Times New Roman" w:hAnsi="Aptos Narrow" w:cs="Times New Roman"/>
+              </w:rPr>
+              <w:t xml:space="preserve"> Sebastián Cabrera y Matias Rosales</w:t>
             </w:r>
           </w:p>
         </w:tc>
@@ -6656,7 +7332,19 @@
               <w:rPr>
                 <w:rFonts w:ascii="Aptos Narrow" w:eastAsia="Times New Roman" w:hAnsi="Aptos Narrow" w:cs="Times New Roman"/>
               </w:rPr>
-              <w:t>Reunión por Discord grabado </w:t>
+              <w:t xml:space="preserve">Reunión por </w:t>
+            </w:r>
+            <w:r>
+              <w:rPr>
+                <w:rFonts w:ascii="Aptos Narrow" w:eastAsia="Times New Roman" w:hAnsi="Aptos Narrow" w:cs="Times New Roman"/>
+              </w:rPr>
+              <w:t>Discord</w:t>
+            </w:r>
+            <w:r>
+              <w:rPr>
+                <w:rFonts w:ascii="Aptos Narrow" w:eastAsia="Times New Roman" w:hAnsi="Aptos Narrow" w:cs="Times New Roman"/>
+              </w:rPr>
+              <w:t xml:space="preserve"> grabado </w:t>
             </w:r>
           </w:p>
         </w:tc>
@@ -6691,7 +7379,14 @@
                 <w:rFonts w:ascii="Aptos Narrow" w:eastAsia="Times New Roman" w:hAnsi="Aptos Narrow" w:cs="Times New Roman"/>
                 <w:color w:val="000000"/>
               </w:rPr>
-              <w:t>Programación base de datos</w:t>
+              <w:t>Programación</w:t>
+            </w:r>
+            <w:r>
+              <w:rPr>
+                <w:rFonts w:ascii="Aptos Narrow" w:eastAsia="Times New Roman" w:hAnsi="Aptos Narrow" w:cs="Times New Roman"/>
+                <w:color w:val="000000"/>
+              </w:rPr>
+              <w:t xml:space="preserve"> base de datos</w:t>
             </w:r>
           </w:p>
         </w:tc>
@@ -6721,7 +7416,14 @@
                 <w:rFonts w:ascii="Aptos Narrow" w:eastAsia="Times New Roman" w:hAnsi="Aptos Narrow" w:cs="Times New Roman"/>
                 <w:color w:val="000000"/>
               </w:rPr>
-              <w:t>Base de datos de vehículos</w:t>
+              <w:t xml:space="preserve">Base de datos de </w:t>
+            </w:r>
+            <w:r>
+              <w:rPr>
+                <w:rFonts w:ascii="Aptos Narrow" w:eastAsia="Times New Roman" w:hAnsi="Aptos Narrow" w:cs="Times New Roman"/>
+                <w:color w:val="000000"/>
+              </w:rPr>
+              <w:t>vehículos</w:t>
             </w:r>
           </w:p>
         </w:tc>
@@ -6827,7 +7529,14 @@
                 <w:rFonts w:ascii="Aptos Narrow" w:eastAsia="Times New Roman" w:hAnsi="Aptos Narrow" w:cs="Times New Roman"/>
                 <w:color w:val="000000"/>
               </w:rPr>
-              <w:t>2 días</w:t>
+              <w:t xml:space="preserve">2 </w:t>
+            </w:r>
+            <w:r>
+              <w:rPr>
+                <w:rFonts w:ascii="Aptos Narrow" w:eastAsia="Times New Roman" w:hAnsi="Aptos Narrow" w:cs="Times New Roman"/>
+                <w:color w:val="000000"/>
+              </w:rPr>
+              <w:t>días</w:t>
             </w:r>
           </w:p>
         </w:tc>
@@ -6887,7 +7596,42 @@
                 <w:rFonts w:ascii="Aptos Narrow" w:eastAsia="Times New Roman" w:hAnsi="Aptos Narrow" w:cs="Times New Roman"/>
                 <w:color w:val="000000"/>
               </w:rPr>
-              <w:t xml:space="preserve">Podrían existir cambios en el planteamiento de la estructura de los datos y habría que cambiar la estructura de la tabla </w:t>
+              <w:t>Podrían</w:t>
+            </w:r>
+            <w:r>
+              <w:rPr>
+                <w:rFonts w:ascii="Aptos Narrow" w:eastAsia="Times New Roman" w:hAnsi="Aptos Narrow" w:cs="Times New Roman"/>
+                <w:color w:val="000000"/>
+              </w:rPr>
+              <w:t xml:space="preserve"> existir cambios en el </w:t>
+            </w:r>
+            <w:r>
+              <w:rPr>
+                <w:rFonts w:ascii="Aptos Narrow" w:eastAsia="Times New Roman" w:hAnsi="Aptos Narrow" w:cs="Times New Roman"/>
+                <w:color w:val="000000"/>
+              </w:rPr>
+              <w:t>planteamiento</w:t>
+            </w:r>
+            <w:r>
+              <w:rPr>
+                <w:rFonts w:ascii="Aptos Narrow" w:eastAsia="Times New Roman" w:hAnsi="Aptos Narrow" w:cs="Times New Roman"/>
+                <w:color w:val="000000"/>
+              </w:rPr>
+              <w:t xml:space="preserve"> de la estructura de los datos y </w:t>
+            </w:r>
+            <w:r>
+              <w:rPr>
+                <w:rFonts w:ascii="Aptos Narrow" w:eastAsia="Times New Roman" w:hAnsi="Aptos Narrow" w:cs="Times New Roman"/>
+                <w:color w:val="000000"/>
+              </w:rPr>
+              <w:t>habría</w:t>
+            </w:r>
+            <w:r>
+              <w:rPr>
+                <w:rFonts w:ascii="Aptos Narrow" w:eastAsia="Times New Roman" w:hAnsi="Aptos Narrow" w:cs="Times New Roman"/>
+                <w:color w:val="000000"/>
+              </w:rPr>
+              <w:t xml:space="preserve"> que cambiar la estructura de la tabla </w:t>
             </w:r>
           </w:p>
         </w:tc>
@@ -6952,7 +7696,35 @@
                 <w:rFonts w:ascii="Aptos Narrow" w:eastAsia="Times New Roman" w:hAnsi="Aptos Narrow" w:cs="Times New Roman"/>
                 <w:color w:val="000000"/>
               </w:rPr>
-              <w:t>Diseño del módulo vehículos en la aplicación</w:t>
+              <w:t xml:space="preserve">Diseño del </w:t>
+            </w:r>
+            <w:r>
+              <w:rPr>
+                <w:rFonts w:ascii="Aptos Narrow" w:eastAsia="Times New Roman" w:hAnsi="Aptos Narrow" w:cs="Times New Roman"/>
+                <w:color w:val="000000"/>
+              </w:rPr>
+              <w:t>módulo</w:t>
+            </w:r>
+            <w:r>
+              <w:rPr>
+                <w:rFonts w:ascii="Aptos Narrow" w:eastAsia="Times New Roman" w:hAnsi="Aptos Narrow" w:cs="Times New Roman"/>
+                <w:color w:val="000000"/>
+              </w:rPr>
+              <w:t xml:space="preserve"> </w:t>
+            </w:r>
+            <w:r>
+              <w:rPr>
+                <w:rFonts w:ascii="Aptos Narrow" w:eastAsia="Times New Roman" w:hAnsi="Aptos Narrow" w:cs="Times New Roman"/>
+                <w:color w:val="000000"/>
+              </w:rPr>
+              <w:t>vehículos</w:t>
+            </w:r>
+            <w:r>
+              <w:rPr>
+                <w:rFonts w:ascii="Aptos Narrow" w:eastAsia="Times New Roman" w:hAnsi="Aptos Narrow" w:cs="Times New Roman"/>
+                <w:color w:val="000000"/>
+              </w:rPr>
+              <w:t xml:space="preserve"> en la aplicación</w:t>
             </w:r>
           </w:p>
         </w:tc>
@@ -6996,7 +7768,21 @@
                 <w:rFonts w:ascii="Aptos Narrow" w:eastAsia="Times New Roman" w:hAnsi="Aptos Narrow" w:cs="Times New Roman"/>
                 <w:color w:val="000000"/>
               </w:rPr>
-              <w:t xml:space="preserve"> vehículos en la aplicación</w:t>
+              <w:t xml:space="preserve"> </w:t>
+            </w:r>
+            <w:r>
+              <w:rPr>
+                <w:rFonts w:ascii="Aptos Narrow" w:eastAsia="Times New Roman" w:hAnsi="Aptos Narrow" w:cs="Times New Roman"/>
+                <w:color w:val="000000"/>
+              </w:rPr>
+              <w:t>vehículos</w:t>
+            </w:r>
+            <w:r>
+              <w:rPr>
+                <w:rFonts w:ascii="Aptos Narrow" w:eastAsia="Times New Roman" w:hAnsi="Aptos Narrow" w:cs="Times New Roman"/>
+                <w:color w:val="000000"/>
+              </w:rPr>
+              <w:t xml:space="preserve"> en la aplicación</w:t>
             </w:r>
           </w:p>
         </w:tc>
@@ -7056,7 +7842,14 @@
                 <w:rFonts w:ascii="Aptos Narrow" w:eastAsia="Times New Roman" w:hAnsi="Aptos Narrow" w:cs="Times New Roman"/>
                 <w:color w:val="000000"/>
               </w:rPr>
-              <w:t>5 días</w:t>
+              <w:t xml:space="preserve">5 </w:t>
+            </w:r>
+            <w:r>
+              <w:rPr>
+                <w:rFonts w:ascii="Aptos Narrow" w:eastAsia="Times New Roman" w:hAnsi="Aptos Narrow" w:cs="Times New Roman"/>
+                <w:color w:val="000000"/>
+              </w:rPr>
+              <w:t>días</w:t>
             </w:r>
           </w:p>
         </w:tc>
@@ -7151,7 +7944,14 @@
                 <w:rFonts w:ascii="Aptos Narrow" w:eastAsia="Times New Roman" w:hAnsi="Aptos Narrow" w:cs="Times New Roman"/>
                 <w:color w:val="000000"/>
               </w:rPr>
-              <w:t>Integración de plataformas</w:t>
+              <w:t>Integración</w:t>
+            </w:r>
+            <w:r>
+              <w:rPr>
+                <w:rFonts w:ascii="Aptos Narrow" w:eastAsia="Times New Roman" w:hAnsi="Aptos Narrow" w:cs="Times New Roman"/>
+                <w:color w:val="000000"/>
+              </w:rPr>
+              <w:t xml:space="preserve"> de plataformas</w:t>
             </w:r>
           </w:p>
         </w:tc>
@@ -7181,7 +7981,28 @@
                 <w:rFonts w:ascii="Aptos Narrow" w:eastAsia="Times New Roman" w:hAnsi="Aptos Narrow" w:cs="Times New Roman"/>
                 <w:color w:val="000000"/>
               </w:rPr>
-              <w:t>Desarrollo del api vehículos</w:t>
+              <w:t xml:space="preserve">Desarrollo </w:t>
+            </w:r>
+            <w:r>
+              <w:rPr>
+                <w:rFonts w:ascii="Aptos Narrow" w:eastAsia="Times New Roman" w:hAnsi="Aptos Narrow" w:cs="Times New Roman"/>
+                <w:color w:val="000000"/>
+              </w:rPr>
+              <w:t>del api</w:t>
+            </w:r>
+            <w:r>
+              <w:rPr>
+                <w:rFonts w:ascii="Aptos Narrow" w:eastAsia="Times New Roman" w:hAnsi="Aptos Narrow" w:cs="Times New Roman"/>
+                <w:color w:val="000000"/>
+              </w:rPr>
+              <w:t xml:space="preserve"> </w:t>
+            </w:r>
+            <w:r>
+              <w:rPr>
+                <w:rFonts w:ascii="Aptos Narrow" w:eastAsia="Times New Roman" w:hAnsi="Aptos Narrow" w:cs="Times New Roman"/>
+                <w:color w:val="000000"/>
+              </w:rPr>
+              <w:t>vehículos</w:t>
             </w:r>
           </w:p>
         </w:tc>
@@ -7211,7 +8032,49 @@
                 <w:rFonts w:ascii="Aptos Narrow" w:eastAsia="Times New Roman" w:hAnsi="Aptos Narrow" w:cs="Times New Roman"/>
                 <w:color w:val="000000"/>
               </w:rPr>
-              <w:t>Crear un api para vehículos por petición del cliente</w:t>
+              <w:t xml:space="preserve">Crear </w:t>
+            </w:r>
+            <w:r>
+              <w:rPr>
+                <w:rFonts w:ascii="Aptos Narrow" w:eastAsia="Times New Roman" w:hAnsi="Aptos Narrow" w:cs="Times New Roman"/>
+                <w:color w:val="000000"/>
+              </w:rPr>
+              <w:t>un api</w:t>
+            </w:r>
+            <w:r>
+              <w:rPr>
+                <w:rFonts w:ascii="Aptos Narrow" w:eastAsia="Times New Roman" w:hAnsi="Aptos Narrow" w:cs="Times New Roman"/>
+                <w:color w:val="000000"/>
+              </w:rPr>
+              <w:t xml:space="preserve"> para </w:t>
+            </w:r>
+            <w:r>
+              <w:rPr>
+                <w:rFonts w:ascii="Aptos Narrow" w:eastAsia="Times New Roman" w:hAnsi="Aptos Narrow" w:cs="Times New Roman"/>
+                <w:color w:val="000000"/>
+              </w:rPr>
+              <w:t>vehículos</w:t>
+            </w:r>
+            <w:r>
+              <w:rPr>
+                <w:rFonts w:ascii="Aptos Narrow" w:eastAsia="Times New Roman" w:hAnsi="Aptos Narrow" w:cs="Times New Roman"/>
+                <w:color w:val="000000"/>
+              </w:rPr>
+              <w:t xml:space="preserve"> por </w:t>
+            </w:r>
+            <w:r>
+              <w:rPr>
+                <w:rFonts w:ascii="Aptos Narrow" w:eastAsia="Times New Roman" w:hAnsi="Aptos Narrow" w:cs="Times New Roman"/>
+                <w:color w:val="000000"/>
+              </w:rPr>
+              <w:t>petición</w:t>
+            </w:r>
+            <w:r>
+              <w:rPr>
+                <w:rFonts w:ascii="Aptos Narrow" w:eastAsia="Times New Roman" w:hAnsi="Aptos Narrow" w:cs="Times New Roman"/>
+                <w:color w:val="000000"/>
+              </w:rPr>
+              <w:t xml:space="preserve"> del cliente</w:t>
             </w:r>
           </w:p>
         </w:tc>
@@ -7345,7 +8208,21 @@
                 <w:rFonts w:ascii="Aptos Narrow" w:eastAsia="Times New Roman" w:hAnsi="Aptos Narrow" w:cs="Times New Roman"/>
                 <w:color w:val="000000"/>
               </w:rPr>
-              <w:t>una versión beta ya existe del api</w:t>
+              <w:t>una versión</w:t>
+            </w:r>
+            <w:r>
+              <w:rPr>
+                <w:rFonts w:ascii="Aptos Narrow" w:eastAsia="Times New Roman" w:hAnsi="Aptos Narrow" w:cs="Times New Roman"/>
+                <w:color w:val="000000"/>
+              </w:rPr>
+              <w:t xml:space="preserve"> beta ya existe </w:t>
+            </w:r>
+            <w:r>
+              <w:rPr>
+                <w:rFonts w:ascii="Aptos Narrow" w:eastAsia="Times New Roman" w:hAnsi="Aptos Narrow" w:cs="Times New Roman"/>
+                <w:color w:val="000000"/>
+              </w:rPr>
+              <w:t>del api</w:t>
             </w:r>
           </w:p>
         </w:tc>
@@ -7380,6 +8257,7 @@
                 <w:rFonts w:ascii="Aptos Narrow" w:eastAsia="Times New Roman" w:hAnsi="Aptos Narrow" w:cs="Times New Roman"/>
                 <w:color w:val="000000"/>
               </w:rPr>
+              <w:lastRenderedPageBreak/>
               <w:t xml:space="preserve">Calidad de software </w:t>
             </w:r>
             <w:proofErr w:type="spellStart"/>
@@ -7396,7 +8274,21 @@
                 <w:rFonts w:ascii="Aptos Narrow" w:eastAsia="Times New Roman" w:hAnsi="Aptos Narrow" w:cs="Times New Roman"/>
                 <w:color w:val="000000"/>
               </w:rPr>
-              <w:t xml:space="preserve"> Integración de plataformas</w:t>
+              <w:t xml:space="preserve"> </w:t>
+            </w:r>
+            <w:r>
+              <w:rPr>
+                <w:rFonts w:ascii="Aptos Narrow" w:eastAsia="Times New Roman" w:hAnsi="Aptos Narrow" w:cs="Times New Roman"/>
+                <w:color w:val="000000"/>
+              </w:rPr>
+              <w:t>Integración</w:t>
+            </w:r>
+            <w:r>
+              <w:rPr>
+                <w:rFonts w:ascii="Aptos Narrow" w:eastAsia="Times New Roman" w:hAnsi="Aptos Narrow" w:cs="Times New Roman"/>
+                <w:color w:val="000000"/>
+              </w:rPr>
+              <w:t xml:space="preserve"> de plataformas</w:t>
             </w:r>
           </w:p>
         </w:tc>
@@ -7456,7 +8348,35 @@
                 <w:rFonts w:ascii="Aptos Narrow" w:eastAsia="Times New Roman" w:hAnsi="Aptos Narrow" w:cs="Times New Roman"/>
                 <w:color w:val="000000"/>
               </w:rPr>
-              <w:t xml:space="preserve">Poner a prueba el módulo desarrollado a través del plan de pruebas y rellenar la base de datos con los datos de la empresa </w:t>
+              <w:t xml:space="preserve">Poner a prueba el </w:t>
+            </w:r>
+            <w:r>
+              <w:rPr>
+                <w:rFonts w:ascii="Aptos Narrow" w:eastAsia="Times New Roman" w:hAnsi="Aptos Narrow" w:cs="Times New Roman"/>
+                <w:color w:val="000000"/>
+              </w:rPr>
+              <w:t>módulo</w:t>
+            </w:r>
+            <w:r>
+              <w:rPr>
+                <w:rFonts w:ascii="Aptos Narrow" w:eastAsia="Times New Roman" w:hAnsi="Aptos Narrow" w:cs="Times New Roman"/>
+                <w:color w:val="000000"/>
+              </w:rPr>
+              <w:t xml:space="preserve"> desarrollado </w:t>
+            </w:r>
+            <w:r>
+              <w:rPr>
+                <w:rFonts w:ascii="Aptos Narrow" w:eastAsia="Times New Roman" w:hAnsi="Aptos Narrow" w:cs="Times New Roman"/>
+                <w:color w:val="000000"/>
+              </w:rPr>
+              <w:t>a través</w:t>
+            </w:r>
+            <w:r>
+              <w:rPr>
+                <w:rFonts w:ascii="Aptos Narrow" w:eastAsia="Times New Roman" w:hAnsi="Aptos Narrow" w:cs="Times New Roman"/>
+                <w:color w:val="000000"/>
+              </w:rPr>
+              <w:t xml:space="preserve"> del plan de pruebas y rellenar la base de datos con los datos de la empresa </w:t>
             </w:r>
           </w:p>
         </w:tc>
@@ -7516,7 +8436,14 @@
                 <w:rFonts w:ascii="Aptos Narrow" w:eastAsia="Times New Roman" w:hAnsi="Aptos Narrow" w:cs="Times New Roman"/>
                 <w:color w:val="000000"/>
               </w:rPr>
-              <w:t>5 días</w:t>
+              <w:t xml:space="preserve">5 </w:t>
+            </w:r>
+            <w:r>
+              <w:rPr>
+                <w:rFonts w:ascii="Aptos Narrow" w:eastAsia="Times New Roman" w:hAnsi="Aptos Narrow" w:cs="Times New Roman"/>
+                <w:color w:val="000000"/>
+              </w:rPr>
+              <w:t>días</w:t>
             </w:r>
           </w:p>
         </w:tc>
@@ -7544,20 +8471,23 @@
             <w:r>
               <w:rPr>
                 <w:rFonts w:ascii="Aptos Narrow" w:eastAsia="Times New Roman" w:hAnsi="Aptos Narrow" w:cs="Times New Roman"/>
-              </w:rPr>
-              <w:t>Cristóbal Oyarzun</w:t>
-            </w:r>
-            <w:r>
-              <w:rPr>
-                <w:rFonts w:ascii="Aptos Narrow" w:eastAsia="Times New Roman" w:hAnsi="Aptos Narrow" w:cs="Times New Roman"/>
-              </w:rPr>
-              <w:t xml:space="preserve"> y </w:t>
-            </w:r>
-            <w:r>
-              <w:rPr>
-                <w:rFonts w:ascii="Aptos Narrow" w:eastAsia="Times New Roman" w:hAnsi="Aptos Narrow" w:cs="Times New Roman"/>
-              </w:rPr>
-              <w:t>Sebastián Cabrera</w:t>
+                <w:color w:val="000000"/>
+              </w:rPr>
+              <w:t xml:space="preserve">Cristóbal </w:t>
+            </w:r>
+            <w:r>
+              <w:rPr>
+                <w:rFonts w:ascii="Aptos Narrow" w:eastAsia="Times New Roman" w:hAnsi="Aptos Narrow" w:cs="Times New Roman"/>
+                <w:color w:val="000000"/>
+              </w:rPr>
+              <w:t>Oyarzun,</w:t>
+            </w:r>
+            <w:r>
+              <w:rPr>
+                <w:rFonts w:ascii="Aptos Narrow" w:eastAsia="Times New Roman" w:hAnsi="Aptos Narrow" w:cs="Times New Roman"/>
+                <w:color w:val="000000"/>
+              </w:rPr>
+              <w:t xml:space="preserve"> Sebastián Cabrera y Matias Rosales</w:t>
             </w:r>
           </w:p>
         </w:tc>
@@ -7587,7 +8517,21 @@
                 <w:rFonts w:ascii="Aptos Narrow" w:eastAsia="Times New Roman" w:hAnsi="Aptos Narrow" w:cs="Times New Roman"/>
                 <w:color w:val="000000"/>
               </w:rPr>
-              <w:t>La existencia del plan de pruebas establecerá objetivos claros facilitando el desarrollo</w:t>
+              <w:t xml:space="preserve">La existencia del plan de pruebas </w:t>
+            </w:r>
+            <w:r>
+              <w:rPr>
+                <w:rFonts w:ascii="Aptos Narrow" w:eastAsia="Times New Roman" w:hAnsi="Aptos Narrow" w:cs="Times New Roman"/>
+                <w:color w:val="000000"/>
+              </w:rPr>
+              <w:t>establecerá</w:t>
+            </w:r>
+            <w:r>
+              <w:rPr>
+                <w:rFonts w:ascii="Aptos Narrow" w:eastAsia="Times New Roman" w:hAnsi="Aptos Narrow" w:cs="Times New Roman"/>
+                <w:color w:val="000000"/>
+              </w:rPr>
+              <w:t xml:space="preserve"> objetivos claros facilitando el desarrollo</w:t>
             </w:r>
           </w:p>
         </w:tc>
@@ -7652,7 +8596,56 @@
                 <w:rFonts w:ascii="Aptos Narrow" w:eastAsia="Times New Roman" w:hAnsi="Aptos Narrow" w:cs="Times New Roman"/>
                 <w:color w:val="000000"/>
               </w:rPr>
-              <w:t>Entrega a cliente el módulo funcional gestión vehículos + api vehículos</w:t>
+              <w:t xml:space="preserve">Entrega a cliente el </w:t>
+            </w:r>
+            <w:r>
+              <w:rPr>
+                <w:rFonts w:ascii="Aptos Narrow" w:eastAsia="Times New Roman" w:hAnsi="Aptos Narrow" w:cs="Times New Roman"/>
+                <w:color w:val="000000"/>
+              </w:rPr>
+              <w:t>módulo</w:t>
+            </w:r>
+            <w:r>
+              <w:rPr>
+                <w:rFonts w:ascii="Aptos Narrow" w:eastAsia="Times New Roman" w:hAnsi="Aptos Narrow" w:cs="Times New Roman"/>
+                <w:color w:val="000000"/>
+              </w:rPr>
+              <w:t xml:space="preserve"> funcional </w:t>
+            </w:r>
+            <w:r>
+              <w:rPr>
+                <w:rFonts w:ascii="Aptos Narrow" w:eastAsia="Times New Roman" w:hAnsi="Aptos Narrow" w:cs="Times New Roman"/>
+                <w:color w:val="000000"/>
+              </w:rPr>
+              <w:t>gestión</w:t>
+            </w:r>
+            <w:r>
+              <w:rPr>
+                <w:rFonts w:ascii="Aptos Narrow" w:eastAsia="Times New Roman" w:hAnsi="Aptos Narrow" w:cs="Times New Roman"/>
+                <w:color w:val="000000"/>
+              </w:rPr>
+              <w:t xml:space="preserve"> </w:t>
+            </w:r>
+            <w:r>
+              <w:rPr>
+                <w:rFonts w:ascii="Aptos Narrow" w:eastAsia="Times New Roman" w:hAnsi="Aptos Narrow" w:cs="Times New Roman"/>
+                <w:color w:val="000000"/>
+              </w:rPr>
+              <w:t>vehículos</w:t>
+            </w:r>
+            <w:r>
+              <w:rPr>
+                <w:rFonts w:ascii="Aptos Narrow" w:eastAsia="Times New Roman" w:hAnsi="Aptos Narrow" w:cs="Times New Roman"/>
+                <w:color w:val="000000"/>
+              </w:rPr>
+              <w:t xml:space="preserve"> + api </w:t>
+            </w:r>
+            <w:r>
+              <w:rPr>
+                <w:rFonts w:ascii="Aptos Narrow" w:eastAsia="Times New Roman" w:hAnsi="Aptos Narrow" w:cs="Times New Roman"/>
+                <w:color w:val="000000"/>
+              </w:rPr>
+              <w:t>vehículos</w:t>
             </w:r>
           </w:p>
         </w:tc>
@@ -7682,7 +8675,63 @@
                 <w:rFonts w:ascii="Aptos Narrow" w:eastAsia="Times New Roman" w:hAnsi="Aptos Narrow" w:cs="Times New Roman"/>
                 <w:color w:val="000000"/>
               </w:rPr>
-              <w:t>Entrega del modelo funcional desarrollado a través de una página web/una aplicación móvil para que lo revise el cliente</w:t>
+              <w:t xml:space="preserve">Entrega del </w:t>
+            </w:r>
+            <w:r>
+              <w:rPr>
+                <w:rFonts w:ascii="Aptos Narrow" w:eastAsia="Times New Roman" w:hAnsi="Aptos Narrow" w:cs="Times New Roman"/>
+                <w:color w:val="000000"/>
+              </w:rPr>
+              <w:t>modelo</w:t>
+            </w:r>
+            <w:r>
+              <w:rPr>
+                <w:rFonts w:ascii="Aptos Narrow" w:eastAsia="Times New Roman" w:hAnsi="Aptos Narrow" w:cs="Times New Roman"/>
+                <w:color w:val="000000"/>
+              </w:rPr>
+              <w:t xml:space="preserve"> funcional desarrollado </w:t>
+            </w:r>
+            <w:r>
+              <w:rPr>
+                <w:rFonts w:ascii="Aptos Narrow" w:eastAsia="Times New Roman" w:hAnsi="Aptos Narrow" w:cs="Times New Roman"/>
+                <w:color w:val="000000"/>
+              </w:rPr>
+              <w:t>a través</w:t>
+            </w:r>
+            <w:r>
+              <w:rPr>
+                <w:rFonts w:ascii="Aptos Narrow" w:eastAsia="Times New Roman" w:hAnsi="Aptos Narrow" w:cs="Times New Roman"/>
+                <w:color w:val="000000"/>
+              </w:rPr>
+              <w:t xml:space="preserve"> de una </w:t>
+            </w:r>
+            <w:r>
+              <w:rPr>
+                <w:rFonts w:ascii="Aptos Narrow" w:eastAsia="Times New Roman" w:hAnsi="Aptos Narrow" w:cs="Times New Roman"/>
+                <w:color w:val="000000"/>
+              </w:rPr>
+              <w:t>página</w:t>
+            </w:r>
+            <w:r>
+              <w:rPr>
+                <w:rFonts w:ascii="Aptos Narrow" w:eastAsia="Times New Roman" w:hAnsi="Aptos Narrow" w:cs="Times New Roman"/>
+                <w:color w:val="000000"/>
+              </w:rPr>
+              <w:t xml:space="preserve"> web/una aplicación </w:t>
+            </w:r>
+            <w:r>
+              <w:rPr>
+                <w:rFonts w:ascii="Aptos Narrow" w:eastAsia="Times New Roman" w:hAnsi="Aptos Narrow" w:cs="Times New Roman"/>
+                <w:color w:val="000000"/>
+              </w:rPr>
+              <w:t>móvil</w:t>
+            </w:r>
+            <w:r>
+              <w:rPr>
+                <w:rFonts w:ascii="Aptos Narrow" w:eastAsia="Times New Roman" w:hAnsi="Aptos Narrow" w:cs="Times New Roman"/>
+                <w:color w:val="000000"/>
+              </w:rPr>
+              <w:t xml:space="preserve"> para que lo revise el cliente</w:t>
             </w:r>
           </w:p>
         </w:tc>
@@ -7742,7 +8791,14 @@
                 <w:rFonts w:ascii="Aptos Narrow" w:eastAsia="Times New Roman" w:hAnsi="Aptos Narrow" w:cs="Times New Roman"/>
                 <w:color w:val="000000"/>
               </w:rPr>
-              <w:t>1 día</w:t>
+              <w:t xml:space="preserve">1 </w:t>
+            </w:r>
+            <w:r>
+              <w:rPr>
+                <w:rFonts w:ascii="Aptos Narrow" w:eastAsia="Times New Roman" w:hAnsi="Aptos Narrow" w:cs="Times New Roman"/>
+                <w:color w:val="000000"/>
+              </w:rPr>
+              <w:t>día</w:t>
             </w:r>
           </w:p>
         </w:tc>
@@ -7802,15 +8858,56 @@
                 <w:rFonts w:ascii="Aptos Narrow" w:eastAsia="Times New Roman" w:hAnsi="Aptos Narrow" w:cs="Times New Roman"/>
                 <w:color w:val="000000"/>
               </w:rPr>
-              <w:t xml:space="preserve">Si no ce cuenta con buena comunicación con el cliente podría retrasarse la entrega del </w:t>
-            </w:r>
-            <w:r>
-              <w:rPr>
-                <w:rFonts w:ascii="Aptos Narrow" w:eastAsia="Times New Roman" w:hAnsi="Aptos Narrow" w:cs="Times New Roman"/>
-                <w:color w:val="000000"/>
-              </w:rPr>
-              <w:lastRenderedPageBreak/>
-              <w:t>módulo para su revisión</w:t>
+              <w:t xml:space="preserve">Si no ce cuenta con buena comunicación con el cliente </w:t>
+            </w:r>
+            <w:r>
+              <w:rPr>
+                <w:rFonts w:ascii="Aptos Narrow" w:eastAsia="Times New Roman" w:hAnsi="Aptos Narrow" w:cs="Times New Roman"/>
+                <w:color w:val="000000"/>
+              </w:rPr>
+              <w:t>podría</w:t>
+            </w:r>
+            <w:r>
+              <w:rPr>
+                <w:rFonts w:ascii="Aptos Narrow" w:eastAsia="Times New Roman" w:hAnsi="Aptos Narrow" w:cs="Times New Roman"/>
+                <w:color w:val="000000"/>
+              </w:rPr>
+              <w:t xml:space="preserve"> </w:t>
+            </w:r>
+            <w:r>
+              <w:rPr>
+                <w:rFonts w:ascii="Aptos Narrow" w:eastAsia="Times New Roman" w:hAnsi="Aptos Narrow" w:cs="Times New Roman"/>
+                <w:color w:val="000000"/>
+              </w:rPr>
+              <w:t>retrasarse</w:t>
+            </w:r>
+            <w:r>
+              <w:rPr>
+                <w:rFonts w:ascii="Aptos Narrow" w:eastAsia="Times New Roman" w:hAnsi="Aptos Narrow" w:cs="Times New Roman"/>
+                <w:color w:val="000000"/>
+              </w:rPr>
+              <w:t xml:space="preserve"> la entrega del </w:t>
+            </w:r>
+            <w:r>
+              <w:rPr>
+                <w:rFonts w:ascii="Aptos Narrow" w:eastAsia="Times New Roman" w:hAnsi="Aptos Narrow" w:cs="Times New Roman"/>
+                <w:color w:val="000000"/>
+              </w:rPr>
+              <w:t>módulo</w:t>
+            </w:r>
+            <w:r>
+              <w:rPr>
+                <w:rFonts w:ascii="Aptos Narrow" w:eastAsia="Times New Roman" w:hAnsi="Aptos Narrow" w:cs="Times New Roman"/>
+                <w:color w:val="000000"/>
+              </w:rPr>
+              <w:t xml:space="preserve"> para su </w:t>
+            </w:r>
+            <w:r>
+              <w:rPr>
+                <w:rFonts w:ascii="Aptos Narrow" w:eastAsia="Times New Roman" w:hAnsi="Aptos Narrow" w:cs="Times New Roman"/>
+                <w:color w:val="000000"/>
+              </w:rPr>
+              <w:t>revisión</w:t>
             </w:r>
           </w:p>
         </w:tc>
@@ -7845,7 +8942,6 @@
                 <w:rFonts w:ascii="Aptos Narrow" w:eastAsia="Times New Roman" w:hAnsi="Aptos Narrow" w:cs="Times New Roman"/>
                 <w:color w:val="1D2763"/>
               </w:rPr>
-              <w:lastRenderedPageBreak/>
               <w:t>Gestión de proyectos informáticos</w:t>
             </w:r>
           </w:p>
@@ -7876,8 +8972,17 @@
                 <w:rFonts w:ascii="Aptos Narrow" w:eastAsia="Times New Roman" w:hAnsi="Aptos Narrow" w:cs="Times New Roman"/>
                 <w:color w:val="000000"/>
               </w:rPr>
-              <w:t>Sprint Review</w:t>
-            </w:r>
+              <w:t xml:space="preserve">Sprint </w:t>
+            </w:r>
+            <w:proofErr w:type="spellStart"/>
+            <w:r>
+              <w:rPr>
+                <w:rFonts w:ascii="Aptos Narrow" w:eastAsia="Times New Roman" w:hAnsi="Aptos Narrow" w:cs="Times New Roman"/>
+                <w:color w:val="000000"/>
+              </w:rPr>
+              <w:t>Review</w:t>
+            </w:r>
+            <w:proofErr w:type="spellEnd"/>
           </w:p>
         </w:tc>
         <w:tc>
@@ -7906,7 +9011,37 @@
                 <w:rFonts w:ascii="Aptos Narrow" w:eastAsia="Times New Roman" w:hAnsi="Aptos Narrow" w:cs="Times New Roman"/>
                 <w:color w:val="000000"/>
               </w:rPr>
-              <w:t>Reunión con el producto owner y Scrum máster para confirmar si le gusto el modulo</w:t>
+              <w:t xml:space="preserve">Reunión con el producto </w:t>
+            </w:r>
+            <w:proofErr w:type="spellStart"/>
+            <w:r>
+              <w:rPr>
+                <w:rFonts w:ascii="Aptos Narrow" w:eastAsia="Times New Roman" w:hAnsi="Aptos Narrow" w:cs="Times New Roman"/>
+                <w:color w:val="000000"/>
+              </w:rPr>
+              <w:t>owner</w:t>
+            </w:r>
+            <w:proofErr w:type="spellEnd"/>
+            <w:r>
+              <w:rPr>
+                <w:rFonts w:ascii="Aptos Narrow" w:eastAsia="Times New Roman" w:hAnsi="Aptos Narrow" w:cs="Times New Roman"/>
+                <w:color w:val="000000"/>
+              </w:rPr>
+              <w:t xml:space="preserve"> y Scrum </w:t>
+            </w:r>
+            <w:r>
+              <w:rPr>
+                <w:rFonts w:ascii="Aptos Narrow" w:eastAsia="Times New Roman" w:hAnsi="Aptos Narrow" w:cs="Times New Roman"/>
+                <w:color w:val="000000"/>
+              </w:rPr>
+              <w:t>máster</w:t>
+            </w:r>
+            <w:r>
+              <w:rPr>
+                <w:rFonts w:ascii="Aptos Narrow" w:eastAsia="Times New Roman" w:hAnsi="Aptos Narrow" w:cs="Times New Roman"/>
+                <w:color w:val="000000"/>
+              </w:rPr>
+              <w:t xml:space="preserve"> para confirmar si le gusto el modulo</w:t>
             </w:r>
           </w:p>
         </w:tc>
@@ -7966,7 +9101,21 @@
                 <w:rFonts w:ascii="Aptos Narrow" w:eastAsia="Times New Roman" w:hAnsi="Aptos Narrow" w:cs="Times New Roman"/>
                 <w:color w:val="000000"/>
               </w:rPr>
-              <w:t xml:space="preserve">1 día </w:t>
+              <w:t xml:space="preserve">1 </w:t>
+            </w:r>
+            <w:r>
+              <w:rPr>
+                <w:rFonts w:ascii="Aptos Narrow" w:eastAsia="Times New Roman" w:hAnsi="Aptos Narrow" w:cs="Times New Roman"/>
+                <w:color w:val="000000"/>
+              </w:rPr>
+              <w:t>día</w:t>
+            </w:r>
+            <w:r>
+              <w:rPr>
+                <w:rFonts w:ascii="Aptos Narrow" w:eastAsia="Times New Roman" w:hAnsi="Aptos Narrow" w:cs="Times New Roman"/>
+                <w:color w:val="000000"/>
+              </w:rPr>
+              <w:t xml:space="preserve"> </w:t>
             </w:r>
           </w:p>
         </w:tc>
@@ -8026,7 +9175,21 @@
                 <w:rFonts w:ascii="Aptos Narrow" w:eastAsia="Times New Roman" w:hAnsi="Aptos Narrow" w:cs="Times New Roman"/>
                 <w:color w:val="000000"/>
               </w:rPr>
-              <w:t>Reunión por Discord grabado deben estar todos los nombrados</w:t>
+              <w:t xml:space="preserve">Reunión por </w:t>
+            </w:r>
+            <w:r>
+              <w:rPr>
+                <w:rFonts w:ascii="Aptos Narrow" w:eastAsia="Times New Roman" w:hAnsi="Aptos Narrow" w:cs="Times New Roman"/>
+                <w:color w:val="000000"/>
+              </w:rPr>
+              <w:t>Discord</w:t>
+            </w:r>
+            <w:r>
+              <w:rPr>
+                <w:rFonts w:ascii="Aptos Narrow" w:eastAsia="Times New Roman" w:hAnsi="Aptos Narrow" w:cs="Times New Roman"/>
+                <w:color w:val="000000"/>
+              </w:rPr>
+              <w:t xml:space="preserve"> grabado deben estar todos los nombrados</w:t>
             </w:r>
           </w:p>
         </w:tc>
@@ -8137,7 +9300,23 @@
                 <w:rFonts w:ascii="Aptos Narrow" w:eastAsia="Times New Roman" w:hAnsi="Aptos Narrow" w:cs="Times New Roman"/>
                 <w:color w:val="000000"/>
               </w:rPr>
-              <w:t xml:space="preserve"> y Equipo de desarrollo para corregir si es que al producto owner no le gusto el modulo</w:t>
+              <w:t xml:space="preserve"> y Equipo de desarrollo para corregir si es que al producto </w:t>
+            </w:r>
+            <w:proofErr w:type="spellStart"/>
+            <w:r>
+              <w:rPr>
+                <w:rFonts w:ascii="Aptos Narrow" w:eastAsia="Times New Roman" w:hAnsi="Aptos Narrow" w:cs="Times New Roman"/>
+                <w:color w:val="000000"/>
+              </w:rPr>
+              <w:t>owner</w:t>
+            </w:r>
+            <w:proofErr w:type="spellEnd"/>
+            <w:r>
+              <w:rPr>
+                <w:rFonts w:ascii="Aptos Narrow" w:eastAsia="Times New Roman" w:hAnsi="Aptos Narrow" w:cs="Times New Roman"/>
+                <w:color w:val="000000"/>
+              </w:rPr>
+              <w:t xml:space="preserve"> no le gusto el modulo</w:t>
             </w:r>
           </w:p>
         </w:tc>
@@ -8197,7 +9376,14 @@
                 <w:rFonts w:ascii="Aptos Narrow" w:eastAsia="Times New Roman" w:hAnsi="Aptos Narrow" w:cs="Times New Roman"/>
                 <w:color w:val="000000"/>
               </w:rPr>
-              <w:t>1 día</w:t>
+              <w:t xml:space="preserve">1 </w:t>
+            </w:r>
+            <w:r>
+              <w:rPr>
+                <w:rFonts w:ascii="Aptos Narrow" w:eastAsia="Times New Roman" w:hAnsi="Aptos Narrow" w:cs="Times New Roman"/>
+                <w:color w:val="000000"/>
+              </w:rPr>
+              <w:t>día</w:t>
             </w:r>
           </w:p>
         </w:tc>
@@ -8225,50 +9411,81 @@
             <w:r>
               <w:rPr>
                 <w:rFonts w:ascii="Aptos Narrow" w:eastAsia="Times New Roman" w:hAnsi="Aptos Narrow" w:cs="Times New Roman"/>
-              </w:rPr>
-              <w:t>Cristóbal Oyarzun</w:t>
-            </w:r>
-            <w:r>
-              <w:rPr>
-                <w:rFonts w:ascii="Aptos Narrow" w:eastAsia="Times New Roman" w:hAnsi="Aptos Narrow" w:cs="Times New Roman"/>
+                <w:color w:val="000000"/>
+              </w:rPr>
+              <w:t xml:space="preserve">Cristóbal </w:t>
+            </w:r>
+            <w:r>
+              <w:rPr>
+                <w:rFonts w:ascii="Aptos Narrow" w:eastAsia="Times New Roman" w:hAnsi="Aptos Narrow" w:cs="Times New Roman"/>
+                <w:color w:val="000000"/>
+              </w:rPr>
+              <w:t>Oyarzun,</w:t>
+            </w:r>
+            <w:r>
+              <w:rPr>
+                <w:rFonts w:ascii="Aptos Narrow" w:eastAsia="Times New Roman" w:hAnsi="Aptos Narrow" w:cs="Times New Roman"/>
+                <w:color w:val="000000"/>
+              </w:rPr>
+              <w:t xml:space="preserve"> Sebastián Cabrera y Matias Rosales</w:t>
+            </w:r>
+          </w:p>
+        </w:tc>
+        <w:tc>
+          <w:tcPr>
+            <w:tcW w:w="1260" w:type="dxa"/>
+            <w:tcBorders>
+              <w:top w:val="nil"/>
+              <w:left w:val="nil"/>
+              <w:bottom w:val="single" w:sz="4" w:space="0" w:color="auto"/>
+              <w:right w:val="single" w:sz="4" w:space="0" w:color="auto"/>
+            </w:tcBorders>
+            <w:shd w:val="clear" w:color="000000" w:fill="C0E6F5"/>
+            <w:hideMark/>
+          </w:tcPr>
+          <w:p>
+            <w:pPr>
+              <w:spacing w:after="0" w:line="240" w:lineRule="auto"/>
+              <w:jc w:val="center"/>
+              <w:rPr>
+                <w:rFonts w:ascii="Aptos Narrow" w:eastAsia="Times New Roman" w:hAnsi="Aptos Narrow" w:cs="Times New Roman"/>
+                <w:color w:val="000000"/>
+              </w:rPr>
+            </w:pPr>
+            <w:r>
+              <w:rPr>
+                <w:rFonts w:ascii="Aptos Narrow" w:eastAsia="Times New Roman" w:hAnsi="Aptos Narrow" w:cs="Times New Roman"/>
+                <w:color w:val="000000"/>
+              </w:rPr>
+              <w:t xml:space="preserve">Deben estar por lo menos el scrum </w:t>
+            </w:r>
+            <w:r>
+              <w:rPr>
+                <w:rFonts w:ascii="Aptos Narrow" w:eastAsia="Times New Roman" w:hAnsi="Aptos Narrow" w:cs="Times New Roman"/>
+                <w:color w:val="000000"/>
+              </w:rPr>
+              <w:t>máster</w:t>
+            </w:r>
+            <w:r>
+              <w:rPr>
+                <w:rFonts w:ascii="Aptos Narrow" w:eastAsia="Times New Roman" w:hAnsi="Aptos Narrow" w:cs="Times New Roman"/>
+                <w:color w:val="000000"/>
               </w:rPr>
               <w:t xml:space="preserve"> y </w:t>
             </w:r>
             <w:r>
               <w:rPr>
                 <w:rFonts w:ascii="Aptos Narrow" w:eastAsia="Times New Roman" w:hAnsi="Aptos Narrow" w:cs="Times New Roman"/>
-              </w:rPr>
-              <w:t>Sebastián Cabrera</w:t>
-            </w:r>
-          </w:p>
-        </w:tc>
-        <w:tc>
-          <w:tcPr>
-            <w:tcW w:w="1260" w:type="dxa"/>
-            <w:tcBorders>
-              <w:top w:val="nil"/>
-              <w:left w:val="nil"/>
-              <w:bottom w:val="single" w:sz="4" w:space="0" w:color="auto"/>
-              <w:right w:val="single" w:sz="4" w:space="0" w:color="auto"/>
-            </w:tcBorders>
-            <w:shd w:val="clear" w:color="000000" w:fill="C0E6F5"/>
-            <w:hideMark/>
-          </w:tcPr>
-          <w:p>
-            <w:pPr>
-              <w:spacing w:after="0" w:line="240" w:lineRule="auto"/>
-              <w:jc w:val="center"/>
-              <w:rPr>
-                <w:rFonts w:ascii="Aptos Narrow" w:eastAsia="Times New Roman" w:hAnsi="Aptos Narrow" w:cs="Times New Roman"/>
-                <w:color w:val="000000"/>
-              </w:rPr>
-            </w:pPr>
-            <w:r>
-              <w:rPr>
-                <w:rFonts w:ascii="Aptos Narrow" w:eastAsia="Times New Roman" w:hAnsi="Aptos Narrow" w:cs="Times New Roman"/>
-                <w:color w:val="000000"/>
-              </w:rPr>
-              <w:t>Deben estar por lo menos el scrum máster y otra persona del equipo de desarrollo</w:t>
+                <w:color w:val="000000"/>
+              </w:rPr>
+              <w:t>otra persona</w:t>
+            </w:r>
+            <w:r>
+              <w:rPr>
+                <w:rFonts w:ascii="Aptos Narrow" w:eastAsia="Times New Roman" w:hAnsi="Aptos Narrow" w:cs="Times New Roman"/>
+                <w:color w:val="000000"/>
+              </w:rPr>
+              <w:t xml:space="preserve"> del equipo de desarrollo</w:t>
             </w:r>
           </w:p>
         </w:tc>
@@ -8331,7 +9548,23 @@
                 <w:rFonts w:ascii="Aptos Narrow" w:eastAsia="Times New Roman" w:hAnsi="Aptos Narrow" w:cs="Times New Roman"/>
                 <w:color w:val="000000"/>
               </w:rPr>
-              <w:t>Sprint Planning Sprint 2</w:t>
+              <w:t xml:space="preserve">Sprint </w:t>
+            </w:r>
+            <w:proofErr w:type="spellStart"/>
+            <w:r>
+              <w:rPr>
+                <w:rFonts w:ascii="Aptos Narrow" w:eastAsia="Times New Roman" w:hAnsi="Aptos Narrow" w:cs="Times New Roman"/>
+                <w:color w:val="000000"/>
+              </w:rPr>
+              <w:t>Planning</w:t>
+            </w:r>
+            <w:proofErr w:type="spellEnd"/>
+            <w:r>
+              <w:rPr>
+                <w:rFonts w:ascii="Aptos Narrow" w:eastAsia="Times New Roman" w:hAnsi="Aptos Narrow" w:cs="Times New Roman"/>
+                <w:color w:val="000000"/>
+              </w:rPr>
+              <w:t xml:space="preserve"> Sprint 2</w:t>
             </w:r>
           </w:p>
         </w:tc>
@@ -8418,7 +9651,14 @@
                 <w:rFonts w:ascii="Aptos Narrow" w:eastAsia="Times New Roman" w:hAnsi="Aptos Narrow" w:cs="Times New Roman"/>
                 <w:color w:val="000000"/>
               </w:rPr>
-              <w:t>1 día</w:t>
+              <w:t xml:space="preserve">1 </w:t>
+            </w:r>
+            <w:r>
+              <w:rPr>
+                <w:rFonts w:ascii="Aptos Narrow" w:eastAsia="Times New Roman" w:hAnsi="Aptos Narrow" w:cs="Times New Roman"/>
+                <w:color w:val="000000"/>
+              </w:rPr>
+              <w:t>día</w:t>
             </w:r>
           </w:p>
         </w:tc>
@@ -8447,7 +9687,21 @@
                 <w:rFonts w:ascii="Aptos Narrow" w:eastAsia="Times New Roman" w:hAnsi="Aptos Narrow" w:cs="Times New Roman"/>
                 <w:color w:val="000000"/>
               </w:rPr>
-              <w:t xml:space="preserve">Sebastián Cabrera (scrum </w:t>
+              <w:t xml:space="preserve">Sebastián </w:t>
+            </w:r>
+            <w:r>
+              <w:rPr>
+                <w:rFonts w:ascii="Aptos Narrow" w:eastAsia="Times New Roman" w:hAnsi="Aptos Narrow" w:cs="Times New Roman"/>
+                <w:color w:val="000000"/>
+              </w:rPr>
+              <w:t>Cabrera (</w:t>
+            </w:r>
+            <w:r>
+              <w:rPr>
+                <w:rFonts w:ascii="Aptos Narrow" w:eastAsia="Times New Roman" w:hAnsi="Aptos Narrow" w:cs="Times New Roman"/>
+                <w:color w:val="000000"/>
+              </w:rPr>
+              <w:t xml:space="preserve">scrum </w:t>
             </w:r>
             <w:proofErr w:type="gramStart"/>
             <w:r>
@@ -8463,7 +9717,53 @@
                 <w:rFonts w:ascii="Aptos Narrow" w:eastAsia="Times New Roman" w:hAnsi="Aptos Narrow" w:cs="Times New Roman"/>
                 <w:color w:val="000000"/>
               </w:rPr>
-              <w:t>), Cristóbal Oyarzun y Guillermo Varas (Product owner)</w:t>
+              <w:t>), Matias</w:t>
+            </w:r>
+            <w:r>
+              <w:rPr>
+                <w:rFonts w:ascii="Aptos Narrow" w:eastAsia="Times New Roman" w:hAnsi="Aptos Narrow" w:cs="Times New Roman"/>
+                <w:color w:val="000000"/>
+              </w:rPr>
+              <w:t xml:space="preserve"> Rosales, Cristóbal Oyarzun y Guillermo </w:t>
+            </w:r>
+            <w:r>
+              <w:rPr>
+                <w:rFonts w:ascii="Aptos Narrow" w:eastAsia="Times New Roman" w:hAnsi="Aptos Narrow" w:cs="Times New Roman"/>
+                <w:color w:val="000000"/>
+              </w:rPr>
+              <w:t>Varas (</w:t>
+            </w:r>
+            <w:proofErr w:type="spellStart"/>
+            <w:r>
+              <w:rPr>
+                <w:rFonts w:ascii="Aptos Narrow" w:eastAsia="Times New Roman" w:hAnsi="Aptos Narrow" w:cs="Times New Roman"/>
+                <w:color w:val="000000"/>
+              </w:rPr>
+              <w:t>Product</w:t>
+            </w:r>
+            <w:proofErr w:type="spellEnd"/>
+            <w:r>
+              <w:rPr>
+                <w:rFonts w:ascii="Aptos Narrow" w:eastAsia="Times New Roman" w:hAnsi="Aptos Narrow" w:cs="Times New Roman"/>
+                <w:color w:val="000000"/>
+              </w:rPr>
+              <w:t xml:space="preserve"> </w:t>
+            </w:r>
+            <w:proofErr w:type="spellStart"/>
+            <w:r>
+              <w:rPr>
+                <w:rFonts w:ascii="Aptos Narrow" w:eastAsia="Times New Roman" w:hAnsi="Aptos Narrow" w:cs="Times New Roman"/>
+                <w:color w:val="000000"/>
+              </w:rPr>
+              <w:t>owner</w:t>
+            </w:r>
+            <w:proofErr w:type="spellEnd"/>
+            <w:r>
+              <w:rPr>
+                <w:rFonts w:ascii="Aptos Narrow" w:eastAsia="Times New Roman" w:hAnsi="Aptos Narrow" w:cs="Times New Roman"/>
+                <w:color w:val="000000"/>
+              </w:rPr>
+              <w:t>)</w:t>
             </w:r>
           </w:p>
         </w:tc>
@@ -8527,7 +9827,22 @@
                 <w:rFonts w:ascii="Aptos Narrow" w:eastAsia="Times New Roman" w:hAnsi="Aptos Narrow" w:cs="Times New Roman"/>
                 <w:color w:val="000000"/>
               </w:rPr>
-              <w:t xml:space="preserve">Gestión de proyectos informáticos, Programación base de datos, Desarrollo de software </w:t>
+              <w:lastRenderedPageBreak/>
+              <w:t xml:space="preserve">Gestión de proyectos informáticos, </w:t>
+            </w:r>
+            <w:r>
+              <w:rPr>
+                <w:rFonts w:ascii="Aptos Narrow" w:eastAsia="Times New Roman" w:hAnsi="Aptos Narrow" w:cs="Times New Roman"/>
+                <w:color w:val="000000"/>
+              </w:rPr>
+              <w:t>Programación</w:t>
+            </w:r>
+            <w:r>
+              <w:rPr>
+                <w:rFonts w:ascii="Aptos Narrow" w:eastAsia="Times New Roman" w:hAnsi="Aptos Narrow" w:cs="Times New Roman"/>
+                <w:color w:val="000000"/>
+              </w:rPr>
+              <w:t xml:space="preserve"> base de datos, Desarrollo de software </w:t>
             </w:r>
             <w:proofErr w:type="spellStart"/>
             <w:r>
@@ -8543,7 +9858,21 @@
                 <w:rFonts w:ascii="Aptos Narrow" w:eastAsia="Times New Roman" w:hAnsi="Aptos Narrow" w:cs="Times New Roman"/>
                 <w:color w:val="000000"/>
               </w:rPr>
-              <w:t xml:space="preserve"> Integración de plataformas.</w:t>
+              <w:t xml:space="preserve"> </w:t>
+            </w:r>
+            <w:r>
+              <w:rPr>
+                <w:rFonts w:ascii="Aptos Narrow" w:eastAsia="Times New Roman" w:hAnsi="Aptos Narrow" w:cs="Times New Roman"/>
+                <w:color w:val="000000"/>
+              </w:rPr>
+              <w:t>Integración</w:t>
+            </w:r>
+            <w:r>
+              <w:rPr>
+                <w:rFonts w:ascii="Aptos Narrow" w:eastAsia="Times New Roman" w:hAnsi="Aptos Narrow" w:cs="Times New Roman"/>
+                <w:color w:val="000000"/>
+              </w:rPr>
+              <w:t xml:space="preserve"> de plataformas.</w:t>
             </w:r>
           </w:p>
         </w:tc>
@@ -8663,7 +9992,14 @@
                 <w:rFonts w:ascii="Aptos Narrow" w:eastAsia="Times New Roman" w:hAnsi="Aptos Narrow" w:cs="Times New Roman"/>
                 <w:color w:val="000000"/>
               </w:rPr>
-              <w:t>20 días</w:t>
+              <w:t xml:space="preserve">20 </w:t>
+            </w:r>
+            <w:r>
+              <w:rPr>
+                <w:rFonts w:ascii="Aptos Narrow" w:eastAsia="Times New Roman" w:hAnsi="Aptos Narrow" w:cs="Times New Roman"/>
+                <w:color w:val="000000"/>
+              </w:rPr>
+              <w:t>días</w:t>
             </w:r>
           </w:p>
         </w:tc>
@@ -8693,7 +10029,21 @@
                 <w:rFonts w:ascii="Aptos Narrow" w:eastAsia="Times New Roman" w:hAnsi="Aptos Narrow" w:cs="Times New Roman"/>
                 <w:color w:val="000000"/>
               </w:rPr>
-              <w:t xml:space="preserve">Sebastián Cabrera (scrum </w:t>
+              <w:t xml:space="preserve">Sebastián </w:t>
+            </w:r>
+            <w:r>
+              <w:rPr>
+                <w:rFonts w:ascii="Aptos Narrow" w:eastAsia="Times New Roman" w:hAnsi="Aptos Narrow" w:cs="Times New Roman"/>
+                <w:color w:val="000000"/>
+              </w:rPr>
+              <w:t>Cabrera (</w:t>
+            </w:r>
+            <w:r>
+              <w:rPr>
+                <w:rFonts w:ascii="Aptos Narrow" w:eastAsia="Times New Roman" w:hAnsi="Aptos Narrow" w:cs="Times New Roman"/>
+                <w:color w:val="000000"/>
+              </w:rPr>
+              <w:t xml:space="preserve">scrum </w:t>
             </w:r>
             <w:proofErr w:type="gramStart"/>
             <w:r>
@@ -8709,7 +10059,53 @@
                 <w:rFonts w:ascii="Aptos Narrow" w:eastAsia="Times New Roman" w:hAnsi="Aptos Narrow" w:cs="Times New Roman"/>
                 <w:color w:val="000000"/>
               </w:rPr>
-              <w:t>), Cristóbal Oyarzun y Guillermo Varas (Product owner)</w:t>
+              <w:t>), Matias</w:t>
+            </w:r>
+            <w:r>
+              <w:rPr>
+                <w:rFonts w:ascii="Aptos Narrow" w:eastAsia="Times New Roman" w:hAnsi="Aptos Narrow" w:cs="Times New Roman"/>
+                <w:color w:val="000000"/>
+              </w:rPr>
+              <w:t xml:space="preserve"> Rosales, Cristóbal Oyarzun y Guillermo </w:t>
+            </w:r>
+            <w:r>
+              <w:rPr>
+                <w:rFonts w:ascii="Aptos Narrow" w:eastAsia="Times New Roman" w:hAnsi="Aptos Narrow" w:cs="Times New Roman"/>
+                <w:color w:val="000000"/>
+              </w:rPr>
+              <w:t>Varas (</w:t>
+            </w:r>
+            <w:proofErr w:type="spellStart"/>
+            <w:r>
+              <w:rPr>
+                <w:rFonts w:ascii="Aptos Narrow" w:eastAsia="Times New Roman" w:hAnsi="Aptos Narrow" w:cs="Times New Roman"/>
+                <w:color w:val="000000"/>
+              </w:rPr>
+              <w:t>Product</w:t>
+            </w:r>
+            <w:proofErr w:type="spellEnd"/>
+            <w:r>
+              <w:rPr>
+                <w:rFonts w:ascii="Aptos Narrow" w:eastAsia="Times New Roman" w:hAnsi="Aptos Narrow" w:cs="Times New Roman"/>
+                <w:color w:val="000000"/>
+              </w:rPr>
+              <w:t xml:space="preserve"> </w:t>
+            </w:r>
+            <w:proofErr w:type="spellStart"/>
+            <w:r>
+              <w:rPr>
+                <w:rFonts w:ascii="Aptos Narrow" w:eastAsia="Times New Roman" w:hAnsi="Aptos Narrow" w:cs="Times New Roman"/>
+                <w:color w:val="000000"/>
+              </w:rPr>
+              <w:t>owner</w:t>
+            </w:r>
+            <w:proofErr w:type="spellEnd"/>
+            <w:r>
+              <w:rPr>
+                <w:rFonts w:ascii="Aptos Narrow" w:eastAsia="Times New Roman" w:hAnsi="Aptos Narrow" w:cs="Times New Roman"/>
+                <w:color w:val="000000"/>
+              </w:rPr>
+              <w:t>)</w:t>
             </w:r>
           </w:p>
         </w:tc>
@@ -8834,7 +10230,14 @@
                 <w:rFonts w:ascii="Aptos Narrow" w:eastAsia="Times New Roman" w:hAnsi="Aptos Narrow" w:cs="Times New Roman"/>
                 <w:color w:val="1D2763"/>
               </w:rPr>
-              <w:t>Reunión diaria del equipo para evidenciar avances o retrasos y pedir ayuda a compañeros</w:t>
+              <w:t>Reunión</w:t>
+            </w:r>
+            <w:r>
+              <w:rPr>
+                <w:rFonts w:ascii="Aptos Narrow" w:eastAsia="Times New Roman" w:hAnsi="Aptos Narrow" w:cs="Times New Roman"/>
+                <w:color w:val="1D2763"/>
+              </w:rPr>
+              <w:t xml:space="preserve"> diaria del equipo para evidenciar avances o retrasos y pedir ayuda a compañeros</w:t>
             </w:r>
           </w:p>
         </w:tc>
@@ -8922,20 +10325,23 @@
             <w:r>
               <w:rPr>
                 <w:rFonts w:ascii="Aptos Narrow" w:eastAsia="Times New Roman" w:hAnsi="Aptos Narrow" w:cs="Times New Roman"/>
-              </w:rPr>
-              <w:t>Cristóbal Oyarzun</w:t>
-            </w:r>
-            <w:r>
-              <w:rPr>
-                <w:rFonts w:ascii="Aptos Narrow" w:eastAsia="Times New Roman" w:hAnsi="Aptos Narrow" w:cs="Times New Roman"/>
-              </w:rPr>
-              <w:t xml:space="preserve"> y </w:t>
-            </w:r>
-            <w:r>
-              <w:rPr>
-                <w:rFonts w:ascii="Aptos Narrow" w:eastAsia="Times New Roman" w:hAnsi="Aptos Narrow" w:cs="Times New Roman"/>
-              </w:rPr>
-              <w:t>Sebastián Cabrera</w:t>
+                <w:color w:val="000000"/>
+              </w:rPr>
+              <w:t xml:space="preserve">Cristóbal </w:t>
+            </w:r>
+            <w:r>
+              <w:rPr>
+                <w:rFonts w:ascii="Aptos Narrow" w:eastAsia="Times New Roman" w:hAnsi="Aptos Narrow" w:cs="Times New Roman"/>
+                <w:color w:val="000000"/>
+              </w:rPr>
+              <w:t>Oyarzun,</w:t>
+            </w:r>
+            <w:r>
+              <w:rPr>
+                <w:rFonts w:ascii="Aptos Narrow" w:eastAsia="Times New Roman" w:hAnsi="Aptos Narrow" w:cs="Times New Roman"/>
+                <w:color w:val="000000"/>
+              </w:rPr>
+              <w:t xml:space="preserve"> Sebastián Cabrera y Matias Rosales</w:t>
             </w:r>
           </w:p>
         </w:tc>
@@ -8965,7 +10371,21 @@
                 <w:rFonts w:ascii="Aptos Narrow" w:eastAsia="Times New Roman" w:hAnsi="Aptos Narrow" w:cs="Times New Roman"/>
                 <w:color w:val="1D2763"/>
               </w:rPr>
-              <w:t>Reunión por Discord grabado </w:t>
+              <w:t xml:space="preserve">Reunión por </w:t>
+            </w:r>
+            <w:r>
+              <w:rPr>
+                <w:rFonts w:ascii="Aptos Narrow" w:eastAsia="Times New Roman" w:hAnsi="Aptos Narrow" w:cs="Times New Roman"/>
+                <w:color w:val="1D2763"/>
+              </w:rPr>
+              <w:t>Discord</w:t>
+            </w:r>
+            <w:r>
+              <w:rPr>
+                <w:rFonts w:ascii="Aptos Narrow" w:eastAsia="Times New Roman" w:hAnsi="Aptos Narrow" w:cs="Times New Roman"/>
+                <w:color w:val="1D2763"/>
+              </w:rPr>
+              <w:t xml:space="preserve"> grabado </w:t>
             </w:r>
           </w:p>
         </w:tc>
@@ -9000,7 +10420,6 @@
                 <w:rFonts w:ascii="Aptos Narrow" w:eastAsia="Times New Roman" w:hAnsi="Aptos Narrow" w:cs="Times New Roman"/>
                 <w:color w:val="000000"/>
               </w:rPr>
-              <w:lastRenderedPageBreak/>
               <w:t>Desarrollo de software</w:t>
             </w:r>
           </w:p>
@@ -9061,7 +10480,35 @@
                 <w:rFonts w:ascii="Aptos Narrow" w:eastAsia="Times New Roman" w:hAnsi="Aptos Narrow" w:cs="Times New Roman"/>
                 <w:color w:val="000000"/>
               </w:rPr>
-              <w:t>Generar reportes con información resumida de las operaciones en la aplicación.</w:t>
+              <w:t xml:space="preserve">Generar reportes con información resumida de </w:t>
+            </w:r>
+            <w:r>
+              <w:rPr>
+                <w:rFonts w:ascii="Aptos Narrow" w:eastAsia="Times New Roman" w:hAnsi="Aptos Narrow" w:cs="Times New Roman"/>
+                <w:color w:val="000000"/>
+              </w:rPr>
+              <w:t>las operaciones</w:t>
+            </w:r>
+            <w:r>
+              <w:rPr>
+                <w:rFonts w:ascii="Aptos Narrow" w:eastAsia="Times New Roman" w:hAnsi="Aptos Narrow" w:cs="Times New Roman"/>
+                <w:color w:val="000000"/>
+              </w:rPr>
+              <w:t xml:space="preserve"> en la </w:t>
+            </w:r>
+            <w:r>
+              <w:rPr>
+                <w:rFonts w:ascii="Aptos Narrow" w:eastAsia="Times New Roman" w:hAnsi="Aptos Narrow" w:cs="Times New Roman"/>
+                <w:color w:val="000000"/>
+              </w:rPr>
+              <w:t>aplicación</w:t>
+            </w:r>
+            <w:r>
+              <w:rPr>
+                <w:rFonts w:ascii="Aptos Narrow" w:eastAsia="Times New Roman" w:hAnsi="Aptos Narrow" w:cs="Times New Roman"/>
+                <w:color w:val="000000"/>
+              </w:rPr>
+              <w:t>.</w:t>
             </w:r>
           </w:p>
         </w:tc>
@@ -9121,7 +10568,14 @@
                 <w:rFonts w:ascii="Aptos Narrow" w:eastAsia="Times New Roman" w:hAnsi="Aptos Narrow" w:cs="Times New Roman"/>
                 <w:color w:val="000000"/>
               </w:rPr>
-              <w:t>4 días</w:t>
+              <w:t xml:space="preserve">4 </w:t>
+            </w:r>
+            <w:r>
+              <w:rPr>
+                <w:rFonts w:ascii="Aptos Narrow" w:eastAsia="Times New Roman" w:hAnsi="Aptos Narrow" w:cs="Times New Roman"/>
+                <w:color w:val="000000"/>
+              </w:rPr>
+              <w:t>días</w:t>
             </w:r>
           </w:p>
         </w:tc>
@@ -9149,8 +10603,9 @@
             <w:r>
               <w:rPr>
                 <w:rFonts w:ascii="Aptos Narrow" w:eastAsia="Times New Roman" w:hAnsi="Aptos Narrow" w:cs="Times New Roman"/>
-              </w:rPr>
-              <w:t>Cristóbal Oyarzun</w:t>
+                <w:color w:val="000000"/>
+              </w:rPr>
+              <w:t>Matias Rosales</w:t>
             </w:r>
           </w:p>
         </w:tc>
@@ -9180,7 +10635,35 @@
                 <w:rFonts w:ascii="Aptos Narrow" w:eastAsia="Times New Roman" w:hAnsi="Aptos Narrow" w:cs="Times New Roman"/>
                 <w:color w:val="000000"/>
               </w:rPr>
-              <w:t>una mala toma de cómo se debe hacer un reporte puede llevar a rehacer toda la actividad</w:t>
+              <w:t xml:space="preserve">una mala toma de </w:t>
+            </w:r>
+            <w:r>
+              <w:rPr>
+                <w:rFonts w:ascii="Aptos Narrow" w:eastAsia="Times New Roman" w:hAnsi="Aptos Narrow" w:cs="Times New Roman"/>
+                <w:color w:val="000000"/>
+              </w:rPr>
+              <w:t>cómo</w:t>
+            </w:r>
+            <w:r>
+              <w:rPr>
+                <w:rFonts w:ascii="Aptos Narrow" w:eastAsia="Times New Roman" w:hAnsi="Aptos Narrow" w:cs="Times New Roman"/>
+                <w:color w:val="000000"/>
+              </w:rPr>
+              <w:t xml:space="preserve"> se debe hacer un reporte puede llevar a </w:t>
+            </w:r>
+            <w:r>
+              <w:rPr>
+                <w:rFonts w:ascii="Aptos Narrow" w:eastAsia="Times New Roman" w:hAnsi="Aptos Narrow" w:cs="Times New Roman"/>
+                <w:color w:val="000000"/>
+              </w:rPr>
+              <w:t>rehacer</w:t>
+            </w:r>
+            <w:r>
+              <w:rPr>
+                <w:rFonts w:ascii="Aptos Narrow" w:eastAsia="Times New Roman" w:hAnsi="Aptos Narrow" w:cs="Times New Roman"/>
+                <w:color w:val="000000"/>
+              </w:rPr>
+              <w:t xml:space="preserve"> toda la actividad</w:t>
             </w:r>
           </w:p>
         </w:tc>
@@ -9199,6 +10682,7 @@
               <w:right w:val="single" w:sz="4" w:space="0" w:color="auto"/>
             </w:tcBorders>
             <w:shd w:val="clear" w:color="000000" w:fill="DAF2D0"/>
+            <w:hideMark/>
           </w:tcPr>
           <w:p>
             <w:pPr>
@@ -9228,22 +10712,30 @@
               <w:right w:val="single" w:sz="4" w:space="0" w:color="auto"/>
             </w:tcBorders>
             <w:shd w:val="clear" w:color="000000" w:fill="DAF2D0"/>
-          </w:tcPr>
-          <w:p>
-            <w:pPr>
-              <w:spacing w:after="0" w:line="240" w:lineRule="auto"/>
-              <w:jc w:val="center"/>
-              <w:rPr>
-                <w:rFonts w:ascii="Aptos Narrow" w:eastAsia="Times New Roman" w:hAnsi="Aptos Narrow" w:cs="Times New Roman"/>
-                <w:color w:val="000000"/>
-              </w:rPr>
-            </w:pPr>
-            <w:r>
-              <w:rPr>
-                <w:rFonts w:ascii="Aptos Narrow" w:eastAsia="Times New Roman" w:hAnsi="Aptos Narrow" w:cs="Times New Roman"/>
-                <w:color w:val="000000"/>
-              </w:rPr>
-              <w:t>Gestión de servicios/viajes</w:t>
+            <w:hideMark/>
+          </w:tcPr>
+          <w:p>
+            <w:pPr>
+              <w:spacing w:after="0" w:line="240" w:lineRule="auto"/>
+              <w:jc w:val="center"/>
+              <w:rPr>
+                <w:rFonts w:ascii="Aptos Narrow" w:eastAsia="Times New Roman" w:hAnsi="Aptos Narrow" w:cs="Times New Roman"/>
+                <w:color w:val="000000"/>
+              </w:rPr>
+            </w:pPr>
+            <w:r>
+              <w:rPr>
+                <w:rFonts w:ascii="Aptos Narrow" w:eastAsia="Times New Roman" w:hAnsi="Aptos Narrow" w:cs="Times New Roman"/>
+                <w:color w:val="000000"/>
+              </w:rPr>
+              <w:t>Gestión</w:t>
+            </w:r>
+            <w:r>
+              <w:rPr>
+                <w:rFonts w:ascii="Aptos Narrow" w:eastAsia="Times New Roman" w:hAnsi="Aptos Narrow" w:cs="Times New Roman"/>
+                <w:color w:val="000000"/>
+              </w:rPr>
+              <w:t xml:space="preserve"> de mantenimiento</w:t>
             </w:r>
           </w:p>
         </w:tc>
@@ -9257,22 +10749,23 @@
               <w:right w:val="single" w:sz="4" w:space="0" w:color="auto"/>
             </w:tcBorders>
             <w:shd w:val="clear" w:color="000000" w:fill="DAF2D0"/>
-          </w:tcPr>
-          <w:p>
-            <w:pPr>
-              <w:spacing w:after="0" w:line="240" w:lineRule="auto"/>
-              <w:jc w:val="center"/>
-              <w:rPr>
-                <w:rFonts w:ascii="Aptos Narrow" w:eastAsia="Times New Roman" w:hAnsi="Aptos Narrow" w:cs="Times New Roman"/>
-                <w:color w:val="000000"/>
-              </w:rPr>
-            </w:pPr>
-            <w:r>
-              <w:rPr>
-                <w:rFonts w:ascii="Aptos Narrow" w:eastAsia="Times New Roman" w:hAnsi="Aptos Narrow" w:cs="Times New Roman"/>
-                <w:color w:val="000000"/>
-              </w:rPr>
-              <w:t>Guardar las rutas de los transportes de la empresa</w:t>
+            <w:hideMark/>
+          </w:tcPr>
+          <w:p>
+            <w:pPr>
+              <w:spacing w:after="0" w:line="240" w:lineRule="auto"/>
+              <w:jc w:val="center"/>
+              <w:rPr>
+                <w:rFonts w:ascii="Aptos Narrow" w:eastAsia="Times New Roman" w:hAnsi="Aptos Narrow" w:cs="Times New Roman"/>
+                <w:color w:val="000000"/>
+              </w:rPr>
+            </w:pPr>
+            <w:r>
+              <w:rPr>
+                <w:rFonts w:ascii="Aptos Narrow" w:eastAsia="Times New Roman" w:hAnsi="Aptos Narrow" w:cs="Times New Roman"/>
+                <w:color w:val="000000"/>
+              </w:rPr>
+              <w:t>Registrar y consultar mantenimientos de los vehículos.</w:t>
             </w:r>
           </w:p>
         </w:tc>
@@ -9286,6 +10779,7 @@
               <w:right w:val="single" w:sz="4" w:space="0" w:color="auto"/>
             </w:tcBorders>
             <w:shd w:val="clear" w:color="000000" w:fill="DAF2D0"/>
+            <w:hideMark/>
           </w:tcPr>
           <w:p>
             <w:pPr>
@@ -9315,22 +10809,37 @@
               <w:right w:val="single" w:sz="4" w:space="0" w:color="auto"/>
             </w:tcBorders>
             <w:shd w:val="clear" w:color="000000" w:fill="DAF2D0"/>
-          </w:tcPr>
-          <w:p>
-            <w:pPr>
-              <w:spacing w:after="0" w:line="240" w:lineRule="auto"/>
-              <w:jc w:val="center"/>
-              <w:rPr>
-                <w:rFonts w:ascii="Aptos Narrow" w:eastAsia="Times New Roman" w:hAnsi="Aptos Narrow" w:cs="Times New Roman"/>
-                <w:color w:val="000000"/>
-              </w:rPr>
-            </w:pPr>
-            <w:r>
-              <w:rPr>
-                <w:rFonts w:ascii="Aptos Narrow" w:eastAsia="Times New Roman" w:hAnsi="Aptos Narrow" w:cs="Times New Roman"/>
-                <w:color w:val="000000"/>
-              </w:rPr>
-              <w:t>2 días</w:t>
+            <w:hideMark/>
+          </w:tcPr>
+          <w:p>
+            <w:pPr>
+              <w:spacing w:after="0" w:line="240" w:lineRule="auto"/>
+              <w:jc w:val="center"/>
+              <w:rPr>
+                <w:rFonts w:ascii="Aptos Narrow" w:eastAsia="Times New Roman" w:hAnsi="Aptos Narrow" w:cs="Times New Roman"/>
+                <w:color w:val="000000"/>
+              </w:rPr>
+            </w:pPr>
+            <w:r>
+              <w:rPr>
+                <w:rFonts w:ascii="Aptos Narrow" w:eastAsia="Times New Roman" w:hAnsi="Aptos Narrow" w:cs="Times New Roman"/>
+                <w:color w:val="000000"/>
+              </w:rPr>
+              <w:t xml:space="preserve">4 </w:t>
+            </w:r>
+            <w:r>
+              <w:rPr>
+                <w:rFonts w:ascii="Aptos Narrow" w:eastAsia="Times New Roman" w:hAnsi="Aptos Narrow" w:cs="Times New Roman"/>
+                <w:color w:val="000000"/>
+              </w:rPr>
+              <w:t>días</w:t>
+            </w:r>
+            <w:r>
+              <w:rPr>
+                <w:rFonts w:ascii="Aptos Narrow" w:eastAsia="Times New Roman" w:hAnsi="Aptos Narrow" w:cs="Times New Roman"/>
+                <w:color w:val="000000"/>
+              </w:rPr>
+              <w:t xml:space="preserve"> </w:t>
             </w:r>
           </w:p>
         </w:tc>
@@ -9344,6 +10853,7 @@
               <w:right w:val="single" w:sz="4" w:space="0" w:color="auto"/>
             </w:tcBorders>
             <w:shd w:val="clear" w:color="000000" w:fill="DAF2D0"/>
+            <w:hideMark/>
           </w:tcPr>
           <w:p>
             <w:pPr>
@@ -9373,29 +10883,37 @@
               <w:right w:val="single" w:sz="4" w:space="0" w:color="auto"/>
             </w:tcBorders>
             <w:shd w:val="clear" w:color="000000" w:fill="DAF2D0"/>
-          </w:tcPr>
-          <w:p>
-            <w:pPr>
-              <w:spacing w:after="0" w:line="240" w:lineRule="auto"/>
-              <w:jc w:val="center"/>
-              <w:rPr>
-                <w:rFonts w:ascii="Aptos Narrow" w:eastAsia="Times New Roman" w:hAnsi="Aptos Narrow" w:cs="Times New Roman"/>
-                <w:color w:val="000000"/>
-              </w:rPr>
-            </w:pPr>
-            <w:r>
-              <w:rPr>
-                <w:rFonts w:ascii="Aptos Narrow" w:eastAsia="Times New Roman" w:hAnsi="Aptos Narrow" w:cs="Times New Roman"/>
-                <w:color w:val="000000"/>
-              </w:rPr>
-              <w:t xml:space="preserve">La estructura de los viajes ya existe en la empresa de Transporte </w:t>
-            </w:r>
-            <w:r>
-              <w:rPr>
-                <w:rFonts w:ascii="Aptos Narrow" w:eastAsia="Times New Roman" w:hAnsi="Aptos Narrow" w:cs="Times New Roman"/>
-                <w:color w:val="000000"/>
-              </w:rPr>
-              <w:t>Guillermo Varas</w:t>
+            <w:hideMark/>
+          </w:tcPr>
+          <w:p>
+            <w:pPr>
+              <w:spacing w:after="0" w:line="240" w:lineRule="auto"/>
+              <w:jc w:val="center"/>
+              <w:rPr>
+                <w:rFonts w:ascii="Aptos Narrow" w:eastAsia="Times New Roman" w:hAnsi="Aptos Narrow" w:cs="Times New Roman"/>
+                <w:color w:val="000000"/>
+              </w:rPr>
+            </w:pPr>
+            <w:r>
+              <w:rPr>
+                <w:rFonts w:ascii="Aptos Narrow" w:eastAsia="Times New Roman" w:hAnsi="Aptos Narrow" w:cs="Times New Roman"/>
+                <w:color w:val="000000"/>
+              </w:rPr>
+              <w:t xml:space="preserve">por el modelamiento de datos echo en el sprint 0 la tabla ya </w:t>
+            </w:r>
+            <w:r>
+              <w:rPr>
+                <w:rFonts w:ascii="Aptos Narrow" w:eastAsia="Times New Roman" w:hAnsi="Aptos Narrow" w:cs="Times New Roman"/>
+                <w:color w:val="000000"/>
+              </w:rPr>
+              <w:t>estará</w:t>
+            </w:r>
+            <w:r>
+              <w:rPr>
+                <w:rFonts w:ascii="Aptos Narrow" w:eastAsia="Times New Roman" w:hAnsi="Aptos Narrow" w:cs="Times New Roman"/>
+                <w:color w:val="000000"/>
+              </w:rPr>
+              <w:t xml:space="preserve"> creada con los campos correctamente definidos</w:t>
             </w:r>
           </w:p>
         </w:tc>
@@ -9460,7 +10978,14 @@
                 <w:rFonts w:ascii="Aptos Narrow" w:eastAsia="Times New Roman" w:hAnsi="Aptos Narrow" w:cs="Times New Roman"/>
                 <w:color w:val="000000"/>
               </w:rPr>
-              <w:t>Gestión de mantenimiento</w:t>
+              <w:t>Gestión</w:t>
+            </w:r>
+            <w:r>
+              <w:rPr>
+                <w:rFonts w:ascii="Aptos Narrow" w:eastAsia="Times New Roman" w:hAnsi="Aptos Narrow" w:cs="Times New Roman"/>
+                <w:color w:val="000000"/>
+              </w:rPr>
+              <w:t xml:space="preserve"> de repuestos</w:t>
             </w:r>
           </w:p>
         </w:tc>
@@ -9490,7 +11015,21 @@
                 <w:rFonts w:ascii="Aptos Narrow" w:eastAsia="Times New Roman" w:hAnsi="Aptos Narrow" w:cs="Times New Roman"/>
                 <w:color w:val="000000"/>
               </w:rPr>
-              <w:t>Registrar y consultar mantenimientos de los vehículos.</w:t>
+              <w:t xml:space="preserve">Hacer que el sistema gestione los repuestos de los </w:t>
+            </w:r>
+            <w:r>
+              <w:rPr>
+                <w:rFonts w:ascii="Aptos Narrow" w:eastAsia="Times New Roman" w:hAnsi="Aptos Narrow" w:cs="Times New Roman"/>
+                <w:color w:val="000000"/>
+              </w:rPr>
+              <w:t>vehículos</w:t>
+            </w:r>
+            <w:r>
+              <w:rPr>
+                <w:rFonts w:ascii="Aptos Narrow" w:eastAsia="Times New Roman" w:hAnsi="Aptos Narrow" w:cs="Times New Roman"/>
+                <w:color w:val="000000"/>
+              </w:rPr>
+              <w:t xml:space="preserve"> </w:t>
             </w:r>
           </w:p>
         </w:tc>
@@ -9550,7 +11089,14 @@
                 <w:rFonts w:ascii="Aptos Narrow" w:eastAsia="Times New Roman" w:hAnsi="Aptos Narrow" w:cs="Times New Roman"/>
                 <w:color w:val="000000"/>
               </w:rPr>
-              <w:t xml:space="preserve">4 días </w:t>
+              <w:t xml:space="preserve">2 </w:t>
+            </w:r>
+            <w:r>
+              <w:rPr>
+                <w:rFonts w:ascii="Aptos Narrow" w:eastAsia="Times New Roman" w:hAnsi="Aptos Narrow" w:cs="Times New Roman"/>
+                <w:color w:val="000000"/>
+              </w:rPr>
+              <w:t>días</w:t>
             </w:r>
           </w:p>
         </w:tc>
@@ -9580,7 +11126,7 @@
                 <w:rFonts w:ascii="Aptos Narrow" w:eastAsia="Times New Roman" w:hAnsi="Aptos Narrow" w:cs="Times New Roman"/>
                 <w:color w:val="000000"/>
               </w:rPr>
-              <w:t>Sebastián Cabrera</w:t>
+              <w:t>Cristóbal Oyarzun</w:t>
             </w:r>
           </w:p>
         </w:tc>
@@ -9610,7 +11156,43 @@
                 <w:rFonts w:ascii="Aptos Narrow" w:eastAsia="Times New Roman" w:hAnsi="Aptos Narrow" w:cs="Times New Roman"/>
                 <w:color w:val="000000"/>
               </w:rPr>
-              <w:t>por el modelamiento de datos echo en el sprint 0 la tabla ya estará creada con los campos correctamente definidos</w:t>
+              <w:t xml:space="preserve">debido a que este es un campo que no existe en la empresa Transporte Guillermo Varas el </w:t>
+            </w:r>
+            <w:r>
+              <w:rPr>
+                <w:rFonts w:ascii="Aptos Narrow" w:eastAsia="Times New Roman" w:hAnsi="Aptos Narrow" w:cs="Times New Roman"/>
+                <w:color w:val="000000"/>
+              </w:rPr>
+              <w:lastRenderedPageBreak/>
+              <w:t xml:space="preserve">desarrollo de </w:t>
+            </w:r>
+            <w:r>
+              <w:rPr>
+                <w:rFonts w:ascii="Aptos Narrow" w:eastAsia="Times New Roman" w:hAnsi="Aptos Narrow" w:cs="Times New Roman"/>
+                <w:color w:val="000000"/>
+              </w:rPr>
+              <w:t>esta característica</w:t>
+            </w:r>
+            <w:r>
+              <w:rPr>
+                <w:rFonts w:ascii="Aptos Narrow" w:eastAsia="Times New Roman" w:hAnsi="Aptos Narrow" w:cs="Times New Roman"/>
+                <w:color w:val="000000"/>
+              </w:rPr>
+              <w:t xml:space="preserve"> </w:t>
+            </w:r>
+            <w:r>
+              <w:rPr>
+                <w:rFonts w:ascii="Aptos Narrow" w:eastAsia="Times New Roman" w:hAnsi="Aptos Narrow" w:cs="Times New Roman"/>
+                <w:color w:val="000000"/>
+              </w:rPr>
+              <w:t>podría</w:t>
+            </w:r>
+            <w:r>
+              <w:rPr>
+                <w:rFonts w:ascii="Aptos Narrow" w:eastAsia="Times New Roman" w:hAnsi="Aptos Narrow" w:cs="Times New Roman"/>
+                <w:color w:val="000000"/>
+              </w:rPr>
+              <w:t xml:space="preserve"> presentar errores</w:t>
             </w:r>
           </w:p>
         </w:tc>
@@ -9645,6 +11227,7 @@
                 <w:rFonts w:ascii="Aptos Narrow" w:eastAsia="Times New Roman" w:hAnsi="Aptos Narrow" w:cs="Times New Roman"/>
                 <w:color w:val="000000"/>
               </w:rPr>
+              <w:lastRenderedPageBreak/>
               <w:t xml:space="preserve">Calidad de software </w:t>
             </w:r>
             <w:proofErr w:type="spellStart"/>
@@ -9661,7 +11244,21 @@
                 <w:rFonts w:ascii="Aptos Narrow" w:eastAsia="Times New Roman" w:hAnsi="Aptos Narrow" w:cs="Times New Roman"/>
                 <w:color w:val="000000"/>
               </w:rPr>
-              <w:t xml:space="preserve"> Integración de plataformas</w:t>
+              <w:t xml:space="preserve"> </w:t>
+            </w:r>
+            <w:r>
+              <w:rPr>
+                <w:rFonts w:ascii="Aptos Narrow" w:eastAsia="Times New Roman" w:hAnsi="Aptos Narrow" w:cs="Times New Roman"/>
+                <w:color w:val="000000"/>
+              </w:rPr>
+              <w:t>Integración</w:t>
+            </w:r>
+            <w:r>
+              <w:rPr>
+                <w:rFonts w:ascii="Aptos Narrow" w:eastAsia="Times New Roman" w:hAnsi="Aptos Narrow" w:cs="Times New Roman"/>
+                <w:color w:val="000000"/>
+              </w:rPr>
+              <w:t xml:space="preserve"> de plataformas</w:t>
             </w:r>
           </w:p>
         </w:tc>
@@ -9721,7 +11318,35 @@
                 <w:rFonts w:ascii="Aptos Narrow" w:eastAsia="Times New Roman" w:hAnsi="Aptos Narrow" w:cs="Times New Roman"/>
                 <w:color w:val="000000"/>
               </w:rPr>
-              <w:t xml:space="preserve">Poner a prueba el módulo desarrollado a través del plan de pruebas y rellenar la base de datos con los datos de la empresa </w:t>
+              <w:t xml:space="preserve">Poner a prueba el </w:t>
+            </w:r>
+            <w:r>
+              <w:rPr>
+                <w:rFonts w:ascii="Aptos Narrow" w:eastAsia="Times New Roman" w:hAnsi="Aptos Narrow" w:cs="Times New Roman"/>
+                <w:color w:val="000000"/>
+              </w:rPr>
+              <w:t>módulo</w:t>
+            </w:r>
+            <w:r>
+              <w:rPr>
+                <w:rFonts w:ascii="Aptos Narrow" w:eastAsia="Times New Roman" w:hAnsi="Aptos Narrow" w:cs="Times New Roman"/>
+                <w:color w:val="000000"/>
+              </w:rPr>
+              <w:t xml:space="preserve"> desarrollado </w:t>
+            </w:r>
+            <w:r>
+              <w:rPr>
+                <w:rFonts w:ascii="Aptos Narrow" w:eastAsia="Times New Roman" w:hAnsi="Aptos Narrow" w:cs="Times New Roman"/>
+                <w:color w:val="000000"/>
+              </w:rPr>
+              <w:t>a través</w:t>
+            </w:r>
+            <w:r>
+              <w:rPr>
+                <w:rFonts w:ascii="Aptos Narrow" w:eastAsia="Times New Roman" w:hAnsi="Aptos Narrow" w:cs="Times New Roman"/>
+                <w:color w:val="000000"/>
+              </w:rPr>
+              <w:t xml:space="preserve"> del plan de pruebas y rellenar la base de datos con los datos de la empresa </w:t>
             </w:r>
           </w:p>
         </w:tc>
@@ -9781,21 +11406,7 @@
                 <w:rFonts w:ascii="Aptos Narrow" w:eastAsia="Times New Roman" w:hAnsi="Aptos Narrow" w:cs="Times New Roman"/>
                 <w:color w:val="000000"/>
               </w:rPr>
-              <w:t>3</w:t>
-            </w:r>
-            <w:r>
-              <w:rPr>
-                <w:rFonts w:ascii="Aptos Narrow" w:eastAsia="Times New Roman" w:hAnsi="Aptos Narrow" w:cs="Times New Roman"/>
-                <w:color w:val="000000"/>
-              </w:rPr>
-              <w:t xml:space="preserve"> </w:t>
-            </w:r>
-            <w:r>
-              <w:rPr>
-                <w:rFonts w:ascii="Aptos Narrow" w:eastAsia="Times New Roman" w:hAnsi="Aptos Narrow" w:cs="Times New Roman"/>
-                <w:color w:val="000000"/>
-              </w:rPr>
-              <w:t>días</w:t>
+              <w:t>3dias</w:t>
             </w:r>
           </w:p>
         </w:tc>
@@ -9823,20 +11434,23 @@
             <w:r>
               <w:rPr>
                 <w:rFonts w:ascii="Aptos Narrow" w:eastAsia="Times New Roman" w:hAnsi="Aptos Narrow" w:cs="Times New Roman"/>
-              </w:rPr>
-              <w:t>Cristóbal Oyarzun</w:t>
-            </w:r>
-            <w:r>
-              <w:rPr>
-                <w:rFonts w:ascii="Aptos Narrow" w:eastAsia="Times New Roman" w:hAnsi="Aptos Narrow" w:cs="Times New Roman"/>
-              </w:rPr>
-              <w:t xml:space="preserve"> y </w:t>
-            </w:r>
-            <w:r>
-              <w:rPr>
-                <w:rFonts w:ascii="Aptos Narrow" w:eastAsia="Times New Roman" w:hAnsi="Aptos Narrow" w:cs="Times New Roman"/>
-              </w:rPr>
-              <w:t>Sebastián Cabrera</w:t>
+                <w:color w:val="000000"/>
+              </w:rPr>
+              <w:t xml:space="preserve">Cristóbal </w:t>
+            </w:r>
+            <w:r>
+              <w:rPr>
+                <w:rFonts w:ascii="Aptos Narrow" w:eastAsia="Times New Roman" w:hAnsi="Aptos Narrow" w:cs="Times New Roman"/>
+                <w:color w:val="000000"/>
+              </w:rPr>
+              <w:t>Oyarzun,</w:t>
+            </w:r>
+            <w:r>
+              <w:rPr>
+                <w:rFonts w:ascii="Aptos Narrow" w:eastAsia="Times New Roman" w:hAnsi="Aptos Narrow" w:cs="Times New Roman"/>
+                <w:color w:val="000000"/>
+              </w:rPr>
+              <w:t xml:space="preserve"> Sebastián Cabrera y Matias Rosales</w:t>
             </w:r>
           </w:p>
         </w:tc>
@@ -9866,7 +11480,21 @@
                 <w:rFonts w:ascii="Aptos Narrow" w:eastAsia="Times New Roman" w:hAnsi="Aptos Narrow" w:cs="Times New Roman"/>
                 <w:color w:val="000000"/>
               </w:rPr>
-              <w:t>La existencia del plan de pruebas establecerá objetivos claros facilitando el desarrollo</w:t>
+              <w:t xml:space="preserve">La existencia del plan de pruebas </w:t>
+            </w:r>
+            <w:r>
+              <w:rPr>
+                <w:rFonts w:ascii="Aptos Narrow" w:eastAsia="Times New Roman" w:hAnsi="Aptos Narrow" w:cs="Times New Roman"/>
+                <w:color w:val="000000"/>
+              </w:rPr>
+              <w:t>establecerá</w:t>
+            </w:r>
+            <w:r>
+              <w:rPr>
+                <w:rFonts w:ascii="Aptos Narrow" w:eastAsia="Times New Roman" w:hAnsi="Aptos Narrow" w:cs="Times New Roman"/>
+                <w:color w:val="000000"/>
+              </w:rPr>
+              <w:t xml:space="preserve"> objetivos claros facilitando el desarrollo</w:t>
             </w:r>
           </w:p>
         </w:tc>
@@ -9931,7 +11559,35 @@
                 <w:rFonts w:ascii="Aptos Narrow" w:eastAsia="Times New Roman" w:hAnsi="Aptos Narrow" w:cs="Times New Roman"/>
                 <w:color w:val="000000"/>
               </w:rPr>
-              <w:t>Entrega a cliente modulo funcionales reportes + gestión mantenimientos/ repuestos</w:t>
+              <w:t xml:space="preserve">Entrega a cliente modulo </w:t>
+            </w:r>
+            <w:r>
+              <w:rPr>
+                <w:rFonts w:ascii="Aptos Narrow" w:eastAsia="Times New Roman" w:hAnsi="Aptos Narrow" w:cs="Times New Roman"/>
+                <w:color w:val="000000"/>
+              </w:rPr>
+              <w:t>funcionales reportes</w:t>
+            </w:r>
+            <w:r>
+              <w:rPr>
+                <w:rFonts w:ascii="Aptos Narrow" w:eastAsia="Times New Roman" w:hAnsi="Aptos Narrow" w:cs="Times New Roman"/>
+                <w:color w:val="000000"/>
+              </w:rPr>
+              <w:t xml:space="preserve"> + </w:t>
+            </w:r>
+            <w:r>
+              <w:rPr>
+                <w:rFonts w:ascii="Aptos Narrow" w:eastAsia="Times New Roman" w:hAnsi="Aptos Narrow" w:cs="Times New Roman"/>
+                <w:color w:val="000000"/>
+              </w:rPr>
+              <w:t>gestión</w:t>
+            </w:r>
+            <w:r>
+              <w:rPr>
+                <w:rFonts w:ascii="Aptos Narrow" w:eastAsia="Times New Roman" w:hAnsi="Aptos Narrow" w:cs="Times New Roman"/>
+                <w:color w:val="000000"/>
+              </w:rPr>
+              <w:t xml:space="preserve"> mantenimientos/ repuestos</w:t>
             </w:r>
           </w:p>
         </w:tc>
@@ -9961,7 +11617,14 @@
                 <w:rFonts w:ascii="Aptos Narrow" w:eastAsia="Times New Roman" w:hAnsi="Aptos Narrow" w:cs="Times New Roman"/>
                 <w:color w:val="000000"/>
               </w:rPr>
-              <w:t>Entrega del mó</w:t>
+              <w:t xml:space="preserve">Entrega del </w:t>
+            </w:r>
+            <w:r>
+              <w:rPr>
+                <w:rFonts w:ascii="Aptos Narrow" w:eastAsia="Times New Roman" w:hAnsi="Aptos Narrow" w:cs="Times New Roman"/>
+                <w:color w:val="000000"/>
+              </w:rPr>
+              <w:t>mó</w:t>
             </w:r>
             <w:r>
               <w:rPr>
@@ -9975,7 +11638,49 @@
                 <w:rFonts w:ascii="Aptos Narrow" w:eastAsia="Times New Roman" w:hAnsi="Aptos Narrow" w:cs="Times New Roman"/>
                 <w:color w:val="000000"/>
               </w:rPr>
-              <w:t xml:space="preserve"> funcional desarrollado a través de una página web/una aplicación móvil para que lo revise el cliente</w:t>
+              <w:t xml:space="preserve"> funcional desarrollado </w:t>
+            </w:r>
+            <w:r>
+              <w:rPr>
+                <w:rFonts w:ascii="Aptos Narrow" w:eastAsia="Times New Roman" w:hAnsi="Aptos Narrow" w:cs="Times New Roman"/>
+                <w:color w:val="000000"/>
+              </w:rPr>
+              <w:t>a través</w:t>
+            </w:r>
+            <w:r>
+              <w:rPr>
+                <w:rFonts w:ascii="Aptos Narrow" w:eastAsia="Times New Roman" w:hAnsi="Aptos Narrow" w:cs="Times New Roman"/>
+                <w:color w:val="000000"/>
+              </w:rPr>
+              <w:t xml:space="preserve"> de una </w:t>
+            </w:r>
+            <w:r>
+              <w:rPr>
+                <w:rFonts w:ascii="Aptos Narrow" w:eastAsia="Times New Roman" w:hAnsi="Aptos Narrow" w:cs="Times New Roman"/>
+                <w:color w:val="000000"/>
+              </w:rPr>
+              <w:t>página</w:t>
+            </w:r>
+            <w:r>
+              <w:rPr>
+                <w:rFonts w:ascii="Aptos Narrow" w:eastAsia="Times New Roman" w:hAnsi="Aptos Narrow" w:cs="Times New Roman"/>
+                <w:color w:val="000000"/>
+              </w:rPr>
+              <w:t xml:space="preserve"> web/una aplicación </w:t>
+            </w:r>
+            <w:r>
+              <w:rPr>
+                <w:rFonts w:ascii="Aptos Narrow" w:eastAsia="Times New Roman" w:hAnsi="Aptos Narrow" w:cs="Times New Roman"/>
+                <w:color w:val="000000"/>
+              </w:rPr>
+              <w:t>móvil</w:t>
+            </w:r>
+            <w:r>
+              <w:rPr>
+                <w:rFonts w:ascii="Aptos Narrow" w:eastAsia="Times New Roman" w:hAnsi="Aptos Narrow" w:cs="Times New Roman"/>
+                <w:color w:val="000000"/>
+              </w:rPr>
+              <w:t xml:space="preserve"> para que lo revise el cliente</w:t>
             </w:r>
           </w:p>
         </w:tc>
@@ -10035,7 +11740,14 @@
                 <w:rFonts w:ascii="Aptos Narrow" w:eastAsia="Times New Roman" w:hAnsi="Aptos Narrow" w:cs="Times New Roman"/>
                 <w:color w:val="000000"/>
               </w:rPr>
-              <w:t>1 días</w:t>
+              <w:t xml:space="preserve">1 </w:t>
+            </w:r>
+            <w:r>
+              <w:rPr>
+                <w:rFonts w:ascii="Aptos Narrow" w:eastAsia="Times New Roman" w:hAnsi="Aptos Narrow" w:cs="Times New Roman"/>
+                <w:color w:val="000000"/>
+              </w:rPr>
+              <w:t>días</w:t>
             </w:r>
           </w:p>
         </w:tc>
@@ -10095,15 +11807,56 @@
                 <w:rFonts w:ascii="Aptos Narrow" w:eastAsia="Times New Roman" w:hAnsi="Aptos Narrow" w:cs="Times New Roman"/>
                 <w:color w:val="000000"/>
               </w:rPr>
-              <w:t xml:space="preserve">Si no ce cuenta con buena comunicación con el cliente podría retrasarse la entrega del </w:t>
-            </w:r>
-            <w:r>
-              <w:rPr>
-                <w:rFonts w:ascii="Aptos Narrow" w:eastAsia="Times New Roman" w:hAnsi="Aptos Narrow" w:cs="Times New Roman"/>
-                <w:color w:val="000000"/>
-              </w:rPr>
-              <w:lastRenderedPageBreak/>
-              <w:t>módulo para su revisión</w:t>
+              <w:t xml:space="preserve">Si no ce cuenta con buena comunicación con el cliente </w:t>
+            </w:r>
+            <w:r>
+              <w:rPr>
+                <w:rFonts w:ascii="Aptos Narrow" w:eastAsia="Times New Roman" w:hAnsi="Aptos Narrow" w:cs="Times New Roman"/>
+                <w:color w:val="000000"/>
+              </w:rPr>
+              <w:t>podría</w:t>
+            </w:r>
+            <w:r>
+              <w:rPr>
+                <w:rFonts w:ascii="Aptos Narrow" w:eastAsia="Times New Roman" w:hAnsi="Aptos Narrow" w:cs="Times New Roman"/>
+                <w:color w:val="000000"/>
+              </w:rPr>
+              <w:t xml:space="preserve"> </w:t>
+            </w:r>
+            <w:r>
+              <w:rPr>
+                <w:rFonts w:ascii="Aptos Narrow" w:eastAsia="Times New Roman" w:hAnsi="Aptos Narrow" w:cs="Times New Roman"/>
+                <w:color w:val="000000"/>
+              </w:rPr>
+              <w:t>retrasarse</w:t>
+            </w:r>
+            <w:r>
+              <w:rPr>
+                <w:rFonts w:ascii="Aptos Narrow" w:eastAsia="Times New Roman" w:hAnsi="Aptos Narrow" w:cs="Times New Roman"/>
+                <w:color w:val="000000"/>
+              </w:rPr>
+              <w:t xml:space="preserve"> la entrega del </w:t>
+            </w:r>
+            <w:r>
+              <w:rPr>
+                <w:rFonts w:ascii="Aptos Narrow" w:eastAsia="Times New Roman" w:hAnsi="Aptos Narrow" w:cs="Times New Roman"/>
+                <w:color w:val="000000"/>
+              </w:rPr>
+              <w:t>módulo</w:t>
+            </w:r>
+            <w:r>
+              <w:rPr>
+                <w:rFonts w:ascii="Aptos Narrow" w:eastAsia="Times New Roman" w:hAnsi="Aptos Narrow" w:cs="Times New Roman"/>
+                <w:color w:val="000000"/>
+              </w:rPr>
+              <w:t xml:space="preserve"> para su </w:t>
+            </w:r>
+            <w:r>
+              <w:rPr>
+                <w:rFonts w:ascii="Aptos Narrow" w:eastAsia="Times New Roman" w:hAnsi="Aptos Narrow" w:cs="Times New Roman"/>
+                <w:color w:val="000000"/>
+              </w:rPr>
+              <w:t>revisión</w:t>
             </w:r>
           </w:p>
         </w:tc>
@@ -10138,7 +11891,6 @@
                 <w:rFonts w:ascii="Aptos Narrow" w:eastAsia="Times New Roman" w:hAnsi="Aptos Narrow" w:cs="Times New Roman"/>
                 <w:color w:val="1D2763"/>
               </w:rPr>
-              <w:lastRenderedPageBreak/>
               <w:t>Gestión de proyectos informáticos</w:t>
             </w:r>
           </w:p>
@@ -10169,8 +11921,17 @@
                 <w:rFonts w:ascii="Aptos Narrow" w:eastAsia="Times New Roman" w:hAnsi="Aptos Narrow" w:cs="Times New Roman"/>
                 <w:color w:val="000000"/>
               </w:rPr>
-              <w:t>Sprint Review</w:t>
-            </w:r>
+              <w:t xml:space="preserve">Sprint </w:t>
+            </w:r>
+            <w:proofErr w:type="spellStart"/>
+            <w:r>
+              <w:rPr>
+                <w:rFonts w:ascii="Aptos Narrow" w:eastAsia="Times New Roman" w:hAnsi="Aptos Narrow" w:cs="Times New Roman"/>
+                <w:color w:val="000000"/>
+              </w:rPr>
+              <w:t>Review</w:t>
+            </w:r>
+            <w:proofErr w:type="spellEnd"/>
           </w:p>
         </w:tc>
         <w:tc>
@@ -10199,7 +11960,37 @@
                 <w:rFonts w:ascii="Aptos Narrow" w:eastAsia="Times New Roman" w:hAnsi="Aptos Narrow" w:cs="Times New Roman"/>
                 <w:color w:val="000000"/>
               </w:rPr>
-              <w:t>Reunión con el producto owner y Scrum máster para confirmar si le gusto el modulo</w:t>
+              <w:t xml:space="preserve">Reunión con el producto </w:t>
+            </w:r>
+            <w:proofErr w:type="spellStart"/>
+            <w:r>
+              <w:rPr>
+                <w:rFonts w:ascii="Aptos Narrow" w:eastAsia="Times New Roman" w:hAnsi="Aptos Narrow" w:cs="Times New Roman"/>
+                <w:color w:val="000000"/>
+              </w:rPr>
+              <w:t>owner</w:t>
+            </w:r>
+            <w:proofErr w:type="spellEnd"/>
+            <w:r>
+              <w:rPr>
+                <w:rFonts w:ascii="Aptos Narrow" w:eastAsia="Times New Roman" w:hAnsi="Aptos Narrow" w:cs="Times New Roman"/>
+                <w:color w:val="000000"/>
+              </w:rPr>
+              <w:t xml:space="preserve"> y Scrum </w:t>
+            </w:r>
+            <w:r>
+              <w:rPr>
+                <w:rFonts w:ascii="Aptos Narrow" w:eastAsia="Times New Roman" w:hAnsi="Aptos Narrow" w:cs="Times New Roman"/>
+                <w:color w:val="000000"/>
+              </w:rPr>
+              <w:t>máster</w:t>
+            </w:r>
+            <w:r>
+              <w:rPr>
+                <w:rFonts w:ascii="Aptos Narrow" w:eastAsia="Times New Roman" w:hAnsi="Aptos Narrow" w:cs="Times New Roman"/>
+                <w:color w:val="000000"/>
+              </w:rPr>
+              <w:t xml:space="preserve"> para confirmar si le gusto el modulo</w:t>
             </w:r>
           </w:p>
         </w:tc>
@@ -10259,7 +12050,21 @@
                 <w:rFonts w:ascii="Aptos Narrow" w:eastAsia="Times New Roman" w:hAnsi="Aptos Narrow" w:cs="Times New Roman"/>
                 <w:color w:val="000000"/>
               </w:rPr>
-              <w:t xml:space="preserve">1 día </w:t>
+              <w:t xml:space="preserve">1 </w:t>
+            </w:r>
+            <w:r>
+              <w:rPr>
+                <w:rFonts w:ascii="Aptos Narrow" w:eastAsia="Times New Roman" w:hAnsi="Aptos Narrow" w:cs="Times New Roman"/>
+                <w:color w:val="000000"/>
+              </w:rPr>
+              <w:t>día</w:t>
+            </w:r>
+            <w:r>
+              <w:rPr>
+                <w:rFonts w:ascii="Aptos Narrow" w:eastAsia="Times New Roman" w:hAnsi="Aptos Narrow" w:cs="Times New Roman"/>
+                <w:color w:val="000000"/>
+              </w:rPr>
+              <w:t xml:space="preserve"> </w:t>
             </w:r>
           </w:p>
         </w:tc>
@@ -10319,7 +12124,21 @@
                 <w:rFonts w:ascii="Aptos Narrow" w:eastAsia="Times New Roman" w:hAnsi="Aptos Narrow" w:cs="Times New Roman"/>
                 <w:color w:val="000000"/>
               </w:rPr>
-              <w:t>Reunión por Discord grabado deben estar todos los nombrados</w:t>
+              <w:t xml:space="preserve">Reunión por </w:t>
+            </w:r>
+            <w:r>
+              <w:rPr>
+                <w:rFonts w:ascii="Aptos Narrow" w:eastAsia="Times New Roman" w:hAnsi="Aptos Narrow" w:cs="Times New Roman"/>
+                <w:color w:val="000000"/>
+              </w:rPr>
+              <w:t>Discord</w:t>
+            </w:r>
+            <w:r>
+              <w:rPr>
+                <w:rFonts w:ascii="Aptos Narrow" w:eastAsia="Times New Roman" w:hAnsi="Aptos Narrow" w:cs="Times New Roman"/>
+                <w:color w:val="000000"/>
+              </w:rPr>
+              <w:t xml:space="preserve"> grabado deben estar todos los nombrados</w:t>
             </w:r>
           </w:p>
         </w:tc>
@@ -10408,7 +12227,33 @@
               <w:rPr>
                 <w:rFonts w:ascii="Aptos Narrow" w:eastAsia="Times New Roman" w:hAnsi="Aptos Narrow" w:cs="Times New Roman"/>
               </w:rPr>
-              <w:t>Reunión con el Scrum máster y Equipo de desarrollo para corregir si es que al producto owner no le gusto el modulo</w:t>
+              <w:t xml:space="preserve">Reunión con el Scrum </w:t>
+            </w:r>
+            <w:r>
+              <w:rPr>
+                <w:rFonts w:ascii="Aptos Narrow" w:eastAsia="Times New Roman" w:hAnsi="Aptos Narrow" w:cs="Times New Roman"/>
+              </w:rPr>
+              <w:t>máster</w:t>
+            </w:r>
+            <w:r>
+              <w:rPr>
+                <w:rFonts w:ascii="Aptos Narrow" w:eastAsia="Times New Roman" w:hAnsi="Aptos Narrow" w:cs="Times New Roman"/>
+              </w:rPr>
+              <w:t xml:space="preserve"> y Equipo de desarrollo para corregir si es que al producto </w:t>
+            </w:r>
+            <w:proofErr w:type="spellStart"/>
+            <w:r>
+              <w:rPr>
+                <w:rFonts w:ascii="Aptos Narrow" w:eastAsia="Times New Roman" w:hAnsi="Aptos Narrow" w:cs="Times New Roman"/>
+              </w:rPr>
+              <w:t>owner</w:t>
+            </w:r>
+            <w:proofErr w:type="spellEnd"/>
+            <w:r>
+              <w:rPr>
+                <w:rFonts w:ascii="Aptos Narrow" w:eastAsia="Times New Roman" w:hAnsi="Aptos Narrow" w:cs="Times New Roman"/>
+              </w:rPr>
+              <w:t xml:space="preserve"> no le gusto el modulo</w:t>
             </w:r>
           </w:p>
         </w:tc>
@@ -10464,7 +12309,13 @@
               <w:rPr>
                 <w:rFonts w:ascii="Aptos Narrow" w:eastAsia="Times New Roman" w:hAnsi="Aptos Narrow" w:cs="Times New Roman"/>
               </w:rPr>
-              <w:t>1 día</w:t>
+              <w:t xml:space="preserve">1 </w:t>
+            </w:r>
+            <w:r>
+              <w:rPr>
+                <w:rFonts w:ascii="Aptos Narrow" w:eastAsia="Times New Roman" w:hAnsi="Aptos Narrow" w:cs="Times New Roman"/>
+              </w:rPr>
+              <w:t>día</w:t>
             </w:r>
           </w:p>
         </w:tc>
@@ -10492,8 +12343,56 @@
               <w:rPr>
                 <w:rFonts w:ascii="Aptos Narrow" w:eastAsia="Times New Roman" w:hAnsi="Aptos Narrow" w:cs="Times New Roman"/>
               </w:rPr>
-              <w:t>Cristóbal Oyarzun</w:t>
-            </w:r>
+              <w:t xml:space="preserve">Cristóbal </w:t>
+            </w:r>
+            <w:r>
+              <w:rPr>
+                <w:rFonts w:ascii="Aptos Narrow" w:eastAsia="Times New Roman" w:hAnsi="Aptos Narrow" w:cs="Times New Roman"/>
+              </w:rPr>
+              <w:t>Oyarzun,</w:t>
+            </w:r>
+            <w:r>
+              <w:rPr>
+                <w:rFonts w:ascii="Aptos Narrow" w:eastAsia="Times New Roman" w:hAnsi="Aptos Narrow" w:cs="Times New Roman"/>
+              </w:rPr>
+              <w:t xml:space="preserve"> Sebastián Cabrera y Matias Rosales</w:t>
+            </w:r>
+          </w:p>
+        </w:tc>
+        <w:tc>
+          <w:tcPr>
+            <w:tcW w:w="1260" w:type="dxa"/>
+            <w:tcBorders>
+              <w:top w:val="nil"/>
+              <w:left w:val="nil"/>
+              <w:bottom w:val="single" w:sz="4" w:space="0" w:color="auto"/>
+              <w:right w:val="single" w:sz="4" w:space="0" w:color="auto"/>
+            </w:tcBorders>
+            <w:shd w:val="clear" w:color="000000" w:fill="DAF2D0"/>
+            <w:hideMark/>
+          </w:tcPr>
+          <w:p>
+            <w:pPr>
+              <w:spacing w:after="0" w:line="240" w:lineRule="auto"/>
+              <w:jc w:val="center"/>
+              <w:rPr>
+                <w:rFonts w:ascii="Aptos Narrow" w:eastAsia="Times New Roman" w:hAnsi="Aptos Narrow" w:cs="Times New Roman"/>
+              </w:rPr>
+            </w:pPr>
+            <w:r>
+              <w:rPr>
+                <w:rFonts w:ascii="Aptos Narrow" w:eastAsia="Times New Roman" w:hAnsi="Aptos Narrow" w:cs="Times New Roman"/>
+              </w:rPr>
+              <w:t xml:space="preserve">Deben estar por lo menos el scrum </w:t>
+            </w:r>
+            <w:proofErr w:type="gramStart"/>
+            <w:r>
+              <w:rPr>
+                <w:rFonts w:ascii="Aptos Narrow" w:eastAsia="Times New Roman" w:hAnsi="Aptos Narrow" w:cs="Times New Roman"/>
+              </w:rPr>
+              <w:t>master</w:t>
+            </w:r>
+            <w:proofErr w:type="gramEnd"/>
             <w:r>
               <w:rPr>
                 <w:rFonts w:ascii="Aptos Narrow" w:eastAsia="Times New Roman" w:hAnsi="Aptos Narrow" w:cs="Times New Roman"/>
@@ -10504,49 +12403,13 @@
               <w:rPr>
                 <w:rFonts w:ascii="Aptos Narrow" w:eastAsia="Times New Roman" w:hAnsi="Aptos Narrow" w:cs="Times New Roman"/>
               </w:rPr>
-              <w:t>Sebastián Cabrera</w:t>
-            </w:r>
-          </w:p>
-        </w:tc>
-        <w:tc>
-          <w:tcPr>
-            <w:tcW w:w="1260" w:type="dxa"/>
-            <w:tcBorders>
-              <w:top w:val="nil"/>
-              <w:left w:val="nil"/>
-              <w:bottom w:val="single" w:sz="4" w:space="0" w:color="auto"/>
-              <w:right w:val="single" w:sz="4" w:space="0" w:color="auto"/>
-            </w:tcBorders>
-            <w:shd w:val="clear" w:color="000000" w:fill="DAF2D0"/>
-            <w:hideMark/>
-          </w:tcPr>
-          <w:p>
-            <w:pPr>
-              <w:spacing w:after="0" w:line="240" w:lineRule="auto"/>
-              <w:jc w:val="center"/>
-              <w:rPr>
-                <w:rFonts w:ascii="Aptos Narrow" w:eastAsia="Times New Roman" w:hAnsi="Aptos Narrow" w:cs="Times New Roman"/>
-              </w:rPr>
-            </w:pPr>
-            <w:r>
-              <w:rPr>
-                <w:rFonts w:ascii="Aptos Narrow" w:eastAsia="Times New Roman" w:hAnsi="Aptos Narrow" w:cs="Times New Roman"/>
-              </w:rPr>
-              <w:t xml:space="preserve">Deben estar por lo menos el scrum </w:t>
-            </w:r>
-            <w:proofErr w:type="gramStart"/>
-            <w:r>
-              <w:rPr>
-                <w:rFonts w:ascii="Aptos Narrow" w:eastAsia="Times New Roman" w:hAnsi="Aptos Narrow" w:cs="Times New Roman"/>
-              </w:rPr>
-              <w:t>master</w:t>
-            </w:r>
-            <w:proofErr w:type="gramEnd"/>
-            <w:r>
-              <w:rPr>
-                <w:rFonts w:ascii="Aptos Narrow" w:eastAsia="Times New Roman" w:hAnsi="Aptos Narrow" w:cs="Times New Roman"/>
-              </w:rPr>
-              <w:t xml:space="preserve"> y otra persona del equipo de desarrollo</w:t>
+              <w:t>otra persona</w:t>
+            </w:r>
+            <w:r>
+              <w:rPr>
+                <w:rFonts w:ascii="Aptos Narrow" w:eastAsia="Times New Roman" w:hAnsi="Aptos Narrow" w:cs="Times New Roman"/>
+              </w:rPr>
+              <w:t xml:space="preserve"> del equipo de desarrollo</w:t>
             </w:r>
           </w:p>
         </w:tc>
@@ -10605,7 +12468,21 @@
               <w:rPr>
                 <w:rFonts w:ascii="Aptos Narrow" w:eastAsia="Times New Roman" w:hAnsi="Aptos Narrow" w:cs="Times New Roman"/>
               </w:rPr>
-              <w:t>Sprint Planning Sprint 3</w:t>
+              <w:t xml:space="preserve">Sprint </w:t>
+            </w:r>
+            <w:proofErr w:type="spellStart"/>
+            <w:r>
+              <w:rPr>
+                <w:rFonts w:ascii="Aptos Narrow" w:eastAsia="Times New Roman" w:hAnsi="Aptos Narrow" w:cs="Times New Roman"/>
+              </w:rPr>
+              <w:t>Planning</w:t>
+            </w:r>
+            <w:proofErr w:type="spellEnd"/>
+            <w:r>
+              <w:rPr>
+                <w:rFonts w:ascii="Aptos Narrow" w:eastAsia="Times New Roman" w:hAnsi="Aptos Narrow" w:cs="Times New Roman"/>
+              </w:rPr>
+              <w:t xml:space="preserve"> Sprint 3</w:t>
             </w:r>
           </w:p>
         </w:tc>
@@ -10686,7 +12563,13 @@
               <w:rPr>
                 <w:rFonts w:ascii="Aptos Narrow" w:eastAsia="Times New Roman" w:hAnsi="Aptos Narrow" w:cs="Times New Roman"/>
               </w:rPr>
-              <w:t>1 día</w:t>
+              <w:t xml:space="preserve">1 </w:t>
+            </w:r>
+            <w:r>
+              <w:rPr>
+                <w:rFonts w:ascii="Aptos Narrow" w:eastAsia="Times New Roman" w:hAnsi="Aptos Narrow" w:cs="Times New Roman"/>
+              </w:rPr>
+              <w:t>día</w:t>
             </w:r>
           </w:p>
         </w:tc>
@@ -10713,7 +12596,19 @@
               <w:rPr>
                 <w:rFonts w:ascii="Aptos Narrow" w:eastAsia="Times New Roman" w:hAnsi="Aptos Narrow" w:cs="Times New Roman"/>
               </w:rPr>
-              <w:t xml:space="preserve">Sebastián Cabrera (scrum </w:t>
+              <w:t xml:space="preserve">Sebastián </w:t>
+            </w:r>
+            <w:r>
+              <w:rPr>
+                <w:rFonts w:ascii="Aptos Narrow" w:eastAsia="Times New Roman" w:hAnsi="Aptos Narrow" w:cs="Times New Roman"/>
+              </w:rPr>
+              <w:t>Cabrera (</w:t>
+            </w:r>
+            <w:r>
+              <w:rPr>
+                <w:rFonts w:ascii="Aptos Narrow" w:eastAsia="Times New Roman" w:hAnsi="Aptos Narrow" w:cs="Times New Roman"/>
+              </w:rPr>
+              <w:t xml:space="preserve">scrum </w:t>
             </w:r>
             <w:proofErr w:type="gramStart"/>
             <w:r>
@@ -10727,7 +12622,54 @@
               <w:rPr>
                 <w:rFonts w:ascii="Aptos Narrow" w:eastAsia="Times New Roman" w:hAnsi="Aptos Narrow" w:cs="Times New Roman"/>
               </w:rPr>
-              <w:t>), Cristóbal Oyarzun y Guillermo Varas (Product owner)</w:t>
+              <w:t>), Matias</w:t>
+            </w:r>
+            <w:r>
+              <w:rPr>
+                <w:rFonts w:ascii="Aptos Narrow" w:eastAsia="Times New Roman" w:hAnsi="Aptos Narrow" w:cs="Times New Roman"/>
+              </w:rPr>
+              <w:t xml:space="preserve"> Rosales, Cristóbal Oyarzun y </w:t>
+            </w:r>
+            <w:r>
+              <w:rPr>
+                <w:rFonts w:ascii="Aptos Narrow" w:eastAsia="Times New Roman" w:hAnsi="Aptos Narrow" w:cs="Times New Roman"/>
+              </w:rPr>
+              <w:lastRenderedPageBreak/>
+              <w:t xml:space="preserve">Guillermo </w:t>
+            </w:r>
+            <w:r>
+              <w:rPr>
+                <w:rFonts w:ascii="Aptos Narrow" w:eastAsia="Times New Roman" w:hAnsi="Aptos Narrow" w:cs="Times New Roman"/>
+              </w:rPr>
+              <w:t>Varas (</w:t>
+            </w:r>
+            <w:proofErr w:type="spellStart"/>
+            <w:r>
+              <w:rPr>
+                <w:rFonts w:ascii="Aptos Narrow" w:eastAsia="Times New Roman" w:hAnsi="Aptos Narrow" w:cs="Times New Roman"/>
+              </w:rPr>
+              <w:t>Product</w:t>
+            </w:r>
+            <w:proofErr w:type="spellEnd"/>
+            <w:r>
+              <w:rPr>
+                <w:rFonts w:ascii="Aptos Narrow" w:eastAsia="Times New Roman" w:hAnsi="Aptos Narrow" w:cs="Times New Roman"/>
+              </w:rPr>
+              <w:t xml:space="preserve"> </w:t>
+            </w:r>
+            <w:proofErr w:type="spellStart"/>
+            <w:r>
+              <w:rPr>
+                <w:rFonts w:ascii="Aptos Narrow" w:eastAsia="Times New Roman" w:hAnsi="Aptos Narrow" w:cs="Times New Roman"/>
+              </w:rPr>
+              <w:t>owner</w:t>
+            </w:r>
+            <w:proofErr w:type="spellEnd"/>
+            <w:r>
+              <w:rPr>
+                <w:rFonts w:ascii="Aptos Narrow" w:eastAsia="Times New Roman" w:hAnsi="Aptos Narrow" w:cs="Times New Roman"/>
+              </w:rPr>
+              <w:t>)</w:t>
             </w:r>
           </w:p>
         </w:tc>
@@ -10754,6 +12696,7 @@
               <w:rPr>
                 <w:rFonts w:ascii="Aptos Narrow" w:eastAsia="Times New Roman" w:hAnsi="Aptos Narrow" w:cs="Times New Roman"/>
               </w:rPr>
+              <w:lastRenderedPageBreak/>
               <w:t xml:space="preserve">Actualizar Kanban </w:t>
             </w:r>
           </w:p>
@@ -10789,7 +12732,49 @@
                 <w:rFonts w:ascii="Aptos Narrow" w:eastAsia="Times New Roman" w:hAnsi="Aptos Narrow" w:cs="Times New Roman"/>
                 <w:color w:val="000000"/>
               </w:rPr>
-              <w:t>Gestión de proyectos informáticos, Programación base de datos, Desarrollo de software e Integración de plataformas.</w:t>
+              <w:t xml:space="preserve">Gestión de proyectos informáticos, </w:t>
+            </w:r>
+            <w:r>
+              <w:rPr>
+                <w:rFonts w:ascii="Aptos Narrow" w:eastAsia="Times New Roman" w:hAnsi="Aptos Narrow" w:cs="Times New Roman"/>
+                <w:color w:val="000000"/>
+              </w:rPr>
+              <w:t>Programación</w:t>
+            </w:r>
+            <w:r>
+              <w:rPr>
+                <w:rFonts w:ascii="Aptos Narrow" w:eastAsia="Times New Roman" w:hAnsi="Aptos Narrow" w:cs="Times New Roman"/>
+                <w:color w:val="000000"/>
+              </w:rPr>
+              <w:t xml:space="preserve"> base de datos, Desarrollo de software </w:t>
+            </w:r>
+            <w:r>
+              <w:rPr>
+                <w:rFonts w:ascii="Aptos Narrow" w:eastAsia="Times New Roman" w:hAnsi="Aptos Narrow" w:cs="Times New Roman"/>
+                <w:color w:val="000000"/>
+              </w:rPr>
+              <w:t>e</w:t>
+            </w:r>
+            <w:r>
+              <w:rPr>
+                <w:rFonts w:ascii="Aptos Narrow" w:eastAsia="Times New Roman" w:hAnsi="Aptos Narrow" w:cs="Times New Roman"/>
+                <w:color w:val="000000"/>
+              </w:rPr>
+              <w:t xml:space="preserve"> </w:t>
+            </w:r>
+            <w:r>
+              <w:rPr>
+                <w:rFonts w:ascii="Aptos Narrow" w:eastAsia="Times New Roman" w:hAnsi="Aptos Narrow" w:cs="Times New Roman"/>
+                <w:color w:val="000000"/>
+              </w:rPr>
+              <w:t>Integración</w:t>
+            </w:r>
+            <w:r>
+              <w:rPr>
+                <w:rFonts w:ascii="Aptos Narrow" w:eastAsia="Times New Roman" w:hAnsi="Aptos Narrow" w:cs="Times New Roman"/>
+                <w:color w:val="000000"/>
+              </w:rPr>
+              <w:t xml:space="preserve"> de plataformas.</w:t>
             </w:r>
           </w:p>
         </w:tc>
@@ -10849,7 +12834,21 @@
                 <w:rFonts w:ascii="Aptos Narrow" w:eastAsia="Times New Roman" w:hAnsi="Aptos Narrow" w:cs="Times New Roman"/>
                 <w:color w:val="000000"/>
               </w:rPr>
-              <w:t xml:space="preserve">El objetivo principal del sprint 3 es el correcto desarrollo del objetivo principal de </w:t>
+              <w:t xml:space="preserve">El </w:t>
+            </w:r>
+            <w:r>
+              <w:rPr>
+                <w:rFonts w:ascii="Aptos Narrow" w:eastAsia="Times New Roman" w:hAnsi="Aptos Narrow" w:cs="Times New Roman"/>
+                <w:color w:val="000000"/>
+              </w:rPr>
+              <w:t>objetivo</w:t>
+            </w:r>
+            <w:r>
+              <w:rPr>
+                <w:rFonts w:ascii="Aptos Narrow" w:eastAsia="Times New Roman" w:hAnsi="Aptos Narrow" w:cs="Times New Roman"/>
+                <w:color w:val="000000"/>
+              </w:rPr>
+              <w:t xml:space="preserve"> principal del sprint 3 es el correcto desarrollo del objetivo principal de </w:t>
             </w:r>
             <w:r>
               <w:rPr>
@@ -10863,7 +12862,21 @@
                 <w:rFonts w:ascii="Aptos Narrow" w:eastAsia="Times New Roman" w:hAnsi="Aptos Narrow" w:cs="Times New Roman"/>
                 <w:color w:val="000000"/>
               </w:rPr>
-              <w:t xml:space="preserve"> predicciones de ruta seguido por el </w:t>
+              <w:t xml:space="preserve"> </w:t>
+            </w:r>
+            <w:r>
+              <w:rPr>
+                <w:rFonts w:ascii="Aptos Narrow" w:eastAsia="Times New Roman" w:hAnsi="Aptos Narrow" w:cs="Times New Roman"/>
+                <w:color w:val="000000"/>
+              </w:rPr>
+              <w:t>predicciones</w:t>
+            </w:r>
+            <w:r>
+              <w:rPr>
+                <w:rFonts w:ascii="Aptos Narrow" w:eastAsia="Times New Roman" w:hAnsi="Aptos Narrow" w:cs="Times New Roman"/>
+                <w:color w:val="000000"/>
+              </w:rPr>
+              <w:t xml:space="preserve"> de ruta seguido por el </w:t>
             </w:r>
             <w:r>
               <w:rPr>
@@ -10937,7 +12950,14 @@
                 <w:rFonts w:ascii="Aptos Narrow" w:eastAsia="Times New Roman" w:hAnsi="Aptos Narrow" w:cs="Times New Roman"/>
                 <w:color w:val="000000"/>
               </w:rPr>
-              <w:t>20 días</w:t>
+              <w:t xml:space="preserve">20 </w:t>
+            </w:r>
+            <w:r>
+              <w:rPr>
+                <w:rFonts w:ascii="Aptos Narrow" w:eastAsia="Times New Roman" w:hAnsi="Aptos Narrow" w:cs="Times New Roman"/>
+                <w:color w:val="000000"/>
+              </w:rPr>
+              <w:t>días</w:t>
             </w:r>
           </w:p>
         </w:tc>
@@ -10967,7 +12987,21 @@
                 <w:rFonts w:ascii="Aptos Narrow" w:eastAsia="Times New Roman" w:hAnsi="Aptos Narrow" w:cs="Times New Roman"/>
                 <w:color w:val="000000"/>
               </w:rPr>
-              <w:t xml:space="preserve">Sebastián Cabrera (scrum </w:t>
+              <w:t xml:space="preserve">Sebastián </w:t>
+            </w:r>
+            <w:r>
+              <w:rPr>
+                <w:rFonts w:ascii="Aptos Narrow" w:eastAsia="Times New Roman" w:hAnsi="Aptos Narrow" w:cs="Times New Roman"/>
+                <w:color w:val="000000"/>
+              </w:rPr>
+              <w:t>Cabrera (</w:t>
+            </w:r>
+            <w:r>
+              <w:rPr>
+                <w:rFonts w:ascii="Aptos Narrow" w:eastAsia="Times New Roman" w:hAnsi="Aptos Narrow" w:cs="Times New Roman"/>
+                <w:color w:val="000000"/>
+              </w:rPr>
+              <w:t xml:space="preserve">scrum </w:t>
             </w:r>
             <w:proofErr w:type="gramStart"/>
             <w:r>
@@ -10983,7 +13017,53 @@
                 <w:rFonts w:ascii="Aptos Narrow" w:eastAsia="Times New Roman" w:hAnsi="Aptos Narrow" w:cs="Times New Roman"/>
                 <w:color w:val="000000"/>
               </w:rPr>
-              <w:t>), Cristóbal Oyarzun y Guillermo Varas (Product owner)</w:t>
+              <w:t>), Matias</w:t>
+            </w:r>
+            <w:r>
+              <w:rPr>
+                <w:rFonts w:ascii="Aptos Narrow" w:eastAsia="Times New Roman" w:hAnsi="Aptos Narrow" w:cs="Times New Roman"/>
+                <w:color w:val="000000"/>
+              </w:rPr>
+              <w:t xml:space="preserve"> Rosales, Cristóbal Oyarzun y Guillermo </w:t>
+            </w:r>
+            <w:r>
+              <w:rPr>
+                <w:rFonts w:ascii="Aptos Narrow" w:eastAsia="Times New Roman" w:hAnsi="Aptos Narrow" w:cs="Times New Roman"/>
+                <w:color w:val="000000"/>
+              </w:rPr>
+              <w:t>Varas (</w:t>
+            </w:r>
+            <w:proofErr w:type="spellStart"/>
+            <w:r>
+              <w:rPr>
+                <w:rFonts w:ascii="Aptos Narrow" w:eastAsia="Times New Roman" w:hAnsi="Aptos Narrow" w:cs="Times New Roman"/>
+                <w:color w:val="000000"/>
+              </w:rPr>
+              <w:t>Product</w:t>
+            </w:r>
+            <w:proofErr w:type="spellEnd"/>
+            <w:r>
+              <w:rPr>
+                <w:rFonts w:ascii="Aptos Narrow" w:eastAsia="Times New Roman" w:hAnsi="Aptos Narrow" w:cs="Times New Roman"/>
+                <w:color w:val="000000"/>
+              </w:rPr>
+              <w:t xml:space="preserve"> </w:t>
+            </w:r>
+            <w:proofErr w:type="spellStart"/>
+            <w:r>
+              <w:rPr>
+                <w:rFonts w:ascii="Aptos Narrow" w:eastAsia="Times New Roman" w:hAnsi="Aptos Narrow" w:cs="Times New Roman"/>
+                <w:color w:val="000000"/>
+              </w:rPr>
+              <w:t>owner</w:t>
+            </w:r>
+            <w:proofErr w:type="spellEnd"/>
+            <w:r>
+              <w:rPr>
+                <w:rFonts w:ascii="Aptos Narrow" w:eastAsia="Times New Roman" w:hAnsi="Aptos Narrow" w:cs="Times New Roman"/>
+                <w:color w:val="000000"/>
+              </w:rPr>
+              <w:t>)</w:t>
             </w:r>
           </w:p>
         </w:tc>
@@ -11013,7 +13093,28 @@
                 <w:rFonts w:ascii="Aptos Narrow" w:eastAsia="Times New Roman" w:hAnsi="Aptos Narrow" w:cs="Times New Roman"/>
                 <w:color w:val="000000"/>
               </w:rPr>
-              <w:t>Podría acarrear correcciones del sprint 2</w:t>
+              <w:t>Podría</w:t>
+            </w:r>
+            <w:r>
+              <w:rPr>
+                <w:rFonts w:ascii="Aptos Narrow" w:eastAsia="Times New Roman" w:hAnsi="Aptos Narrow" w:cs="Times New Roman"/>
+                <w:color w:val="000000"/>
+              </w:rPr>
+              <w:t xml:space="preserve"> acarrear </w:t>
+            </w:r>
+            <w:r>
+              <w:rPr>
+                <w:rFonts w:ascii="Aptos Narrow" w:eastAsia="Times New Roman" w:hAnsi="Aptos Narrow" w:cs="Times New Roman"/>
+                <w:color w:val="000000"/>
+              </w:rPr>
+              <w:t>correcciones</w:t>
+            </w:r>
+            <w:r>
+              <w:rPr>
+                <w:rFonts w:ascii="Aptos Narrow" w:eastAsia="Times New Roman" w:hAnsi="Aptos Narrow" w:cs="Times New Roman"/>
+                <w:color w:val="000000"/>
+              </w:rPr>
+              <w:t xml:space="preserve"> del sprint 2</w:t>
             </w:r>
           </w:p>
         </w:tc>
@@ -11108,7 +13209,14 @@
                 <w:rFonts w:ascii="Aptos Narrow" w:eastAsia="Times New Roman" w:hAnsi="Aptos Narrow" w:cs="Times New Roman"/>
                 <w:color w:val="1D2763"/>
               </w:rPr>
-              <w:t>Reunión diaria del equipo para evidenciar avances o retrasos y pedir ayuda a compañeros</w:t>
+              <w:t>Reunión</w:t>
+            </w:r>
+            <w:r>
+              <w:rPr>
+                <w:rFonts w:ascii="Aptos Narrow" w:eastAsia="Times New Roman" w:hAnsi="Aptos Narrow" w:cs="Times New Roman"/>
+                <w:color w:val="1D2763"/>
+              </w:rPr>
+              <w:t xml:space="preserve"> diaria del equipo para evidenciar avances o retrasos y pedir ayuda a compañeros</w:t>
             </w:r>
           </w:p>
         </w:tc>
@@ -11196,20 +13304,23 @@
             <w:r>
               <w:rPr>
                 <w:rFonts w:ascii="Aptos Narrow" w:eastAsia="Times New Roman" w:hAnsi="Aptos Narrow" w:cs="Times New Roman"/>
-              </w:rPr>
-              <w:t>Cristóbal Oyarzun</w:t>
-            </w:r>
-            <w:r>
-              <w:rPr>
-                <w:rFonts w:ascii="Aptos Narrow" w:eastAsia="Times New Roman" w:hAnsi="Aptos Narrow" w:cs="Times New Roman"/>
-              </w:rPr>
-              <w:t xml:space="preserve"> y </w:t>
-            </w:r>
-            <w:r>
-              <w:rPr>
-                <w:rFonts w:ascii="Aptos Narrow" w:eastAsia="Times New Roman" w:hAnsi="Aptos Narrow" w:cs="Times New Roman"/>
-              </w:rPr>
-              <w:t>Sebastián Cabrera</w:t>
+                <w:color w:val="000000"/>
+              </w:rPr>
+              <w:t xml:space="preserve">Cristóbal </w:t>
+            </w:r>
+            <w:r>
+              <w:rPr>
+                <w:rFonts w:ascii="Aptos Narrow" w:eastAsia="Times New Roman" w:hAnsi="Aptos Narrow" w:cs="Times New Roman"/>
+                <w:color w:val="000000"/>
+              </w:rPr>
+              <w:t>Oyarzun,</w:t>
+            </w:r>
+            <w:r>
+              <w:rPr>
+                <w:rFonts w:ascii="Aptos Narrow" w:eastAsia="Times New Roman" w:hAnsi="Aptos Narrow" w:cs="Times New Roman"/>
+                <w:color w:val="000000"/>
+              </w:rPr>
+              <w:t xml:space="preserve"> Sebastián Cabrera y Matias Rosales</w:t>
             </w:r>
           </w:p>
         </w:tc>
@@ -11239,7 +13350,21 @@
                 <w:rFonts w:ascii="Aptos Narrow" w:eastAsia="Times New Roman" w:hAnsi="Aptos Narrow" w:cs="Times New Roman"/>
                 <w:color w:val="1D2763"/>
               </w:rPr>
-              <w:t>Reunión por Discord grabado </w:t>
+              <w:t xml:space="preserve">Reunión por </w:t>
+            </w:r>
+            <w:r>
+              <w:rPr>
+                <w:rFonts w:ascii="Aptos Narrow" w:eastAsia="Times New Roman" w:hAnsi="Aptos Narrow" w:cs="Times New Roman"/>
+                <w:color w:val="1D2763"/>
+              </w:rPr>
+              <w:t>Discord</w:t>
+            </w:r>
+            <w:r>
+              <w:rPr>
+                <w:rFonts w:ascii="Aptos Narrow" w:eastAsia="Times New Roman" w:hAnsi="Aptos Narrow" w:cs="Times New Roman"/>
+                <w:color w:val="1D2763"/>
+              </w:rPr>
+              <w:t xml:space="preserve"> grabado </w:t>
             </w:r>
           </w:p>
         </w:tc>
@@ -11274,7 +13399,6 @@
                 <w:rFonts w:ascii="Aptos Narrow" w:eastAsia="Times New Roman" w:hAnsi="Aptos Narrow" w:cs="Times New Roman"/>
                 <w:color w:val="000000"/>
               </w:rPr>
-              <w:lastRenderedPageBreak/>
               <w:t>Desarrollo de software</w:t>
             </w:r>
           </w:p>
@@ -11305,7 +13429,28 @@
                 <w:rFonts w:ascii="Aptos Narrow" w:eastAsia="Times New Roman" w:hAnsi="Aptos Narrow" w:cs="Times New Roman"/>
                 <w:color w:val="000000"/>
               </w:rPr>
-              <w:t>Desarrollo del módulo empleados</w:t>
+              <w:t>Desarrollo</w:t>
+            </w:r>
+            <w:r>
+              <w:rPr>
+                <w:rFonts w:ascii="Aptos Narrow" w:eastAsia="Times New Roman" w:hAnsi="Aptos Narrow" w:cs="Times New Roman"/>
+                <w:color w:val="000000"/>
+              </w:rPr>
+              <w:t xml:space="preserve"> del </w:t>
+            </w:r>
+            <w:r>
+              <w:rPr>
+                <w:rFonts w:ascii="Aptos Narrow" w:eastAsia="Times New Roman" w:hAnsi="Aptos Narrow" w:cs="Times New Roman"/>
+                <w:color w:val="000000"/>
+              </w:rPr>
+              <w:t>módulo</w:t>
+            </w:r>
+            <w:r>
+              <w:rPr>
+                <w:rFonts w:ascii="Aptos Narrow" w:eastAsia="Times New Roman" w:hAnsi="Aptos Narrow" w:cs="Times New Roman"/>
+                <w:color w:val="000000"/>
+              </w:rPr>
+              <w:t xml:space="preserve"> empleados</w:t>
             </w:r>
           </w:p>
         </w:tc>
@@ -11335,7 +13480,14 @@
                 <w:rFonts w:ascii="Aptos Narrow" w:eastAsia="Times New Roman" w:hAnsi="Aptos Narrow" w:cs="Times New Roman"/>
                 <w:color w:val="000000"/>
               </w:rPr>
-              <w:t xml:space="preserve">Desarrollo de un </w:t>
+              <w:t>Desarrollo</w:t>
+            </w:r>
+            <w:r>
+              <w:rPr>
+                <w:rFonts w:ascii="Aptos Narrow" w:eastAsia="Times New Roman" w:hAnsi="Aptos Narrow" w:cs="Times New Roman"/>
+                <w:color w:val="000000"/>
+              </w:rPr>
+              <w:t xml:space="preserve"> de un </w:t>
             </w:r>
             <w:r>
               <w:rPr>
@@ -11425,7 +13577,14 @@
                 <w:rFonts w:ascii="Aptos Narrow" w:eastAsia="Times New Roman" w:hAnsi="Aptos Narrow" w:cs="Times New Roman"/>
                 <w:color w:val="000000"/>
               </w:rPr>
-              <w:t>5 días</w:t>
+              <w:t xml:space="preserve">5 </w:t>
+            </w:r>
+            <w:r>
+              <w:rPr>
+                <w:rFonts w:ascii="Aptos Narrow" w:eastAsia="Times New Roman" w:hAnsi="Aptos Narrow" w:cs="Times New Roman"/>
+                <w:color w:val="000000"/>
+              </w:rPr>
+              <w:t>días</w:t>
             </w:r>
           </w:p>
         </w:tc>
@@ -11485,7 +13644,21 @@
                 <w:rFonts w:ascii="Aptos Narrow" w:eastAsia="Times New Roman" w:hAnsi="Aptos Narrow" w:cs="Times New Roman"/>
                 <w:color w:val="000000"/>
               </w:rPr>
-              <w:t>Debido al modelamiento de la base de datos no hay que planear la estructura de los datos para empleados en la aplicación</w:t>
+              <w:t xml:space="preserve">Debido al modelamiento de la base de datos no hay que planear la estructura de los datos para </w:t>
+            </w:r>
+            <w:r>
+              <w:rPr>
+                <w:rFonts w:ascii="Aptos Narrow" w:eastAsia="Times New Roman" w:hAnsi="Aptos Narrow" w:cs="Times New Roman"/>
+                <w:color w:val="000000"/>
+              </w:rPr>
+              <w:t>empleados en</w:t>
+            </w:r>
+            <w:r>
+              <w:rPr>
+                <w:rFonts w:ascii="Aptos Narrow" w:eastAsia="Times New Roman" w:hAnsi="Aptos Narrow" w:cs="Times New Roman"/>
+                <w:color w:val="000000"/>
+              </w:rPr>
+              <w:t xml:space="preserve"> la aplicación</w:t>
             </w:r>
           </w:p>
         </w:tc>
@@ -11649,7 +13822,14 @@
                 <w:rFonts w:ascii="Aptos Narrow" w:eastAsia="Times New Roman" w:hAnsi="Aptos Narrow" w:cs="Times New Roman"/>
                 <w:color w:val="000000"/>
               </w:rPr>
-              <w:t>2 día</w:t>
+              <w:t xml:space="preserve">2 </w:t>
+            </w:r>
+            <w:r>
+              <w:rPr>
+                <w:rFonts w:ascii="Aptos Narrow" w:eastAsia="Times New Roman" w:hAnsi="Aptos Narrow" w:cs="Times New Roman"/>
+                <w:color w:val="000000"/>
+              </w:rPr>
+              <w:t>día</w:t>
             </w:r>
           </w:p>
         </w:tc>
@@ -11679,7 +13859,7 @@
                 <w:rFonts w:ascii="Aptos Narrow" w:eastAsia="Times New Roman" w:hAnsi="Aptos Narrow" w:cs="Times New Roman"/>
                 <w:color w:val="000000"/>
               </w:rPr>
-              <w:t>Cristóbal Oyarzun</w:t>
+              <w:t>Matias Rosales</w:t>
             </w:r>
           </w:p>
         </w:tc>
@@ -11709,7 +13889,21 @@
                 <w:rFonts w:ascii="Aptos Narrow" w:eastAsia="Times New Roman" w:hAnsi="Aptos Narrow" w:cs="Times New Roman"/>
                 <w:color w:val="000000"/>
               </w:rPr>
-              <w:t>Debido al modelamiento de la base de datos no hay que planear la estructura de los datos para los contratos en la aplicación</w:t>
+              <w:t xml:space="preserve">Debido al modelamiento de la base de datos no hay que planear la estructura de los datos para los </w:t>
+            </w:r>
+            <w:r>
+              <w:rPr>
+                <w:rFonts w:ascii="Aptos Narrow" w:eastAsia="Times New Roman" w:hAnsi="Aptos Narrow" w:cs="Times New Roman"/>
+                <w:color w:val="000000"/>
+              </w:rPr>
+              <w:t>contratos en</w:t>
+            </w:r>
+            <w:r>
+              <w:rPr>
+                <w:rFonts w:ascii="Aptos Narrow" w:eastAsia="Times New Roman" w:hAnsi="Aptos Narrow" w:cs="Times New Roman"/>
+                <w:color w:val="000000"/>
+              </w:rPr>
+              <w:t xml:space="preserve"> la aplicación</w:t>
             </w:r>
           </w:p>
         </w:tc>
@@ -11744,6 +13938,7 @@
                 <w:rFonts w:ascii="Aptos Narrow" w:eastAsia="Times New Roman" w:hAnsi="Aptos Narrow" w:cs="Times New Roman"/>
                 <w:color w:val="000000"/>
               </w:rPr>
+              <w:lastRenderedPageBreak/>
               <w:t>Desarrollo de software</w:t>
             </w:r>
           </w:p>
@@ -11878,7 +14073,14 @@
                 <w:rFonts w:ascii="Aptos Narrow" w:eastAsia="Times New Roman" w:hAnsi="Aptos Narrow" w:cs="Times New Roman"/>
                 <w:color w:val="000000"/>
               </w:rPr>
-              <w:t>1 día</w:t>
+              <w:t xml:space="preserve">1 </w:t>
+            </w:r>
+            <w:r>
+              <w:rPr>
+                <w:rFonts w:ascii="Aptos Narrow" w:eastAsia="Times New Roman" w:hAnsi="Aptos Narrow" w:cs="Times New Roman"/>
+                <w:color w:val="000000"/>
+              </w:rPr>
+              <w:t>día</w:t>
             </w:r>
           </w:p>
         </w:tc>
@@ -11938,7 +14140,35 @@
                 <w:rFonts w:ascii="Aptos Narrow" w:eastAsia="Times New Roman" w:hAnsi="Aptos Narrow" w:cs="Times New Roman"/>
                 <w:color w:val="000000"/>
               </w:rPr>
-              <w:t>la hora de obtener la información de los empleados despedidos podría existir complicaciones en caso de que no se haya guardado registro</w:t>
+              <w:t xml:space="preserve">la hora de obtener la </w:t>
+            </w:r>
+            <w:r>
+              <w:rPr>
+                <w:rFonts w:ascii="Aptos Narrow" w:eastAsia="Times New Roman" w:hAnsi="Aptos Narrow" w:cs="Times New Roman"/>
+                <w:color w:val="000000"/>
+              </w:rPr>
+              <w:t>información</w:t>
+            </w:r>
+            <w:r>
+              <w:rPr>
+                <w:rFonts w:ascii="Aptos Narrow" w:eastAsia="Times New Roman" w:hAnsi="Aptos Narrow" w:cs="Times New Roman"/>
+                <w:color w:val="000000"/>
+              </w:rPr>
+              <w:t xml:space="preserve"> de los empleados despedidos </w:t>
+            </w:r>
+            <w:r>
+              <w:rPr>
+                <w:rFonts w:ascii="Aptos Narrow" w:eastAsia="Times New Roman" w:hAnsi="Aptos Narrow" w:cs="Times New Roman"/>
+                <w:color w:val="000000"/>
+              </w:rPr>
+              <w:t>podría</w:t>
+            </w:r>
+            <w:r>
+              <w:rPr>
+                <w:rFonts w:ascii="Aptos Narrow" w:eastAsia="Times New Roman" w:hAnsi="Aptos Narrow" w:cs="Times New Roman"/>
+                <w:color w:val="000000"/>
+              </w:rPr>
+              <w:t xml:space="preserve"> existir complicaciones en caso de que no se haya guardado registro</w:t>
             </w:r>
           </w:p>
         </w:tc>
@@ -12003,7 +14233,21 @@
                 <w:rFonts w:ascii="Aptos Narrow" w:eastAsia="Times New Roman" w:hAnsi="Aptos Narrow" w:cs="Times New Roman"/>
                 <w:color w:val="000000"/>
               </w:rPr>
-              <w:t>IA predicciones de ruta</w:t>
+              <w:t xml:space="preserve">IA </w:t>
+            </w:r>
+            <w:r>
+              <w:rPr>
+                <w:rFonts w:ascii="Aptos Narrow" w:eastAsia="Times New Roman" w:hAnsi="Aptos Narrow" w:cs="Times New Roman"/>
+                <w:color w:val="000000"/>
+              </w:rPr>
+              <w:t>predicciones</w:t>
+            </w:r>
+            <w:r>
+              <w:rPr>
+                <w:rFonts w:ascii="Aptos Narrow" w:eastAsia="Times New Roman" w:hAnsi="Aptos Narrow" w:cs="Times New Roman"/>
+                <w:color w:val="000000"/>
+              </w:rPr>
+              <w:t xml:space="preserve"> de ruta</w:t>
             </w:r>
           </w:p>
         </w:tc>
@@ -12109,7 +14353,14 @@
                 <w:rFonts w:ascii="Aptos Narrow" w:eastAsia="Times New Roman" w:hAnsi="Aptos Narrow" w:cs="Times New Roman"/>
                 <w:color w:val="000000"/>
               </w:rPr>
-              <w:t>12 días</w:t>
+              <w:t xml:space="preserve">12 </w:t>
+            </w:r>
+            <w:r>
+              <w:rPr>
+                <w:rFonts w:ascii="Aptos Narrow" w:eastAsia="Times New Roman" w:hAnsi="Aptos Narrow" w:cs="Times New Roman"/>
+                <w:color w:val="000000"/>
+              </w:rPr>
+              <w:t>días</w:t>
             </w:r>
           </w:p>
         </w:tc>
@@ -12137,20 +14388,23 @@
             <w:r>
               <w:rPr>
                 <w:rFonts w:ascii="Aptos Narrow" w:eastAsia="Times New Roman" w:hAnsi="Aptos Narrow" w:cs="Times New Roman"/>
-              </w:rPr>
-              <w:t>Cristóbal Oyarzun</w:t>
-            </w:r>
-            <w:r>
-              <w:rPr>
-                <w:rFonts w:ascii="Aptos Narrow" w:eastAsia="Times New Roman" w:hAnsi="Aptos Narrow" w:cs="Times New Roman"/>
-              </w:rPr>
-              <w:t xml:space="preserve"> y </w:t>
-            </w:r>
-            <w:r>
-              <w:rPr>
-                <w:rFonts w:ascii="Aptos Narrow" w:eastAsia="Times New Roman" w:hAnsi="Aptos Narrow" w:cs="Times New Roman"/>
-              </w:rPr>
-              <w:t>Sebastián Cabrera</w:t>
+                <w:color w:val="000000"/>
+              </w:rPr>
+              <w:t xml:space="preserve">Cristóbal </w:t>
+            </w:r>
+            <w:r>
+              <w:rPr>
+                <w:rFonts w:ascii="Aptos Narrow" w:eastAsia="Times New Roman" w:hAnsi="Aptos Narrow" w:cs="Times New Roman"/>
+                <w:color w:val="000000"/>
+              </w:rPr>
+              <w:t>Oyarzun,</w:t>
+            </w:r>
+            <w:r>
+              <w:rPr>
+                <w:rFonts w:ascii="Aptos Narrow" w:eastAsia="Times New Roman" w:hAnsi="Aptos Narrow" w:cs="Times New Roman"/>
+                <w:color w:val="000000"/>
+              </w:rPr>
+              <w:t xml:space="preserve"> Sebastián Cabrera y Matias Rosales</w:t>
             </w:r>
           </w:p>
         </w:tc>
@@ -12180,15 +14434,49 @@
                 <w:rFonts w:ascii="Aptos Narrow" w:eastAsia="Times New Roman" w:hAnsi="Aptos Narrow" w:cs="Times New Roman"/>
                 <w:color w:val="000000"/>
               </w:rPr>
-              <w:t xml:space="preserve">Es posible a que debido al carácter semi informal de la documentación de las rutas el modelo de predicción no cuente </w:t>
-            </w:r>
-            <w:r>
-              <w:rPr>
-                <w:rFonts w:ascii="Aptos Narrow" w:eastAsia="Times New Roman" w:hAnsi="Aptos Narrow" w:cs="Times New Roman"/>
-                <w:color w:val="000000"/>
-              </w:rPr>
-              <w:lastRenderedPageBreak/>
-              <w:t xml:space="preserve">con suficientes datos confiables y se produzca un </w:t>
+              <w:t xml:space="preserve">Es posible a que debido al carácter semi informal de la </w:t>
+            </w:r>
+            <w:r>
+              <w:rPr>
+                <w:rFonts w:ascii="Aptos Narrow" w:eastAsia="Times New Roman" w:hAnsi="Aptos Narrow" w:cs="Times New Roman"/>
+                <w:color w:val="000000"/>
+              </w:rPr>
+              <w:t>documentación</w:t>
+            </w:r>
+            <w:r>
+              <w:rPr>
+                <w:rFonts w:ascii="Aptos Narrow" w:eastAsia="Times New Roman" w:hAnsi="Aptos Narrow" w:cs="Times New Roman"/>
+                <w:color w:val="000000"/>
+              </w:rPr>
+              <w:t xml:space="preserve"> de las rutas el modelo de </w:t>
+            </w:r>
+            <w:r>
+              <w:rPr>
+                <w:rFonts w:ascii="Aptos Narrow" w:eastAsia="Times New Roman" w:hAnsi="Aptos Narrow" w:cs="Times New Roman"/>
+                <w:color w:val="000000"/>
+              </w:rPr>
+              <w:t>predicción</w:t>
+            </w:r>
+            <w:r>
+              <w:rPr>
+                <w:rFonts w:ascii="Aptos Narrow" w:eastAsia="Times New Roman" w:hAnsi="Aptos Narrow" w:cs="Times New Roman"/>
+                <w:color w:val="000000"/>
+              </w:rPr>
+              <w:t xml:space="preserve"> no cuente con suficientes datos confiables y se </w:t>
+            </w:r>
+            <w:r>
+              <w:rPr>
+                <w:rFonts w:ascii="Aptos Narrow" w:eastAsia="Times New Roman" w:hAnsi="Aptos Narrow" w:cs="Times New Roman"/>
+                <w:color w:val="000000"/>
+              </w:rPr>
+              <w:t>produzca</w:t>
+            </w:r>
+            <w:r>
+              <w:rPr>
+                <w:rFonts w:ascii="Aptos Narrow" w:eastAsia="Times New Roman" w:hAnsi="Aptos Narrow" w:cs="Times New Roman"/>
+                <w:color w:val="000000"/>
+              </w:rPr>
+              <w:t xml:space="preserve"> un </w:t>
             </w:r>
             <w:proofErr w:type="spellStart"/>
             <w:r>
@@ -12232,7 +14520,6 @@
                 <w:rFonts w:ascii="Aptos Narrow" w:eastAsia="Times New Roman" w:hAnsi="Aptos Narrow" w:cs="Times New Roman"/>
                 <w:color w:val="000000"/>
               </w:rPr>
-              <w:lastRenderedPageBreak/>
               <w:t xml:space="preserve">Calidad de software </w:t>
             </w:r>
             <w:proofErr w:type="spellStart"/>
@@ -12249,7 +14536,21 @@
                 <w:rFonts w:ascii="Aptos Narrow" w:eastAsia="Times New Roman" w:hAnsi="Aptos Narrow" w:cs="Times New Roman"/>
                 <w:color w:val="000000"/>
               </w:rPr>
-              <w:t xml:space="preserve"> Integración de plataformas</w:t>
+              <w:t xml:space="preserve"> </w:t>
+            </w:r>
+            <w:r>
+              <w:rPr>
+                <w:rFonts w:ascii="Aptos Narrow" w:eastAsia="Times New Roman" w:hAnsi="Aptos Narrow" w:cs="Times New Roman"/>
+                <w:color w:val="000000"/>
+              </w:rPr>
+              <w:t>Integración</w:t>
+            </w:r>
+            <w:r>
+              <w:rPr>
+                <w:rFonts w:ascii="Aptos Narrow" w:eastAsia="Times New Roman" w:hAnsi="Aptos Narrow" w:cs="Times New Roman"/>
+                <w:color w:val="000000"/>
+              </w:rPr>
+              <w:t xml:space="preserve"> de plataformas</w:t>
             </w:r>
           </w:p>
         </w:tc>
@@ -12309,7 +14610,35 @@
                 <w:rFonts w:ascii="Aptos Narrow" w:eastAsia="Times New Roman" w:hAnsi="Aptos Narrow" w:cs="Times New Roman"/>
                 <w:color w:val="000000"/>
               </w:rPr>
-              <w:t xml:space="preserve">Poner a prueba el módulo desarrollado a través del plan de pruebas y rellenar la base de datos con los datos de la empresa </w:t>
+              <w:t xml:space="preserve">Poner a prueba el </w:t>
+            </w:r>
+            <w:r>
+              <w:rPr>
+                <w:rFonts w:ascii="Aptos Narrow" w:eastAsia="Times New Roman" w:hAnsi="Aptos Narrow" w:cs="Times New Roman"/>
+                <w:color w:val="000000"/>
+              </w:rPr>
+              <w:t>módulo</w:t>
+            </w:r>
+            <w:r>
+              <w:rPr>
+                <w:rFonts w:ascii="Aptos Narrow" w:eastAsia="Times New Roman" w:hAnsi="Aptos Narrow" w:cs="Times New Roman"/>
+                <w:color w:val="000000"/>
+              </w:rPr>
+              <w:t xml:space="preserve"> desarrollado </w:t>
+            </w:r>
+            <w:r>
+              <w:rPr>
+                <w:rFonts w:ascii="Aptos Narrow" w:eastAsia="Times New Roman" w:hAnsi="Aptos Narrow" w:cs="Times New Roman"/>
+                <w:color w:val="000000"/>
+              </w:rPr>
+              <w:t>a través</w:t>
+            </w:r>
+            <w:r>
+              <w:rPr>
+                <w:rFonts w:ascii="Aptos Narrow" w:eastAsia="Times New Roman" w:hAnsi="Aptos Narrow" w:cs="Times New Roman"/>
+                <w:color w:val="000000"/>
+              </w:rPr>
+              <w:t xml:space="preserve"> del plan de pruebas y rellenar la base de datos con los datos de la empresa </w:t>
             </w:r>
           </w:p>
         </w:tc>
@@ -12397,20 +14726,23 @@
             <w:r>
               <w:rPr>
                 <w:rFonts w:ascii="Aptos Narrow" w:eastAsia="Times New Roman" w:hAnsi="Aptos Narrow" w:cs="Times New Roman"/>
-              </w:rPr>
-              <w:t>Cristóbal Oyarzun</w:t>
-            </w:r>
-            <w:r>
-              <w:rPr>
-                <w:rFonts w:ascii="Aptos Narrow" w:eastAsia="Times New Roman" w:hAnsi="Aptos Narrow" w:cs="Times New Roman"/>
-              </w:rPr>
-              <w:t xml:space="preserve"> y </w:t>
-            </w:r>
-            <w:r>
-              <w:rPr>
-                <w:rFonts w:ascii="Aptos Narrow" w:eastAsia="Times New Roman" w:hAnsi="Aptos Narrow" w:cs="Times New Roman"/>
-              </w:rPr>
-              <w:t>Sebastián Cabrera</w:t>
+                <w:color w:val="000000"/>
+              </w:rPr>
+              <w:t xml:space="preserve">Cristóbal </w:t>
+            </w:r>
+            <w:r>
+              <w:rPr>
+                <w:rFonts w:ascii="Aptos Narrow" w:eastAsia="Times New Roman" w:hAnsi="Aptos Narrow" w:cs="Times New Roman"/>
+                <w:color w:val="000000"/>
+              </w:rPr>
+              <w:t>Oyarzun,</w:t>
+            </w:r>
+            <w:r>
+              <w:rPr>
+                <w:rFonts w:ascii="Aptos Narrow" w:eastAsia="Times New Roman" w:hAnsi="Aptos Narrow" w:cs="Times New Roman"/>
+                <w:color w:val="000000"/>
+              </w:rPr>
+              <w:t xml:space="preserve"> Sebastián Cabrera y Matias Rosales</w:t>
             </w:r>
           </w:p>
         </w:tc>
@@ -12440,7 +14772,21 @@
                 <w:rFonts w:ascii="Aptos Narrow" w:eastAsia="Times New Roman" w:hAnsi="Aptos Narrow" w:cs="Times New Roman"/>
                 <w:color w:val="000000"/>
               </w:rPr>
-              <w:t>La existencia del plan de pruebas establecerá objetivos claros facilitando el desarrollo</w:t>
+              <w:t xml:space="preserve">La existencia del plan de pruebas </w:t>
+            </w:r>
+            <w:r>
+              <w:rPr>
+                <w:rFonts w:ascii="Aptos Narrow" w:eastAsia="Times New Roman" w:hAnsi="Aptos Narrow" w:cs="Times New Roman"/>
+                <w:color w:val="000000"/>
+              </w:rPr>
+              <w:t>establecerá</w:t>
+            </w:r>
+            <w:r>
+              <w:rPr>
+                <w:rFonts w:ascii="Aptos Narrow" w:eastAsia="Times New Roman" w:hAnsi="Aptos Narrow" w:cs="Times New Roman"/>
+                <w:color w:val="000000"/>
+              </w:rPr>
+              <w:t xml:space="preserve"> objetivos claros facilitando el desarrollo</w:t>
             </w:r>
           </w:p>
         </w:tc>
@@ -12549,7 +14895,14 @@
                 <w:rFonts w:ascii="Aptos Narrow" w:eastAsia="Times New Roman" w:hAnsi="Aptos Narrow" w:cs="Times New Roman"/>
                 <w:color w:val="000000"/>
               </w:rPr>
-              <w:t>Entrega del mód</w:t>
+              <w:t xml:space="preserve">Entrega del </w:t>
+            </w:r>
+            <w:r>
+              <w:rPr>
+                <w:rFonts w:ascii="Aptos Narrow" w:eastAsia="Times New Roman" w:hAnsi="Aptos Narrow" w:cs="Times New Roman"/>
+                <w:color w:val="000000"/>
+              </w:rPr>
+              <w:t>mód</w:t>
             </w:r>
             <w:r>
               <w:rPr>
@@ -12563,15 +14916,45 @@
                 <w:rFonts w:ascii="Aptos Narrow" w:eastAsia="Times New Roman" w:hAnsi="Aptos Narrow" w:cs="Times New Roman"/>
                 <w:color w:val="000000"/>
               </w:rPr>
-              <w:t xml:space="preserve">funcional desarrollado a través de una página web/una aplicación </w:t>
-            </w:r>
-            <w:r>
-              <w:rPr>
-                <w:rFonts w:ascii="Aptos Narrow" w:eastAsia="Times New Roman" w:hAnsi="Aptos Narrow" w:cs="Times New Roman"/>
-                <w:color w:val="000000"/>
-              </w:rPr>
-              <w:t>móvil</w:t>
-            </w:r>
+              <w:t xml:space="preserve">funcional desarrollado </w:t>
+            </w:r>
+            <w:r>
+              <w:rPr>
+                <w:rFonts w:ascii="Aptos Narrow" w:eastAsia="Times New Roman" w:hAnsi="Aptos Narrow" w:cs="Times New Roman"/>
+                <w:color w:val="000000"/>
+              </w:rPr>
+              <w:t>a través</w:t>
+            </w:r>
+            <w:r>
+              <w:rPr>
+                <w:rFonts w:ascii="Aptos Narrow" w:eastAsia="Times New Roman" w:hAnsi="Aptos Narrow" w:cs="Times New Roman"/>
+                <w:color w:val="000000"/>
+              </w:rPr>
+              <w:t xml:space="preserve"> de una </w:t>
+            </w:r>
+            <w:r>
+              <w:rPr>
+                <w:rFonts w:ascii="Aptos Narrow" w:eastAsia="Times New Roman" w:hAnsi="Aptos Narrow" w:cs="Times New Roman"/>
+                <w:color w:val="000000"/>
+              </w:rPr>
+              <w:t>página</w:t>
+            </w:r>
+            <w:r>
+              <w:rPr>
+                <w:rFonts w:ascii="Aptos Narrow" w:eastAsia="Times New Roman" w:hAnsi="Aptos Narrow" w:cs="Times New Roman"/>
+                <w:color w:val="000000"/>
+              </w:rPr>
+              <w:t xml:space="preserve"> web/una aplicación </w:t>
+            </w:r>
+            <w:proofErr w:type="spellStart"/>
+            <w:r>
+              <w:rPr>
+                <w:rFonts w:ascii="Aptos Narrow" w:eastAsia="Times New Roman" w:hAnsi="Aptos Narrow" w:cs="Times New Roman"/>
+                <w:color w:val="000000"/>
+              </w:rPr>
+              <w:t>movil</w:t>
+            </w:r>
+            <w:proofErr w:type="spellEnd"/>
             <w:r>
               <w:rPr>
                 <w:rFonts w:ascii="Aptos Narrow" w:eastAsia="Times New Roman" w:hAnsi="Aptos Narrow" w:cs="Times New Roman"/>
@@ -12637,7 +15020,14 @@
                 <w:rFonts w:ascii="Aptos Narrow" w:eastAsia="Times New Roman" w:hAnsi="Aptos Narrow" w:cs="Times New Roman"/>
                 <w:color w:val="000000"/>
               </w:rPr>
-              <w:t>1 días</w:t>
+              <w:t xml:space="preserve">1 </w:t>
+            </w:r>
+            <w:r>
+              <w:rPr>
+                <w:rFonts w:ascii="Aptos Narrow" w:eastAsia="Times New Roman" w:hAnsi="Aptos Narrow" w:cs="Times New Roman"/>
+                <w:color w:val="000000"/>
+              </w:rPr>
+              <w:t>días</w:t>
             </w:r>
           </w:p>
         </w:tc>
@@ -12697,21 +15087,59 @@
                 <w:rFonts w:ascii="Aptos Narrow" w:eastAsia="Times New Roman" w:hAnsi="Aptos Narrow" w:cs="Times New Roman"/>
                 <w:color w:val="000000"/>
               </w:rPr>
-              <w:t xml:space="preserve">Si no ce cuenta con buena comunicación con el cliente podría </w:t>
-            </w:r>
-            <w:r>
-              <w:rPr>
-                <w:rFonts w:ascii="Aptos Narrow" w:eastAsia="Times New Roman" w:hAnsi="Aptos Narrow" w:cs="Times New Roman"/>
-                <w:color w:val="000000"/>
-              </w:rPr>
-              <w:t>retrasarse</w:t>
-            </w:r>
-            <w:r>
-              <w:rPr>
-                <w:rFonts w:ascii="Aptos Narrow" w:eastAsia="Times New Roman" w:hAnsi="Aptos Narrow" w:cs="Times New Roman"/>
-                <w:color w:val="000000"/>
-              </w:rPr>
-              <w:t xml:space="preserve"> la entrega del módulo para su revisión</w:t>
+              <w:t xml:space="preserve">Si no ce cuenta con buena comunicación con el cliente </w:t>
+            </w:r>
+            <w:r>
+              <w:rPr>
+                <w:rFonts w:ascii="Aptos Narrow" w:eastAsia="Times New Roman" w:hAnsi="Aptos Narrow" w:cs="Times New Roman"/>
+                <w:color w:val="000000"/>
+              </w:rPr>
+              <w:t>podría</w:t>
+            </w:r>
+            <w:r>
+              <w:rPr>
+                <w:rFonts w:ascii="Aptos Narrow" w:eastAsia="Times New Roman" w:hAnsi="Aptos Narrow" w:cs="Times New Roman"/>
+                <w:color w:val="000000"/>
+              </w:rPr>
+              <w:t xml:space="preserve"> </w:t>
+            </w:r>
+            <w:proofErr w:type="spellStart"/>
+            <w:r>
+              <w:rPr>
+                <w:rFonts w:ascii="Aptos Narrow" w:eastAsia="Times New Roman" w:hAnsi="Aptos Narrow" w:cs="Times New Roman"/>
+                <w:color w:val="000000"/>
+              </w:rPr>
+              <w:lastRenderedPageBreak/>
+              <w:t>retrasarce</w:t>
+            </w:r>
+            <w:proofErr w:type="spellEnd"/>
+            <w:r>
+              <w:rPr>
+                <w:rFonts w:ascii="Aptos Narrow" w:eastAsia="Times New Roman" w:hAnsi="Aptos Narrow" w:cs="Times New Roman"/>
+                <w:color w:val="000000"/>
+              </w:rPr>
+              <w:t xml:space="preserve"> la entrega del </w:t>
+            </w:r>
+            <w:r>
+              <w:rPr>
+                <w:rFonts w:ascii="Aptos Narrow" w:eastAsia="Times New Roman" w:hAnsi="Aptos Narrow" w:cs="Times New Roman"/>
+                <w:color w:val="000000"/>
+              </w:rPr>
+              <w:t>módulo</w:t>
+            </w:r>
+            <w:r>
+              <w:rPr>
+                <w:rFonts w:ascii="Aptos Narrow" w:eastAsia="Times New Roman" w:hAnsi="Aptos Narrow" w:cs="Times New Roman"/>
+                <w:color w:val="000000"/>
+              </w:rPr>
+              <w:t xml:space="preserve"> para su </w:t>
+            </w:r>
+            <w:r>
+              <w:rPr>
+                <w:rFonts w:ascii="Aptos Narrow" w:eastAsia="Times New Roman" w:hAnsi="Aptos Narrow" w:cs="Times New Roman"/>
+                <w:color w:val="000000"/>
+              </w:rPr>
+              <w:t>revisión</w:t>
             </w:r>
           </w:p>
         </w:tc>
@@ -12744,6 +15172,7 @@
               <w:rPr>
                 <w:rFonts w:ascii="Aptos Narrow" w:eastAsia="Times New Roman" w:hAnsi="Aptos Narrow" w:cs="Times New Roman"/>
               </w:rPr>
+              <w:lastRenderedPageBreak/>
               <w:t>Gestión de proyectos informáticos</w:t>
             </w:r>
           </w:p>
@@ -12772,8 +15201,16 @@
               <w:rPr>
                 <w:rFonts w:ascii="Aptos Narrow" w:eastAsia="Times New Roman" w:hAnsi="Aptos Narrow" w:cs="Times New Roman"/>
               </w:rPr>
-              <w:t>Sprint Review</w:t>
-            </w:r>
+              <w:t xml:space="preserve">Sprint </w:t>
+            </w:r>
+            <w:proofErr w:type="spellStart"/>
+            <w:r>
+              <w:rPr>
+                <w:rFonts w:ascii="Aptos Narrow" w:eastAsia="Times New Roman" w:hAnsi="Aptos Narrow" w:cs="Times New Roman"/>
+              </w:rPr>
+              <w:t>Review</w:t>
+            </w:r>
+            <w:proofErr w:type="spellEnd"/>
           </w:p>
         </w:tc>
         <w:tc>
@@ -12800,7 +15237,21 @@
               <w:rPr>
                 <w:rFonts w:ascii="Aptos Narrow" w:eastAsia="Times New Roman" w:hAnsi="Aptos Narrow" w:cs="Times New Roman"/>
               </w:rPr>
-              <w:t xml:space="preserve">Reunión con el producto owner y Scrum </w:t>
+              <w:t xml:space="preserve">Reunión con el producto </w:t>
+            </w:r>
+            <w:proofErr w:type="spellStart"/>
+            <w:r>
+              <w:rPr>
+                <w:rFonts w:ascii="Aptos Narrow" w:eastAsia="Times New Roman" w:hAnsi="Aptos Narrow" w:cs="Times New Roman"/>
+              </w:rPr>
+              <w:t>owner</w:t>
+            </w:r>
+            <w:proofErr w:type="spellEnd"/>
+            <w:r>
+              <w:rPr>
+                <w:rFonts w:ascii="Aptos Narrow" w:eastAsia="Times New Roman" w:hAnsi="Aptos Narrow" w:cs="Times New Roman"/>
+              </w:rPr>
+              <w:t xml:space="preserve"> y Scrum </w:t>
             </w:r>
             <w:proofErr w:type="gramStart"/>
             <w:r>
@@ -12870,7 +15321,19 @@
               <w:rPr>
                 <w:rFonts w:ascii="Aptos Narrow" w:eastAsia="Times New Roman" w:hAnsi="Aptos Narrow" w:cs="Times New Roman"/>
               </w:rPr>
-              <w:t xml:space="preserve">1 día </w:t>
+              <w:t xml:space="preserve">1 </w:t>
+            </w:r>
+            <w:r>
+              <w:rPr>
+                <w:rFonts w:ascii="Aptos Narrow" w:eastAsia="Times New Roman" w:hAnsi="Aptos Narrow" w:cs="Times New Roman"/>
+              </w:rPr>
+              <w:t>día</w:t>
+            </w:r>
+            <w:r>
+              <w:rPr>
+                <w:rFonts w:ascii="Aptos Narrow" w:eastAsia="Times New Roman" w:hAnsi="Aptos Narrow" w:cs="Times New Roman"/>
+              </w:rPr>
+              <w:t xml:space="preserve"> </w:t>
             </w:r>
           </w:p>
         </w:tc>
@@ -12926,7 +15389,19 @@
               <w:rPr>
                 <w:rFonts w:ascii="Aptos Narrow" w:eastAsia="Times New Roman" w:hAnsi="Aptos Narrow" w:cs="Times New Roman"/>
               </w:rPr>
-              <w:t>Reunión por Discord grabado deben estar todos los nombrados</w:t>
+              <w:t xml:space="preserve">Reunión por </w:t>
+            </w:r>
+            <w:r>
+              <w:rPr>
+                <w:rFonts w:ascii="Aptos Narrow" w:eastAsia="Times New Roman" w:hAnsi="Aptos Narrow" w:cs="Times New Roman"/>
+              </w:rPr>
+              <w:t>Discord</w:t>
+            </w:r>
+            <w:r>
+              <w:rPr>
+                <w:rFonts w:ascii="Aptos Narrow" w:eastAsia="Times New Roman" w:hAnsi="Aptos Narrow" w:cs="Times New Roman"/>
+              </w:rPr>
+              <w:t xml:space="preserve"> grabado deben estar todos los nombrados</w:t>
             </w:r>
           </w:p>
         </w:tc>
@@ -13029,7 +15504,21 @@
               <w:rPr>
                 <w:rFonts w:ascii="Aptos Narrow" w:eastAsia="Times New Roman" w:hAnsi="Aptos Narrow" w:cs="Times New Roman"/>
               </w:rPr>
-              <w:t xml:space="preserve"> y Equipo de desarrollo para corregir si es que al producto owner no le gusto el modulo</w:t>
+              <w:t xml:space="preserve"> y Equipo de desarrollo para corregir si es que al producto </w:t>
+            </w:r>
+            <w:proofErr w:type="spellStart"/>
+            <w:r>
+              <w:rPr>
+                <w:rFonts w:ascii="Aptos Narrow" w:eastAsia="Times New Roman" w:hAnsi="Aptos Narrow" w:cs="Times New Roman"/>
+              </w:rPr>
+              <w:t>owner</w:t>
+            </w:r>
+            <w:proofErr w:type="spellEnd"/>
+            <w:r>
+              <w:rPr>
+                <w:rFonts w:ascii="Aptos Narrow" w:eastAsia="Times New Roman" w:hAnsi="Aptos Narrow" w:cs="Times New Roman"/>
+              </w:rPr>
+              <w:t xml:space="preserve"> no le gusto el modulo</w:t>
             </w:r>
           </w:p>
         </w:tc>
@@ -13085,7 +15574,13 @@
               <w:rPr>
                 <w:rFonts w:ascii="Aptos Narrow" w:eastAsia="Times New Roman" w:hAnsi="Aptos Narrow" w:cs="Times New Roman"/>
               </w:rPr>
-              <w:t>1 día</w:t>
+              <w:t xml:space="preserve">1 </w:t>
+            </w:r>
+            <w:r>
+              <w:rPr>
+                <w:rFonts w:ascii="Aptos Narrow" w:eastAsia="Times New Roman" w:hAnsi="Aptos Narrow" w:cs="Times New Roman"/>
+              </w:rPr>
+              <w:t>día</w:t>
             </w:r>
           </w:p>
         </w:tc>
@@ -13113,7 +15608,53 @@
               <w:rPr>
                 <w:rFonts w:ascii="Aptos Narrow" w:eastAsia="Times New Roman" w:hAnsi="Aptos Narrow" w:cs="Times New Roman"/>
               </w:rPr>
-              <w:t>Cristóbal Oyarzun</w:t>
+              <w:t xml:space="preserve">Cristóbal </w:t>
+            </w:r>
+            <w:r>
+              <w:rPr>
+                <w:rFonts w:ascii="Aptos Narrow" w:eastAsia="Times New Roman" w:hAnsi="Aptos Narrow" w:cs="Times New Roman"/>
+              </w:rPr>
+              <w:t>Oyarzun,</w:t>
+            </w:r>
+            <w:r>
+              <w:rPr>
+                <w:rFonts w:ascii="Aptos Narrow" w:eastAsia="Times New Roman" w:hAnsi="Aptos Narrow" w:cs="Times New Roman"/>
+              </w:rPr>
+              <w:t xml:space="preserve"> Sebastián Cabrera y Matias Rosales</w:t>
+            </w:r>
+          </w:p>
+        </w:tc>
+        <w:tc>
+          <w:tcPr>
+            <w:tcW w:w="1260" w:type="dxa"/>
+            <w:tcBorders>
+              <w:top w:val="nil"/>
+              <w:left w:val="nil"/>
+              <w:bottom w:val="single" w:sz="4" w:space="0" w:color="auto"/>
+              <w:right w:val="single" w:sz="4" w:space="0" w:color="auto"/>
+            </w:tcBorders>
+            <w:shd w:val="clear" w:color="000000" w:fill="F2CEEF"/>
+            <w:hideMark/>
+          </w:tcPr>
+          <w:p>
+            <w:pPr>
+              <w:spacing w:after="0" w:line="240" w:lineRule="auto"/>
+              <w:jc w:val="center"/>
+              <w:rPr>
+                <w:rFonts w:ascii="Aptos Narrow" w:eastAsia="Times New Roman" w:hAnsi="Aptos Narrow" w:cs="Times New Roman"/>
+              </w:rPr>
+            </w:pPr>
+            <w:r>
+              <w:rPr>
+                <w:rFonts w:ascii="Aptos Narrow" w:eastAsia="Times New Roman" w:hAnsi="Aptos Narrow" w:cs="Times New Roman"/>
+              </w:rPr>
+              <w:t xml:space="preserve">Deben estar por lo menos el scrum </w:t>
+            </w:r>
+            <w:r>
+              <w:rPr>
+                <w:rFonts w:ascii="Aptos Narrow" w:eastAsia="Times New Roman" w:hAnsi="Aptos Narrow" w:cs="Times New Roman"/>
+              </w:rPr>
+              <w:t>máster</w:t>
             </w:r>
             <w:r>
               <w:rPr>
@@ -13125,35 +15666,13 @@
               <w:rPr>
                 <w:rFonts w:ascii="Aptos Narrow" w:eastAsia="Times New Roman" w:hAnsi="Aptos Narrow" w:cs="Times New Roman"/>
               </w:rPr>
-              <w:t>Sebastián Cabrera</w:t>
-            </w:r>
-          </w:p>
-        </w:tc>
-        <w:tc>
-          <w:tcPr>
-            <w:tcW w:w="1260" w:type="dxa"/>
-            <w:tcBorders>
-              <w:top w:val="nil"/>
-              <w:left w:val="nil"/>
-              <w:bottom w:val="single" w:sz="4" w:space="0" w:color="auto"/>
-              <w:right w:val="single" w:sz="4" w:space="0" w:color="auto"/>
-            </w:tcBorders>
-            <w:shd w:val="clear" w:color="000000" w:fill="F2CEEF"/>
-            <w:hideMark/>
-          </w:tcPr>
-          <w:p>
-            <w:pPr>
-              <w:spacing w:after="0" w:line="240" w:lineRule="auto"/>
-              <w:jc w:val="center"/>
-              <w:rPr>
-                <w:rFonts w:ascii="Aptos Narrow" w:eastAsia="Times New Roman" w:hAnsi="Aptos Narrow" w:cs="Times New Roman"/>
-              </w:rPr>
-            </w:pPr>
-            <w:r>
-              <w:rPr>
-                <w:rFonts w:ascii="Aptos Narrow" w:eastAsia="Times New Roman" w:hAnsi="Aptos Narrow" w:cs="Times New Roman"/>
-              </w:rPr>
-              <w:t>Deben estar por lo menos el scrum máster y otra persona del equipo de desarrollo</w:t>
+              <w:t>otra persona</w:t>
+            </w:r>
+            <w:r>
+              <w:rPr>
+                <w:rFonts w:ascii="Aptos Narrow" w:eastAsia="Times New Roman" w:hAnsi="Aptos Narrow" w:cs="Times New Roman"/>
+              </w:rPr>
+              <w:t xml:space="preserve"> del equipo de desarrollo</w:t>
             </w:r>
           </w:p>
         </w:tc>
@@ -13283,10 +15802,18 @@
           <w:noProof/>
         </w:rPr>
         <w:drawing>
-          <wp:inline distT="0" distB="0" distL="0" distR="0" wp14:anchorId="55FB6798" wp14:editId="0AB3B871">
-            <wp:extent cx="5391150" cy="6086475"/>
-            <wp:effectExtent l="0" t="0" r="0" b="9525"/>
-            <wp:docPr id="2121888436" name="Imagen 5"/>
+          <wp:anchor distT="0" distB="0" distL="114300" distR="114300" simplePos="0" relativeHeight="251659264" behindDoc="0" locked="0" layoutInCell="1" allowOverlap="1" wp14:anchorId="6FF31497" wp14:editId="015BCA15">
+            <wp:simplePos x="0" y="0"/>
+            <wp:positionH relativeFrom="margin">
+              <wp:posOffset>-489585</wp:posOffset>
+            </wp:positionH>
+            <wp:positionV relativeFrom="paragraph">
+              <wp:posOffset>259080</wp:posOffset>
+            </wp:positionV>
+            <wp:extent cx="6138252" cy="6868160"/>
+            <wp:effectExtent l="0" t="0" r="0" b="8890"/>
+            <wp:wrapNone/>
+            <wp:docPr id="488727220" name="Imagen 7"/>
             <wp:cNvGraphicFramePr>
               <a:graphicFrameLocks xmlns:a="http://schemas.openxmlformats.org/drawingml/2006/main" noChangeAspect="1"/>
             </wp:cNvGraphicFramePr>
@@ -13300,7 +15827,7 @@
                     </pic:cNvPicPr>
                   </pic:nvPicPr>
                   <pic:blipFill>
-                    <a:blip r:embed="rId9" cstate="print">
+                    <a:blip r:embed="rId8" cstate="print">
                       <a:extLst>
                         <a:ext uri="{28A0092B-C50C-407E-A947-70E740481C1C}">
                           <a14:useLocalDpi xmlns:a14="http://schemas.microsoft.com/office/drawing/2010/main" val="0"/>
@@ -13315,7 +15842,7 @@
                   <pic:spPr bwMode="auto">
                     <a:xfrm>
                       <a:off x="0" y="0"/>
-                      <a:ext cx="5391150" cy="6086475"/>
+                      <a:ext cx="6148118" cy="6879199"/>
                     </a:xfrm>
                     <a:prstGeom prst="rect">
                       <a:avLst/>
@@ -13328,13 +15855,19 @@
                 </pic:pic>
               </a:graphicData>
             </a:graphic>
-          </wp:inline>
+            <wp14:sizeRelH relativeFrom="margin">
+              <wp14:pctWidth>0</wp14:pctWidth>
+            </wp14:sizeRelH>
+            <wp14:sizeRelV relativeFrom="margin">
+              <wp14:pctHeight>0</wp14:pctHeight>
+            </wp14:sizeRelV>
+          </wp:anchor>
         </w:drawing>
       </w:r>
     </w:p>
     <w:p/>
     <w:sectPr>
-      <w:headerReference w:type="default" r:id="rId10"/>
+      <w:headerReference w:type="default" r:id="rId9"/>
       <w:pgSz w:w="11906" w:h="16838"/>
       <w:pgMar w:top="1417" w:right="1701" w:bottom="1417" w:left="1701" w:header="708" w:footer="708" w:gutter="0"/>
       <w:pgNumType w:start="1"/>
@@ -14320,7 +16853,6 @@
   <w:style w:type="character" w:default="1" w:styleId="Fuentedeprrafopredeter">
     <w:name w:val="Default Paragraph Font"/>
     <w:uiPriority w:val="1"/>
-    <w:semiHidden/>
     <w:unhideWhenUsed/>
   </w:style>
   <w:style w:type="table" w:default="1" w:styleId="Tablanormal">
@@ -15384,24 +17916,12 @@
 </file>
 
 <file path=customXml/item1.xml><?xml version="1.0" encoding="utf-8"?>
-<b:Sources xmlns:b="http://schemas.openxmlformats.org/officeDocument/2006/bibliography" xmlns="http://schemas.openxmlformats.org/officeDocument/2006/bibliography" SelectedStyle="\APASixthEditionOfficeOnline.xsl" StyleName="APA" Version="6"/>
-</file>
-
-<file path=customXml/item2.xml><?xml version="1.0" encoding="utf-8"?>
 <go:gDocsCustomXmlDataStorage xmlns:go="http://customooxmlschemas.google.com/" xmlns:r="http://schemas.openxmlformats.org/officeDocument/2006/relationships" uri="GoogleDocsCustomDataVersion2">
   <go:docsCustomData xmlns:go="http://customooxmlschemas.google.com/" roundtripDataSignature="AMtx7milIbG4QMKSUStA+gU8gryblqXONA==">CgMxLjA4AHIhMWZQSElhbWdsNmlWVnZ4elVSOVd3bHZuZHhtTDlRakxU</go:docsCustomData>
 </go:gDocsCustomXmlDataStorage>
 </file>
 
 <file path=customXml/itemProps1.xml><?xml version="1.0" encoding="utf-8"?>
-<ds:datastoreItem xmlns:ds="http://schemas.openxmlformats.org/officeDocument/2006/customXml" ds:itemID="{923B5468-88A6-4D9A-A444-A4F22387BE70}">
-  <ds:schemaRefs>
-    <ds:schemaRef ds:uri="http://schemas.openxmlformats.org/officeDocument/2006/bibliography"/>
-  </ds:schemaRefs>
-</ds:datastoreItem>
-</file>
-
-<file path=customXml/itemProps2.xml><?xml version="1.0" encoding="utf-8"?>
 <ds:datastoreItem xmlns:ds="http://schemas.openxmlformats.org/officeDocument/2006/customXml" ds:itemID="{11111111-1234-1234-1234-123412341234}">
   <ds:schemaRefs>
     <ds:schemaRef ds:uri="http://customooxmlschemas.google.com/"/>
